--- a/docx/ch06_privacy.docx
+++ b/docx/ch06_privacy.docx
@@ -7,7 +7,73 @@
         <w:pStyle w:val="Title"/>
       </w:pPr>
       <w:r>
-        <w:t xml:space="preserve">Chapter 6: Privacy in the Information Age | Computing &amp; AI Ethics</w:t>
+        <w:t xml:space="preserve">Chapter</w:t>
+      </w:r>
+      <w:r>
+        <w:t xml:space="preserve"> </w:t>
+      </w:r>
+      <w:r>
+        <w:t xml:space="preserve">6:</w:t>
+      </w:r>
+      <w:r>
+        <w:t xml:space="preserve"> </w:t>
+      </w:r>
+      <w:r>
+        <w:t xml:space="preserve">Privacy</w:t>
+      </w:r>
+      <w:r>
+        <w:t xml:space="preserve"> </w:t>
+      </w:r>
+      <w:r>
+        <w:t xml:space="preserve">in</w:t>
+      </w:r>
+      <w:r>
+        <w:t xml:space="preserve"> </w:t>
+      </w:r>
+      <w:r>
+        <w:t xml:space="preserve">the</w:t>
+      </w:r>
+      <w:r>
+        <w:t xml:space="preserve"> </w:t>
+      </w:r>
+      <w:r>
+        <w:t xml:space="preserve">Information</w:t>
+      </w:r>
+      <w:r>
+        <w:t xml:space="preserve"> </w:t>
+      </w:r>
+      <w:r>
+        <w:t xml:space="preserve">Age</w:t>
+      </w:r>
+      <w:r>
+        <w:t xml:space="preserve"> </w:t>
+      </w:r>
+      <w:r>
+        <w:t xml:space="preserve">|</w:t>
+      </w:r>
+      <w:r>
+        <w:t xml:space="preserve"> </w:t>
+      </w:r>
+      <w:r>
+        <w:t xml:space="preserve">Computing</w:t>
+      </w:r>
+      <w:r>
+        <w:t xml:space="preserve"> </w:t>
+      </w:r>
+      <w:r>
+        <w:t xml:space="preserve">&amp;</w:t>
+      </w:r>
+      <w:r>
+        <w:t xml:space="preserve"> </w:t>
+      </w:r>
+      <w:r>
+        <w:t xml:space="preserve">AI</w:t>
+      </w:r>
+      <w:r>
+        <w:t xml:space="preserve"> </w:t>
+      </w:r>
+      <w:r>
+        <w:t xml:space="preserve">Ethics</w:t>
       </w:r>
     </w:p>
     <w:p>
@@ -15,11 +81,49 @@
         <w:pStyle w:val="Author"/>
       </w:pPr>
       <w:r>
-        <w:t xml:space="preserve">Brendan Shea, PhD</w:t>
-      </w:r>
-    </w:p>
-    <w:bookmarkStart w:id="10" w:name="central-questions"/>
-    <w:bookmarkStart w:id="9" w:name="cq-heading"/>
+        <w:t xml:space="preserve">Brendan</w:t>
+      </w:r>
+      <w:r>
+        <w:t xml:space="preserve"> </w:t>
+      </w:r>
+      <w:r>
+        <w:t xml:space="preserve">Shea,</w:t>
+      </w:r>
+      <w:r>
+        <w:t xml:space="preserve"> </w:t>
+      </w:r>
+      <w:r>
+        <w:t xml:space="preserve">PhD</w:t>
+      </w:r>
+    </w:p>
+    <w:p>
+      <w:pPr>
+        <w:pStyle w:val="ChapterEyebrow"/>
+      </w:pPr>
+      <w:r>
+        <w:t xml:space="preserve">Chapter 6</w:t>
+      </w:r>
+    </w:p>
+    <w:bookmarkStart w:id="20" w:name="privacy-in-the-information-age"/>
+    <w:p>
+      <w:pPr>
+        <w:pStyle w:val="Heading1"/>
+      </w:pPr>
+      <w:r>
+        <w:t xml:space="preserve">Privacy in the Information Age</w:t>
+      </w:r>
+    </w:p>
+    <w:p>
+      <w:pPr>
+        <w:pStyle w:val="ChapterSubtitle"/>
+      </w:pPr>
+      <w:r>
+        <w:t xml:space="preserve">Surveillance, Data, and the Boundaries of the Self</w:t>
+      </w:r>
+    </w:p>
+    <w:bookmarkEnd w:id="20"/>
+    <w:bookmarkStart w:id="22" w:name="central-questions"/>
+    <w:bookmarkStart w:id="21" w:name="cq-heading"/>
     <w:p>
       <w:pPr>
         <w:pStyle w:val="Heading2"/>
@@ -30,11 +134,11 @@
     </w:p>
     <w:p>
       <w:pPr>
-        <w:pStyle w:val="Compact"/>
         <w:numPr>
           <w:ilvl w:val="0"/>
           <w:numId w:val="1001"/>
         </w:numPr>
+        <w:pStyle w:val="Compact"/>
       </w:pPr>
       <w:r>
         <w:t xml:space="preserve">What is privacy, and why does it matter — both instrumentally and intrinsically?</w:t>
@@ -42,11 +146,11 @@
     </w:p>
     <w:p>
       <w:pPr>
-        <w:pStyle w:val="Compact"/>
         <w:numPr>
           <w:ilvl w:val="0"/>
           <w:numId w:val="1001"/>
         </w:numPr>
+        <w:pStyle w:val="Compact"/>
       </w:pPr>
       <w:r>
         <w:t xml:space="preserve">Do we have a "right" to privacy? If so, where does it come from?</w:t>
@@ -54,11 +158,11 @@
     </w:p>
     <w:p>
       <w:pPr>
-        <w:pStyle w:val="Compact"/>
         <w:numPr>
           <w:ilvl w:val="0"/>
           <w:numId w:val="1001"/>
         </w:numPr>
+        <w:pStyle w:val="Compact"/>
       </w:pPr>
       <w:r>
         <w:t xml:space="preserve">How has information technology transformed privacy across history?</w:t>
@@ -66,11 +170,11 @@
     </w:p>
     <w:p>
       <w:pPr>
-        <w:pStyle w:val="Compact"/>
         <w:numPr>
           <w:ilvl w:val="0"/>
           <w:numId w:val="1001"/>
         </w:numPr>
+        <w:pStyle w:val="Compact"/>
       </w:pPr>
       <w:r>
         <w:t xml:space="preserve">When, if ever, is surveillance justified — and who should decide?</w:t>
@@ -78,20 +182,20 @@
     </w:p>
     <w:p>
       <w:pPr>
-        <w:pStyle w:val="Compact"/>
         <w:numPr>
           <w:ilvl w:val="0"/>
           <w:numId w:val="1001"/>
         </w:numPr>
+        <w:pStyle w:val="Compact"/>
       </w:pPr>
       <w:r>
         <w:t xml:space="preserve">Is privacy a universal human value, or is it culturally contingent?</w:t>
       </w:r>
     </w:p>
-    <w:bookmarkEnd w:id="9"/>
-    <w:bookmarkEnd w:id="10"/>
-    <w:bookmarkStart w:id="19" w:name="understanding-privacy"/>
-    <w:bookmarkStart w:id="18" w:name="s1-heading"/>
+    <w:bookmarkEnd w:id="21"/>
+    <w:bookmarkEnd w:id="22"/>
+    <w:bookmarkStart w:id="31" w:name="understanding-privacy"/>
+    <w:bookmarkStart w:id="30" w:name="s1-heading"/>
     <w:p>
       <w:pPr>
         <w:pStyle w:val="Heading2"/>
@@ -202,8 +306,8 @@
       </w:r>
       <w:r>
         <w:rPr>
+          <w:iCs/>
           <w:i/>
-          <w:iCs/>
         </w:rPr>
         <w:t xml:space="preserve">appropriate information flows</w:t>
       </w:r>
@@ -222,6 +326,12 @@
       <w:r>
         <w:t xml:space="preserve">messages shared with strangers, or your location data sold to advertisers.</w:t>
       </w:r>
+      <w:r>
+        <w:t xml:space="preserve"> </w:t>
+      </w:r>
+      <w:r>
+        <w:t xml:space="preserve">(Nissenbaum, 2010)</w:t>
+      </w:r>
     </w:p>
     <w:p>
       <w:pPr>
@@ -259,8 +369,8 @@
       </w:r>
       <w:r>
         <w:rPr>
+          <w:iCs/>
           <w:i/>
-          <w:iCs/>
         </w:rPr>
         <w:t xml:space="preserve">norm</w:t>
       </w:r>
@@ -277,7 +387,7 @@
         <w:t xml:space="preserve">whether information flows respect or violate that norm.</w:t>
       </w:r>
     </w:p>
-    <w:bookmarkStart w:id="11" w:name="types-of-privacy"/>
+    <w:bookmarkStart w:id="23" w:name="types-of-privacy"/>
     <w:p>
       <w:pPr>
         <w:pStyle w:val="Heading3"/>
@@ -313,6 +423,7 @@
         <w:tblStyle w:val="Table"/>
         <w:tblW w:type="auto" w:w="0"/>
         <w:tblLook w:firstRow="1" w:lastRow="0" w:firstColumn="0" w:lastColumn="0" w:noHBand="0" w:noVBand="0" w:val="0020"/>
+        <w:jc w:val="start"/>
         <w:tblCaption w:val="Table 6.1 — A Taxonomy of Privacy Types"/>
       </w:tblPr>
       <w:tblGrid>
@@ -322,13 +433,14 @@
       </w:tblGrid>
       <w:tr>
         <w:trPr>
-          <w:tblHeader w:val="on"/>
+          <w:tblHeader w:val="true"/>
         </w:trPr>
         <w:tc>
           <w:tcPr/>
           <w:p>
             <w:pPr>
               <w:pStyle w:val="Compact"/>
+              <w:jc w:val="left"/>
             </w:pPr>
             <w:r>
               <w:t xml:space="preserve">Type</w:t>
@@ -340,6 +452,7 @@
           <w:p>
             <w:pPr>
               <w:pStyle w:val="Compact"/>
+              <w:jc w:val="left"/>
             </w:pPr>
             <w:r>
               <w:t xml:space="preserve">What It Protects</w:t>
@@ -351,6 +464,7 @@
           <w:p>
             <w:pPr>
               <w:pStyle w:val="Compact"/>
+              <w:jc w:val="left"/>
             </w:pPr>
             <w:r>
               <w:t xml:space="preserve">Example Violation</w:t>
@@ -364,11 +478,12 @@
           <w:p>
             <w:pPr>
               <w:pStyle w:val="Compact"/>
+              <w:jc w:val="left"/>
             </w:pPr>
             <w:r>
               <w:rPr>
+                <w:bCs/>
                 <w:b/>
-                <w:bCs/>
               </w:rPr>
               <w:t xml:space="preserve">Informational</w:t>
             </w:r>
@@ -379,6 +494,7 @@
           <w:p>
             <w:pPr>
               <w:pStyle w:val="Compact"/>
+              <w:jc w:val="left"/>
             </w:pPr>
             <w:r>
               <w:t xml:space="preserve">Control over personal data</w:t>
@@ -390,6 +506,7 @@
           <w:p>
             <w:pPr>
               <w:pStyle w:val="Compact"/>
+              <w:jc w:val="left"/>
             </w:pPr>
             <w:r>
               <w:t xml:space="preserve">A data breach exposing medical records</w:t>
@@ -403,11 +520,12 @@
           <w:p>
             <w:pPr>
               <w:pStyle w:val="Compact"/>
+              <w:jc w:val="left"/>
             </w:pPr>
             <w:r>
               <w:rPr>
+                <w:bCs/>
                 <w:b/>
-                <w:bCs/>
               </w:rPr>
               <w:t xml:space="preserve">Physical/Spatial</w:t>
             </w:r>
@@ -418,6 +536,7 @@
           <w:p>
             <w:pPr>
               <w:pStyle w:val="Compact"/>
+              <w:jc w:val="left"/>
             </w:pPr>
             <w:r>
               <w:t xml:space="preserve">Freedom from bodily intrusion or location tracking</w:t>
@@ -429,6 +548,7 @@
           <w:p>
             <w:pPr>
               <w:pStyle w:val="Compact"/>
+              <w:jc w:val="left"/>
             </w:pPr>
             <w:r>
               <w:t xml:space="preserve">A warrantless search of your home</w:t>
@@ -442,11 +562,12 @@
           <w:p>
             <w:pPr>
               <w:pStyle w:val="Compact"/>
+              <w:jc w:val="left"/>
             </w:pPr>
             <w:r>
               <w:rPr>
+                <w:bCs/>
                 <w:b/>
-                <w:bCs/>
               </w:rPr>
               <w:t xml:space="preserve">Decisional</w:t>
             </w:r>
@@ -457,6 +578,7 @@
           <w:p>
             <w:pPr>
               <w:pStyle w:val="Compact"/>
+              <w:jc w:val="left"/>
             </w:pPr>
             <w:r>
               <w:t xml:space="preserve">Autonomy over personal choices</w:t>
@@ -468,6 +590,7 @@
           <w:p>
             <w:pPr>
               <w:pStyle w:val="Compact"/>
+              <w:jc w:val="left"/>
             </w:pPr>
             <w:r>
               <w:t xml:space="preserve">Government mandating reproductive decisions</w:t>
@@ -481,11 +604,12 @@
           <w:p>
             <w:pPr>
               <w:pStyle w:val="Compact"/>
+              <w:jc w:val="left"/>
             </w:pPr>
             <w:r>
               <w:rPr>
+                <w:bCs/>
                 <w:b/>
-                <w:bCs/>
               </w:rPr>
               <w:t xml:space="preserve">Communications</w:t>
             </w:r>
@@ -496,6 +620,7 @@
           <w:p>
             <w:pPr>
               <w:pStyle w:val="Compact"/>
+              <w:jc w:val="left"/>
             </w:pPr>
             <w:r>
               <w:t xml:space="preserve">Private correspondence</w:t>
@@ -507,6 +632,7 @@
           <w:p>
             <w:pPr>
               <w:pStyle w:val="Compact"/>
+              <w:jc w:val="left"/>
             </w:pPr>
             <w:r>
               <w:t xml:space="preserve">Wiretapping phone calls or reading email</w:t>
@@ -520,11 +646,12 @@
           <w:p>
             <w:pPr>
               <w:pStyle w:val="Compact"/>
+              <w:jc w:val="left"/>
             </w:pPr>
             <w:r>
               <w:rPr>
+                <w:bCs/>
                 <w:b/>
-                <w:bCs/>
               </w:rPr>
               <w:t xml:space="preserve">Associational</w:t>
             </w:r>
@@ -535,6 +662,7 @@
           <w:p>
             <w:pPr>
               <w:pStyle w:val="Compact"/>
+              <w:jc w:val="left"/>
             </w:pPr>
             <w:r>
               <w:t xml:space="preserve">Freedom to associate privately</w:t>
@@ -546,6 +674,7 @@
           <w:p>
             <w:pPr>
               <w:pStyle w:val="Compact"/>
+              <w:jc w:val="left"/>
             </w:pPr>
             <w:r>
               <w:t xml:space="preserve">Compelled disclosure of group membership</w:t>
@@ -559,11 +688,12 @@
           <w:p>
             <w:pPr>
               <w:pStyle w:val="Compact"/>
+              <w:jc w:val="left"/>
             </w:pPr>
             <w:r>
               <w:rPr>
+                <w:bCs/>
                 <w:b/>
-                <w:bCs/>
               </w:rPr>
               <w:t xml:space="preserve">Intellectual</w:t>
             </w:r>
@@ -574,6 +704,7 @@
           <w:p>
             <w:pPr>
               <w:pStyle w:val="Compact"/>
+              <w:jc w:val="left"/>
             </w:pPr>
             <w:r>
               <w:t xml:space="preserve">Private thoughts and beliefs</w:t>
@@ -585,6 +716,7 @@
           <w:p>
             <w:pPr>
               <w:pStyle w:val="Compact"/>
+              <w:jc w:val="left"/>
             </w:pPr>
             <w:r>
               <w:t xml:space="preserve">Compelled speech or thought monitoring</w:t>
@@ -619,8 +751,8 @@
         <w:t xml:space="preserve">records from hackers is a different tool from a constitutional rule requiring warrants for home searches.</w:t>
       </w:r>
     </w:p>
-    <w:bookmarkEnd w:id="11"/>
-    <w:bookmarkStart w:id="12" w:name="X9d2e063ce95fd0920296331fac29fde31cb83a5"/>
+    <w:bookmarkEnd w:id="23"/>
+    <w:bookmarkStart w:id="24" w:name="X9d2e063ce95fd0920296331fac29fde31cb83a5"/>
     <w:p>
       <w:pPr>
         <w:pStyle w:val="Heading3"/>
@@ -641,8 +773,8 @@
       </w:r>
       <w:r>
         <w:rPr>
+          <w:iCs/>
           <w:i/>
-          <w:iCs/>
         </w:rPr>
         <w:t xml:space="preserve">instrumental</w:t>
       </w:r>
@@ -685,8 +817,8 @@
       </w:r>
       <w:r>
         <w:rPr>
+          <w:bCs/>
           <w:b/>
-          <w:bCs/>
         </w:rPr>
         <w:t xml:space="preserve">autonomy</w:t>
       </w:r>
@@ -707,8 +839,8 @@
       </w:r>
       <w:r>
         <w:rPr>
+          <w:bCs/>
           <w:b/>
-          <w:bCs/>
         </w:rPr>
         <w:t xml:space="preserve">intimacy</w:t>
       </w:r>
@@ -726,8 +858,8 @@
       </w:r>
       <w:r>
         <w:rPr>
+          <w:bCs/>
           <w:b/>
-          <w:bCs/>
         </w:rPr>
         <w:t xml:space="preserve">Democratic</w:t>
       </w:r>
@@ -754,8 +886,8 @@
       </w:r>
       <w:r>
         <w:rPr>
+          <w:bCs/>
           <w:b/>
-          <w:bCs/>
         </w:rPr>
         <w:t xml:space="preserve">security</w:t>
       </w:r>
@@ -770,8 +902,8 @@
       </w:r>
       <w:r>
         <w:rPr>
+          <w:bCs/>
           <w:b/>
-          <w:bCs/>
         </w:rPr>
         <w:t xml:space="preserve">power balance</w:t>
       </w:r>
@@ -793,13 +925,13 @@
         <w:pStyle w:val="BlockQuote"/>
       </w:pPr>
       <w:r>
-        <w:t xml:space="preserve">"Arguing that you don't care about privacy because you have nothing to hide is like arguing you</w:t>
-      </w:r>
-      <w:r>
-        <w:t xml:space="preserve"> </w:t>
-      </w:r>
-      <w:r>
-        <w:t xml:space="preserve">don't care about free speech because you have nothing to say."</w:t>
+        <w:t xml:space="preserve">Arguing that you don't care about privacy because you have nothing to hide is like arguing you</w:t>
+      </w:r>
+      <w:r>
+        <w:t xml:space="preserve"> </w:t>
+      </w:r>
+      <w:r>
+        <w:t xml:space="preserve">don't care about free speech because you have nothing to say.</w:t>
       </w:r>
     </w:p>
     <w:p>
@@ -807,7 +939,7 @@
         <w:pStyle w:val="BlockQuote"/>
       </w:pPr>
       <w:r>
-        <w:t xml:space="preserve">— Edward Snowden</w:t>
+        <w:t xml:space="preserve">Edward Snowden, Reddit "Ask Me Anything" (2015)</w:t>
       </w:r>
     </w:p>
     <w:p>
@@ -828,8 +960,8 @@
       </w:r>
       <w:r>
         <w:rPr>
+          <w:iCs/>
           <w:i/>
-          <w:iCs/>
         </w:rPr>
         <w:t xml:space="preserve">categories</w:t>
       </w:r>
@@ -857,9 +989,39 @@
       <w:r>
         <w:t xml:space="preserve">lies partly in protecting possibilities — including possibilities that may never be exercised.</w:t>
       </w:r>
-    </w:p>
-    <w:bookmarkEnd w:id="12"/>
-    <w:bookmarkStart w:id="14" w:name="why-privacy-matters-intrinsic-arguments"/>
+      <w:r>
+        <w:t xml:space="preserve"> </w:t>
+      </w:r>
+      <w:r>
+        <w:t xml:space="preserve">Two further problems are worth holding onto: everyone has legal matters that are simply nobody</w:t>
+      </w:r>
+      <w:r>
+        <w:t xml:space="preserve"> </w:t>
+      </w:r>
+      <w:r>
+        <w:t xml:space="preserve">else's business, so "nothing to hide" quietly equates privacy with guilt; and individually harmless</w:t>
+      </w:r>
+      <w:r>
+        <w:t xml:space="preserve"> </w:t>
+      </w:r>
+      <w:r>
+        <w:t xml:space="preserve">facts can be aggregated into a revealing profile. Because this is the most common defense of</w:t>
+      </w:r>
+      <w:r>
+        <w:t xml:space="preserve"> </w:t>
+      </w:r>
+      <w:r>
+        <w:t xml:space="preserve">surveillance in ordinary conversation, we set it out in standard form and examine each premise</w:t>
+      </w:r>
+      <w:r>
+        <w:t xml:space="preserve"> </w:t>
+      </w:r>
+      <w:r>
+        <w:t xml:space="preserve">in Part IV, once the surveillance cases are on the table.</w:t>
+      </w:r>
+    </w:p>
+    <w:bookmarkEnd w:id="24"/>
+    <w:bookmarkStart w:id="26" w:name="why-privacy-matters-intrinsic-arguments"/>
     <w:p>
       <w:pPr>
         <w:pStyle w:val="Heading3"/>
@@ -928,7 +1090,7 @@
         <w:t xml:space="preserve">Key Thinker</w:t>
       </w:r>
     </w:p>
-    <w:bookmarkStart w:id="13" w:name="james-rachels-19412003"/>
+    <w:bookmarkStart w:id="25" w:name="james-rachels-19412003"/>
     <w:p>
       <w:pPr>
         <w:pStyle w:val="Heading3"/>
@@ -943,7 +1105,7 @@
         <w:t xml:space="preserve">(1941–2003)</w:t>
       </w:r>
     </w:p>
-    <w:bookmarkEnd w:id="13"/>
+    <w:bookmarkEnd w:id="25"/>
     <w:p>
       <w:pPr>
         <w:pStyle w:val="KeyThinker"/>
@@ -988,8 +1150,8 @@
       </w:r>
       <w:r>
         <w:rPr>
+          <w:iCs/>
           <w:i/>
-          <w:iCs/>
         </w:rPr>
         <w:t xml:space="preserve">different relationships</w:t>
       </w:r>
@@ -1056,8 +1218,8 @@
         <w:t xml:space="preserve">social norms that make diverse, meaningful relationships possible.</w:t>
       </w:r>
     </w:p>
-    <w:bookmarkEnd w:id="14"/>
-    <w:bookmarkStart w:id="15" w:name="legal-foundations-of-privacy"/>
+    <w:bookmarkEnd w:id="26"/>
+    <w:bookmarkStart w:id="27" w:name="legal-foundations-of-privacy"/>
     <w:p>
       <w:pPr>
         <w:pStyle w:val="Heading3"/>
@@ -1098,8 +1260,8 @@
       </w:r>
       <w:r>
         <w:rPr>
+          <w:iCs/>
           <w:i/>
-          <w:iCs/>
         </w:rPr>
         <w:t xml:space="preserve">sectoral</w:t>
       </w:r>
@@ -1123,8 +1285,8 @@
       </w:r>
       <w:r>
         <w:rPr>
+          <w:iCs/>
           <w:i/>
-          <w:iCs/>
         </w:rPr>
         <w:t xml:space="preserve">Griswold v. Connecticut</w:t>
       </w:r>
@@ -1145,8 +1307,8 @@
       </w:r>
       <w:r>
         <w:rPr>
+          <w:iCs/>
           <w:i/>
-          <w:iCs/>
         </w:rPr>
         <w:t xml:space="preserve">Katz v. United States</w:t>
       </w:r>
@@ -1179,8 +1341,8 @@
       </w:r>
       <w:r>
         <w:rPr>
+          <w:bCs/>
           <w:b/>
-          <w:bCs/>
         </w:rPr>
         <w:t xml:space="preserve">no comprehensive federal privacy law</w:t>
       </w:r>
@@ -1210,6 +1372,7 @@
         <w:tblStyle w:val="Table"/>
         <w:tblW w:type="auto" w:w="0"/>
         <w:tblLook w:firstRow="1" w:lastRow="0" w:firstColumn="0" w:lastColumn="0" w:noHBand="0" w:noVBand="0" w:val="0020"/>
+        <w:jc w:val="start"/>
         <w:tblCaption w:val="Table 6.2 — International Privacy Frameworks Compared"/>
       </w:tblPr>
       <w:tblGrid>
@@ -1220,13 +1383,14 @@
       </w:tblGrid>
       <w:tr>
         <w:trPr>
-          <w:tblHeader w:val="on"/>
+          <w:tblHeader w:val="true"/>
         </w:trPr>
         <w:tc>
           <w:tcPr/>
           <w:p>
             <w:pPr>
               <w:pStyle w:val="Compact"/>
+              <w:jc w:val="left"/>
             </w:pPr>
             <w:r>
               <w:t xml:space="preserve">Jurisdiction</w:t>
@@ -1238,6 +1402,7 @@
           <w:p>
             <w:pPr>
               <w:pStyle w:val="Compact"/>
+              <w:jc w:val="left"/>
             </w:pPr>
             <w:r>
               <w:t xml:space="preserve">Approach</w:t>
@@ -1249,6 +1414,7 @@
           <w:p>
             <w:pPr>
               <w:pStyle w:val="Compact"/>
+              <w:jc w:val="left"/>
             </w:pPr>
             <w:r>
               <w:t xml:space="preserve">Key Law</w:t>
@@ -1260,6 +1426,7 @@
           <w:p>
             <w:pPr>
               <w:pStyle w:val="Compact"/>
+              <w:jc w:val="left"/>
             </w:pPr>
             <w:r>
               <w:t xml:space="preserve">Maximum Penalty</w:t>
@@ -1273,11 +1440,12 @@
           <w:p>
             <w:pPr>
               <w:pStyle w:val="Compact"/>
+              <w:jc w:val="left"/>
             </w:pPr>
             <w:r>
               <w:rPr>
+                <w:bCs/>
                 <w:b/>
-                <w:bCs/>
               </w:rPr>
               <w:t xml:space="preserve">European Union</w:t>
             </w:r>
@@ -1288,6 +1456,7 @@
           <w:p>
             <w:pPr>
               <w:pStyle w:val="Compact"/>
+              <w:jc w:val="left"/>
             </w:pPr>
             <w:r>
               <w:t xml:space="preserve">Comprehensive fundamental right</w:t>
@@ -1299,6 +1468,7 @@
           <w:p>
             <w:pPr>
               <w:pStyle w:val="Compact"/>
+              <w:jc w:val="left"/>
             </w:pPr>
             <w:r>
               <w:t xml:space="preserve">GDPR (2018)</w:t>
@@ -1310,6 +1480,7 @@
           <w:p>
             <w:pPr>
               <w:pStyle w:val="Compact"/>
+              <w:jc w:val="left"/>
             </w:pPr>
             <w:r>
               <w:t xml:space="preserve">4% of global annual revenue</w:t>
@@ -1323,11 +1494,12 @@
           <w:p>
             <w:pPr>
               <w:pStyle w:val="Compact"/>
+              <w:jc w:val="left"/>
             </w:pPr>
             <w:r>
               <w:rPr>
+                <w:bCs/>
                 <w:b/>
-                <w:bCs/>
               </w:rPr>
               <w:t xml:space="preserve">United States</w:t>
             </w:r>
@@ -1338,6 +1510,7 @@
           <w:p>
             <w:pPr>
               <w:pStyle w:val="Compact"/>
+              <w:jc w:val="left"/>
             </w:pPr>
             <w:r>
               <w:t xml:space="preserve">Sectoral, patchwork</w:t>
@@ -1349,6 +1522,7 @@
           <w:p>
             <w:pPr>
               <w:pStyle w:val="Compact"/>
+              <w:jc w:val="left"/>
             </w:pPr>
             <w:r>
               <w:t xml:space="preserve">HIPAA, FERPA, COPPA, etc.</w:t>
@@ -1360,6 +1534,7 @@
           <w:p>
             <w:pPr>
               <w:pStyle w:val="Compact"/>
+              <w:jc w:val="left"/>
             </w:pPr>
             <w:r>
               <w:t xml:space="preserve">Varies by sector</w:t>
@@ -1373,11 +1548,12 @@
           <w:p>
             <w:pPr>
               <w:pStyle w:val="Compact"/>
+              <w:jc w:val="left"/>
             </w:pPr>
             <w:r>
               <w:rPr>
+                <w:bCs/>
                 <w:b/>
-                <w:bCs/>
               </w:rPr>
               <w:t xml:space="preserve">China</w:t>
             </w:r>
@@ -1388,6 +1564,7 @@
           <w:p>
             <w:pPr>
               <w:pStyle w:val="Compact"/>
+              <w:jc w:val="left"/>
             </w:pPr>
             <w:r>
               <w:t xml:space="preserve">State control priority</w:t>
@@ -1399,6 +1576,7 @@
           <w:p>
             <w:pPr>
               <w:pStyle w:val="Compact"/>
+              <w:jc w:val="left"/>
             </w:pPr>
             <w:r>
               <w:t xml:space="preserve">PIPL (2021)</w:t>
@@ -1410,6 +1588,7 @@
           <w:p>
             <w:pPr>
               <w:pStyle w:val="Compact"/>
+              <w:jc w:val="left"/>
             </w:pPr>
             <w:r>
               <w:t xml:space="preserve">5% of annual revenue</w:t>
@@ -1423,11 +1602,12 @@
           <w:p>
             <w:pPr>
               <w:pStyle w:val="Compact"/>
+              <w:jc w:val="left"/>
             </w:pPr>
             <w:r>
               <w:rPr>
+                <w:bCs/>
                 <w:b/>
-                <w:bCs/>
               </w:rPr>
               <w:t xml:space="preserve">California (USA)</w:t>
             </w:r>
@@ -1438,6 +1618,7 @@
           <w:p>
             <w:pPr>
               <w:pStyle w:val="Compact"/>
+              <w:jc w:val="left"/>
             </w:pPr>
             <w:r>
               <w:t xml:space="preserve">Consumer rights model</w:t>
@@ -1449,6 +1630,7 @@
           <w:p>
             <w:pPr>
               <w:pStyle w:val="Compact"/>
+              <w:jc w:val="left"/>
             </w:pPr>
             <w:r>
               <w:t xml:space="preserve">CCPA/CPRA</w:t>
@@ -1460,6 +1642,7 @@
           <w:p>
             <w:pPr>
               <w:pStyle w:val="Compact"/>
+              <w:jc w:val="left"/>
             </w:pPr>
             <w:r>
               <w:t xml:space="preserve">$7,500 per intentional violation</w:t>
@@ -1512,8 +1695,8 @@
         <w:t xml:space="preserve">law's teeth and the scale of the violations it is designed to deter.</w:t>
       </w:r>
     </w:p>
-    <w:bookmarkEnd w:id="15"/>
-    <w:bookmarkStart w:id="16" w:name="philosophical-theories-of-privacy-rights"/>
+    <w:bookmarkEnd w:id="27"/>
+    <w:bookmarkStart w:id="28" w:name="philosophical-theories-of-privacy-rights"/>
     <w:p>
       <w:pPr>
         <w:pStyle w:val="Heading3"/>
@@ -1554,11 +1737,11 @@
     </w:p>
     <w:p>
       <w:pPr>
-        <w:pStyle w:val="Compact"/>
         <w:numPr>
           <w:ilvl w:val="0"/>
           <w:numId w:val="1002"/>
         </w:numPr>
+        <w:pStyle w:val="Compact"/>
       </w:pPr>
       <w:r>
         <w:t xml:space="preserve">Every privacy violation can be redescribed as a violation of property rights (entering your home without permission) or bodily rights (touching you without consent).</w:t>
@@ -1566,11 +1749,11 @@
     </w:p>
     <w:p>
       <w:pPr>
-        <w:pStyle w:val="Compact"/>
         <w:numPr>
           <w:ilvl w:val="0"/>
           <w:numId w:val="1002"/>
         </w:numPr>
+        <w:pStyle w:val="Compact"/>
       </w:pPr>
       <w:r>
         <w:t xml:space="preserve">If privacy violations are always also violations of these other rights, then "privacy" as a distinct right adds nothing new to our moral framework.</w:t>
@@ -1578,11 +1761,11 @@
     </w:p>
     <w:p>
       <w:pPr>
-        <w:pStyle w:val="Compact"/>
         <w:numPr>
           <w:ilvl w:val="0"/>
           <w:numId w:val="1002"/>
         </w:numPr>
+        <w:pStyle w:val="Compact"/>
       </w:pPr>
       <w:r>
         <w:t xml:space="preserve">Simpler frameworks should be preferred over more complex ones (Occam's Razor).</w:t>
@@ -1672,8 +1855,8 @@
       </w:r>
       <w:r>
         <w:rPr>
+          <w:iCs/>
           <w:i/>
-          <w:iCs/>
         </w:rPr>
         <w:t xml:space="preserve">inefficient</w:t>
       </w:r>
@@ -1724,8 +1907,8 @@
       </w:r>
       <w:r>
         <w:rPr>
+          <w:iCs/>
           <w:i/>
-          <w:iCs/>
         </w:rPr>
         <w:t xml:space="preserve">correct</w:t>
       </w:r>
@@ -1748,8 +1931,8 @@
         <w:t xml:space="preserve">irrelevant personal characteristics.</w:t>
       </w:r>
     </w:p>
-    <w:bookmarkEnd w:id="16"/>
-    <w:bookmarkStart w:id="17" w:name="the-privacy-paradox"/>
+    <w:bookmarkEnd w:id="28"/>
+    <w:bookmarkStart w:id="29" w:name="the-privacy-paradox"/>
     <w:p>
       <w:pPr>
         <w:pStyle w:val="Heading3"/>
@@ -1770,22 +1953,22 @@
       </w:r>
       <w:r>
         <w:rPr>
+          <w:iCs/>
           <w:i/>
-          <w:iCs/>
         </w:rPr>
         <w:t xml:space="preserve">privacy</w:t>
       </w:r>
       <w:r>
         <w:rPr>
+          <w:iCs/>
           <w:i/>
+        </w:rPr>
+        <w:t xml:space="preserve"> </w:t>
+      </w:r>
+      <w:r>
+        <w:rPr>
           <w:iCs/>
-        </w:rPr>
-        <w:t xml:space="preserve"> </w:t>
-      </w:r>
-      <w:r>
-        <w:rPr>
           <w:i/>
-          <w:iCs/>
         </w:rPr>
         <w:t xml:space="preserve">paradox</w:t>
       </w:r>
@@ -1825,8 +2008,8 @@
       </w:r>
       <w:r>
         <w:rPr>
+          <w:iCs/>
           <w:i/>
-          <w:iCs/>
         </w:rPr>
         <w:t xml:space="preserve">stated</w:t>
       </w:r>
@@ -1847,8 +2030,8 @@
       </w:r>
       <w:r>
         <w:rPr>
+          <w:iCs/>
           <w:i/>
-          <w:iCs/>
         </w:rPr>
         <w:t xml:space="preserve">actual</w:t>
       </w:r>
@@ -1883,8 +2066,8 @@
       </w:r>
       <w:r>
         <w:rPr>
+          <w:bCs/>
           <w:b/>
-          <w:bCs/>
         </w:rPr>
         <w:t xml:space="preserve">Bounded rationality</w:t>
       </w:r>
@@ -1908,22 +2091,22 @@
       </w:r>
       <w:r>
         <w:rPr>
+          <w:bCs/>
           <w:b/>
-          <w:bCs/>
         </w:rPr>
         <w:t xml:space="preserve">Temporal</w:t>
       </w:r>
       <w:r>
         <w:rPr>
+          <w:bCs/>
           <w:b/>
+        </w:rPr>
+        <w:t xml:space="preserve"> </w:t>
+      </w:r>
+      <w:r>
+        <w:rPr>
           <w:bCs/>
-        </w:rPr>
-        <w:t xml:space="preserve"> </w:t>
-      </w:r>
-      <w:r>
-        <w:rPr>
           <w:b/>
-          <w:bCs/>
         </w:rPr>
         <w:t xml:space="preserve">discounting</w:t>
       </w:r>
@@ -1941,8 +2124,8 @@
       </w:r>
       <w:r>
         <w:rPr>
+          <w:bCs/>
           <w:b/>
-          <w:bCs/>
         </w:rPr>
         <w:t xml:space="preserve">Resignation</w:t>
       </w:r>
@@ -1985,61 +2168,91 @@
         <w:pStyle w:val="BodyText"/>
       </w:pPr>
       <w:r>
-        <w:t xml:space="preserve">Research has documented just how small a reward is enough to overcome stated privacy</w:t>
-      </w:r>
-      <w:r>
-        <w:t xml:space="preserve"> </w:t>
-      </w:r>
-      <w:r>
-        <w:t xml:space="preserve">preferences. For example, a Carnegie Mellon study found that users would share their</w:t>
-      </w:r>
-      <w:r>
-        <w:t xml:space="preserve"> </w:t>
-      </w:r>
-      <w:r>
-        <w:t xml:space="preserve">purchase history with a website in exchange for discounts as small as a few cents on</w:t>
-      </w:r>
-      <w:r>
-        <w:t xml:space="preserve"> </w:t>
-      </w:r>
-      <w:r>
-        <w:t xml:space="preserve">a $15 product — a trade most said in principle they would never make. Loyalty programs</w:t>
-      </w:r>
-      <w:r>
-        <w:t xml:space="preserve"> </w:t>
-      </w:r>
-      <w:r>
-        <w:t xml:space="preserve">at grocery stores, pharmacies, and coffee chains collect detailed purchase histories</w:t>
-      </w:r>
-      <w:r>
-        <w:t xml:space="preserve"> </w:t>
-      </w:r>
-      <w:r>
-        <w:t xml:space="preserve">in exchange for modest discounts, and hundreds of millions of people have enrolled</w:t>
-      </w:r>
-      <w:r>
-        <w:t xml:space="preserve"> </w:t>
-      </w:r>
-      <w:r>
-        <w:t xml:space="preserve">without meaningful reflection. A 2023 report found that the average American has</w:t>
-      </w:r>
-      <w:r>
-        <w:t xml:space="preserve"> </w:t>
-      </w:r>
-      <w:r>
-        <w:t xml:space="preserve">accepted over 1,500 different terms-of-service agreements — documents that, read</w:t>
-      </w:r>
-      <w:r>
-        <w:t xml:space="preserve"> </w:t>
-      </w:r>
-      <w:r>
-        <w:t xml:space="preserve">consecutively, would take weeks. The privacy paradox is less a paradox than a</w:t>
-      </w:r>
-      <w:r>
-        <w:t xml:space="preserve"> </w:t>
-      </w:r>
-      <w:r>
-        <w:t xml:space="preserve">description of what happens when real alternatives are systematically absent.</w:t>
+        <w:t xml:space="preserve">Research has documented just how small a reward is enough to shift privacy behavior — and how</w:t>
+      </w:r>
+      <w:r>
+        <w:t xml:space="preserve"> </w:t>
+      </w:r>
+      <w:r>
+        <w:t xml:space="preserve">much the framing of the offer matters. In a well-known Carnegie Mellon experiment, shoppers were</w:t>
+      </w:r>
+      <w:r>
+        <w:t xml:space="preserve"> </w:t>
+      </w:r>
+      <w:r>
+        <w:t xml:space="preserve">given one of two gift cards: a $10 card that kept their purchases anonymous, or a $12 card that</w:t>
+      </w:r>
+      <w:r>
+        <w:t xml:space="preserve"> </w:t>
+      </w:r>
+      <w:r>
+        <w:t xml:space="preserve">tracked them. Among those handed the anonymous $10 card, more than half refused $2 to give up</w:t>
+      </w:r>
+      <w:r>
+        <w:t xml:space="preserve"> </w:t>
+      </w:r>
+      <w:r>
+        <w:t xml:space="preserve">that anonymity; among those handed the trackable $12 card, fewer than one in ten paid $2 to buy</w:t>
+      </w:r>
+      <w:r>
+        <w:t xml:space="preserve"> </w:t>
+      </w:r>
+      <w:r>
+        <w:t xml:space="preserve">privacy back. The same privacy was worth six times more to people who already had it</w:t>
+      </w:r>
+      <w:r>
+        <w:t xml:space="preserve"> </w:t>
+      </w:r>
+      <w:r>
+        <w:t xml:space="preserve">(Acquisti et al., 2013)</w:t>
+      </w:r>
+      <w:r>
+        <w:t xml:space="preserve">. Loyalty</w:t>
+      </w:r>
+      <w:r>
+        <w:t xml:space="preserve"> </w:t>
+      </w:r>
+      <w:r>
+        <w:t xml:space="preserve">programs at grocery stores, pharmacies, and coffee chains work on the same margin, collecting</w:t>
+      </w:r>
+      <w:r>
+        <w:t xml:space="preserve"> </w:t>
+      </w:r>
+      <w:r>
+        <w:t xml:space="preserve">detailed purchase histories in exchange for modest discounts. And the paperwork is genuinely</w:t>
+      </w:r>
+      <w:r>
+        <w:t xml:space="preserve"> </w:t>
+      </w:r>
+      <w:r>
+        <w:t xml:space="preserve">unreadable: Carnegie Mellon researchers Aleecia McDonald and Lorrie Faith Cranor estimated that</w:t>
+      </w:r>
+      <w:r>
+        <w:t xml:space="preserve"> </w:t>
+      </w:r>
+      <w:r>
+        <w:t xml:space="preserve">the average American internet user encounters roughly 1,500 privacy policies a year, and that</w:t>
+      </w:r>
+      <w:r>
+        <w:t xml:space="preserve"> </w:t>
+      </w:r>
+      <w:r>
+        <w:t xml:space="preserve">reading them all would take about 244 hours — six full working weeks</w:t>
+      </w:r>
+      <w:r>
+        <w:t xml:space="preserve"> </w:t>
+      </w:r>
+      <w:r>
+        <w:t xml:space="preserve">(McDonald &amp; Cranor, 2008)</w:t>
+      </w:r>
+      <w:r>
+        <w:t xml:space="preserve">. The privacy paradox is</w:t>
+      </w:r>
+      <w:r>
+        <w:t xml:space="preserve"> </w:t>
+      </w:r>
+      <w:r>
+        <w:t xml:space="preserve">less a paradox than a description of what happens when real alternatives are systematically absent.</w:t>
       </w:r>
     </w:p>
     <w:p>
@@ -2052,11 +2265,11 @@
     </w:p>
     <w:p>
       <w:pPr>
-        <w:pStyle w:val="Compact"/>
         <w:numPr>
           <w:ilvl w:val="0"/>
           <w:numId w:val="1003"/>
         </w:numPr>
+        <w:pStyle w:val="Compact"/>
       </w:pPr>
       <w:r>
         <w:t xml:space="preserve">Helen Nissenbaum argues privacy is about appropriate information flows, not secrets.</w:t>
@@ -2082,11 +2295,11 @@
     </w:p>
     <w:p>
       <w:pPr>
-        <w:pStyle w:val="Compact"/>
         <w:numPr>
           <w:ilvl w:val="0"/>
           <w:numId w:val="1003"/>
         </w:numPr>
+        <w:pStyle w:val="Compact"/>
       </w:pPr>
       <w:r>
         <w:t xml:space="preserve">Thomson argues there is no distinct right to privacy — just property and bodily rights.</w:t>
@@ -2106,11 +2319,11 @@
     </w:p>
     <w:p>
       <w:pPr>
-        <w:pStyle w:val="Compact"/>
         <w:numPr>
           <w:ilvl w:val="0"/>
           <w:numId w:val="1003"/>
         </w:numPr>
+        <w:pStyle w:val="Compact"/>
       </w:pPr>
       <w:r>
         <w:t xml:space="preserve">Does the privacy paradox show that people don't</w:t>
@@ -2120,8 +2333,8 @@
       </w:r>
       <w:r>
         <w:rPr>
+          <w:iCs/>
           <w:i/>
-          <w:iCs/>
         </w:rPr>
         <w:t xml:space="preserve">really</w:t>
       </w:r>
@@ -2140,11 +2353,11 @@
     </w:p>
     <w:p>
       <w:pPr>
-        <w:pStyle w:val="Compact"/>
         <w:numPr>
           <w:ilvl w:val="0"/>
           <w:numId w:val="1003"/>
         </w:numPr>
+        <w:pStyle w:val="Compact"/>
       </w:pPr>
       <w:r>
         <w:t xml:space="preserve">GDPR gives Europeans the "right to be forgotten." Should the US adopt a similar right?</w:t>
@@ -2156,11 +2369,11 @@
         <w:t xml:space="preserve">What would be the strongest argument against it?</w:t>
       </w:r>
     </w:p>
-    <w:bookmarkEnd w:id="17"/>
-    <w:bookmarkEnd w:id="18"/>
-    <w:bookmarkEnd w:id="19"/>
-    <w:bookmarkStart w:id="30" w:name="history-privacy"/>
-    <w:bookmarkStart w:id="29" w:name="s2-heading"/>
+    <w:bookmarkEnd w:id="29"/>
+    <w:bookmarkEnd w:id="30"/>
+    <w:bookmarkEnd w:id="31"/>
+    <w:bookmarkStart w:id="43" w:name="history-privacy"/>
+    <w:bookmarkStart w:id="42" w:name="s2-heading"/>
     <w:p>
       <w:pPr>
         <w:pStyle w:val="Heading2"/>
@@ -2195,7 +2408,7 @@
         <w:t xml:space="preserve">Understanding this history reveals patterns that are still playing out today.</w:t>
       </w:r>
     </w:p>
-    <w:bookmarkStart w:id="20" w:name="pre-digital-privacy-concerns"/>
+    <w:bookmarkStart w:id="32" w:name="pre-digital-privacy-concerns"/>
     <w:p>
       <w:pPr>
         <w:pStyle w:val="Heading3"/>
@@ -2284,8 +2497,8 @@
       </w:r>
       <w:r>
         <w:rPr>
+          <w:iCs/>
           <w:i/>
-          <w:iCs/>
         </w:rPr>
         <w:t xml:space="preserve">Olmstead v. United States</w:t>
       </w:r>
@@ -2312,8 +2525,8 @@
       </w:r>
       <w:r>
         <w:rPr>
+          <w:iCs/>
           <w:i/>
-          <w:iCs/>
         </w:rPr>
         <w:t xml:space="preserve">Katz v. United States</w:t>
       </w:r>
@@ -2328,8 +2541,8 @@
       </w:r>
       <w:r>
         <w:rPr>
+          <w:iCs/>
           <w:i/>
-          <w:iCs/>
         </w:rPr>
         <w:t xml:space="preserve">1984</w:t>
       </w:r>
@@ -2352,8 +2565,8 @@
         <w:t xml:space="preserve">and its enduring vocabulary of Big Brother, doublethink, and the telescreen.</w:t>
       </w:r>
     </w:p>
-    <w:bookmarkEnd w:id="20"/>
-    <w:bookmarkStart w:id="24" w:name="Xf143d76899f3c6f98e1f72493b70e25078aed1e"/>
+    <w:bookmarkEnd w:id="32"/>
+    <w:bookmarkStart w:id="36" w:name="Xf143d76899f3c6f98e1f72493b70e25078aed1e"/>
     <w:p>
       <w:pPr>
         <w:pStyle w:val="Heading3"/>
@@ -2401,20 +2614,20 @@
       <w:r>
         <w:drawing>
           <wp:inline>
-            <wp:extent cx="5334000" cy="1773977"/>
+            <wp:extent cx="5334000" cy="1755875"/>
             <wp:effectExtent b="0" l="0" r="0" t="0"/>
-            <wp:docPr descr="Diagram 1" title="" id="22" name="Picture"/>
+            <wp:docPr descr="Diagram 1" title="" id="34" name="Picture"/>
             <a:graphic>
               <a:graphicData uri="http://schemas.openxmlformats.org/drawingml/2006/picture">
                 <pic:pic>
                   <pic:nvPicPr>
-                    <pic:cNvPr descr="C:/Users/brend/AppData/Local/Temp/docx-build-2So8QR/ch06_privacy-diagrams/diag_0.png" id="23" name="Picture"/>
+                    <pic:cNvPr descr="/tmp/docx-build-87TwSJ/ch06_privacy-diagrams/diag_0.png" id="35" name="Picture"/>
                     <pic:cNvPicPr>
                       <a:picLocks noChangeArrowheads="1" noChangeAspect="1"/>
                     </pic:cNvPicPr>
                   </pic:nvPicPr>
                   <pic:blipFill>
-                    <a:blip r:embed="rId21"/>
+                    <a:blip r:embed="rId33"/>
                     <a:stretch>
                       <a:fillRect/>
                     </a:stretch>
@@ -2422,7 +2635,7 @@
                   <pic:spPr bwMode="auto">
                     <a:xfrm>
                       <a:off x="0" y="0"/>
-                      <a:ext cx="5334000" cy="1773977"/>
+                      <a:ext cx="5334000" cy="1755875"/>
                     </a:xfrm>
                     <a:prstGeom prst="rect">
                       <a:avLst/>
@@ -2478,267 +2691,259 @@
         <w:t xml:space="preserve"> </w:t>
       </w:r>
       <w:r>
-        <w:t xml:space="preserve">Health, Education, and Welfare report on data systems articulated what it called</w:t>
+        <w:t xml:space="preserve">Health, Education, and Welfare report on data systems articulated what became known as the</w:t>
       </w:r>
       <w:r>
         <w:t xml:space="preserve"> </w:t>
       </w:r>
       <w:r>
         <w:rPr>
+          <w:bCs/>
           <w:b/>
-          <w:bCs/>
         </w:rPr>
-        <w:t xml:space="preserve">Fair</w:t>
+        <w:t xml:space="preserve">Fair Information Practice Principles</w:t>
+      </w:r>
+      <w:r>
+        <w:t xml:space="preserve"> </w:t>
+      </w:r>
+      <w:r>
+        <w:t xml:space="preserve">(FIPPs). In the compact form the Federal</w:t>
+      </w:r>
+      <w:r>
+        <w:t xml:space="preserve"> </w:t>
+      </w:r>
+      <w:r>
+        <w:t xml:space="preserve">Trade Commission later gave them, they are: Notice (people should know data is being</w:t>
+      </w:r>
+      <w:r>
+        <w:t xml:space="preserve"> </w:t>
+      </w:r>
+      <w:r>
+        <w:t xml:space="preserve">collected), Choice (people should be able to consent or opt out), Access (people should be</w:t>
+      </w:r>
+      <w:r>
+        <w:t xml:space="preserve"> </w:t>
+      </w:r>
+      <w:r>
+        <w:t xml:space="preserve">able to see their own data), Security (data should be protected), and Enforcement (violations</w:t>
+      </w:r>
+      <w:r>
+        <w:t xml:space="preserve"> </w:t>
+      </w:r>
+      <w:r>
+        <w:t xml:space="preserve">should have consequences). These five principles became the conceptual foundation for privacy</w:t>
+      </w:r>
+      <w:r>
+        <w:t xml:space="preserve"> </w:t>
+      </w:r>
+      <w:r>
+        <w:t xml:space="preserve">regulation in the US, Europe, and internationally. The GDPR, written four decades later,</w:t>
+      </w:r>
+      <w:r>
+        <w:t xml:space="preserve"> </w:t>
+      </w:r>
+      <w:r>
+        <w:t xml:space="preserve">is essentially FIPPs with real enforcement mechanisms.</w:t>
+      </w:r>
+    </w:p>
+    <w:bookmarkEnd w:id="36"/>
+    <w:bookmarkStart w:id="37" w:name="X7d023e3f1b0b6fba3005e892c026e9e9719460c"/>
+    <w:p>
+      <w:pPr>
+        <w:pStyle w:val="Heading3"/>
+      </w:pPr>
+      <w:r>
+        <w:t xml:space="preserve">The Internet Age and Post-9/11 Surveillance</w:t>
+      </w:r>
+    </w:p>
+    <w:p>
+      <w:pPr>
+        <w:pStyle w:val="FirstParagraph"/>
+      </w:pPr>
+      <w:r>
+        <w:t xml:space="preserve">The World Wide Web, launched publicly in 1991, transformed both the scale and the commercial</w:t>
+      </w:r>
+      <w:r>
+        <w:t xml:space="preserve"> </w:t>
+      </w:r>
+      <w:r>
+        <w:t xml:space="preserve">logic of data collection. Cookies, web tracking, and behavioral advertising emerged as</w:t>
+      </w:r>
+      <w:r>
+        <w:t xml:space="preserve"> </w:t>
+      </w:r>
+      <w:r>
+        <w:t xml:space="preserve">mechanisms for building detailed profiles of individual users. The EU responded with its</w:t>
+      </w:r>
+      <w:r>
+        <w:t xml:space="preserve"> </w:t>
+      </w:r>
+      <w:r>
+        <w:t xml:space="preserve">1995 Data Protection Directive — a comprehensive framework that would eventually evolve</w:t>
+      </w:r>
+      <w:r>
+        <w:t xml:space="preserve"> </w:t>
+      </w:r>
+      <w:r>
+        <w:t xml:space="preserve">into the GDPR. The US responded more cautiously, adding sectoral protections (COPPA for</w:t>
+      </w:r>
+      <w:r>
+        <w:t xml:space="preserve"> </w:t>
+      </w:r>
+      <w:r>
+        <w:t xml:space="preserve">children in 1998, GLBA for financial data in 1999) while leaving commercial surveillance</w:t>
+      </w:r>
+      <w:r>
+        <w:t xml:space="preserve"> </w:t>
+      </w:r>
+      <w:r>
+        <w:t xml:space="preserve">largely unregulated.</w:t>
+      </w:r>
+    </w:p>
+    <w:p>
+      <w:pPr>
+        <w:pStyle w:val="BodyText"/>
+      </w:pPr>
+      <w:r>
+        <w:t xml:space="preserve">The September 11, 2001 attacks produced the most dramatic peacetime expansion of US</w:t>
+      </w:r>
+      <w:r>
+        <w:t xml:space="preserve"> </w:t>
+      </w:r>
+      <w:r>
+        <w:t xml:space="preserve">surveillance in history. The USA PATRIOT Act, passed six weeks after the attacks, expanded</w:t>
+      </w:r>
+      <w:r>
+        <w:t xml:space="preserve"> </w:t>
+      </w:r>
+      <w:r>
+        <w:t xml:space="preserve">government surveillance powers in sweeping ways. Section 215 allowed bulk collection of</w:t>
+      </w:r>
+      <w:r>
+        <w:t xml:space="preserve"> </w:t>
+      </w:r>
+      <w:r>
+        <w:t xml:space="preserve">phone metadata — not just calls to or from suspected terrorists, but records of all phone</w:t>
+      </w:r>
+      <w:r>
+        <w:t xml:space="preserve"> </w:t>
+      </w:r>
+      <w:r>
+        <w:t xml:space="preserve">calls made by all Americans. National Security Letters could compel businesses to turn over</w:t>
+      </w:r>
+      <w:r>
+        <w:t xml:space="preserve"> </w:t>
+      </w:r>
+      <w:r>
+        <w:t xml:space="preserve">customer records without any judicial oversight. The FISA court, created in 1978 to authorize</w:t>
+      </w:r>
+      <w:r>
+        <w:t xml:space="preserve"> </w:t>
+      </w:r>
+      <w:r>
+        <w:t xml:space="preserve">targeted intelligence surveillance with judicial oversight, was now routinely approving</w:t>
+      </w:r>
+      <w:r>
+        <w:t xml:space="preserve"> </w:t>
+      </w:r>
+      <w:r>
+        <w:t xml:space="preserve">programs that were anything but targeted.</w:t>
+      </w:r>
+    </w:p>
+    <w:bookmarkEnd w:id="37"/>
+    <w:bookmarkStart w:id="39" w:name="Xb8e6424ebf10fa18e00c8af362e4b88b0c18d5b"/>
+    <w:p>
+      <w:pPr>
+        <w:pStyle w:val="Heading3"/>
+      </w:pPr>
+      <w:r>
+        <w:t xml:space="preserve">The Social Media Era and Surveillance Capitalism</w:t>
+      </w:r>
+    </w:p>
+    <w:p>
+      <w:pPr>
+        <w:pStyle w:val="FirstParagraph"/>
+      </w:pPr>
+      <w:r>
+        <w:t xml:space="preserve">Facebook launched in 2004, Twitter in 2006, and the iPhone in 2007. Within a decade, the</w:t>
+      </w:r>
+      <w:r>
+        <w:t xml:space="preserve"> </w:t>
+      </w:r>
+      <w:r>
+        <w:t xml:space="preserve">majority of Americans carried a device that tracked their location continuously, recorded</w:t>
+      </w:r>
+      <w:r>
+        <w:t xml:space="preserve"> </w:t>
+      </w:r>
+      <w:r>
+        <w:t xml:space="preserve">their communications, and uploaded their social connections, interests, purchases, and</w:t>
+      </w:r>
+      <w:r>
+        <w:t xml:space="preserve"> </w:t>
+      </w:r>
+      <w:r>
+        <w:t xml:space="preserve">daily routines to corporate servers. The dominant business model — free services funded</w:t>
+      </w:r>
+      <w:r>
+        <w:t xml:space="preserve"> </w:t>
+      </w:r>
+      <w:r>
+        <w:t xml:space="preserve">by targeted advertising — created powerful incentives to collect as much data as possible</w:t>
+      </w:r>
+      <w:r>
+        <w:t xml:space="preserve"> </w:t>
+      </w:r>
+      <w:r>
+        <w:t xml:space="preserve">and to make users as engaging (and therefore as traceable) as possible.</w:t>
+      </w:r>
+    </w:p>
+    <w:p>
+      <w:pPr>
+        <w:pStyle w:val="KeyThinker"/>
+      </w:pPr>
+      <w:r>
+        <w:t xml:space="preserve">📊</w:t>
+      </w:r>
+    </w:p>
+    <w:p>
+      <w:pPr>
+        <w:pStyle w:val="BoxLabel"/>
+      </w:pPr>
+      <w:r>
+        <w:t xml:space="preserve">Key Thinker</w:t>
+      </w:r>
+    </w:p>
+    <w:bookmarkStart w:id="38" w:name="shoshana-zuboff-1951present"/>
+    <w:p>
+      <w:pPr>
+        <w:pStyle w:val="Heading3"/>
+      </w:pPr>
+      <w:r>
+        <w:t xml:space="preserve">Shoshana Zuboff</w:t>
+      </w:r>
+      <w:r>
+        <w:t xml:space="preserve"> </w:t>
+      </w:r>
+      <w:r>
+        <w:t xml:space="preserve">(1951–present)</w:t>
+      </w:r>
+    </w:p>
+    <w:bookmarkEnd w:id="38"/>
+    <w:p>
+      <w:pPr>
+        <w:pStyle w:val="KeyThinker"/>
+      </w:pPr>
+      <w:r>
+        <w:t xml:space="preserve">Shoshana Zuboff is Professor Emerita at Harvard Business School and the author of</w:t>
+      </w:r>
+      <w:r>
+        <w:t xml:space="preserve"> </w:t>
       </w:r>
       <w:r>
         <w:rPr>
-          <w:b/>
-          <w:bCs/>
-        </w:rPr>
-        <w:t xml:space="preserve"> </w:t>
-      </w:r>
-      <w:r>
-        <w:rPr>
-          <w:b/>
-          <w:bCs/>
-        </w:rPr>
-        <w:t xml:space="preserve">Information Practice Principles</w:t>
-      </w:r>
-      <w:r>
-        <w:t xml:space="preserve"> </w:t>
-      </w:r>
-      <w:r>
-        <w:t xml:space="preserve">(FIPPs): Notice (people should know data is being</w:t>
-      </w:r>
-      <w:r>
-        <w:t xml:space="preserve"> </w:t>
-      </w:r>
-      <w:r>
-        <w:t xml:space="preserve">collected), Choice (people should be able to consent or opt out), Access (people should be</w:t>
-      </w:r>
-      <w:r>
-        <w:t xml:space="preserve"> </w:t>
-      </w:r>
-      <w:r>
-        <w:t xml:space="preserve">able to see their own data), Security (data should be protected), and Enforcement (violations</w:t>
-      </w:r>
-      <w:r>
-        <w:t xml:space="preserve"> </w:t>
-      </w:r>
-      <w:r>
-        <w:t xml:space="preserve">should have consequences). These five principles became the conceptual foundation for privacy</w:t>
-      </w:r>
-      <w:r>
-        <w:t xml:space="preserve"> </w:t>
-      </w:r>
-      <w:r>
-        <w:t xml:space="preserve">regulation in the US, Europe, and internationally. The GDPR, written four decades later,</w:t>
-      </w:r>
-      <w:r>
-        <w:t xml:space="preserve"> </w:t>
-      </w:r>
-      <w:r>
-        <w:t xml:space="preserve">is essentially FIPPs with real enforcement mechanisms.</w:t>
-      </w:r>
-    </w:p>
-    <w:bookmarkEnd w:id="24"/>
-    <w:bookmarkStart w:id="25" w:name="X7d023e3f1b0b6fba3005e892c026e9e9719460c"/>
-    <w:p>
-      <w:pPr>
-        <w:pStyle w:val="Heading3"/>
-      </w:pPr>
-      <w:r>
-        <w:t xml:space="preserve">The Internet Age and Post-9/11 Surveillance</w:t>
-      </w:r>
-    </w:p>
-    <w:p>
-      <w:pPr>
-        <w:pStyle w:val="FirstParagraph"/>
-      </w:pPr>
-      <w:r>
-        <w:t xml:space="preserve">The World Wide Web, launched publicly in 1991, transformed both the scale and the commercial</w:t>
-      </w:r>
-      <w:r>
-        <w:t xml:space="preserve"> </w:t>
-      </w:r>
-      <w:r>
-        <w:t xml:space="preserve">logic of data collection. Cookies, web tracking, and behavioral advertising emerged as</w:t>
-      </w:r>
-      <w:r>
-        <w:t xml:space="preserve"> </w:t>
-      </w:r>
-      <w:r>
-        <w:t xml:space="preserve">mechanisms for building detailed profiles of individual users. The EU responded with its</w:t>
-      </w:r>
-      <w:r>
-        <w:t xml:space="preserve"> </w:t>
-      </w:r>
-      <w:r>
-        <w:t xml:space="preserve">1995 Data Protection Directive — a comprehensive framework that would eventually evolve</w:t>
-      </w:r>
-      <w:r>
-        <w:t xml:space="preserve"> </w:t>
-      </w:r>
-      <w:r>
-        <w:t xml:space="preserve">into the GDPR. The US responded more cautiously, adding sectoral protections (COPPA for</w:t>
-      </w:r>
-      <w:r>
-        <w:t xml:space="preserve"> </w:t>
-      </w:r>
-      <w:r>
-        <w:t xml:space="preserve">children in 1998, GLBA for financial data in 1999) while leaving commercial surveillance</w:t>
-      </w:r>
-      <w:r>
-        <w:t xml:space="preserve"> </w:t>
-      </w:r>
-      <w:r>
-        <w:t xml:space="preserve">largely unregulated.</w:t>
-      </w:r>
-    </w:p>
-    <w:p>
-      <w:pPr>
-        <w:pStyle w:val="BodyText"/>
-      </w:pPr>
-      <w:r>
-        <w:t xml:space="preserve">The September 11, 2001 attacks produced the most dramatic peacetime expansion of US</w:t>
-      </w:r>
-      <w:r>
-        <w:t xml:space="preserve"> </w:t>
-      </w:r>
-      <w:r>
-        <w:t xml:space="preserve">surveillance in history. The USA PATRIOT Act, passed six weeks after the attacks, expanded</w:t>
-      </w:r>
-      <w:r>
-        <w:t xml:space="preserve"> </w:t>
-      </w:r>
-      <w:r>
-        <w:t xml:space="preserve">government surveillance powers in sweeping ways. Section 215 allowed bulk collection of</w:t>
-      </w:r>
-      <w:r>
-        <w:t xml:space="preserve"> </w:t>
-      </w:r>
-      <w:r>
-        <w:t xml:space="preserve">phone metadata — not just calls to or from suspected terrorists, but records of all phone</w:t>
-      </w:r>
-      <w:r>
-        <w:t xml:space="preserve"> </w:t>
-      </w:r>
-      <w:r>
-        <w:t xml:space="preserve">calls made by all Americans. National Security Letters could compel businesses to turn over</w:t>
-      </w:r>
-      <w:r>
-        <w:t xml:space="preserve"> </w:t>
-      </w:r>
-      <w:r>
-        <w:t xml:space="preserve">customer records without any judicial oversight. The FISA court, created in 1978 to authorize</w:t>
-      </w:r>
-      <w:r>
-        <w:t xml:space="preserve"> </w:t>
-      </w:r>
-      <w:r>
-        <w:t xml:space="preserve">targeted intelligence surveillance with judicial oversight, was now routinely approving</w:t>
-      </w:r>
-      <w:r>
-        <w:t xml:space="preserve"> </w:t>
-      </w:r>
-      <w:r>
-        <w:t xml:space="preserve">programs that were anything but targeted.</w:t>
-      </w:r>
-    </w:p>
-    <w:bookmarkEnd w:id="25"/>
-    <w:bookmarkStart w:id="27" w:name="Xb8e6424ebf10fa18e00c8af362e4b88b0c18d5b"/>
-    <w:p>
-      <w:pPr>
-        <w:pStyle w:val="Heading3"/>
-      </w:pPr>
-      <w:r>
-        <w:t xml:space="preserve">The Social Media Era and Surveillance Capitalism</w:t>
-      </w:r>
-    </w:p>
-    <w:p>
-      <w:pPr>
-        <w:pStyle w:val="FirstParagraph"/>
-      </w:pPr>
-      <w:r>
-        <w:t xml:space="preserve">Facebook launched in 2004, Twitter in 2006, and the iPhone in 2007. Within a decade, the</w:t>
-      </w:r>
-      <w:r>
-        <w:t xml:space="preserve"> </w:t>
-      </w:r>
-      <w:r>
-        <w:t xml:space="preserve">majority of Americans carried a device that tracked their location continuously, recorded</w:t>
-      </w:r>
-      <w:r>
-        <w:t xml:space="preserve"> </w:t>
-      </w:r>
-      <w:r>
-        <w:t xml:space="preserve">their communications, and uploaded their social connections, interests, purchases, and</w:t>
-      </w:r>
-      <w:r>
-        <w:t xml:space="preserve"> </w:t>
-      </w:r>
-      <w:r>
-        <w:t xml:space="preserve">daily routines to corporate servers. The dominant business model — free services funded</w:t>
-      </w:r>
-      <w:r>
-        <w:t xml:space="preserve"> </w:t>
-      </w:r>
-      <w:r>
-        <w:t xml:space="preserve">by targeted advertising — created powerful incentives to collect as much data as possible</w:t>
-      </w:r>
-      <w:r>
-        <w:t xml:space="preserve"> </w:t>
-      </w:r>
-      <w:r>
-        <w:t xml:space="preserve">and to make users as engaging (and therefore as traceable) as possible.</w:t>
-      </w:r>
-    </w:p>
-    <w:p>
-      <w:pPr>
-        <w:pStyle w:val="KeyThinker"/>
-      </w:pPr>
-      <w:r>
-        <w:t xml:space="preserve">📊</w:t>
-      </w:r>
-    </w:p>
-    <w:p>
-      <w:pPr>
-        <w:pStyle w:val="BoxLabel"/>
-      </w:pPr>
-      <w:r>
-        <w:t xml:space="preserve">Key Thinker</w:t>
-      </w:r>
-    </w:p>
-    <w:bookmarkStart w:id="26" w:name="shoshana-zuboff-1951present"/>
-    <w:p>
-      <w:pPr>
-        <w:pStyle w:val="Heading3"/>
-      </w:pPr>
-      <w:r>
-        <w:t xml:space="preserve">Shoshana Zuboff</w:t>
-      </w:r>
-      <w:r>
-        <w:t xml:space="preserve"> </w:t>
-      </w:r>
-      <w:r>
-        <w:t xml:space="preserve">(1951–present)</w:t>
-      </w:r>
-    </w:p>
-    <w:bookmarkEnd w:id="26"/>
-    <w:p>
-      <w:pPr>
-        <w:pStyle w:val="KeyThinker"/>
-      </w:pPr>
-      <w:r>
-        <w:t xml:space="preserve">Shoshana Zuboff is Professor Emerita at Harvard Business School and the author of</w:t>
-      </w:r>
-      <w:r>
-        <w:t xml:space="preserve"> </w:t>
-      </w:r>
-      <w:r>
-        <w:rPr>
+          <w:iCs/>
           <w:i/>
-          <w:iCs/>
         </w:rPr>
         <w:t xml:space="preserve">The Age of Surveillance Capitalism</w:t>
       </w:r>
@@ -2791,8 +2996,8 @@
       </w:r>
       <w:r>
         <w:rPr>
+          <w:iCs/>
           <w:i/>
-          <w:iCs/>
         </w:rPr>
         <w:t xml:space="preserve">behavioral surplus</w:t>
       </w:r>
@@ -2825,8 +3030,8 @@
       </w:r>
       <w:r>
         <w:rPr>
+          <w:iCs/>
           <w:i/>
-          <w:iCs/>
         </w:rPr>
         <w:t xml:space="preserve">behavioral modification</w:t>
       </w:r>
@@ -2847,8 +3052,8 @@
       </w:r>
       <w:r>
         <w:rPr>
+          <w:iCs/>
           <w:i/>
-          <w:iCs/>
         </w:rPr>
         <w:t xml:space="preserve">instrumentarian power</w:t>
       </w:r>
@@ -2877,8 +3082,8 @@
       </w:r>
       <w:r>
         <w:rPr>
+          <w:iCs/>
           <w:i/>
-          <w:iCs/>
         </w:rPr>
         <w:t xml:space="preserve">shaping</w:t>
       </w:r>
@@ -3185,8 +3390,8 @@
         <w:t xml:space="preserve">overreach he exposed?</w:t>
       </w:r>
     </w:p>
-    <w:bookmarkEnd w:id="27"/>
-    <w:bookmarkStart w:id="28" w:name="the-right-to-be-forgotten"/>
+    <w:bookmarkEnd w:id="39"/>
+    <w:bookmarkStart w:id="40" w:name="the-right-to-be-forgotten"/>
     <w:p>
       <w:pPr>
         <w:pStyle w:val="Heading3"/>
@@ -3289,11 +3494,535 @@
         <w:t xml:space="preserve">underlying tension.</w:t>
       </w:r>
     </w:p>
-    <w:bookmarkEnd w:id="28"/>
-    <w:bookmarkEnd w:id="29"/>
-    <w:bookmarkEnd w:id="30"/>
-    <w:bookmarkStart w:id="39" w:name="authoritarian-surveillance"/>
-    <w:bookmarkStart w:id="38" w:name="s3-heading"/>
+    <w:bookmarkEnd w:id="40"/>
+    <w:bookmarkStart w:id="41" w:name="the-data-broker-economy"/>
+    <w:p>
+      <w:pPr>
+        <w:pStyle w:val="Heading3"/>
+      </w:pPr>
+      <w:r>
+        <w:t xml:space="preserve">The Data Broker Economy</w:t>
+      </w:r>
+    </w:p>
+    <w:p>
+      <w:pPr>
+        <w:pStyle w:val="FirstParagraph"/>
+      </w:pPr>
+      <w:r>
+        <w:t xml:space="preserve">Cambridge Analytica and the Snowden disclosures were dramatic events, and dramatic events are</w:t>
+      </w:r>
+      <w:r>
+        <w:t xml:space="preserve"> </w:t>
+      </w:r>
+      <w:r>
+        <w:t xml:space="preserve">what get remembered. But the steadiest pressure on privacy in the 2020s comes from something far</w:t>
+      </w:r>
+      <w:r>
+        <w:t xml:space="preserve"> </w:t>
+      </w:r>
+      <w:r>
+        <w:t xml:space="preserve">less cinematic: a large, quiet industry of intermediaries who buy, merge, score, and resell</w:t>
+      </w:r>
+      <w:r>
+        <w:t xml:space="preserve"> </w:t>
+      </w:r>
+      <w:r>
+        <w:t xml:space="preserve">personal information about people who have never heard of them. If surveillance capitalism</w:t>
+      </w:r>
+      <w:r>
+        <w:t xml:space="preserve"> </w:t>
+      </w:r>
+      <w:r>
+        <w:t xml:space="preserve">describes what platforms do with the data you hand them, the data broker industry describes what</w:t>
+      </w:r>
+      <w:r>
+        <w:t xml:space="preserve"> </w:t>
+      </w:r>
+      <w:r>
+        <w:t xml:space="preserve">happens to that data afterward.</w:t>
+      </w:r>
+    </w:p>
+    <w:p>
+      <w:pPr>
+        <w:pStyle w:val="DefinitionTerm"/>
+      </w:pPr>
+      <w:r>
+        <w:t xml:space="preserve">Data Broker</w:t>
+      </w:r>
+    </w:p>
+    <w:p>
+      <w:pPr>
+        <w:pStyle w:val="DefinitionBody"/>
+      </w:pPr>
+      <w:r>
+        <w:t xml:space="preserve">A company that collects personal information about individuals it has no direct relationship</w:t>
+      </w:r>
+      <w:r>
+        <w:t xml:space="preserve"> </w:t>
+      </w:r>
+      <w:r>
+        <w:t xml:space="preserve">with — from public records, commercial transactions, apps, and other brokers — and then sells,</w:t>
+      </w:r>
+      <w:r>
+        <w:t xml:space="preserve"> </w:t>
+      </w:r>
+      <w:r>
+        <w:t xml:space="preserve">licenses, or otherwise makes that information available to third parties. Because you are not</w:t>
+      </w:r>
+      <w:r>
+        <w:t xml:space="preserve"> </w:t>
+      </w:r>
+      <w:r>
+        <w:t xml:space="preserve">the customer, the ordinary consumer-protection instincts (read the terms, switch providers,</w:t>
+      </w:r>
+      <w:r>
+        <w:t xml:space="preserve"> </w:t>
+      </w:r>
+      <w:r>
+        <w:t xml:space="preserve">complain) have nothing to attach to.</w:t>
+      </w:r>
+    </w:p>
+    <w:p>
+      <w:pPr>
+        <w:pStyle w:val="BodyText"/>
+      </w:pPr>
+      <w:r>
+        <w:t xml:space="preserve">How big is this industry? The honest answer is that nobody outside it knows precisely.</w:t>
+      </w:r>
+      <w:r>
+        <w:t xml:space="preserve"> </w:t>
+      </w:r>
+      <w:r>
+        <w:t xml:space="preserve">Commercial market-research estimates for 2026 cluster somewhere in the range of $307–363</w:t>
+      </w:r>
+      <w:r>
+        <w:t xml:space="preserve"> </w:t>
+      </w:r>
+      <w:r>
+        <w:t xml:space="preserve">billion globally, but those are paywalled reports that disagree with one another by roughly</w:t>
+      </w:r>
+      <w:r>
+        <w:t xml:space="preserve"> </w:t>
+      </w:r>
+      <w:r>
+        <w:t xml:space="preserve">twenty percent and that define "data broker" loosely enough to include or exclude tens of</w:t>
+      </w:r>
+      <w:r>
+        <w:t xml:space="preserve"> </w:t>
+      </w:r>
+      <w:r>
+        <w:t xml:space="preserve">billions of dollars at will. It is tempting to pick the most impressive number and move on.</w:t>
+      </w:r>
+      <w:r>
+        <w:t xml:space="preserve"> </w:t>
+      </w:r>
+      <w:r>
+        <w:t xml:space="preserve">It is more instructive to notice the measurement failure itself: an industry whose entire</w:t>
+      </w:r>
+      <w:r>
+        <w:t xml:space="preserve"> </w:t>
+      </w:r>
+      <w:r>
+        <w:t xml:space="preserve">business is knowing things about people cannot be measured, by outsiders, to better than a</w:t>
+      </w:r>
+      <w:r>
+        <w:t xml:space="preserve"> </w:t>
+      </w:r>
+      <w:r>
+        <w:t xml:space="preserve">fifth of its own size. That opacity is not a footnote to the privacy problem. It is part of it.</w:t>
+      </w:r>
+    </w:p>
+    <w:p>
+      <w:pPr>
+        <w:pStyle w:val="BodyText"/>
+      </w:pPr>
+      <w:r>
+        <w:t xml:space="preserve">Public registries give a firmer, if partial, picture. A handful of US states now require data</w:t>
+      </w:r>
+      <w:r>
+        <w:t xml:space="preserve"> </w:t>
+      </w:r>
+      <w:r>
+        <w:t xml:space="preserve">brokers to register. California's registry reached a record</w:t>
+      </w:r>
+      <w:r>
+        <w:t xml:space="preserve"> </w:t>
+      </w:r>
+      <w:r>
+        <w:rPr>
+          <w:bCs/>
+          <w:b/>
+        </w:rPr>
+        <w:t xml:space="preserve">581</w:t>
+      </w:r>
+      <w:r>
+        <w:t xml:space="preserve"> </w:t>
+      </w:r>
+      <w:r>
+        <w:t xml:space="preserve">registered</w:t>
+      </w:r>
+      <w:r>
+        <w:t xml:space="preserve"> </w:t>
+      </w:r>
+      <w:r>
+        <w:t xml:space="preserve">brokers in June 2026; Vermont's, the oldest, lists roughly 280. Pooling five state registries,</w:t>
+      </w:r>
+      <w:r>
+        <w:t xml:space="preserve"> </w:t>
+      </w:r>
+      <w:r>
+        <w:t xml:space="preserve">the Privacy Rights Clearinghouse identified about</w:t>
+      </w:r>
+      <w:r>
+        <w:t xml:space="preserve"> </w:t>
+      </w:r>
+      <w:r>
+        <w:rPr>
+          <w:bCs/>
+          <w:b/>
+        </w:rPr>
+        <w:t xml:space="preserve">750</w:t>
+      </w:r>
+      <w:r>
+        <w:t xml:space="preserve"> </w:t>
+      </w:r>
+      <w:r>
+        <w:t xml:space="preserve">distinct broker groups —</w:t>
+      </w:r>
+      <w:r>
+        <w:t xml:space="preserve"> </w:t>
+      </w:r>
+      <w:r>
+        <w:t xml:space="preserve">and found around 309 companies registered in at least one state but absent from Vermont's list,</w:t>
+      </w:r>
+      <w:r>
+        <w:t xml:space="preserve"> </w:t>
+      </w:r>
+      <w:r>
+        <w:t xml:space="preserve">which suggests that non-registration is common rather than exceptional. The individual profiles</w:t>
+      </w:r>
+      <w:r>
+        <w:t xml:space="preserve"> </w:t>
+      </w:r>
+      <w:r>
+        <w:t xml:space="preserve">can be extraordinarily detailed: Acxiom, one of the oldest names in the business, advertises</w:t>
+      </w:r>
+      <w:r>
+        <w:t xml:space="preserve"> </w:t>
+      </w:r>
+      <w:r>
+        <w:t xml:space="preserve">2.6 billion verified identifiers worldwide and more than 1,500 attributes per US consumer.</w:t>
+      </w:r>
+      <w:r>
+        <w:t xml:space="preserve"> </w:t>
+      </w:r>
+      <w:r>
+        <w:t xml:space="preserve">(A common error is to treat "Acxiom/LiveRamp" as one company. They are not. The original Acxiom</w:t>
+      </w:r>
+      <w:r>
+        <w:t xml:space="preserve"> </w:t>
+      </w:r>
+      <w:r>
+        <w:t xml:space="preserve">Corporation renamed itself LiveRamp in 2018 after selling its marketing-services division, and</w:t>
+      </w:r>
+      <w:r>
+        <w:t xml:space="preserve"> </w:t>
+      </w:r>
+      <w:r>
+        <w:t xml:space="preserve">the Acxiom name now sits inside the advertising conglomerate Omnicom.)</w:t>
+      </w:r>
+    </w:p>
+    <w:p>
+      <w:pPr>
+        <w:pStyle w:val="BodyText"/>
+      </w:pPr>
+      <w:r>
+        <w:t xml:space="preserve">Regulation has moved in two directions at once. California's DELETE Act created</w:t>
+      </w:r>
+      <w:r>
+        <w:t xml:space="preserve"> </w:t>
+      </w:r>
+      <w:r>
+        <w:rPr>
+          <w:bCs/>
+          <w:b/>
+        </w:rPr>
+        <w:t xml:space="preserve">DROP</w:t>
+      </w:r>
+      <w:r>
+        <w:t xml:space="preserve"> </w:t>
+      </w:r>
+      <w:r>
+        <w:t xml:space="preserve">(Delete Request and Opt-out Platform), a single site where a resident can</w:t>
+      </w:r>
+      <w:r>
+        <w:t xml:space="preserve"> </w:t>
+      </w:r>
+      <w:r>
+        <w:t xml:space="preserve">submit one deletion request that every registered broker must honor. The platform opened to the</w:t>
+      </w:r>
+      <w:r>
+        <w:t xml:space="preserve"> </w:t>
+      </w:r>
+      <w:r>
+        <w:t xml:space="preserve">public on 1 January 2026, and brokers are required to begin processing its requests on</w:t>
+      </w:r>
+      <w:r>
+        <w:t xml:space="preserve"> </w:t>
+      </w:r>
+      <w:r>
+        <w:rPr>
+          <w:bCs/>
+          <w:b/>
+        </w:rPr>
+        <w:t xml:space="preserve">1 August 2026</w:t>
+      </w:r>
+      <w:r>
+        <w:t xml:space="preserve">; more than 300,000 Californians signed up in the first five</w:t>
+      </w:r>
+      <w:r>
+        <w:t xml:space="preserve"> </w:t>
+      </w:r>
+      <w:r>
+        <w:t xml:space="preserve">months. Enforcement is real — the state privacy agency created a data broker enforcement</w:t>
+      </w:r>
+      <w:r>
+        <w:t xml:space="preserve"> </w:t>
+      </w:r>
+      <w:r>
+        <w:t xml:space="preserve">strike force in late 2025 and has brought a series of public actions — though compliance</w:t>
+      </w:r>
+      <w:r>
+        <w:t xml:space="preserve"> </w:t>
+      </w:r>
+      <w:r>
+        <w:t xml:space="preserve">remains poor: a 2026 study of the 522 brokers then on the California registry, "Privacy Without</w:t>
+      </w:r>
+      <w:r>
+        <w:t xml:space="preserve"> </w:t>
+      </w:r>
+      <w:r>
+        <w:t xml:space="preserve">Remedy," found that only about 9% fully met the Act's transparency requirements. At the federal</w:t>
+      </w:r>
+      <w:r>
+        <w:t xml:space="preserve"> </w:t>
+      </w:r>
+      <w:r>
+        <w:t xml:space="preserve">level, movement went backward. A rule proposed by the Consumer Financial Protection Bureau in</w:t>
+      </w:r>
+      <w:r>
+        <w:t xml:space="preserve"> </w:t>
+      </w:r>
+      <w:r>
+        <w:t xml:space="preserve">December 2024 would have treated many brokers as consumer reporting agencies under the Fair</w:t>
+      </w:r>
+      <w:r>
+        <w:t xml:space="preserve"> </w:t>
+      </w:r>
+      <w:r>
+        <w:t xml:space="preserve">Credit Reporting Act, subjecting the sale of sensitive personal data to the same rules that</w:t>
+      </w:r>
+      <w:r>
+        <w:t xml:space="preserve"> </w:t>
+      </w:r>
+      <w:r>
+        <w:t xml:space="preserve">govern credit reports. That proposal was</w:t>
+      </w:r>
+      <w:r>
+        <w:t xml:space="preserve"> </w:t>
+      </w:r>
+      <w:r>
+        <w:rPr>
+          <w:bCs/>
+          <w:b/>
+        </w:rPr>
+        <w:t xml:space="preserve">withdrawn in May 2025</w:t>
+      </w:r>
+      <w:r>
+        <w:t xml:space="preserve">. No federal</w:t>
+      </w:r>
+      <w:r>
+        <w:t xml:space="preserve"> </w:t>
+      </w:r>
+      <w:r>
+        <w:t xml:space="preserve">data broker rule is in effect.</w:t>
+      </w:r>
+    </w:p>
+    <w:p>
+      <w:pPr>
+        <w:pStyle w:val="BodyText"/>
+      </w:pPr>
+      <w:r>
+        <w:t xml:space="preserve">The result is a patchwork that would be familiar to anyone who followed the earlier history in</w:t>
+      </w:r>
+      <w:r>
+        <w:t xml:space="preserve"> </w:t>
+      </w:r>
+      <w:r>
+        <w:t xml:space="preserve">this chapter: technology moves, one jurisdiction responds, another declines to, and the gap</w:t>
+      </w:r>
+      <w:r>
+        <w:t xml:space="preserve"> </w:t>
+      </w:r>
+      <w:r>
+        <w:t xml:space="preserve">between them becomes a business model. It is also a clean illustration of Nissenbaum's point.</w:t>
+      </w:r>
+      <w:r>
+        <w:t xml:space="preserve"> </w:t>
+      </w:r>
+      <w:r>
+        <w:t xml:space="preserve">Almost nothing a broker holds is secret. Your address is public; your purchases were shared</w:t>
+      </w:r>
+      <w:r>
+        <w:t xml:space="preserve"> </w:t>
+      </w:r>
+      <w:r>
+        <w:t xml:space="preserve">willingly with a store; your location was handed to a weather app. The violation is in the</w:t>
+      </w:r>
+      <w:r>
+        <w:t xml:space="preserve"> </w:t>
+      </w:r>
+      <w:r>
+        <w:t xml:space="preserve">flow, not the fact.</w:t>
+      </w:r>
+    </w:p>
+    <w:p>
+      <w:pPr>
+        <w:pStyle w:val="BoxLabel"/>
+      </w:pPr>
+      <w:r>
+        <w:t xml:space="preserve">Thought Questions</w:t>
+      </w:r>
+    </w:p>
+    <w:p>
+      <w:pPr>
+        <w:numPr>
+          <w:ilvl w:val="0"/>
+          <w:numId w:val="1004"/>
+        </w:numPr>
+        <w:pStyle w:val="Compact"/>
+      </w:pPr>
+      <w:r>
+        <w:t xml:space="preserve">Every technology in this section — photography, the telephone, the mainframe database,</w:t>
+      </w:r>
+      <w:r>
+        <w:t xml:space="preserve"> </w:t>
+      </w:r>
+      <w:r>
+        <w:t xml:space="preserve">the web, the smartphone — produced roughly the same sequence: new capability, public alarm,</w:t>
+      </w:r>
+      <w:r>
+        <w:t xml:space="preserve"> </w:t>
+      </w:r>
+      <w:r>
+        <w:t xml:space="preserve">partial legal response. Is that pattern evidence that privacy law works, or evidence that</w:t>
+      </w:r>
+      <w:r>
+        <w:t xml:space="preserve"> </w:t>
+      </w:r>
+      <w:r>
+        <w:t xml:space="preserve">it always arrives a generation late?</w:t>
+      </w:r>
+    </w:p>
+    <w:p>
+      <w:pPr>
+        <w:numPr>
+          <w:ilvl w:val="0"/>
+          <w:numId w:val="1004"/>
+        </w:numPr>
+        <w:pStyle w:val="Compact"/>
+      </w:pPr>
+      <w:r>
+        <w:t xml:space="preserve">Try to reconstruct your own data trail for a single ordinary day. Which of those records</w:t>
+      </w:r>
+      <w:r>
+        <w:t xml:space="preserve"> </w:t>
+      </w:r>
+      <w:r>
+        <w:t xml:space="preserve">would you guess have already been sold to someone you have never heard of? Does it change</w:t>
+      </w:r>
+      <w:r>
+        <w:t xml:space="preserve"> </w:t>
+      </w:r>
+      <w:r>
+        <w:t xml:space="preserve">how you feel about the day?</w:t>
+      </w:r>
+    </w:p>
+    <w:p>
+      <w:pPr>
+        <w:numPr>
+          <w:ilvl w:val="0"/>
+          <w:numId w:val="1004"/>
+        </w:numPr>
+        <w:pStyle w:val="Compact"/>
+      </w:pPr>
+      <w:r>
+        <w:t xml:space="preserve">Make the strongest case</w:t>
+      </w:r>
+      <w:r>
+        <w:t xml:space="preserve"> </w:t>
+      </w:r>
+      <w:r>
+        <w:rPr>
+          <w:iCs/>
+          <w:i/>
+        </w:rPr>
+        <w:t xml:space="preserve">for</w:t>
+      </w:r>
+      <w:r>
+        <w:t xml:space="preserve"> </w:t>
+      </w:r>
+      <w:r>
+        <w:t xml:space="preserve">the data broker industry. Credit scoring, fraud</w:t>
+      </w:r>
+      <w:r>
+        <w:t xml:space="preserve"> </w:t>
+      </w:r>
+      <w:r>
+        <w:t xml:space="preserve">detection, and locating missing persons all depend on aggregating information about people</w:t>
+      </w:r>
+      <w:r>
+        <w:t xml:space="preserve"> </w:t>
+      </w:r>
+      <w:r>
+        <w:t xml:space="preserve">who did not individually consent. Where exactly does the legitimate version end?</w:t>
+      </w:r>
+    </w:p>
+    <w:p>
+      <w:pPr>
+        <w:numPr>
+          <w:ilvl w:val="0"/>
+          <w:numId w:val="1004"/>
+        </w:numPr>
+        <w:pStyle w:val="Compact"/>
+      </w:pPr>
+      <w:r>
+        <w:t xml:space="preserve">California requires brokers to register and honor deletion requests; the federal government</w:t>
+      </w:r>
+      <w:r>
+        <w:t xml:space="preserve"> </w:t>
+      </w:r>
+      <w:r>
+        <w:t xml:space="preserve">withdrew its proposed rule. Is state-by-state privacy regulation a workable long-run</w:t>
+      </w:r>
+      <w:r>
+        <w:t xml:space="preserve"> </w:t>
+      </w:r>
+      <w:r>
+        <w:t xml:space="preserve">arrangement for an industry that operates nationally, or does it mainly reward brokers who</w:t>
+      </w:r>
+      <w:r>
+        <w:t xml:space="preserve"> </w:t>
+      </w:r>
+      <w:r>
+        <w:t xml:space="preserve">are willing to ignore the strictest state?</w:t>
+      </w:r>
+    </w:p>
+    <w:bookmarkEnd w:id="41"/>
+    <w:bookmarkEnd w:id="42"/>
+    <w:bookmarkEnd w:id="43"/>
+    <w:bookmarkStart w:id="52" w:name="authoritarian-surveillance"/>
+    <w:bookmarkStart w:id="51" w:name="s3-heading"/>
     <w:p>
       <w:pPr>
         <w:pStyle w:val="Heading2"/>
@@ -3356,7 +4085,7 @@
         <w:t xml:space="preserve">Key Thinker</w:t>
       </w:r>
     </w:p>
-    <w:bookmarkStart w:id="31" w:name="michel-foucault-19261984"/>
+    <w:bookmarkStart w:id="44" w:name="michel-foucault-19261984"/>
     <w:p>
       <w:pPr>
         <w:pStyle w:val="Heading3"/>
@@ -3371,7 +4100,7 @@
         <w:t xml:space="preserve">(1926–1984)</w:t>
       </w:r>
     </w:p>
-    <w:bookmarkEnd w:id="31"/>
+    <w:bookmarkEnd w:id="44"/>
     <w:p>
       <w:pPr>
         <w:pStyle w:val="KeyThinker"/>
@@ -3396,8 +4125,8 @@
       </w:r>
       <w:r>
         <w:rPr>
+          <w:iCs/>
           <w:i/>
-          <w:iCs/>
         </w:rPr>
         <w:t xml:space="preserve">Discipline and Punish</w:t>
       </w:r>
@@ -3462,8 +4191,8 @@
       </w:r>
       <w:r>
         <w:rPr>
+          <w:iCs/>
           <w:i/>
-          <w:iCs/>
         </w:rPr>
         <w:t xml:space="preserve">psychological</w:t>
       </w:r>
@@ -3484,8 +4213,8 @@
       </w:r>
       <w:r>
         <w:rPr>
+          <w:iCs/>
           <w:i/>
-          <w:iCs/>
         </w:rPr>
         <w:t xml:space="preserve">as if</w:t>
       </w:r>
@@ -3506,8 +4235,8 @@
       </w:r>
       <w:r>
         <w:rPr>
+          <w:bCs/>
           <w:b/>
-          <w:bCs/>
         </w:rPr>
         <w:t xml:space="preserve">chilling effect</w:t>
       </w:r>
@@ -3565,18 +4294,18 @@
           <wp:inline>
             <wp:extent cx="5334000" cy="5879158"/>
             <wp:effectExtent b="0" l="0" r="0" t="0"/>
-            <wp:docPr descr="Floor plan of Bentham's Panopticon prison design" title="" id="33" name="Picture"/>
+            <wp:docPr descr="Floor plan of Bentham's Panopticon prison design" title="" id="46" name="Picture"/>
             <a:graphic>
               <a:graphicData uri="http://schemas.openxmlformats.org/drawingml/2006/picture">
                 <pic:pic>
                   <pic:nvPicPr>
-                    <pic:cNvPr descr="C:/Users/brend/OneDrive/Documents/Github/computing_ai_ethics/images/panopticon.jpg" id="34" name="Picture"/>
+                    <pic:cNvPr descr="/home/user/computing_ai_ethics/images/panopticon.jpg" id="47" name="Picture"/>
                     <pic:cNvPicPr>
                       <a:picLocks noChangeArrowheads="1" noChangeAspect="1"/>
                     </pic:cNvPicPr>
                   </pic:nvPicPr>
                   <pic:blipFill>
-                    <a:blip r:embed="rId32"/>
+                    <a:blip r:embed="rId45"/>
                     <a:stretch>
                       <a:fillRect/>
                     </a:stretch>
@@ -3615,8 +4344,8 @@
       </w:r>
       <w:r>
         <w:rPr>
+          <w:iCs/>
           <w:i/>
-          <w:iCs/>
         </w:rPr>
         <w:t xml:space="preserve">Works</w:t>
       </w:r>
@@ -3651,7 +4380,7 @@
         <w:t xml:space="preserve">internalized self-regulation, not just direct coercion. Public domain.</w:t>
       </w:r>
     </w:p>
-    <w:bookmarkStart w:id="35" w:name="X02b5b0a8d6f2d16838a6adcb655c4bb8374396d"/>
+    <w:bookmarkStart w:id="48" w:name="X02b5b0a8d6f2d16838a6adcb655c4bb8374396d"/>
     <w:p>
       <w:pPr>
         <w:pStyle w:val="Heading3"/>
@@ -3717,6 +4446,7 @@
         <w:tblStyle w:val="Table"/>
         <w:tblW w:type="auto" w:w="0"/>
         <w:tblLook w:firstRow="1" w:lastRow="0" w:firstColumn="0" w:lastColumn="0" w:noHBand="0" w:noVBand="0" w:val="0020"/>
+        <w:jc w:val="start"/>
         <w:tblCaption w:val="Table 6.3 — China's Surveillance Infrastructure"/>
       </w:tblPr>
       <w:tblGrid>
@@ -3726,13 +4456,14 @@
       </w:tblGrid>
       <w:tr>
         <w:trPr>
-          <w:tblHeader w:val="on"/>
+          <w:tblHeader w:val="true"/>
         </w:trPr>
         <w:tc>
           <w:tcPr/>
           <w:p>
             <w:pPr>
               <w:pStyle w:val="Compact"/>
+              <w:jc w:val="left"/>
             </w:pPr>
             <w:r>
               <w:t xml:space="preserve">System</w:t>
@@ -3744,6 +4475,7 @@
           <w:p>
             <w:pPr>
               <w:pStyle w:val="Compact"/>
+              <w:jc w:val="left"/>
             </w:pPr>
             <w:r>
               <w:t xml:space="preserve">Function</w:t>
@@ -3755,6 +4487,7 @@
           <w:p>
             <w:pPr>
               <w:pStyle w:val="Compact"/>
+              <w:jc w:val="left"/>
             </w:pPr>
             <w:r>
               <w:t xml:space="preserve">Scale</w:t>
@@ -3768,11 +4501,12 @@
           <w:p>
             <w:pPr>
               <w:pStyle w:val="Compact"/>
+              <w:jc w:val="left"/>
             </w:pPr>
             <w:r>
               <w:rPr>
+                <w:bCs/>
                 <w:b/>
-                <w:bCs/>
               </w:rPr>
               <w:t xml:space="preserve">Skynet / Sharp Eyes</w:t>
             </w:r>
@@ -3783,6 +4517,7 @@
           <w:p>
             <w:pPr>
               <w:pStyle w:val="Compact"/>
+              <w:jc w:val="left"/>
             </w:pPr>
             <w:r>
               <w:t xml:space="preserve">Urban camera network with AI recognition</w:t>
@@ -3794,6 +4529,7 @@
           <w:p>
             <w:pPr>
               <w:pStyle w:val="Compact"/>
+              <w:jc w:val="left"/>
             </w:pPr>
             <w:r>
               <w:t xml:space="preserve">600M+ cameras nationwide</w:t>
@@ -3807,11 +4543,12 @@
           <w:p>
             <w:pPr>
               <w:pStyle w:val="Compact"/>
+              <w:jc w:val="left"/>
             </w:pPr>
             <w:r>
               <w:rPr>
+                <w:bCs/>
                 <w:b/>
-                <w:bCs/>
               </w:rPr>
               <w:t xml:space="preserve">Golden Shield</w:t>
             </w:r>
@@ -3822,6 +4559,7 @@
           <w:p>
             <w:pPr>
               <w:pStyle w:val="Compact"/>
+              <w:jc w:val="left"/>
             </w:pPr>
             <w:r>
               <w:t xml:space="preserve">Database integration across agencies</w:t>
@@ -3833,6 +4571,7 @@
           <w:p>
             <w:pPr>
               <w:pStyle w:val="Compact"/>
+              <w:jc w:val="left"/>
             </w:pPr>
             <w:r>
               <w:t xml:space="preserve">1.4 billion citizens covered</w:t>
@@ -3846,11 +4585,12 @@
           <w:p>
             <w:pPr>
               <w:pStyle w:val="Compact"/>
+              <w:jc w:val="left"/>
             </w:pPr>
             <w:r>
               <w:rPr>
+                <w:bCs/>
                 <w:b/>
-                <w:bCs/>
               </w:rPr>
               <w:t xml:space="preserve">Great Firewall</w:t>
             </w:r>
@@ -3861,6 +4601,7 @@
           <w:p>
             <w:pPr>
               <w:pStyle w:val="Compact"/>
+              <w:jc w:val="left"/>
             </w:pPr>
             <w:r>
               <w:t xml:space="preserve">Internet censorship and content filtering</w:t>
@@ -3872,6 +4613,7 @@
           <w:p>
             <w:pPr>
               <w:pStyle w:val="Compact"/>
+              <w:jc w:val="left"/>
             </w:pPr>
             <w:r>
               <w:t xml:space="preserve">All internet traffic</w:t>
@@ -3885,13 +4627,14 @@
           <w:p>
             <w:pPr>
               <w:pStyle w:val="Compact"/>
+              <w:jc w:val="left"/>
             </w:pPr>
             <w:r>
               <w:rPr>
+                <w:bCs/>
                 <w:b/>
-                <w:bCs/>
               </w:rPr>
-              <w:t xml:space="preserve">Social Credit System</w:t>
+              <w:t xml:space="preserve">"Social Credit" programs</w:t>
             </w:r>
           </w:p>
         </w:tc>
@@ -3900,9 +4643,10 @@
           <w:p>
             <w:pPr>
               <w:pStyle w:val="Compact"/>
+              <w:jc w:val="left"/>
             </w:pPr>
             <w:r>
-              <w:t xml:space="preserve">Behavioral scoring with rewards and punishments</w:t>
+              <w:t xml:space="preserve">Court blacklists, regulatory records, local pilot schemes</w:t>
             </w:r>
           </w:p>
         </w:tc>
@@ -3911,9 +4655,10 @@
           <w:p>
             <w:pPr>
               <w:pStyle w:val="Compact"/>
+              <w:jc w:val="left"/>
             </w:pPr>
             <w:r>
-              <w:t xml:space="preserve">National, multiple local pilots</w:t>
+              <w:t xml:space="preserve">Blacklists national; point-scoring local and mostly discontinued</w:t>
             </w:r>
           </w:p>
         </w:tc>
@@ -3924,11 +4669,12 @@
           <w:p>
             <w:pPr>
               <w:pStyle w:val="Compact"/>
+              <w:jc w:val="left"/>
             </w:pPr>
             <w:r>
               <w:rPr>
+                <w:bCs/>
                 <w:b/>
-                <w:bCs/>
               </w:rPr>
               <w:t xml:space="preserve">IJOP</w:t>
             </w:r>
@@ -3939,6 +4685,7 @@
           <w:p>
             <w:pPr>
               <w:pStyle w:val="Compact"/>
+              <w:jc w:val="left"/>
             </w:pPr>
             <w:r>
               <w:t xml:space="preserve">Predictive "suspicion" scoring in Xinjiang</w:t>
@@ -3950,6 +4697,7 @@
           <w:p>
             <w:pPr>
               <w:pStyle w:val="Compact"/>
+              <w:jc w:val="left"/>
             </w:pPr>
             <w:r>
               <w:t xml:space="preserve">~12M Uyghur Muslims</w:t>
@@ -3963,43 +4711,199 @@
         <w:pStyle w:val="BodyText"/>
       </w:pPr>
       <w:r>
-        <w:t xml:space="preserve">The Social Credit System — widely misunderstood in Western media as a single unified</w:t>
-      </w:r>
-      <w:r>
-        <w:t xml:space="preserve"> </w:t>
-      </w:r>
-      <w:r>
-        <w:t xml:space="preserve">"score" — is better understood as a set of overlapping local and sectoral programs that</w:t>
-      </w:r>
-      <w:r>
-        <w:t xml:space="preserve"> </w:t>
-      </w:r>
-      <w:r>
-        <w:t xml:space="preserve">reward and punish behavior across various domains. High-scoring citizens may receive</w:t>
-      </w:r>
-      <w:r>
-        <w:t xml:space="preserve"> </w:t>
-      </w:r>
-      <w:r>
-        <w:t xml:space="preserve">benefits like faster government services or better loan rates. Low scores can trigger</w:t>
-      </w:r>
-      <w:r>
-        <w:t xml:space="preserve"> </w:t>
-      </w:r>
-      <w:r>
-        <w:t xml:space="preserve">travel bans, public shaming on billboards and TV, and restricted access to employment</w:t>
-      </w:r>
-      <w:r>
-        <w:t xml:space="preserve"> </w:t>
-      </w:r>
-      <w:r>
-        <w:t xml:space="preserve">and education. The system reflects a specific theory of governance: that visible,</w:t>
-      </w:r>
-      <w:r>
-        <w:t xml:space="preserve"> </w:t>
-      </w:r>
-      <w:r>
-        <w:t xml:space="preserve">pervasive accountability will produce a more ordered and law-abiding society.</w:t>
+        <w:t xml:space="preserve">The "Social Credit System" deserves a careful word, because the version of it that circulates</w:t>
+      </w:r>
+      <w:r>
+        <w:t xml:space="preserve"> </w:t>
+      </w:r>
+      <w:r>
+        <w:t xml:space="preserve">in Western media is largely a misconception — and a costly one, since it makes the real system</w:t>
+      </w:r>
+      <w:r>
+        <w:t xml:space="preserve"> </w:t>
+      </w:r>
+      <w:r>
+        <w:t xml:space="preserve">harder to see. The familiar picture is of a single national algorithm assigning every Chinese</w:t>
+      </w:r>
+      <w:r>
+        <w:t xml:space="preserve"> </w:t>
+      </w:r>
+      <w:r>
+        <w:t xml:space="preserve">citizen a live numerical score that rises when they volunteer and falls when they jaywalk.</w:t>
+      </w:r>
+      <w:r>
+        <w:t xml:space="preserve"> </w:t>
+      </w:r>
+      <w:r>
+        <w:t xml:space="preserve">No such unified citizen score exists, and none has ever been rolled out nationally. Researchers</w:t>
+      </w:r>
+      <w:r>
+        <w:t xml:space="preserve"> </w:t>
+      </w:r>
+      <w:r>
+        <w:t xml:space="preserve">who read the underlying Chinese-language policy documents — Jeremy Daum of Yale's Paul Tsai</w:t>
+      </w:r>
+      <w:r>
+        <w:t xml:space="preserve"> </w:t>
+      </w:r>
+      <w:r>
+        <w:t xml:space="preserve">China Center and analysts at the Mercator Institute for China Studies among them — describe</w:t>
+      </w:r>
+      <w:r>
+        <w:t xml:space="preserve"> </w:t>
+      </w:r>
+      <w:r>
+        <w:t xml:space="preserve">something considerably messier.</w:t>
+      </w:r>
+    </w:p>
+    <w:p>
+      <w:pPr>
+        <w:pStyle w:val="BodyText"/>
+      </w:pPr>
+      <w:r>
+        <w:t xml:space="preserve">What actually exists is a patchwork of three loosely related things. First, corporate</w:t>
+      </w:r>
+      <w:r>
+        <w:t xml:space="preserve"> </w:t>
+      </w:r>
+      <w:r>
+        <w:t xml:space="preserve">pilots: private scoring products such as Ant Financial's Sesame Credit, which were voluntary,</w:t>
+      </w:r>
+      <w:r>
+        <w:t xml:space="preserve"> </w:t>
+      </w:r>
+      <w:r>
+        <w:t xml:space="preserve">commercial, and closer to a loyalty program than a citizenship rating. China's central bank</w:t>
+      </w:r>
+      <w:r>
+        <w:t xml:space="preserve"> </w:t>
+      </w:r>
+      <w:r>
+        <w:t xml:space="preserve">ultimately declined to license these firms as credit-reporting agencies, and several of the</w:t>
+      </w:r>
+      <w:r>
+        <w:t xml:space="preserve"> </w:t>
+      </w:r>
+      <w:r>
+        <w:t xml:space="preserve">pilots were discontinued. Second, and most consequentially, court</w:t>
+      </w:r>
+      <w:r>
+        <w:t xml:space="preserve"> </w:t>
+      </w:r>
+      <w:r>
+        <w:rPr>
+          <w:bCs/>
+          <w:b/>
+        </w:rPr>
+        <w:t xml:space="preserve">judgment-defaulter blacklists</w:t>
+      </w:r>
+      <w:r>
+        <w:t xml:space="preserve"> </w:t>
+      </w:r>
+      <w:r>
+        <w:t xml:space="preserve">— public lists of people who have lost a lawsuit</w:t>
+      </w:r>
+      <w:r>
+        <w:t xml:space="preserve"> </w:t>
+      </w:r>
+      <w:r>
+        <w:t xml:space="preserve">and refused to comply with the judgment. This is where the widely reported travel bans actually</w:t>
+      </w:r>
+      <w:r>
+        <w:t xml:space="preserve"> </w:t>
+      </w:r>
+      <w:r>
+        <w:t xml:space="preserve">come from: a named individual on the list can be barred from buying plane or high-speed rail</w:t>
+      </w:r>
+      <w:r>
+        <w:t xml:space="preserve"> </w:t>
+      </w:r>
+      <w:r>
+        <w:t xml:space="preserve">tickets, by court order, for a specific documented reason. Third, sprawling regulatory and</w:t>
+      </w:r>
+      <w:r>
+        <w:t xml:space="preserve"> </w:t>
+      </w:r>
+      <w:r>
+        <w:t xml:space="preserve">compliance records, most of which concern</w:t>
+      </w:r>
+      <w:r>
+        <w:t xml:space="preserve"> </w:t>
+      </w:r>
+      <w:r>
+        <w:rPr>
+          <w:iCs/>
+          <w:i/>
+        </w:rPr>
+        <w:t xml:space="preserve">companies</w:t>
+      </w:r>
+      <w:r>
+        <w:t xml:space="preserve"> </w:t>
+      </w:r>
+      <w:r>
+        <w:t xml:space="preserve">rather than individuals. Some</w:t>
+      </w:r>
+      <w:r>
+        <w:t xml:space="preserve"> </w:t>
+      </w:r>
+      <w:r>
+        <w:t xml:space="preserve">municipal governments did run point-scoring pilots, and a few produced the billboard-shaming</w:t>
+      </w:r>
+      <w:r>
+        <w:t xml:space="preserve"> </w:t>
+      </w:r>
+      <w:r>
+        <w:t xml:space="preserve">stories that traveled abroad; most were scaled back or abandoned.</w:t>
+      </w:r>
+    </w:p>
+    <w:p>
+      <w:pPr>
+        <w:pStyle w:val="BodyText"/>
+      </w:pPr>
+      <w:r>
+        <w:t xml:space="preserve">Getting this right matters in both directions. The corrective is not reassurance: China's</w:t>
+      </w:r>
+      <w:r>
+        <w:t xml:space="preserve"> </w:t>
+      </w:r>
+      <w:r>
+        <w:t xml:space="preserve">surveillance apparatus is genuinely vast, and the sections that follow describe what it does</w:t>
+      </w:r>
+      <w:r>
+        <w:t xml:space="preserve"> </w:t>
+      </w:r>
+      <w:r>
+        <w:t xml:space="preserve">in Xinjiang. The point is that the frightening part is the cameras, the databases, the</w:t>
+      </w:r>
+      <w:r>
+        <w:t xml:space="preserve"> </w:t>
+      </w:r>
+      <w:r>
+        <w:t xml:space="preserve">real-name registration, and the discretionary power to blacklist — not a sci-fi scoreboard.</w:t>
+      </w:r>
+      <w:r>
+        <w:t xml:space="preserve"> </w:t>
+      </w:r>
+      <w:r>
+        <w:t xml:space="preserve">Attributing the harm to a system that does not exist makes the harm easier to dismiss when the</w:t>
+      </w:r>
+      <w:r>
+        <w:t xml:space="preserve"> </w:t>
+      </w:r>
+      <w:r>
+        <w:t xml:space="preserve">story is corrected, and it lets Western readers file the whole problem as something foreign.</w:t>
+      </w:r>
+      <w:r>
+        <w:t xml:space="preserve"> </w:t>
+      </w:r>
+      <w:r>
+        <w:t xml:space="preserve">The Chinese state's actual theory of governance here is more mundane and more portable: that</w:t>
+      </w:r>
+      <w:r>
+        <w:t xml:space="preserve"> </w:t>
+      </w:r>
+      <w:r>
+        <w:t xml:space="preserve">visible, permanent, cross-linked records of past conduct will make people behave.</w:t>
       </w:r>
     </w:p>
     <w:p>
@@ -4162,8 +5066,8 @@
         <w:t xml:space="preserve">previously impossible.</w:t>
       </w:r>
     </w:p>
-    <w:bookmarkEnd w:id="35"/>
-    <w:bookmarkStart w:id="36" w:name="other-authoritarian-surveillance-systems"/>
+    <w:bookmarkEnd w:id="48"/>
+    <w:bookmarkStart w:id="49" w:name="other-authoritarian-surveillance-systems"/>
     <w:p>
       <w:pPr>
         <w:pStyle w:val="Heading3"/>
@@ -4384,8 +5288,8 @@
         <w:t xml:space="preserve">ensure responsible use.</w:t>
       </w:r>
     </w:p>
-    <w:bookmarkEnd w:id="36"/>
-    <w:bookmarkStart w:id="37" w:name="exporting-authoritarianism"/>
+    <w:bookmarkEnd w:id="49"/>
+    <w:bookmarkStart w:id="50" w:name="exporting-authoritarianism"/>
     <w:p>
       <w:pPr>
         <w:pStyle w:val="Heading3"/>
@@ -4482,401 +5386,366 @@
         <w:t xml:space="preserve">what obligations do manufacturers, exporters, and international bodies have?</w:t>
       </w:r>
     </w:p>
-    <w:bookmarkEnd w:id="37"/>
-    <w:bookmarkEnd w:id="38"/>
-    <w:bookmarkEnd w:id="39"/>
-    <w:bookmarkStart w:id="50" w:name="democratic-debates"/>
-    <w:bookmarkStart w:id="49" w:name="s4-heading"/>
-    <w:p>
-      <w:pPr>
-        <w:pStyle w:val="Heading2"/>
-      </w:pPr>
-      <w:r>
-        <w:t xml:space="preserve">Part IV: Surveillance Debates in Liberal Democracies</w:t>
-      </w:r>
-    </w:p>
-    <w:p>
-      <w:pPr>
-        <w:pStyle w:val="FirstParagraph"/>
-      </w:pPr>
-      <w:r>
-        <w:t xml:space="preserve">Liberal democracies face a distinctive challenge with surveillance. The authoritarian cases</w:t>
-      </w:r>
-      <w:r>
-        <w:t xml:space="preserve"> </w:t>
-      </w:r>
-      <w:r>
-        <w:t xml:space="preserve">reviewed above involve relatively clear moral failures — systems designed to suppress</w:t>
-      </w:r>
-      <w:r>
-        <w:t xml:space="preserve"> </w:t>
-      </w:r>
-      <w:r>
-        <w:t xml:space="preserve">political dissent. But what about surveillance in societies with free elections, independent</w:t>
-      </w:r>
-      <w:r>
-        <w:t xml:space="preserve"> </w:t>
-      </w:r>
-      <w:r>
-        <w:t xml:space="preserve">courts, and constitutional rights? Here the analysis is genuinely harder. Governments have</w:t>
-      </w:r>
-      <w:r>
-        <w:t xml:space="preserve"> </w:t>
-      </w:r>
-      <w:r>
-        <w:t xml:space="preserve">legitimate interests in preventing terrorism, solving crimes, and protecting public safety.</w:t>
-      </w:r>
-      <w:r>
-        <w:t xml:space="preserve"> </w:t>
-      </w:r>
-      <w:r>
-        <w:t xml:space="preserve">The question is whether surveillance serves these interests — and whether it does so at</w:t>
-      </w:r>
-      <w:r>
-        <w:t xml:space="preserve"> </w:t>
-      </w:r>
-      <w:r>
-        <w:t xml:space="preserve">acceptable cost to the freedoms that make democratic life worth living.</w:t>
-      </w:r>
-    </w:p>
-    <w:bookmarkStart w:id="40" w:name="X8a5bb253dd72b3eedc54037f2ed4e97b21e1d19"/>
-    <w:p>
-      <w:pPr>
-        <w:pStyle w:val="Heading3"/>
-      </w:pPr>
-      <w:r>
-        <w:t xml:space="preserve">The Core Tension: Security vs. Liberty — or Something Else?</w:t>
-      </w:r>
-    </w:p>
-    <w:p>
-      <w:pPr>
-        <w:pStyle w:val="FirstParagraph"/>
-      </w:pPr>
-      <w:r>
-        <w:t xml:space="preserve">The standard framing of surveillance debates pits security against liberty, as if more of one</w:t>
-      </w:r>
-      <w:r>
-        <w:t xml:space="preserve"> </w:t>
-      </w:r>
-      <w:r>
-        <w:t xml:space="preserve">necessarily means less of the other. But this framing is contested. Privacy advocates argue it</w:t>
-      </w:r>
-      <w:r>
-        <w:t xml:space="preserve"> </w:t>
-      </w:r>
-      <w:r>
-        <w:t xml:space="preserve">presents a false dichotomy: privacy itself is a component of security, protecting individuals</w:t>
-      </w:r>
-      <w:r>
-        <w:t xml:space="preserve"> </w:t>
-      </w:r>
-      <w:r>
-        <w:t xml:space="preserve">against abuse of power by governments, employers, and private actors. The choice, on this</w:t>
-      </w:r>
-      <w:r>
-        <w:t xml:space="preserve"> </w:t>
-      </w:r>
-      <w:r>
-        <w:t xml:space="preserve">view, is not between security and liberty but between different accounts of what security means</w:t>
-      </w:r>
-      <w:r>
-        <w:t xml:space="preserve"> </w:t>
-      </w:r>
-      <w:r>
-        <w:t xml:space="preserve">and who it protects.</w:t>
-      </w:r>
-    </w:p>
-    <w:p>
-      <w:pPr>
-        <w:pStyle w:val="BlockQuote"/>
-      </w:pPr>
-      <w:r>
-        <w:t xml:space="preserve">"Too many wrongly characterize the debate as 'security versus privacy.' The real</w:t>
-      </w:r>
-      <w:r>
-        <w:t xml:space="preserve"> </w:t>
-      </w:r>
-      <w:r>
-        <w:t xml:space="preserve">choice is liberty versus control."</w:t>
-      </w:r>
-    </w:p>
-    <w:p>
-      <w:pPr>
-        <w:pStyle w:val="BlockQuote"/>
-      </w:pPr>
-      <w:r>
-        <w:t xml:space="preserve">— Bruce Schneier,</w:t>
-      </w:r>
-      <w:r>
-        <w:t xml:space="preserve"> </w:t>
-      </w:r>
-      <w:r>
-        <w:t xml:space="preserve">(Schneier, 2015)</w:t>
-      </w:r>
-    </w:p>
-    <w:bookmarkEnd w:id="40"/>
-    <w:bookmarkStart w:id="41" w:name="the-case-for-surveillance"/>
-    <w:p>
-      <w:pPr>
-        <w:pStyle w:val="Heading3"/>
-      </w:pPr>
-      <w:r>
-        <w:t xml:space="preserve">The Case for Surveillance</w:t>
-      </w:r>
-    </w:p>
-    <w:p>
-      <w:pPr>
-        <w:pStyle w:val="FirstParagraph"/>
-      </w:pPr>
-      <w:r>
-        <w:t xml:space="preserve">Proponents of surveillance argue that it is necessary for security and public safety. Let's</w:t>
-      </w:r>
-      <w:r>
-        <w:t xml:space="preserve"> </w:t>
-      </w:r>
-      <w:r>
-        <w:t xml:space="preserve">examine one of the central arguments carefully.</w:t>
-      </w:r>
-    </w:p>
     <w:p>
       <w:pPr>
         <w:pStyle w:val="BoxLabel"/>
       </w:pPr>
       <w:r>
-        <w:t xml:space="preserve">What's the Argument?</w:t>
-      </w:r>
-    </w:p>
-    <w:p>
-      <w:pPr>
-        <w:pStyle w:val="BoxTitle"/>
-      </w:pPr>
-      <w:r>
-        <w:t xml:space="preserve">The Deterrence Argument for Surveillance</w:t>
-      </w:r>
-    </w:p>
-    <w:p>
-      <w:pPr>
-        <w:pStyle w:val="Compact"/>
-        <w:numPr>
-          <w:ilvl w:val="0"/>
-          <w:numId w:val="1004"/>
-        </w:numPr>
-      </w:pPr>
-      <w:r>
-        <w:t xml:space="preserve">Deterring crime protects public safety — and protecting public safety is a legitimate, core government interest.</w:t>
-      </w:r>
-    </w:p>
-    <w:p>
-      <w:pPr>
-        <w:pStyle w:val="Compact"/>
-        <w:numPr>
-          <w:ilvl w:val="0"/>
-          <w:numId w:val="1004"/>
-        </w:numPr>
-      </w:pPr>
-      <w:r>
-        <w:t xml:space="preserve">Surveillance deters crime: people are less likely to commit crimes when they know they are being watched.</w:t>
-      </w:r>
-    </w:p>
-    <w:p>
-      <w:pPr>
-        <w:pStyle w:val="Compact"/>
-        <w:numPr>
-          <w:ilvl w:val="0"/>
-          <w:numId w:val="1004"/>
-        </w:numPr>
-      </w:pPr>
-      <w:r>
-        <w:t xml:space="preserve">Therefore, if surveillance deters crime, and deterring crime is a legitimate government interest, then surveillance is justified.</w:t>
-      </w:r>
-    </w:p>
-    <w:p>
-      <w:pPr>
-        <w:pStyle w:val="ArgumentConclusion"/>
-      </w:pPr>
-      <w:r>
-        <w:t xml:space="preserve">∴</w:t>
-      </w:r>
-      <w:r>
-        <w:t xml:space="preserve"> </w:t>
-      </w:r>
-      <w:r>
-        <w:t xml:space="preserve">Surveillance is justified as a tool of legitimate government.</w:t>
-      </w:r>
-    </w:p>
-    <w:p>
-      <w:pPr>
-        <w:pStyle w:val="BoxLabel"/>
-      </w:pPr>
-      <w:r>
-        <w:t xml:space="preserve">Objection</w:t>
-      </w:r>
-    </w:p>
-    <w:p>
-      <w:pPr>
-        <w:pStyle w:val="Objection"/>
-      </w:pPr>
-      <w:r>
-        <w:rPr>
-          <w:b/>
-          <w:bCs/>
-        </w:rPr>
-        <w:t xml:space="preserve">Premise 2 is empirically weak.</w:t>
-      </w:r>
-      <w:r>
-        <w:t xml:space="preserve"> </w:t>
-      </w:r>
-      <w:r>
-        <w:t xml:space="preserve">Studies on the deterrence effects of</w:t>
-      </w:r>
-      <w:r>
-        <w:t xml:space="preserve"> </w:t>
-      </w:r>
-      <w:r>
-        <w:t xml:space="preserve">CCTV cameras are mixed. A 2019 meta-analysis found cameras reduced vehicle crime in</w:t>
-      </w:r>
-      <w:r>
-        <w:t xml:space="preserve"> </w:t>
-      </w:r>
-      <w:r>
-        <w:t xml:space="preserve">parking lots but showed "no significant effect" on violent crime. Determined criminals</w:t>
-      </w:r>
-      <w:r>
-        <w:t xml:space="preserve"> </w:t>
-      </w:r>
-      <w:r>
-        <w:t xml:space="preserve">adapt to surveillance rather than being deterred by it.</w:t>
-      </w:r>
-      <w:r>
-        <w:t xml:space="preserve"> </w:t>
-      </w:r>
-      <w:r>
-        <w:rPr>
-          <w:b/>
-          <w:bCs/>
-        </w:rPr>
-        <w:t xml:space="preserve">Premise 3 assumes proportionality</w:t>
-      </w:r>
-      <w:r>
-        <w:t xml:space="preserve">: even if surveillance provides</w:t>
-      </w:r>
-      <w:r>
-        <w:t xml:space="preserve"> </w:t>
-      </w:r>
-      <w:r>
-        <w:rPr>
-          <w:i/>
-          <w:iCs/>
-        </w:rPr>
-        <w:t xml:space="preserve">some</w:t>
-      </w:r>
-      <w:r>
-        <w:t xml:space="preserve"> </w:t>
-      </w:r>
-      <w:r>
-        <w:t xml:space="preserve">benefit, the argument doesn't establish that the benefit outweighs the</w:t>
-      </w:r>
-      <w:r>
-        <w:t xml:space="preserve"> </w:t>
-      </w:r>
-      <w:r>
-        <w:t xml:space="preserve">costs — chilling effects on speech and assembly, potential for mission creep, abuse</w:t>
-      </w:r>
-      <w:r>
-        <w:t xml:space="preserve"> </w:t>
-      </w:r>
-      <w:r>
-        <w:t xml:space="preserve">by future governments, and the corrosive effect on trust between citizens and state.</w:t>
-      </w:r>
-    </w:p>
-    <w:bookmarkEnd w:id="41"/>
-    <w:bookmarkStart w:id="42" w:name="the-case-against-surveillance"/>
-    <w:p>
-      <w:pPr>
-        <w:pStyle w:val="Heading3"/>
-      </w:pPr>
-      <w:r>
-        <w:t xml:space="preserve">The Case Against Surveillance</w:t>
-      </w:r>
-    </w:p>
-    <w:p>
-      <w:pPr>
-        <w:pStyle w:val="FirstParagraph"/>
-      </w:pPr>
-      <w:r>
-        <w:t xml:space="preserve">Critics of mass surveillance argue it threatens not just privacy but the very conditions</w:t>
-      </w:r>
-      <w:r>
-        <w:t xml:space="preserve"> </w:t>
-      </w:r>
-      <w:r>
-        <w:t xml:space="preserve">of free political life.</w:t>
-      </w:r>
-    </w:p>
-    <w:p>
-      <w:pPr>
-        <w:pStyle w:val="BoxLabel"/>
-      </w:pPr>
-      <w:r>
-        <w:t xml:space="preserve">What's the Argument?</w:t>
-      </w:r>
-    </w:p>
-    <w:p>
-      <w:pPr>
-        <w:pStyle w:val="BoxTitle"/>
-      </w:pPr>
-      <w:r>
-        <w:t xml:space="preserve">The Chilling Effects Argument Against Surveillance</w:t>
-      </w:r>
-    </w:p>
-    <w:p>
-      <w:pPr>
-        <w:pStyle w:val="Compact"/>
+        <w:t xml:space="preserve">Thought Questions</w:t>
+      </w:r>
+    </w:p>
+    <w:p>
+      <w:pPr>
         <w:numPr>
           <w:ilvl w:val="0"/>
           <w:numId w:val="1005"/>
         </w:numPr>
-      </w:pPr>
-      <w:r>
-        <w:t xml:space="preserve">A free society requires that citizens be able to speak, associate, and explore ideas without fear of punishment or retaliation.</w:t>
-      </w:r>
-    </w:p>
-    <w:p>
-      <w:pPr>
         <w:pStyle w:val="Compact"/>
+      </w:pPr>
+      <w:r>
+        <w:t xml:space="preserve">The unified Chinese "citizen score" turns out to be largely a Western invention, while the</w:t>
+      </w:r>
+      <w:r>
+        <w:t xml:space="preserve"> </w:t>
+      </w:r>
+      <w:r>
+        <w:t xml:space="preserve">court blacklists and camera networks are entirely real. Why do you think the fictional</w:t>
+      </w:r>
+      <w:r>
+        <w:t xml:space="preserve"> </w:t>
+      </w:r>
+      <w:r>
+        <w:t xml:space="preserve">version traveled so much further than the documented one? What does that suggest about how</w:t>
+      </w:r>
+      <w:r>
+        <w:t xml:space="preserve"> </w:t>
+      </w:r>
+      <w:r>
+        <w:t xml:space="preserve">we reason about surveillance in countries we do not live in?</w:t>
+      </w:r>
+    </w:p>
+    <w:p>
+      <w:pPr>
         <w:numPr>
           <w:ilvl w:val="0"/>
           <w:numId w:val="1005"/>
         </w:numPr>
-      </w:pPr>
-      <w:r>
-        <w:t xml:space="preserve">When people know they are (or believe they might be) watched, they self-censor — avoiding controversial speech, associations, and searches, even perfectly legal ones. (This is the "chilling effect.")</w:t>
-      </w:r>
-    </w:p>
-    <w:p>
-      <w:pPr>
         <w:pStyle w:val="Compact"/>
+      </w:pPr>
+      <w:r>
+        <w:t xml:space="preserve">Foucault argued that the Panopticon's power lies in prisoners regulating themselves. Can</w:t>
+      </w:r>
+      <w:r>
+        <w:t xml:space="preserve"> </w:t>
+      </w:r>
+      <w:r>
+        <w:t xml:space="preserve">you identify a setting in your own life — a classroom, a workplace, a group chat, a</w:t>
+      </w:r>
+      <w:r>
+        <w:t xml:space="preserve"> </w:t>
+      </w:r>
+      <w:r>
+        <w:t xml:space="preserve">platform — where you behave differently because you might be observed, even though you are</w:t>
+      </w:r>
+      <w:r>
+        <w:t xml:space="preserve"> </w:t>
+      </w:r>
+      <w:r>
+        <w:t xml:space="preserve">almost certainly not being watched at that moment?</w:t>
+      </w:r>
+    </w:p>
+    <w:p>
+      <w:pPr>
         <w:numPr>
           <w:ilvl w:val="0"/>
           <w:numId w:val="1005"/>
         </w:numPr>
-      </w:pPr>
-      <w:r>
-        <w:t xml:space="preserve">Mass surveillance means people are — or reasonably believe they are — always potentially watched.</w:t>
-      </w:r>
-    </w:p>
-    <w:p>
-      <w:pPr>
-        <w:pStyle w:val="ArgumentConclusion"/>
-      </w:pPr>
-      <w:r>
-        <w:t xml:space="preserve">∴</w:t>
-      </w:r>
-      <w:r>
-        <w:t xml:space="preserve"> </w:t>
-      </w:r>
-      <w:r>
-        <w:t xml:space="preserve">Mass surveillance undermines the conditions necessary for a free society.</w:t>
+        <w:pStyle w:val="Compact"/>
+      </w:pPr>
+      <w:r>
+        <w:t xml:space="preserve">Make the strongest case for the Chinese government's position on Safe City exports: that</w:t>
+      </w:r>
+      <w:r>
+        <w:t xml:space="preserve"> </w:t>
+      </w:r>
+      <w:r>
+        <w:t xml:space="preserve">developing countries are entitled to the same public-safety infrastructure wealthy nations</w:t>
+      </w:r>
+      <w:r>
+        <w:t xml:space="preserve"> </w:t>
+      </w:r>
+      <w:r>
+        <w:t xml:space="preserve">already have, and that refusing to sell it is paternalism. Where, if anywhere, does that</w:t>
+      </w:r>
+      <w:r>
+        <w:t xml:space="preserve"> </w:t>
+      </w:r>
+      <w:r>
+        <w:t xml:space="preserve">argument break down?</w:t>
+      </w:r>
+    </w:p>
+    <w:p>
+      <w:pPr>
+        <w:numPr>
+          <w:ilvl w:val="0"/>
+          <w:numId w:val="1005"/>
+        </w:numPr>
+        <w:pStyle w:val="Compact"/>
+      </w:pPr>
+      <w:r>
+        <w:t xml:space="preserve">NSO Group insists Pegasus is sold only to vetted governments for legitimate purposes. If a</w:t>
+      </w:r>
+      <w:r>
+        <w:t xml:space="preserve"> </w:t>
+      </w:r>
+      <w:r>
+        <w:t xml:space="preserve">company genuinely cannot control how its customers use a product, does that reduce its</w:t>
+      </w:r>
+      <w:r>
+        <w:t xml:space="preserve"> </w:t>
+      </w:r>
+      <w:r>
+        <w:t xml:space="preserve">responsibility for the misuse, or increase its responsibility for building the product at</w:t>
+      </w:r>
+      <w:r>
+        <w:t xml:space="preserve"> </w:t>
+      </w:r>
+      <w:r>
+        <w:t xml:space="preserve">all?</w:t>
+      </w:r>
+    </w:p>
+    <w:p>
+      <w:pPr>
+        <w:numPr>
+          <w:ilvl w:val="0"/>
+          <w:numId w:val="1005"/>
+        </w:numPr>
+        <w:pStyle w:val="Compact"/>
+      </w:pPr>
+      <w:r>
+        <w:t xml:space="preserve">Every capability described in this section — facial recognition in public, database</w:t>
+      </w:r>
+      <w:r>
+        <w:t xml:space="preserve"> </w:t>
+      </w:r>
+      <w:r>
+        <w:t xml:space="preserve">integration across agencies, predictive flagging — also exists in democracies. What</w:t>
+      </w:r>
+      <w:r>
+        <w:t xml:space="preserve"> </w:t>
+      </w:r>
+      <w:r>
+        <w:t xml:space="preserve">specifically is doing the work of keeping them different: the technology, the law, the</w:t>
+      </w:r>
+      <w:r>
+        <w:t xml:space="preserve"> </w:t>
+      </w:r>
+      <w:r>
+        <w:t xml:space="preserve">courts, the press, or something else?</w:t>
+      </w:r>
+    </w:p>
+    <w:bookmarkEnd w:id="50"/>
+    <w:bookmarkEnd w:id="51"/>
+    <w:bookmarkEnd w:id="52"/>
+    <w:bookmarkStart w:id="63" w:name="democratic-debates"/>
+    <w:bookmarkStart w:id="62" w:name="s4-heading"/>
+    <w:p>
+      <w:pPr>
+        <w:pStyle w:val="Heading2"/>
+      </w:pPr>
+      <w:r>
+        <w:t xml:space="preserve">Part IV: Surveillance Debates in Liberal Democracies</w:t>
+      </w:r>
+    </w:p>
+    <w:p>
+      <w:pPr>
+        <w:pStyle w:val="FirstParagraph"/>
+      </w:pPr>
+      <w:r>
+        <w:t xml:space="preserve">Liberal democracies face a distinctive challenge with surveillance. The authoritarian cases</w:t>
+      </w:r>
+      <w:r>
+        <w:t xml:space="preserve"> </w:t>
+      </w:r>
+      <w:r>
+        <w:t xml:space="preserve">reviewed above involve relatively clear moral failures — systems designed to suppress</w:t>
+      </w:r>
+      <w:r>
+        <w:t xml:space="preserve"> </w:t>
+      </w:r>
+      <w:r>
+        <w:t xml:space="preserve">political dissent. But what about surveillance in societies with free elections, independent</w:t>
+      </w:r>
+      <w:r>
+        <w:t xml:space="preserve"> </w:t>
+      </w:r>
+      <w:r>
+        <w:t xml:space="preserve">courts, and constitutional rights? Here the analysis is genuinely harder. Governments have</w:t>
+      </w:r>
+      <w:r>
+        <w:t xml:space="preserve"> </w:t>
+      </w:r>
+      <w:r>
+        <w:t xml:space="preserve">legitimate interests in preventing terrorism, solving crimes, and protecting public safety.</w:t>
+      </w:r>
+      <w:r>
+        <w:t xml:space="preserve"> </w:t>
+      </w:r>
+      <w:r>
+        <w:t xml:space="preserve">The question is whether surveillance serves these interests — and whether it does so at</w:t>
+      </w:r>
+      <w:r>
+        <w:t xml:space="preserve"> </w:t>
+      </w:r>
+      <w:r>
+        <w:t xml:space="preserve">acceptable cost to the freedoms that make democratic life worth living.</w:t>
+      </w:r>
+    </w:p>
+    <w:bookmarkStart w:id="53" w:name="X8a5bb253dd72b3eedc54037f2ed4e97b21e1d19"/>
+    <w:p>
+      <w:pPr>
+        <w:pStyle w:val="Heading3"/>
+      </w:pPr>
+      <w:r>
+        <w:t xml:space="preserve">The Core Tension: Security vs. Liberty — or Something Else?</w:t>
+      </w:r>
+    </w:p>
+    <w:p>
+      <w:pPr>
+        <w:pStyle w:val="FirstParagraph"/>
+      </w:pPr>
+      <w:r>
+        <w:t xml:space="preserve">The standard framing of surveillance debates pits security against liberty, as if more of one</w:t>
+      </w:r>
+      <w:r>
+        <w:t xml:space="preserve"> </w:t>
+      </w:r>
+      <w:r>
+        <w:t xml:space="preserve">necessarily means less of the other. But this framing is contested. Privacy advocates argue it</w:t>
+      </w:r>
+      <w:r>
+        <w:t xml:space="preserve"> </w:t>
+      </w:r>
+      <w:r>
+        <w:t xml:space="preserve">presents a false dichotomy: privacy itself is a component of security, protecting individuals</w:t>
+      </w:r>
+      <w:r>
+        <w:t xml:space="preserve"> </w:t>
+      </w:r>
+      <w:r>
+        <w:t xml:space="preserve">against abuse of power by governments, employers, and private actors. The choice, on this</w:t>
+      </w:r>
+      <w:r>
+        <w:t xml:space="preserve"> </w:t>
+      </w:r>
+      <w:r>
+        <w:t xml:space="preserve">view, is not between security and liberty but between different accounts of what security means</w:t>
+      </w:r>
+      <w:r>
+        <w:t xml:space="preserve"> </w:t>
+      </w:r>
+      <w:r>
+        <w:t xml:space="preserve">and who it protects.</w:t>
+      </w:r>
+    </w:p>
+    <w:p>
+      <w:pPr>
+        <w:pStyle w:val="BlockQuote"/>
+      </w:pPr>
+      <w:r>
+        <w:t xml:space="preserve">Too many wrongly characterize the debate as "security versus privacy." The real</w:t>
+      </w:r>
+      <w:r>
+        <w:t xml:space="preserve"> </w:t>
+      </w:r>
+      <w:r>
+        <w:t xml:space="preserve">choice is liberty versus control.</w:t>
+      </w:r>
+    </w:p>
+    <w:p>
+      <w:pPr>
+        <w:pStyle w:val="BlockQuote"/>
+      </w:pPr>
+      <w:r>
+        <w:t xml:space="preserve">(Schneier, 2015)</w:t>
+      </w:r>
+    </w:p>
+    <w:p>
+      <w:pPr>
+        <w:pStyle w:val="BodyText"/>
+      </w:pPr>
+      <w:r>
+        <w:t xml:space="preserve">Security technologist Bruce Schneier's reframing is worth taking seriously rather than treating</w:t>
+      </w:r>
+      <w:r>
+        <w:t xml:space="preserve"> </w:t>
+      </w:r>
+      <w:r>
+        <w:t xml:space="preserve">as a slogan. Locking your front door is a security measure and a privacy measure at once; so is</w:t>
+      </w:r>
+      <w:r>
+        <w:t xml:space="preserve"> </w:t>
+      </w:r>
+      <w:r>
+        <w:t xml:space="preserve">encrypting a message. What the "security versus privacy" framing actually smuggles in is a</w:t>
+      </w:r>
+      <w:r>
+        <w:t xml:space="preserve"> </w:t>
+      </w:r>
+      <w:r>
+        <w:t xml:space="preserve">particular</w:t>
+      </w:r>
+      <w:r>
+        <w:t xml:space="preserve"> </w:t>
+      </w:r>
+      <w:r>
+        <w:rPr>
+          <w:iCs/>
+          <w:i/>
+        </w:rPr>
+        <w:t xml:space="preserve">kind</w:t>
+      </w:r>
+      <w:r>
+        <w:t xml:space="preserve"> </w:t>
+      </w:r>
+      <w:r>
+        <w:t xml:space="preserve">of security — the state's ability to see — and a particular assumption</w:t>
+      </w:r>
+      <w:r>
+        <w:t xml:space="preserve"> </w:t>
+      </w:r>
+      <w:r>
+        <w:t xml:space="preserve">about who is most at risk from whom. Schneier's alternative asks a different question: after a</w:t>
+      </w:r>
+      <w:r>
+        <w:t xml:space="preserve"> </w:t>
+      </w:r>
+      <w:r>
+        <w:t xml:space="preserve">given surveillance program is built, who has more power over whom than before?</w:t>
+      </w:r>
+    </w:p>
+    <w:bookmarkEnd w:id="53"/>
+    <w:bookmarkStart w:id="54" w:name="the-case-for-surveillance"/>
+    <w:p>
+      <w:pPr>
+        <w:pStyle w:val="Heading3"/>
+      </w:pPr>
+      <w:r>
+        <w:t xml:space="preserve">The Case for Surveillance</w:t>
+      </w:r>
+    </w:p>
+    <w:p>
+      <w:pPr>
+        <w:pStyle w:val="FirstParagraph"/>
+      </w:pPr>
+      <w:r>
+        <w:t xml:space="preserve">Proponents of surveillance argue that it is necessary for security and public safety. Let's</w:t>
+      </w:r>
+      <w:r>
+        <w:t xml:space="preserve"> </w:t>
+      </w:r>
+      <w:r>
+        <w:t xml:space="preserve">examine one of the central arguments carefully.</w:t>
       </w:r>
     </w:p>
     <w:p>
@@ -4884,136 +5753,6 @@
         <w:pStyle w:val="BoxLabel"/>
       </w:pPr>
       <w:r>
-        <w:t xml:space="preserve">Supporting argument</w:t>
-      </w:r>
-    </w:p>
-    <w:p>
-      <w:pPr>
-        <w:pStyle w:val="ProArgument"/>
-      </w:pPr>
-      <w:r>
-        <w:t xml:space="preserve">Post-Snowden studies found measurable decreases in searches for terrorism-related</w:t>
-      </w:r>
-      <w:r>
-        <w:t xml:space="preserve"> </w:t>
-      </w:r>
-      <w:r>
-        <w:t xml:space="preserve">terms following the revelations — suggesting people were self-censoring even when</w:t>
-      </w:r>
-      <w:r>
-        <w:t xml:space="preserve"> </w:t>
-      </w:r>
-      <w:r>
-        <w:t xml:space="preserve">conducting legitimate research. If innocent people are deterred from legally</w:t>
-      </w:r>
-      <w:r>
-        <w:t xml:space="preserve"> </w:t>
-      </w:r>
-      <w:r>
-        <w:t xml:space="preserve">exploring controversial topics because they fear being flagged as suspicious, the</w:t>
-      </w:r>
-      <w:r>
-        <w:t xml:space="preserve"> </w:t>
-      </w:r>
-      <w:r>
-        <w:t xml:space="preserve">aggregate effect on intellectual life and political discourse could be substantial.</w:t>
-      </w:r>
-      <w:r>
-        <w:t xml:space="preserve"> </w:t>
-      </w:r>
-      <w:r>
-        <w:t xml:space="preserve">The chilling effect is not hypothetical: it has been empirically documented.</w:t>
-      </w:r>
-      <w:r>
-        <w:t xml:space="preserve"> </w:t>
-      </w:r>
-      <w:r>
-        <w:t xml:space="preserve">A 2015 PEN America survey found that 28% of American writers had avoided writing</w:t>
-      </w:r>
-      <w:r>
-        <w:t xml:space="preserve"> </w:t>
-      </w:r>
-      <w:r>
-        <w:t xml:space="preserve">or speaking about certain topics because of surveillance concerns, and 24% had</w:t>
-      </w:r>
-      <w:r>
-        <w:t xml:space="preserve"> </w:t>
-      </w:r>
-      <w:r>
-        <w:t xml:space="preserve">deliberately avoided discussing certain subjects by phone or email. A study of</w:t>
-      </w:r>
-      <w:r>
-        <w:t xml:space="preserve"> </w:t>
-      </w:r>
-      <w:r>
-        <w:t xml:space="preserve">Wikipedia traffic by Jon Penney found significant drops in visits to</w:t>
-      </w:r>
-      <w:r>
-        <w:t xml:space="preserve"> </w:t>
-      </w:r>
-      <w:r>
-        <w:t xml:space="preserve">terrorism-related articles after the Snowden revelations — not because interest</w:t>
-      </w:r>
-      <w:r>
-        <w:t xml:space="preserve"> </w:t>
-      </w:r>
-      <w:r>
-        <w:t xml:space="preserve">in those topics declined, but because people feared being monitored. Searches</w:t>
-      </w:r>
-      <w:r>
-        <w:t xml:space="preserve"> </w:t>
-      </w:r>
-      <w:r>
-        <w:t xml:space="preserve">for terms like "anthrax," "dirty bomb," and "pressure cooker" — relevant to</w:t>
-      </w:r>
-      <w:r>
-        <w:t xml:space="preserve"> </w:t>
-      </w:r>
-      <w:r>
-        <w:t xml:space="preserve">students, journalists, and fiction writers — all declined. Surveillance changes</w:t>
-      </w:r>
-      <w:r>
-        <w:t xml:space="preserve"> </w:t>
-      </w:r>
-      <w:r>
-        <w:t xml:space="preserve">behavior even when no one is actually watching and no one does anything wrong.</w:t>
-      </w:r>
-    </w:p>
-    <w:bookmarkEnd w:id="42"/>
-    <w:bookmarkStart w:id="43" w:name="the-nothing-to-hide-argument-examined"/>
-    <w:p>
-      <w:pPr>
-        <w:pStyle w:val="Heading3"/>
-      </w:pPr>
-      <w:r>
-        <w:t xml:space="preserve">The "Nothing to Hide" Argument — Examined</w:t>
-      </w:r>
-    </w:p>
-    <w:p>
-      <w:pPr>
-        <w:pStyle w:val="FirstParagraph"/>
-      </w:pPr>
-      <w:r>
-        <w:t xml:space="preserve">The most common defense of surveillance in everyday conversation is the "nothing to hide"</w:t>
-      </w:r>
-      <w:r>
-        <w:t xml:space="preserve"> </w:t>
-      </w:r>
-      <w:r>
-        <w:t xml:space="preserve">argument. If you're not doing anything wrong, the reasoning goes, you have nothing to fear</w:t>
-      </w:r>
-      <w:r>
-        <w:t xml:space="preserve"> </w:t>
-      </w:r>
-      <w:r>
-        <w:t xml:space="preserve">from being watched. This argument is intuitively appealing but philosophically weak.</w:t>
-      </w:r>
-    </w:p>
-    <w:p>
-      <w:pPr>
-        <w:pStyle w:val="BoxLabel"/>
-      </w:pPr>
-      <w:r>
         <w:t xml:space="preserve">What's the Argument?</w:t>
       </w:r>
     </w:p>
@@ -5022,40 +5761,441 @@
         <w:pStyle w:val="BoxTitle"/>
       </w:pPr>
       <w:r>
-        <w:t xml:space="preserve">The "Nothing to Hide" Argument</w:t>
-      </w:r>
-    </w:p>
-    <w:p>
-      <w:pPr>
-        <w:pStyle w:val="Compact"/>
+        <w:t xml:space="preserve">The Deterrence Argument for Surveillance</w:t>
+      </w:r>
+    </w:p>
+    <w:p>
+      <w:pPr>
         <w:numPr>
           <w:ilvl w:val="0"/>
           <w:numId w:val="1006"/>
         </w:numPr>
-      </w:pPr>
-      <w:r>
-        <w:t xml:space="preserve">Surveillance only harms people who have something to hide.</w:t>
-      </w:r>
-    </w:p>
-    <w:p>
-      <w:pPr>
         <w:pStyle w:val="Compact"/>
+      </w:pPr>
+      <w:r>
+        <w:t xml:space="preserve">Deterring crime protects public safety — and protecting public safety is a legitimate, core government interest.</w:t>
+      </w:r>
+    </w:p>
+    <w:p>
+      <w:pPr>
         <w:numPr>
           <w:ilvl w:val="0"/>
           <w:numId w:val="1006"/>
         </w:numPr>
-      </w:pPr>
-      <w:r>
-        <w:t xml:space="preserve">Law-abiding citizens have nothing to hide.</w:t>
-      </w:r>
-    </w:p>
-    <w:p>
-      <w:pPr>
         <w:pStyle w:val="Compact"/>
+      </w:pPr>
+      <w:r>
+        <w:t xml:space="preserve">Surveillance deters crime: people are less likely to commit crimes when they know they are being watched.</w:t>
+      </w:r>
+    </w:p>
+    <w:p>
+      <w:pPr>
         <w:numPr>
           <w:ilvl w:val="0"/>
           <w:numId w:val="1006"/>
         </w:numPr>
+        <w:pStyle w:val="Compact"/>
+      </w:pPr>
+      <w:r>
+        <w:t xml:space="preserve">Therefore, if surveillance deters crime, and deterring crime is a legitimate government interest, then surveillance is justified.</w:t>
+      </w:r>
+    </w:p>
+    <w:p>
+      <w:pPr>
+        <w:pStyle w:val="ArgumentConclusion"/>
+      </w:pPr>
+      <w:r>
+        <w:t xml:space="preserve">∴</w:t>
+      </w:r>
+      <w:r>
+        <w:t xml:space="preserve"> </w:t>
+      </w:r>
+      <w:r>
+        <w:t xml:space="preserve">Surveillance is justified as a tool of legitimate government.</w:t>
+      </w:r>
+    </w:p>
+    <w:p>
+      <w:pPr>
+        <w:pStyle w:val="BoxLabel"/>
+      </w:pPr>
+      <w:r>
+        <w:t xml:space="preserve">Objection</w:t>
+      </w:r>
+    </w:p>
+    <w:p>
+      <w:pPr>
+        <w:pStyle w:val="Objection"/>
+      </w:pPr>
+      <w:r>
+        <w:rPr>
+          <w:bCs/>
+          <w:b/>
+        </w:rPr>
+        <w:t xml:space="preserve">Premise 2 is empirically weak.</w:t>
+      </w:r>
+      <w:r>
+        <w:t xml:space="preserve"> </w:t>
+      </w:r>
+      <w:r>
+        <w:t xml:space="preserve">Studies on the deterrence effects of</w:t>
+      </w:r>
+      <w:r>
+        <w:t xml:space="preserve"> </w:t>
+      </w:r>
+      <w:r>
+        <w:t xml:space="preserve">CCTV cameras are mixed. A 2019 meta-analysis found cameras reduced vehicle crime in</w:t>
+      </w:r>
+      <w:r>
+        <w:t xml:space="preserve"> </w:t>
+      </w:r>
+      <w:r>
+        <w:t xml:space="preserve">parking lots but showed "no significant effect" on violent crime. Determined criminals</w:t>
+      </w:r>
+      <w:r>
+        <w:t xml:space="preserve"> </w:t>
+      </w:r>
+      <w:r>
+        <w:t xml:space="preserve">adapt to surveillance rather than being deterred by it.</w:t>
+      </w:r>
+      <w:r>
+        <w:t xml:space="preserve"> </w:t>
+      </w:r>
+      <w:r>
+        <w:rPr>
+          <w:bCs/>
+          <w:b/>
+        </w:rPr>
+        <w:t xml:space="preserve">Premise 3 assumes proportionality</w:t>
+      </w:r>
+      <w:r>
+        <w:t xml:space="preserve">: even if surveillance provides</w:t>
+      </w:r>
+      <w:r>
+        <w:t xml:space="preserve"> </w:t>
+      </w:r>
+      <w:r>
+        <w:rPr>
+          <w:iCs/>
+          <w:i/>
+        </w:rPr>
+        <w:t xml:space="preserve">some</w:t>
+      </w:r>
+      <w:r>
+        <w:t xml:space="preserve"> </w:t>
+      </w:r>
+      <w:r>
+        <w:t xml:space="preserve">benefit, the argument doesn't establish that the benefit outweighs the</w:t>
+      </w:r>
+      <w:r>
+        <w:t xml:space="preserve"> </w:t>
+      </w:r>
+      <w:r>
+        <w:t xml:space="preserve">costs — chilling effects on speech and assembly, potential for mission creep, abuse</w:t>
+      </w:r>
+      <w:r>
+        <w:t xml:space="preserve"> </w:t>
+      </w:r>
+      <w:r>
+        <w:t xml:space="preserve">by future governments, and the corrosive effect on trust between citizens and state.</w:t>
+      </w:r>
+    </w:p>
+    <w:bookmarkEnd w:id="54"/>
+    <w:bookmarkStart w:id="55" w:name="the-case-against-surveillance"/>
+    <w:p>
+      <w:pPr>
+        <w:pStyle w:val="Heading3"/>
+      </w:pPr>
+      <w:r>
+        <w:t xml:space="preserve">The Case Against Surveillance</w:t>
+      </w:r>
+    </w:p>
+    <w:p>
+      <w:pPr>
+        <w:pStyle w:val="FirstParagraph"/>
+      </w:pPr>
+      <w:r>
+        <w:t xml:space="preserve">Critics of mass surveillance argue it threatens not just privacy but the very conditions</w:t>
+      </w:r>
+      <w:r>
+        <w:t xml:space="preserve"> </w:t>
+      </w:r>
+      <w:r>
+        <w:t xml:space="preserve">of free political life.</w:t>
+      </w:r>
+    </w:p>
+    <w:p>
+      <w:pPr>
+        <w:pStyle w:val="BoxLabel"/>
+      </w:pPr>
+      <w:r>
+        <w:t xml:space="preserve">What's the Argument?</w:t>
+      </w:r>
+    </w:p>
+    <w:p>
+      <w:pPr>
+        <w:pStyle w:val="BoxTitle"/>
+      </w:pPr>
+      <w:r>
+        <w:t xml:space="preserve">The Chilling Effects Argument Against Surveillance</w:t>
+      </w:r>
+    </w:p>
+    <w:p>
+      <w:pPr>
+        <w:numPr>
+          <w:ilvl w:val="0"/>
+          <w:numId w:val="1007"/>
+        </w:numPr>
+        <w:pStyle w:val="Compact"/>
+      </w:pPr>
+      <w:r>
+        <w:t xml:space="preserve">A free society requires that citizens be able to speak, associate, and explore ideas without fear of punishment or retaliation.</w:t>
+      </w:r>
+    </w:p>
+    <w:p>
+      <w:pPr>
+        <w:numPr>
+          <w:ilvl w:val="0"/>
+          <w:numId w:val="1007"/>
+        </w:numPr>
+        <w:pStyle w:val="Compact"/>
+      </w:pPr>
+      <w:r>
+        <w:t xml:space="preserve">When people know they are (or believe they might be) watched, they self-censor — avoiding controversial speech, associations, and searches, even perfectly legal ones. (This is the "chilling effect.")</w:t>
+      </w:r>
+    </w:p>
+    <w:p>
+      <w:pPr>
+        <w:numPr>
+          <w:ilvl w:val="0"/>
+          <w:numId w:val="1007"/>
+        </w:numPr>
+        <w:pStyle w:val="Compact"/>
+      </w:pPr>
+      <w:r>
+        <w:t xml:space="preserve">Mass surveillance means people are — or reasonably believe they are — always potentially watched.</w:t>
+      </w:r>
+    </w:p>
+    <w:p>
+      <w:pPr>
+        <w:pStyle w:val="ArgumentConclusion"/>
+      </w:pPr>
+      <w:r>
+        <w:t xml:space="preserve">∴</w:t>
+      </w:r>
+      <w:r>
+        <w:t xml:space="preserve"> </w:t>
+      </w:r>
+      <w:r>
+        <w:t xml:space="preserve">Mass surveillance undermines the conditions necessary for a free society.</w:t>
+      </w:r>
+    </w:p>
+    <w:p>
+      <w:pPr>
+        <w:pStyle w:val="BoxLabel"/>
+      </w:pPr>
+      <w:r>
+        <w:t xml:space="preserve">Supporting argument</w:t>
+      </w:r>
+    </w:p>
+    <w:p>
+      <w:pPr>
+        <w:pStyle w:val="ProArgument"/>
+      </w:pPr>
+      <w:r>
+        <w:t xml:space="preserve">The chilling effect is not hypothetical; it has been measured. In a November 2013 survey of</w:t>
+      </w:r>
+      <w:r>
+        <w:t xml:space="preserve"> </w:t>
+      </w:r>
+      <w:r>
+        <w:t xml:space="preserve">more than 520 American writers, PEN America found that 28% had curtailed or avoided social</w:t>
+      </w:r>
+      <w:r>
+        <w:t xml:space="preserve"> </w:t>
+      </w:r>
+      <w:r>
+        <w:t xml:space="preserve">media activity because of surveillance concerns, 24% had deliberately avoided certain topics</w:t>
+      </w:r>
+      <w:r>
+        <w:t xml:space="preserve"> </w:t>
+      </w:r>
+      <w:r>
+        <w:t xml:space="preserve">in phone or email conversations, and 16% had avoided writing or speaking about a particular</w:t>
+      </w:r>
+      <w:r>
+        <w:t xml:space="preserve"> </w:t>
+      </w:r>
+      <w:r>
+        <w:t xml:space="preserve">subject altogether</w:t>
+      </w:r>
+      <w:r>
+        <w:t xml:space="preserve"> </w:t>
+      </w:r>
+      <w:r>
+        <w:t xml:space="preserve">(PEN American Center, 2013)</w:t>
+      </w:r>
+      <w:r>
+        <w:t xml:space="preserve">. The legal scholar Jon Penney, studying Wikipedia traffic, found a</w:t>
+      </w:r>
+      <w:r>
+        <w:t xml:space="preserve"> </w:t>
+      </w:r>
+      <w:r>
+        <w:t xml:space="preserve">significant and lasting drop in views of articles on terrorism-related topics after the</w:t>
+      </w:r>
+      <w:r>
+        <w:t xml:space="preserve"> </w:t>
+      </w:r>
+      <w:r>
+        <w:t xml:space="preserve">Snowden revelations — not because public interest in those topics collapsed, but because</w:t>
+      </w:r>
+      <w:r>
+        <w:t xml:space="preserve"> </w:t>
+      </w:r>
+      <w:r>
+        <w:t xml:space="preserve">readers appeared to fear that their reading was being logged</w:t>
+      </w:r>
+      <w:r>
+        <w:t xml:space="preserve"> </w:t>
+      </w:r>
+      <w:r>
+        <w:t xml:space="preserve">(Penney, 2016)</w:t>
+      </w:r>
+      <w:r>
+        <w:t xml:space="preserve">. Related work on search traffic</w:t>
+      </w:r>
+      <w:r>
+        <w:t xml:space="preserve"> </w:t>
+      </w:r>
+      <w:r>
+        <w:t xml:space="preserve">found similar declines in queries for terms such as "anthrax" and "dirty bomb," words that</w:t>
+      </w:r>
+      <w:r>
+        <w:t xml:space="preserve"> </w:t>
+      </w:r>
+      <w:r>
+        <w:t xml:space="preserve">are of ordinary professional interest to students, journalists, and novelists. If innocent</w:t>
+      </w:r>
+      <w:r>
+        <w:t xml:space="preserve"> </w:t>
+      </w:r>
+      <w:r>
+        <w:t xml:space="preserve">people are deterred from legally exploring controversial topics because they fear being</w:t>
+      </w:r>
+      <w:r>
+        <w:t xml:space="preserve"> </w:t>
+      </w:r>
+      <w:r>
+        <w:t xml:space="preserve">flagged as suspicious, the aggregate effect on intellectual life and political discourse</w:t>
+      </w:r>
+      <w:r>
+        <w:t xml:space="preserve"> </w:t>
+      </w:r>
+      <w:r>
+        <w:t xml:space="preserve">could be substantial. Surveillance changes behavior even when no one is actually watching</w:t>
+      </w:r>
+      <w:r>
+        <w:t xml:space="preserve"> </w:t>
+      </w:r>
+      <w:r>
+        <w:t xml:space="preserve">and no one has done anything wrong.</w:t>
+      </w:r>
+    </w:p>
+    <w:bookmarkEnd w:id="55"/>
+    <w:bookmarkStart w:id="56" w:name="the-nothing-to-hide-argument-examined"/>
+    <w:p>
+      <w:pPr>
+        <w:pStyle w:val="Heading3"/>
+      </w:pPr>
+      <w:r>
+        <w:t xml:space="preserve">The "Nothing to Hide" Argument — Examined</w:t>
+      </w:r>
+    </w:p>
+    <w:p>
+      <w:pPr>
+        <w:pStyle w:val="FirstParagraph"/>
+      </w:pPr>
+      <w:r>
+        <w:t xml:space="preserve">The most common defense of surveillance in everyday conversation is the "nothing to hide"</w:t>
+      </w:r>
+      <w:r>
+        <w:t xml:space="preserve"> </w:t>
+      </w:r>
+      <w:r>
+        <w:t xml:space="preserve">argument. If you're not doing anything wrong, the reasoning goes, you have nothing to fear</w:t>
+      </w:r>
+      <w:r>
+        <w:t xml:space="preserve"> </w:t>
+      </w:r>
+      <w:r>
+        <w:t xml:space="preserve">from being watched. We met it briefly in Part I; it earns a second, fuller pass here, because</w:t>
+      </w:r>
+      <w:r>
+        <w:t xml:space="preserve"> </w:t>
+      </w:r>
+      <w:r>
+        <w:t xml:space="preserve">a weak argument that almost everyone finds convincing does more work in the world than a good</w:t>
+      </w:r>
+      <w:r>
+        <w:t xml:space="preserve"> </w:t>
+      </w:r>
+      <w:r>
+        <w:t xml:space="preserve">one nobody uses. Set out in standard form, its structure is easy to see — and so are its</w:t>
+      </w:r>
+      <w:r>
+        <w:t xml:space="preserve"> </w:t>
+      </w:r>
+      <w:r>
+        <w:t xml:space="preserve">failures.</w:t>
+      </w:r>
+    </w:p>
+    <w:p>
+      <w:pPr>
+        <w:pStyle w:val="BoxLabel"/>
+      </w:pPr>
+      <w:r>
+        <w:t xml:space="preserve">What's the Argument?</w:t>
+      </w:r>
+    </w:p>
+    <w:p>
+      <w:pPr>
+        <w:pStyle w:val="BoxTitle"/>
+      </w:pPr>
+      <w:r>
+        <w:t xml:space="preserve">The "Nothing to Hide" Argument</w:t>
+      </w:r>
+    </w:p>
+    <w:p>
+      <w:pPr>
+        <w:numPr>
+          <w:ilvl w:val="0"/>
+          <w:numId w:val="1008"/>
+        </w:numPr>
+        <w:pStyle w:val="Compact"/>
+      </w:pPr>
+      <w:r>
+        <w:t xml:space="preserve">Surveillance only harms people who have something to hide.</w:t>
+      </w:r>
+    </w:p>
+    <w:p>
+      <w:pPr>
+        <w:numPr>
+          <w:ilvl w:val="0"/>
+          <w:numId w:val="1008"/>
+        </w:numPr>
+        <w:pStyle w:val="Compact"/>
+      </w:pPr>
+      <w:r>
+        <w:t xml:space="preserve">Law-abiding citizens have nothing to hide.</w:t>
+      </w:r>
+    </w:p>
+    <w:p>
+      <w:pPr>
+        <w:numPr>
+          <w:ilvl w:val="0"/>
+          <w:numId w:val="1008"/>
+        </w:numPr>
+        <w:pStyle w:val="Compact"/>
       </w:pPr>
       <w:r>
         <w:t xml:space="preserve">Therefore, law-abiding citizens are not harmed by surveillance.</w:t>
@@ -5088,136 +6228,178 @@
         <w:pStyle w:val="Objection"/>
       </w:pPr>
       <w:r>
+        <w:t xml:space="preserve">The argument fails, and it fails in five distinct ways that are worth keeping separate.</w:t>
+      </w:r>
+    </w:p>
+    <w:p>
+      <w:pPr>
+        <w:numPr>
+          <w:ilvl w:val="0"/>
+          <w:numId w:val="1009"/>
+        </w:numPr>
+        <w:pStyle w:val="Compact"/>
+      </w:pPr>
+      <w:r>
         <w:rPr>
+          <w:bCs/>
           <w:b/>
+        </w:rPr>
+        <w:t xml:space="preserve">Chilling effects.</w:t>
+      </w:r>
+      <w:r>
+        <w:t xml:space="preserve"> </w:t>
+      </w:r>
+      <w:r>
+        <w:t xml:space="preserve">Premise 1 assumes surveillance only touches the guilty.</w:t>
+      </w:r>
+      <w:r>
+        <w:t xml:space="preserve"> </w:t>
+      </w:r>
+      <w:r>
+        <w:t xml:space="preserve">But being watched changes what innocent people do — the self-censorship documented in the</w:t>
+      </w:r>
+      <w:r>
+        <w:t xml:space="preserve"> </w:t>
+      </w:r>
+      <w:r>
+        <w:t xml:space="preserve">PEN America and Wikipedia studies above. Add errors (wrongful identification), mission</w:t>
+      </w:r>
+      <w:r>
+        <w:t xml:space="preserve"> </w:t>
+      </w:r>
+      <w:r>
+        <w:t xml:space="preserve">creep, and the standing potential for abuse, and the harm to the blameless is substantial.</w:t>
+      </w:r>
+    </w:p>
+    <w:p>
+      <w:pPr>
+        <w:numPr>
+          <w:ilvl w:val="0"/>
+          <w:numId w:val="1009"/>
+        </w:numPr>
+        <w:pStyle w:val="Compact"/>
+      </w:pPr>
+      <w:r>
+        <w:rPr>
           <w:bCs/>
+          <w:b/>
         </w:rPr>
-        <w:t xml:space="preserve">Premise 1 is false:</w:t>
-      </w:r>
-      <w:r>
-        <w:t xml:space="preserve"> </w:t>
-      </w:r>
-      <w:r>
-        <w:t xml:space="preserve">surveillance harms through chilling effects, power</w:t>
-      </w:r>
-      <w:r>
-        <w:t xml:space="preserve"> </w:t>
-      </w:r>
-      <w:r>
-        <w:t xml:space="preserve">imbalances, errors (wrongful identification), mission creep, and the potential for</w:t>
-      </w:r>
-      <w:r>
-        <w:t xml:space="preserve"> </w:t>
-      </w:r>
-      <w:r>
-        <w:t xml:space="preserve">abuse — none of which require the target to have done anything wrong.</w:t>
-      </w:r>
-      <w:r>
-        <w:t xml:space="preserve"> </w:t>
-      </w:r>
+        <w:t xml:space="preserve">Aggregation.</w:t>
+      </w:r>
+      <w:r>
+        <w:t xml:space="preserve"> </w:t>
+      </w:r>
+      <w:r>
+        <w:t xml:space="preserve">Data points that are individually innocuous combine into</w:t>
+      </w:r>
+      <w:r>
+        <w:t xml:space="preserve"> </w:t>
+      </w:r>
+      <w:r>
+        <w:t xml:space="preserve">profiles far more revealing than any single item. Daniel Solove argues that this is where</w:t>
+      </w:r>
+      <w:r>
+        <w:t xml:space="preserve"> </w:t>
+      </w:r>
+      <w:r>
+        <w:t xml:space="preserve">most of the real damage happens, precisely because no single disclosure looks like a</w:t>
+      </w:r>
+      <w:r>
+        <w:t xml:space="preserve"> </w:t>
+      </w:r>
+      <w:r>
+        <w:t xml:space="preserve">violation</w:t>
+      </w:r>
+      <w:r>
+        <w:t xml:space="preserve"> </w:t>
+      </w:r>
+      <w:r>
+        <w:t xml:space="preserve">(Solove, 2008)</w:t>
+      </w:r>
+      <w:r>
+        <w:t xml:space="preserve">.</w:t>
+      </w:r>
+    </w:p>
+    <w:p>
+      <w:pPr>
+        <w:numPr>
+          <w:ilvl w:val="0"/>
+          <w:numId w:val="1009"/>
+        </w:numPr>
+        <w:pStyle w:val="Compact"/>
+      </w:pPr>
       <w:r>
         <w:rPr>
+          <w:bCs/>
           <w:b/>
+        </w:rPr>
+        <w:t xml:space="preserve">Contextual integrity.</w:t>
+      </w:r>
+      <w:r>
+        <w:t xml:space="preserve"> </w:t>
+      </w:r>
+      <w:r>
+        <w:t xml:space="preserve">Premise 2 treats information as either secret or</w:t>
+      </w:r>
+      <w:r>
+        <w:t xml:space="preserve"> </w:t>
+      </w:r>
+      <w:r>
+        <w:t xml:space="preserve">not. Nissenbaum's point from Part I applies directly: what is perfectly appropriate in one</w:t>
+      </w:r>
+      <w:r>
+        <w:t xml:space="preserve"> </w:t>
+      </w:r>
+      <w:r>
+        <w:t xml:space="preserve">setting is a violation in another. The pharmacist may know your prescriptions; your</w:t>
+      </w:r>
+      <w:r>
+        <w:t xml:space="preserve"> </w:t>
+      </w:r>
+      <w:r>
+        <w:t xml:space="preserve">landlord may not. "Nothing to hide" has no vocabulary for this.</w:t>
+      </w:r>
+    </w:p>
+    <w:p>
+      <w:pPr>
+        <w:numPr>
+          <w:ilvl w:val="0"/>
+          <w:numId w:val="1009"/>
+        </w:numPr>
+        <w:pStyle w:val="Compact"/>
+      </w:pPr>
+      <w:r>
+        <w:rPr>
           <w:bCs/>
+          <w:b/>
         </w:rPr>
-        <w:t xml:space="preserve">Premise 2 conflates privacy with guilt:</w:t>
-      </w:r>
-      <w:r>
-        <w:t xml:space="preserve"> </w:t>
-      </w:r>
-      <w:r>
-        <w:t xml:space="preserve">everyone has things they</w:t>
-      </w:r>
-      <w:r>
-        <w:t xml:space="preserve"> </w:t>
-      </w:r>
-      <w:r>
-        <w:t xml:space="preserve">prefer to keep private — legal medical information, political views, relationship</w:t>
-      </w:r>
-      <w:r>
-        <w:t xml:space="preserve"> </w:t>
-      </w:r>
-      <w:r>
-        <w:t xml:space="preserve">details, financial struggles. "Nothing to hide" treats privacy as only relevant to</w:t>
-      </w:r>
-      <w:r>
-        <w:t xml:space="preserve"> </w:t>
-      </w:r>
-      <w:r>
-        <w:t xml:space="preserve">wrongdoers.</w:t>
+        <w:t xml:space="preserve">The static-law assumption.</w:t>
+      </w:r>
+      <w:r>
+        <w:t xml:space="preserve"> </w:t>
+      </w:r>
+      <w:r>
+        <w:t xml:space="preserve">The argument silently assumes that what is</w:t>
+      </w:r>
+      <w:r>
+        <w:t xml:space="preserve"> </w:t>
+      </w:r>
+      <w:r>
+        <w:t xml:space="preserve">legal today will be legal tomorrow. Being gay was a criminal offense in England and Wales</w:t>
+      </w:r>
+      <w:r>
+        <w:t xml:space="preserve"> </w:t>
+      </w:r>
+      <w:r>
+        <w:t xml:space="preserve">until 1967 — Alan Turing was prosecuted in 1952 — and in a number of US states until</w:t>
       </w:r>
       <w:r>
         <w:t xml:space="preserve"> </w:t>
       </w:r>
       <w:r>
         <w:rPr>
-          <w:b/>
-          <w:bCs/>
-        </w:rPr>
-        <w:t xml:space="preserve">The aggregation problem</w:t>
-      </w:r>
-      <w:r>
-        <w:t xml:space="preserve"> </w:t>
-      </w:r>
-      <w:r>
-        <w:t xml:space="preserve">(Daniel Solove</w:t>
-      </w:r>
-      <w:r>
-        <w:t xml:space="preserve"> </w:t>
-      </w:r>
-      <w:r>
-        <w:t xml:space="preserve">(Solove, 2008)</w:t>
-      </w:r>
-      <w:r>
-        <w:t xml:space="preserve">): data points that are individually innocuous can combine into</w:t>
-      </w:r>
-      <w:r>
-        <w:t xml:space="preserve"> </w:t>
-      </w:r>
-      <w:r>
-        <w:t xml:space="preserve">sensitive profiles that reveal far more than any single item would suggest.</w:t>
-      </w:r>
-      <w:r>
-        <w:t xml:space="preserve"> </w:t>
-      </w:r>
-      <w:r>
-        <w:rPr>
-          <w:b/>
-          <w:bCs/>
-        </w:rPr>
-        <w:t xml:space="preserve">Laws change:</w:t>
-      </w:r>
-      <w:r>
-        <w:t xml:space="preserve"> </w:t>
-      </w:r>
-      <w:r>
-        <w:t xml:space="preserve">today's legal behavior may be criminalized by future</w:t>
-      </w:r>
-      <w:r>
-        <w:t xml:space="preserve"> </w:t>
-      </w:r>
-      <w:r>
-        <w:t xml:space="preserve">governments — a real concern in authoritarian transitions. For instance, being gay</w:t>
-      </w:r>
-      <w:r>
-        <w:t xml:space="preserve"> </w:t>
-      </w:r>
-      <w:r>
-        <w:t xml:space="preserve">was a criminal offense in Britain until 1967 (Alan Turing was prosecuted for it</w:t>
-      </w:r>
-      <w:r>
-        <w:t xml:space="preserve"> </w:t>
-      </w:r>
-      <w:r>
-        <w:t xml:space="preserve">in 1952) and in many US states until the Supreme Court's 2003</w:t>
-      </w:r>
-      <w:r>
-        <w:t xml:space="preserve"> </w:t>
-      </w:r>
-      <w:r>
-        <w:rPr>
+          <w:iCs/>
           <w:i/>
-          <w:iCs/>
         </w:rPr>
         <w:t xml:space="preserve">Lawrence v. Texas</w:t>
       </w:r>
@@ -5225,41 +6407,261 @@
         <w:t xml:space="preserve"> </w:t>
       </w:r>
       <w:r>
-        <w:t xml:space="preserve">ruling. Abortion was a federally protected right until 2022. Interracial marriage</w:t>
-      </w:r>
-      <w:r>
-        <w:t xml:space="preserve"> </w:t>
-      </w:r>
-      <w:r>
-        <w:t xml:space="preserve">was illegal in sixteen states until 1967. People who were "law-abiding" under one</w:t>
-      </w:r>
-      <w:r>
-        <w:t xml:space="preserve"> </w:t>
-      </w:r>
-      <w:r>
-        <w:t xml:space="preserve">legal regime have become criminals under another. Data collected today about</w:t>
-      </w:r>
-      <w:r>
-        <w:t xml:space="preserve"> </w:t>
-      </w:r>
-      <w:r>
-        <w:t xml:space="preserve">perfectly legal behavior — healthcare choices, political associations, religious</w:t>
-      </w:r>
-      <w:r>
-        <w:t xml:space="preserve"> </w:t>
-      </w:r>
-      <w:r>
-        <w:t xml:space="preserve">practice — can become evidence against people under future governments with</w:t>
-      </w:r>
-      <w:r>
-        <w:t xml:space="preserve"> </w:t>
-      </w:r>
-      <w:r>
-        <w:t xml:space="preserve">different definitions of what is permitted.</w:t>
-      </w:r>
-    </w:p>
-    <w:bookmarkEnd w:id="43"/>
-    <w:bookmarkStart w:id="47" w:name="Xd425f0df007b844e67d5d72532e31e01a696f28"/>
+        <w:t xml:space="preserve">(2003). Interracial marriage was illegal in sixteen states</w:t>
+      </w:r>
+      <w:r>
+        <w:t xml:space="preserve"> </w:t>
+      </w:r>
+      <w:r>
+        <w:t xml:space="preserve">until</w:t>
+      </w:r>
+      <w:r>
+        <w:t xml:space="preserve"> </w:t>
+      </w:r>
+      <w:r>
+        <w:rPr>
+          <w:iCs/>
+          <w:i/>
+        </w:rPr>
+        <w:t xml:space="preserve">Loving v. Virginia</w:t>
+      </w:r>
+      <w:r>
+        <w:t xml:space="preserve"> </w:t>
+      </w:r>
+      <w:r>
+        <w:t xml:space="preserve">(1967). Abortion was a federally protected right until</w:t>
+      </w:r>
+      <w:r>
+        <w:t xml:space="preserve"> </w:t>
+      </w:r>
+      <w:r>
+        <w:t xml:space="preserve">2022. Data collected today about lawful conduct — healthcare, political association,</w:t>
+      </w:r>
+      <w:r>
+        <w:t xml:space="preserve"> </w:t>
+      </w:r>
+      <w:r>
+        <w:t xml:space="preserve">religious practice — becomes evidence under a later government with a different list of</w:t>
+      </w:r>
+      <w:r>
+        <w:t xml:space="preserve"> </w:t>
+      </w:r>
+      <w:r>
+        <w:t xml:space="preserve">crimes.</w:t>
+      </w:r>
+    </w:p>
+    <w:p>
+      <w:pPr>
+        <w:numPr>
+          <w:ilvl w:val="0"/>
+          <w:numId w:val="1009"/>
+        </w:numPr>
+        <w:pStyle w:val="Compact"/>
+      </w:pPr>
+      <w:r>
+        <w:rPr>
+          <w:bCs/>
+          <w:b/>
+        </w:rPr>
+        <w:t xml:space="preserve">Unequal distribution.</w:t>
+      </w:r>
+      <w:r>
+        <w:t xml:space="preserve"> </w:t>
+      </w:r>
+      <w:r>
+        <w:t xml:space="preserve">Surveillance is not spread evenly. Its weight falls</w:t>
+      </w:r>
+      <w:r>
+        <w:t xml:space="preserve"> </w:t>
+      </w:r>
+      <w:r>
+        <w:t xml:space="preserve">hardest on people already subject to official attention — immigrants, welfare recipients,</w:t>
+      </w:r>
+      <w:r>
+        <w:t xml:space="preserve"> </w:t>
+      </w:r>
+      <w:r>
+        <w:t xml:space="preserve">residents of heavily policed neighborhoods, political and religious minorities. Someone</w:t>
+      </w:r>
+      <w:r>
+        <w:t xml:space="preserve"> </w:t>
+      </w:r>
+      <w:r>
+        <w:t xml:space="preserve">insulated from that attention can say "I have nothing to hide" and be describing their</w:t>
+      </w:r>
+      <w:r>
+        <w:t xml:space="preserve"> </w:t>
+      </w:r>
+      <w:r>
+        <w:t xml:space="preserve">social position rather than making an argument.</w:t>
+      </w:r>
+    </w:p>
+    <w:p>
+      <w:pPr>
+        <w:pStyle w:val="FirstParagraph"/>
+      </w:pPr>
+      <w:r>
+        <w:t xml:space="preserve">Two features of this critique deserve emphasis. The first is that the objections are</w:t>
+      </w:r>
+      <w:r>
+        <w:t xml:space="preserve"> </w:t>
+      </w:r>
+      <w:r>
+        <w:t xml:space="preserve">independent: someone who is unmoved by chilling effects still has to answer aggregation, and</w:t>
+      </w:r>
+      <w:r>
+        <w:t xml:space="preserve"> </w:t>
+      </w:r>
+      <w:r>
+        <w:t xml:space="preserve">someone untroubled by aggregation still has to answer the static-law assumption. Defenders of</w:t>
+      </w:r>
+      <w:r>
+        <w:t xml:space="preserve"> </w:t>
+      </w:r>
+      <w:r>
+        <w:t xml:space="preserve">the argument often rebut one objection and treat the whole case as answered. The second is</w:t>
+      </w:r>
+      <w:r>
+        <w:t xml:space="preserve"> </w:t>
+      </w:r>
+      <w:r>
+        <w:t xml:space="preserve">that even if both premises were granted, the conclusion would not follow. That</w:t>
+      </w:r>
+      <w:r>
+        <w:t xml:space="preserve"> </w:t>
+      </w:r>
+      <w:r>
+        <w:rPr>
+          <w:iCs/>
+          <w:i/>
+        </w:rPr>
+        <w:t xml:space="preserve">you</w:t>
+      </w:r>
+      <w:r>
+        <w:t xml:space="preserve"> </w:t>
+      </w:r>
+      <w:r>
+        <w:t xml:space="preserve">are not harmed by a practice is not a reason to think the practice is acceptable; it is a</w:t>
+      </w:r>
+      <w:r>
+        <w:t xml:space="preserve"> </w:t>
+      </w:r>
+      <w:r>
+        <w:t xml:space="preserve">reason to go and find out who is. "Nothing to hide" is, at bottom, an argument about the</w:t>
+      </w:r>
+      <w:r>
+        <w:t xml:space="preserve"> </w:t>
+      </w:r>
+      <w:r>
+        <w:t xml:space="preserve">speaker rather than about surveillance.</w:t>
+      </w:r>
+    </w:p>
+    <w:p>
+      <w:pPr>
+        <w:pStyle w:val="BoxLabel"/>
+      </w:pPr>
+      <w:r>
+        <w:t xml:space="preserve">Thought Questions</w:t>
+      </w:r>
+    </w:p>
+    <w:p>
+      <w:pPr>
+        <w:numPr>
+          <w:ilvl w:val="0"/>
+          <w:numId w:val="1010"/>
+        </w:numPr>
+        <w:pStyle w:val="Compact"/>
+      </w:pPr>
+      <w:r>
+        <w:t xml:space="preserve">Of the five objections above, which do you find strongest, and which would be least</w:t>
+      </w:r>
+      <w:r>
+        <w:t xml:space="preserve"> </w:t>
+      </w:r>
+      <w:r>
+        <w:t xml:space="preserve">persuasive to someone who sincerely believes they have nothing to hide? Why the gap?</w:t>
+      </w:r>
+    </w:p>
+    <w:p>
+      <w:pPr>
+        <w:numPr>
+          <w:ilvl w:val="0"/>
+          <w:numId w:val="1010"/>
+        </w:numPr>
+        <w:pStyle w:val="Compact"/>
+      </w:pPr>
+      <w:r>
+        <w:t xml:space="preserve">Steelman the argument. Is there a version of "nothing to hide" that survives these</w:t>
+      </w:r>
+      <w:r>
+        <w:t xml:space="preserve"> </w:t>
+      </w:r>
+      <w:r>
+        <w:t xml:space="preserve">objections — perhaps one restricted to narrow, warrant-based, judicially supervised</w:t>
+      </w:r>
+      <w:r>
+        <w:t xml:space="preserve"> </w:t>
+      </w:r>
+      <w:r>
+        <w:t xml:space="preserve">surveillance rather than bulk collection? Try to state it so that it is actually defensible.</w:t>
+      </w:r>
+    </w:p>
+    <w:p>
+      <w:pPr>
+        <w:numPr>
+          <w:ilvl w:val="0"/>
+          <w:numId w:val="1010"/>
+        </w:numPr>
+        <w:pStyle w:val="Compact"/>
+      </w:pPr>
+      <w:r>
+        <w:t xml:space="preserve">The static-law objection asks you to imagine a future government with different laws.</w:t>
+      </w:r>
+      <w:r>
+        <w:t xml:space="preserve"> </w:t>
+      </w:r>
+      <w:r>
+        <w:t xml:space="preserve">Is there anything you do legally today that you would not want documented if the rules</w:t>
+      </w:r>
+      <w:r>
+        <w:t xml:space="preserve"> </w:t>
+      </w:r>
+      <w:r>
+        <w:t xml:space="preserve">changed? Does answering that question honestly change how you weigh present-day data</w:t>
+      </w:r>
+      <w:r>
+        <w:t xml:space="preserve"> </w:t>
+      </w:r>
+      <w:r>
+        <w:t xml:space="preserve">collection?</w:t>
+      </w:r>
+    </w:p>
+    <w:p>
+      <w:pPr>
+        <w:numPr>
+          <w:ilvl w:val="0"/>
+          <w:numId w:val="1010"/>
+        </w:numPr>
+        <w:pStyle w:val="Compact"/>
+      </w:pPr>
+      <w:r>
+        <w:t xml:space="preserve">The deterrence argument and the chilling-effects argument both make empirical claims that</w:t>
+      </w:r>
+      <w:r>
+        <w:t xml:space="preserve"> </w:t>
+      </w:r>
+      <w:r>
+        <w:t xml:space="preserve">could in principle be tested. If the evidence turned out to favor deterrence more strongly</w:t>
+      </w:r>
+      <w:r>
+        <w:t xml:space="preserve"> </w:t>
+      </w:r>
+      <w:r>
+        <w:t xml:space="preserve">than it currently does, how much should that change your overall view?</w:t>
+      </w:r>
+    </w:p>
+    <w:bookmarkEnd w:id="56"/>
+    <w:bookmarkStart w:id="60" w:name="Xd425f0df007b844e67d5d72532e31e01a696f28"/>
     <w:p>
       <w:pPr>
         <w:pStyle w:val="Heading3"/>
@@ -5301,7 +6703,7 @@
         <w:pStyle w:val="BoxTitle"/>
       </w:pPr>
       <w:r>
-        <w:t xml:space="preserve">Clearview AI: The Facial Recognition Database</w:t>
+        <w:t xml:space="preserve">Clearview AI: The Facial Recognition Database (2020–2026)</w:t>
       </w:r>
     </w:p>
     <w:p>
@@ -5309,43 +6711,76 @@
         <w:pStyle w:val="CaseStudy"/>
       </w:pPr>
       <w:r>
-        <w:t xml:space="preserve">Clearview AI is a technology company that built a facial recognition product by</w:t>
-      </w:r>
-      <w:r>
-        <w:t xml:space="preserve"> </w:t>
-      </w:r>
-      <w:r>
-        <w:t xml:space="preserve">scraping more than 30 billion photos from social media platforms and public websites.</w:t>
-      </w:r>
-      <w:r>
-        <w:t xml:space="preserve"> </w:t>
-      </w:r>
-      <w:r>
-        <w:t xml:space="preserve">Its product allows law enforcement to identify virtually any person from a photograph —</w:t>
-      </w:r>
-      <w:r>
-        <w:t xml:space="preserve"> </w:t>
-      </w:r>
-      <w:r>
-        <w:t xml:space="preserve">a capability that had previously been limited to government intelligence agencies.</w:t>
-      </w:r>
-      <w:r>
-        <w:t xml:space="preserve"> </w:t>
-      </w:r>
-      <w:r>
-        <w:t xml:space="preserve">By 2020, more than 2,400 law enforcement agencies in the United States were using</w:t>
-      </w:r>
-      <w:r>
-        <w:t xml:space="preserve"> </w:t>
-      </w:r>
-      <w:r>
-        <w:t xml:space="preserve">Clearview, often without any official authorization from their departments or</w:t>
-      </w:r>
-      <w:r>
-        <w:t xml:space="preserve"> </w:t>
-      </w:r>
-      <w:r>
-        <w:t xml:space="preserve">oversight from prosecutors or courts.</w:t>
+        <w:t xml:space="preserve">Clearview AI is a technology company that built a facial recognition product by scraping</w:t>
+      </w:r>
+      <w:r>
+        <w:t xml:space="preserve"> </w:t>
+      </w:r>
+      <w:r>
+        <w:t xml:space="preserve">photographs from social media platforms and public websites without permission. When</w:t>
+      </w:r>
+      <w:r>
+        <w:t xml:space="preserve"> </w:t>
+      </w:r>
+      <w:r>
+        <w:t xml:space="preserve">journalists first exposed the company in January 2020, the database held about 3 billion</w:t>
+      </w:r>
+      <w:r>
+        <w:t xml:space="preserve"> </w:t>
+      </w:r>
+      <w:r>
+        <w:t xml:space="preserve">images; federal contracting documents in 2025–26 describe it as roughly</w:t>
+      </w:r>
+      <w:r>
+        <w:t xml:space="preserve"> </w:t>
+      </w:r>
+      <w:r>
+        <w:rPr>
+          <w:bCs/>
+          <w:b/>
+        </w:rPr>
+        <w:t xml:space="preserve">50</w:t>
+      </w:r>
+      <w:r>
+        <w:rPr>
+          <w:bCs/>
+          <w:b/>
+        </w:rPr>
+        <w:t xml:space="preserve"> </w:t>
+      </w:r>
+      <w:r>
+        <w:rPr>
+          <w:bCs/>
+          <w:b/>
+        </w:rPr>
+        <w:t xml:space="preserve">billion</w:t>
+      </w:r>
+      <w:r>
+        <w:t xml:space="preserve">. Its product lets a police officer identify virtually any person from a</w:t>
+      </w:r>
+      <w:r>
+        <w:t xml:space="preserve"> </w:t>
+      </w:r>
+      <w:r>
+        <w:t xml:space="preserve">single photograph — a capability that had previously belonged only to national intelligence</w:t>
+      </w:r>
+      <w:r>
+        <w:t xml:space="preserve"> </w:t>
+      </w:r>
+      <w:r>
+        <w:t xml:space="preserve">agencies. By 2020, more than 2,400 US law enforcement agencies were using Clearview, often</w:t>
+      </w:r>
+      <w:r>
+        <w:t xml:space="preserve"> </w:t>
+      </w:r>
+      <w:r>
+        <w:t xml:space="preserve">without authorization from their own departments, let alone oversight from prosecutors or</w:t>
+      </w:r>
+      <w:r>
+        <w:t xml:space="preserve"> </w:t>
+      </w:r>
+      <w:r>
+        <w:t xml:space="preserve">courts.</w:t>
       </w:r>
     </w:p>
     <w:p>
@@ -5353,43 +6788,168 @@
         <w:pStyle w:val="CaseStudy"/>
       </w:pPr>
       <w:r>
-        <w:t xml:space="preserve">The legal and regulatory response was swift in some jurisdictions. Clearview was</w:t>
-      </w:r>
-      <w:r>
-        <w:t xml:space="preserve"> </w:t>
-      </w:r>
-      <w:r>
-        <w:t xml:space="preserve">sued by the ACLU and settled with an agreement banning sales to private businesses.</w:t>
-      </w:r>
-      <w:r>
-        <w:t xml:space="preserve"> </w:t>
-      </w:r>
-      <w:r>
-        <w:t xml:space="preserve">Regulators in the Netherlands (€30.5M fine), Italy (€20M), and the UK (£7.5M)</w:t>
-      </w:r>
-      <w:r>
-        <w:t xml:space="preserve"> </w:t>
-      </w:r>
-      <w:r>
-        <w:t xml:space="preserve">found the company had violated their data protection laws. Australia and Canada</w:t>
-      </w:r>
-      <w:r>
-        <w:t xml:space="preserve"> </w:t>
-      </w:r>
-      <w:r>
-        <w:t xml:space="preserve">banned its use. In the United States, where no federal privacy law governs such</w:t>
-      </w:r>
-      <w:r>
-        <w:t xml:space="preserve"> </w:t>
-      </w:r>
-      <w:r>
-        <w:t xml:space="preserve">systems, the company's CEO argued it had a First Amendment right to collect</w:t>
-      </w:r>
-      <w:r>
-        <w:t xml:space="preserve"> </w:t>
-      </w:r>
-      <w:r>
-        <w:t xml:space="preserve">publicly available photographs.</w:t>
+        <w:t xml:space="preserve">Abroad, the legal response has been vigorous and largely unenforceable. Regulators fined the</w:t>
+      </w:r>
+      <w:r>
+        <w:t xml:space="preserve"> </w:t>
+      </w:r>
+      <w:r>
+        <w:t xml:space="preserve">company €30.5 million in the Netherlands and €20 million each in France, Italy, and Greece;</w:t>
+      </w:r>
+      <w:r>
+        <w:t xml:space="preserve"> </w:t>
+      </w:r>
+      <w:r>
+        <w:t xml:space="preserve">the UK's Information Commissioner imposed a £7.5 million penalty. Clearview has largely</w:t>
+      </w:r>
+      <w:r>
+        <w:t xml:space="preserve"> </w:t>
+      </w:r>
+      <w:r>
+        <w:rPr>
+          <w:bCs/>
+          <w:b/>
+        </w:rPr>
+        <w:t xml:space="preserve">not paid</w:t>
+      </w:r>
+      <w:r>
+        <w:t xml:space="preserve">, and does not engage with European regulators at all. It keeps no</w:t>
+      </w:r>
+      <w:r>
+        <w:t xml:space="preserve"> </w:t>
+      </w:r>
+      <w:r>
+        <w:t xml:space="preserve">European establishment, no European assets, and no European customers to lose — which poses</w:t>
+      </w:r>
+      <w:r>
+        <w:t xml:space="preserve"> </w:t>
+      </w:r>
+      <w:r>
+        <w:t xml:space="preserve">an uncomfortable question about the enforcement model behind the GDPR: what is a fundamental</w:t>
+      </w:r>
+      <w:r>
+        <w:t xml:space="preserve"> </w:t>
+      </w:r>
+      <w:r>
+        <w:t xml:space="preserve">right worth against a firm that can simply decline to answer the letter? Australia and</w:t>
+      </w:r>
+      <w:r>
+        <w:t xml:space="preserve"> </w:t>
+      </w:r>
+      <w:r>
+        <w:t xml:space="preserve">Canada ordered it to stop collecting their residents' images, and litigation over whether</w:t>
+      </w:r>
+      <w:r>
+        <w:t xml:space="preserve"> </w:t>
+      </w:r>
+      <w:r>
+        <w:t xml:space="preserve">British regulators have jurisdiction at all is still running.</w:t>
+      </w:r>
+    </w:p>
+    <w:p>
+      <w:pPr>
+        <w:pStyle w:val="CaseStudy"/>
+      </w:pPr>
+      <w:r>
+        <w:t xml:space="preserve">American law has bitten harder, if erratically. An ACLU suit under Illinois's Biometric</w:t>
+      </w:r>
+      <w:r>
+        <w:t xml:space="preserve"> </w:t>
+      </w:r>
+      <w:r>
+        <w:t xml:space="preserve">Information Privacy Act ended in 2022 with Clearview barred from selling its database to most</w:t>
+      </w:r>
+      <w:r>
+        <w:t xml:space="preserve"> </w:t>
+      </w:r>
+      <w:r>
+        <w:t xml:space="preserve">private businesses nationwide. A parallel class action under the same statute produced an</w:t>
+      </w:r>
+      <w:r>
+        <w:t xml:space="preserve"> </w:t>
+      </w:r>
+      <w:r>
+        <w:t xml:space="preserve">unusual settlement — no cash, but a roughly</w:t>
+      </w:r>
+      <w:r>
+        <w:t xml:space="preserve"> </w:t>
+      </w:r>
+      <w:r>
+        <w:rPr>
+          <w:bCs/>
+          <w:b/>
+        </w:rPr>
+        <w:t xml:space="preserve">23% equity stake</w:t>
+      </w:r>
+      <w:r>
+        <w:t xml:space="preserve"> </w:t>
+      </w:r>
+      <w:r>
+        <w:t xml:space="preserve">in the company</w:t>
+      </w:r>
+      <w:r>
+        <w:t xml:space="preserve"> </w:t>
+      </w:r>
+      <w:r>
+        <w:t xml:space="preserve">itself, handed to the class. A district court approved it in March 2025; on</w:t>
+      </w:r>
+      <w:r>
+        <w:t xml:space="preserve"> </w:t>
+      </w:r>
+      <w:r>
+        <w:rPr>
+          <w:bCs/>
+          <w:b/>
+        </w:rPr>
+        <w:t xml:space="preserve">13 July 2026 the Seventh Circuit vacated that approval</w:t>
+      </w:r>
+      <w:r>
+        <w:t xml:space="preserve"> </w:t>
+      </w:r>
+      <w:r>
+        <w:t xml:space="preserve">and sent the case</w:t>
+      </w:r>
+      <w:r>
+        <w:t xml:space="preserve"> </w:t>
+      </w:r>
+      <w:r>
+        <w:t xml:space="preserve">back, holding the defect procedural (no class representative had participated in allocating</w:t>
+      </w:r>
+      <w:r>
+        <w:t xml:space="preserve"> </w:t>
+      </w:r>
+      <w:r>
+        <w:t xml:space="preserve">the award on behalf of the nationwide class) while pointedly declining to say that paying a</w:t>
+      </w:r>
+      <w:r>
+        <w:t xml:space="preserve"> </w:t>
+      </w:r>
+      <w:r>
+        <w:t xml:space="preserve">class in equity is inherently unfair. The case is open again. Meanwhile the company has</w:t>
+      </w:r>
+      <w:r>
+        <w:t xml:space="preserve"> </w:t>
+      </w:r>
+      <w:r>
+        <w:t xml:space="preserve">changed shape: founder and CEO Hoan Ton-That resigned in February 2025, and Clearview has</w:t>
+      </w:r>
+      <w:r>
+        <w:t xml:space="preserve"> </w:t>
+      </w:r>
+      <w:r>
+        <w:t xml:space="preserve">pivoted to federal contracts — Immigration and Customs Enforcement, Customs and Border</w:t>
+      </w:r>
+      <w:r>
+        <w:t xml:space="preserve"> </w:t>
+      </w:r>
+      <w:r>
+        <w:t xml:space="preserve">Protection, and the US Army — running through 2026. Its public defense throughout has been</w:t>
+      </w:r>
+      <w:r>
+        <w:t xml:space="preserve"> </w:t>
+      </w:r>
+      <w:r>
+        <w:t xml:space="preserve">that scraping public photographs is protected expression under the First Amendment.</w:t>
       </w:r>
     </w:p>
     <w:p>
@@ -5451,18 +7011,18 @@
           <wp:inline>
             <wp:extent cx="5334000" cy="4160520"/>
             <wp:effectExtent b="0" l="0" r="0" t="0"/>
-            <wp:docPr descr="Aerial view of NSA Headquarters at Fort Meade, Maryland" title="" id="45" name="Picture"/>
+            <wp:docPr descr="Aerial view of NSA Headquarters at Fort Meade, Maryland" title="" id="58" name="Picture"/>
             <a:graphic>
               <a:graphicData uri="http://schemas.openxmlformats.org/drawingml/2006/picture">
                 <pic:pic>
                   <pic:nvPicPr>
-                    <pic:cNvPr descr="C:/Users/brend/OneDrive/Documents/Github/computing_ai_ethics/images/nsa_headquarters.jpg" id="46" name="Picture"/>
+                    <pic:cNvPr descr="/home/user/computing_ai_ethics/images/nsa_headquarters.jpg" id="59" name="Picture"/>
                     <pic:cNvPicPr>
                       <a:picLocks noChangeArrowheads="1" noChangeAspect="1"/>
                     </pic:cNvPicPr>
                   </pic:nvPicPr>
                   <pic:blipFill>
-                    <a:blip r:embed="rId44"/>
+                    <a:blip r:embed="rId57"/>
                     <a:stretch>
                       <a:fillRect/>
                     </a:stretch>
@@ -5577,8 +7137,8 @@
         <w:t xml:space="preserve">following investigations into its disparate impact on communities of color.</w:t>
       </w:r>
     </w:p>
-    <w:bookmarkEnd w:id="47"/>
-    <w:bookmarkStart w:id="48" w:name="frameworks-for-democratic-surveillance"/>
+    <w:bookmarkEnd w:id="60"/>
+    <w:bookmarkStart w:id="61" w:name="frameworks-for-democratic-surveillance"/>
     <w:p>
       <w:pPr>
         <w:pStyle w:val="Heading3"/>
@@ -5626,6 +7186,7 @@
         <w:tblStyle w:val="Table"/>
         <w:tblW w:type="auto" w:w="0"/>
         <w:tblLook w:firstRow="1" w:lastRow="0" w:firstColumn="0" w:lastColumn="0" w:noHBand="0" w:noVBand="0" w:val="0020"/>
+        <w:jc w:val="start"/>
         <w:tblCaption w:val="Table 6.4 — Principles for Democratically Legitimate Surveillance"/>
       </w:tblPr>
       <w:tblGrid>
@@ -5635,13 +7196,14 @@
       </w:tblGrid>
       <w:tr>
         <w:trPr>
-          <w:tblHeader w:val="on"/>
+          <w:tblHeader w:val="true"/>
         </w:trPr>
         <w:tc>
           <w:tcPr/>
           <w:p>
             <w:pPr>
               <w:pStyle w:val="Compact"/>
+              <w:jc w:val="left"/>
             </w:pPr>
             <w:r>
               <w:t xml:space="preserve">Principle</w:t>
@@ -5653,6 +7215,7 @@
           <w:p>
             <w:pPr>
               <w:pStyle w:val="Compact"/>
+              <w:jc w:val="left"/>
             </w:pPr>
             <w:r>
               <w:t xml:space="preserve">What It Requires</w:t>
@@ -5664,6 +7227,7 @@
           <w:p>
             <w:pPr>
               <w:pStyle w:val="Compact"/>
+              <w:jc w:val="left"/>
             </w:pPr>
             <w:r>
               <w:t xml:space="preserve">Why It Matters</w:t>
@@ -5677,11 +7241,12 @@
           <w:p>
             <w:pPr>
               <w:pStyle w:val="Compact"/>
+              <w:jc w:val="left"/>
             </w:pPr>
             <w:r>
               <w:rPr>
+                <w:bCs/>
                 <w:b/>
-                <w:bCs/>
               </w:rPr>
               <w:t xml:space="preserve">Judicial oversight</w:t>
             </w:r>
@@ -5692,6 +7257,7 @@
           <w:p>
             <w:pPr>
               <w:pStyle w:val="Compact"/>
+              <w:jc w:val="left"/>
             </w:pPr>
             <w:r>
               <w:t xml:space="preserve">Warrants required for targeted surveillance</w:t>
@@ -5703,6 +7269,7 @@
           <w:p>
             <w:pPr>
               <w:pStyle w:val="Compact"/>
+              <w:jc w:val="left"/>
             </w:pPr>
             <w:r>
               <w:t xml:space="preserve">Prevents executive branch self-authorization</w:t>
@@ -5716,11 +7283,12 @@
           <w:p>
             <w:pPr>
               <w:pStyle w:val="Compact"/>
+              <w:jc w:val="left"/>
             </w:pPr>
             <w:r>
               <w:rPr>
+                <w:bCs/>
                 <w:b/>
-                <w:bCs/>
               </w:rPr>
               <w:t xml:space="preserve">Transparency</w:t>
             </w:r>
@@ -5731,6 +7299,7 @@
           <w:p>
             <w:pPr>
               <w:pStyle w:val="Compact"/>
+              <w:jc w:val="left"/>
             </w:pPr>
             <w:r>
               <w:t xml:space="preserve">Public must know what surveillance systems exist</w:t>
@@ -5742,6 +7311,7 @@
           <w:p>
             <w:pPr>
               <w:pStyle w:val="Compact"/>
+              <w:jc w:val="left"/>
             </w:pPr>
             <w:r>
               <w:t xml:space="preserve">Democratic accountability requires knowledge</w:t>
@@ -5755,11 +7325,12 @@
           <w:p>
             <w:pPr>
               <w:pStyle w:val="Compact"/>
+              <w:jc w:val="left"/>
             </w:pPr>
             <w:r>
               <w:rPr>
+                <w:bCs/>
                 <w:b/>
-                <w:bCs/>
               </w:rPr>
               <w:t xml:space="preserve">Purpose limitation</w:t>
             </w:r>
@@ -5770,6 +7341,7 @@
           <w:p>
             <w:pPr>
               <w:pStyle w:val="Compact"/>
+              <w:jc w:val="left"/>
             </w:pPr>
             <w:r>
               <w:t xml:space="preserve">Data collected for one purpose cannot be repurposed</w:t>
@@ -5781,6 +7353,7 @@
           <w:p>
             <w:pPr>
               <w:pStyle w:val="Compact"/>
+              <w:jc w:val="left"/>
             </w:pPr>
             <w:r>
               <w:t xml:space="preserve">Prevents mission creep</w:t>
@@ -5794,11 +7367,12 @@
           <w:p>
             <w:pPr>
               <w:pStyle w:val="Compact"/>
+              <w:jc w:val="left"/>
             </w:pPr>
             <w:r>
               <w:rPr>
+                <w:bCs/>
                 <w:b/>
-                <w:bCs/>
               </w:rPr>
               <w:t xml:space="preserve">Minimization</w:t>
             </w:r>
@@ -5809,6 +7383,7 @@
           <w:p>
             <w:pPr>
               <w:pStyle w:val="Compact"/>
+              <w:jc w:val="left"/>
             </w:pPr>
             <w:r>
               <w:t xml:space="preserve">Collect only what is necessary for the stated purpose</w:t>
@@ -5820,6 +7395,7 @@
           <w:p>
             <w:pPr>
               <w:pStyle w:val="Compact"/>
+              <w:jc w:val="left"/>
             </w:pPr>
             <w:r>
               <w:t xml:space="preserve">Limits collateral privacy harms</w:t>
@@ -5833,11 +7409,12 @@
           <w:p>
             <w:pPr>
               <w:pStyle w:val="Compact"/>
+              <w:jc w:val="left"/>
             </w:pPr>
             <w:r>
               <w:rPr>
+                <w:bCs/>
                 <w:b/>
-                <w:bCs/>
               </w:rPr>
               <w:t xml:space="preserve">Retention limits</w:t>
             </w:r>
@@ -5848,6 +7425,7 @@
           <w:p>
             <w:pPr>
               <w:pStyle w:val="Compact"/>
+              <w:jc w:val="left"/>
             </w:pPr>
             <w:r>
               <w:t xml:space="preserve">Data must be deleted after a defined period</w:t>
@@ -5859,6 +7437,7 @@
           <w:p>
             <w:pPr>
               <w:pStyle w:val="Compact"/>
+              <w:jc w:val="left"/>
             </w:pPr>
             <w:r>
               <w:t xml:space="preserve">Reduces future abuse potential</w:t>
@@ -5872,11 +7451,12 @@
           <w:p>
             <w:pPr>
               <w:pStyle w:val="Compact"/>
+              <w:jc w:val="left"/>
             </w:pPr>
             <w:r>
               <w:rPr>
+                <w:bCs/>
                 <w:b/>
-                <w:bCs/>
               </w:rPr>
               <w:t xml:space="preserve">Audit trails</w:t>
             </w:r>
@@ -5887,6 +7467,7 @@
           <w:p>
             <w:pPr>
               <w:pStyle w:val="Compact"/>
+              <w:jc w:val="left"/>
             </w:pPr>
             <w:r>
               <w:t xml:space="preserve">Record who accesses what data, when</w:t>
@@ -5898,6 +7479,7 @@
           <w:p>
             <w:pPr>
               <w:pStyle w:val="Compact"/>
+              <w:jc w:val="left"/>
             </w:pPr>
             <w:r>
               <w:t xml:space="preserve">Detects and deters misuse</w:t>
@@ -5911,11 +7493,12 @@
           <w:p>
             <w:pPr>
               <w:pStyle w:val="Compact"/>
+              <w:jc w:val="left"/>
             </w:pPr>
             <w:r>
               <w:rPr>
+                <w:bCs/>
                 <w:b/>
-                <w:bCs/>
               </w:rPr>
               <w:t xml:space="preserve">Accountability</w:t>
             </w:r>
@@ -5926,6 +7509,7 @@
           <w:p>
             <w:pPr>
               <w:pStyle w:val="Compact"/>
+              <w:jc w:val="left"/>
             </w:pPr>
             <w:r>
               <w:t xml:space="preserve">Real consequences for unauthorized access or misuse</w:t>
@@ -5937,6 +7521,7 @@
           <w:p>
             <w:pPr>
               <w:pStyle w:val="Compact"/>
+              <w:jc w:val="left"/>
             </w:pPr>
             <w:r>
               <w:t xml:space="preserve">Enforcement without consequences is theater</w:t>
@@ -5950,11 +7535,12 @@
           <w:p>
             <w:pPr>
               <w:pStyle w:val="Compact"/>
+              <w:jc w:val="left"/>
             </w:pPr>
             <w:r>
               <w:rPr>
+                <w:bCs/>
                 <w:b/>
-                <w:bCs/>
               </w:rPr>
               <w:t xml:space="preserve">Sunset clauses</w:t>
             </w:r>
@@ -5965,6 +7551,7 @@
           <w:p>
             <w:pPr>
               <w:pStyle w:val="Compact"/>
+              <w:jc w:val="left"/>
             </w:pPr>
             <w:r>
               <w:t xml:space="preserve">Surveillance programs expire without reauthorization</w:t>
@@ -5976,6 +7563,7 @@
           <w:p>
             <w:pPr>
               <w:pStyle w:val="Compact"/>
+              <w:jc w:val="left"/>
             </w:pPr>
             <w:r>
               <w:t xml:space="preserve">Prevents permanent emergency powers</w:t>
@@ -6070,58 +7658,70 @@
     </w:p>
     <w:p>
       <w:pPr>
-        <w:pStyle w:val="Compact"/>
         <w:numPr>
           <w:ilvl w:val="0"/>
-          <w:numId w:val="1007"/>
+          <w:numId w:val="1011"/>
         </w:numPr>
-      </w:pPr>
-      <w:r>
-        <w:t xml:space="preserve">The "nothing to hide" argument is widely used in everyday conversation. After</w:t>
-      </w:r>
-      <w:r>
-        <w:t xml:space="preserve"> </w:t>
-      </w:r>
-      <w:r>
-        <w:t xml:space="preserve">reading this chapter's analysis of its weaknesses, how would you respond to a friend</w:t>
-      </w:r>
-      <w:r>
-        <w:t xml:space="preserve"> </w:t>
-      </w:r>
-      <w:r>
-        <w:t xml:space="preserve">who made this argument to defend a new government surveillance program?</w:t>
-      </w:r>
-    </w:p>
-    <w:p>
-      <w:pPr>
         <w:pStyle w:val="Compact"/>
+      </w:pPr>
+      <w:r>
+        <w:t xml:space="preserve">Clearview AI has been fined tens of millions of euros by four European regulators and has</w:t>
+      </w:r>
+      <w:r>
+        <w:t xml:space="preserve"> </w:t>
+      </w:r>
+      <w:r>
+        <w:t xml:space="preserve">largely ignored them. If a right cannot be enforced against a company that keeps no assets</w:t>
+      </w:r>
+      <w:r>
+        <w:t xml:space="preserve"> </w:t>
+      </w:r>
+      <w:r>
+        <w:t xml:space="preserve">in your jurisdiction, is it still a right? What tools — trade rules, payment blocking,</w:t>
+      </w:r>
+      <w:r>
+        <w:t xml:space="preserve"> </w:t>
+      </w:r>
+      <w:r>
+        <w:t xml:space="preserve">liability for its customers — would you be willing to use, and at what cost?</w:t>
+      </w:r>
+    </w:p>
+    <w:p>
+      <w:pPr>
         <w:numPr>
           <w:ilvl w:val="0"/>
-          <w:numId w:val="1007"/>
+          <w:numId w:val="1011"/>
         </w:numPr>
-      </w:pPr>
-      <w:r>
-        <w:t xml:space="preserve">China's Social Credit System is often described in Western media as dystopian.</w:t>
-      </w:r>
-      <w:r>
-        <w:t xml:space="preserve"> </w:t>
-      </w:r>
-      <w:r>
-        <w:t xml:space="preserve">But credit scores, insurance risk ratings, and employee monitoring all apply</w:t>
-      </w:r>
-      <w:r>
-        <w:t xml:space="preserve"> </w:t>
-      </w:r>
-      <w:r>
-        <w:t xml:space="preserve">similar logic in Western societies. Is the difference one of</w:t>
+        <w:pStyle w:val="Compact"/>
+      </w:pPr>
+      <w:r>
+        <w:t xml:space="preserve">China's court blacklists bar named individuals from air travel for failing to satisfy a</w:t>
+      </w:r>
+      <w:r>
+        <w:t xml:space="preserve"> </w:t>
+      </w:r>
+      <w:r>
+        <w:t xml:space="preserve">court judgment. American credit scores, no-fly lists, tenant screening reports, and</w:t>
+      </w:r>
+      <w:r>
+        <w:t xml:space="preserve"> </w:t>
+      </w:r>
+      <w:r>
+        <w:t xml:space="preserve">insurance risk ratings all restrict access to goods based on recorded past conduct. Is the</w:t>
+      </w:r>
+      <w:r>
+        <w:t xml:space="preserve"> </w:t>
+      </w:r>
+      <w:r>
+        <w:t xml:space="preserve">difference one of</w:t>
       </w:r>
       <w:r>
         <w:t xml:space="preserve"> </w:t>
       </w:r>
       <w:r>
         <w:rPr>
+          <w:iCs/>
           <w:i/>
-          <w:iCs/>
         </w:rPr>
         <w:t xml:space="preserve">degree</w:t>
       </w:r>
@@ -6133,8 +7733,8 @@
       </w:r>
       <w:r>
         <w:rPr>
+          <w:iCs/>
           <w:i/>
-          <w:iCs/>
         </w:rPr>
         <w:t xml:space="preserve">kind</w:t>
       </w:r>
@@ -6146,52 +7746,61 @@
       </w:r>
       <w:r>
         <w:rPr>
+          <w:iCs/>
           <w:i/>
-          <w:iCs/>
         </w:rPr>
         <w:t xml:space="preserve">context</w:t>
       </w:r>
       <w:r>
-        <w:t xml:space="preserve">? What makes one more acceptable than the other?</w:t>
-      </w:r>
-    </w:p>
-    <w:p>
-      <w:pPr>
-        <w:pStyle w:val="Compact"/>
+        <w:t xml:space="preserve"> </w:t>
+      </w:r>
+      <w:r>
+        <w:t xml:space="preserve">— and which specific</w:t>
+      </w:r>
+      <w:r>
+        <w:t xml:space="preserve"> </w:t>
+      </w:r>
+      <w:r>
+        <w:t xml:space="preserve">feature makes one more acceptable than the other?</w:t>
+      </w:r>
+    </w:p>
+    <w:p>
+      <w:pPr>
         <w:numPr>
           <w:ilvl w:val="0"/>
-          <w:numId w:val="1007"/>
+          <w:numId w:val="1011"/>
         </w:numPr>
-      </w:pPr>
-      <w:r>
-        <w:t xml:space="preserve">Foucault argued that the panopticon's power lies in people regulating themselves.</w:t>
-      </w:r>
-      <w:r>
-        <w:t xml:space="preserve"> </w:t>
-      </w:r>
-      <w:r>
-        <w:t xml:space="preserve">To what extent do social media platforms create a voluntary panopticon? Does your</w:t>
-      </w:r>
-      <w:r>
-        <w:t xml:space="preserve"> </w:t>
-      </w:r>
-      <w:r>
-        <w:t xml:space="preserve">behavior online change because you know your posts are public or potentially</w:t>
-      </w:r>
-      <w:r>
-        <w:t xml:space="preserve"> </w:t>
-      </w:r>
-      <w:r>
-        <w:t xml:space="preserve">monitored?</w:t>
-      </w:r>
-    </w:p>
-    <w:p>
-      <w:pPr>
         <w:pStyle w:val="Compact"/>
+      </w:pPr>
+      <w:r>
+        <w:t xml:space="preserve">Facial recognition and predictive policing both promise real benefits and both carry</w:t>
+      </w:r>
+      <w:r>
+        <w:t xml:space="preserve"> </w:t>
+      </w:r>
+      <w:r>
+        <w:t xml:space="preserve">documented accuracy and bias problems. Would you accept a facial recognition system that</w:t>
+      </w:r>
+      <w:r>
+        <w:t xml:space="preserve"> </w:t>
+      </w:r>
+      <w:r>
+        <w:t xml:space="preserve">was demonstrably accurate across all demographic groups? If not, what was actually doing</w:t>
+      </w:r>
+      <w:r>
+        <w:t xml:space="preserve"> </w:t>
+      </w:r>
+      <w:r>
+        <w:t xml:space="preserve">the work in your objection?</w:t>
+      </w:r>
+    </w:p>
+    <w:p>
+      <w:pPr>
         <w:numPr>
           <w:ilvl w:val="0"/>
-          <w:numId w:val="1007"/>
+          <w:numId w:val="1011"/>
         </w:numPr>
+        <w:pStyle w:val="Compact"/>
       </w:pPr>
       <w:r>
         <w:t xml:space="preserve">The eight principles of democratic surveillance listed above are mostly procedural —</w:t>
@@ -6221,11 +7830,11 @@
         <w:t xml:space="preserve">criteria be?</w:t>
       </w:r>
     </w:p>
-    <w:bookmarkEnd w:id="48"/>
-    <w:bookmarkEnd w:id="49"/>
-    <w:bookmarkEnd w:id="50"/>
-    <w:bookmarkStart w:id="52" w:name="key-points"/>
-    <w:bookmarkStart w:id="51" w:name="kp-heading"/>
+    <w:bookmarkEnd w:id="61"/>
+    <w:bookmarkEnd w:id="62"/>
+    <w:bookmarkEnd w:id="63"/>
+    <w:bookmarkStart w:id="65" w:name="key-points"/>
+    <w:bookmarkStart w:id="64" w:name="kp-heading"/>
     <w:p>
       <w:pPr>
         <w:pStyle w:val="Heading2"/>
@@ -6251,7 +7860,7 @@
         <w:t xml:space="preserve"> </w:t>
       </w:r>
       <w:r>
-        <w:t xml:space="preserve">posed today by surveillance capitalism, authoritarian states, and democratic governments</w:t>
+        <w:t xml:space="preserve">posed today by surveillance capitalism, the data broker economy, authoritarian states, and democratic governments</w:t>
       </w:r>
       <w:r>
         <w:t xml:space="preserve"> </w:t>
@@ -6306,16 +7915,16 @@
     </w:p>
     <w:p>
       <w:pPr>
-        <w:pStyle w:val="Compact"/>
         <w:numPr>
           <w:ilvl w:val="0"/>
-          <w:numId w:val="1008"/>
+          <w:numId w:val="1012"/>
         </w:numPr>
+        <w:pStyle w:val="Compact"/>
       </w:pPr>
       <w:r>
         <w:rPr>
+          <w:bCs/>
           <w:b/>
-          <w:bCs/>
         </w:rPr>
         <w:t xml:space="preserve">Contextual integrity</w:t>
       </w:r>
@@ -6346,16 +7955,16 @@
     </w:p>
     <w:p>
       <w:pPr>
-        <w:pStyle w:val="Compact"/>
         <w:numPr>
           <w:ilvl w:val="0"/>
-          <w:numId w:val="1008"/>
+          <w:numId w:val="1012"/>
         </w:numPr>
+        <w:pStyle w:val="Compact"/>
       </w:pPr>
       <w:r>
         <w:rPr>
+          <w:bCs/>
           <w:b/>
-          <w:bCs/>
         </w:rPr>
         <w:t xml:space="preserve">Instrumental arguments for privacy</w:t>
       </w:r>
@@ -6380,16 +7989,16 @@
     </w:p>
     <w:p>
       <w:pPr>
-        <w:pStyle w:val="Compact"/>
         <w:numPr>
           <w:ilvl w:val="0"/>
-          <w:numId w:val="1008"/>
+          <w:numId w:val="1012"/>
         </w:numPr>
+        <w:pStyle w:val="Compact"/>
       </w:pPr>
       <w:r>
         <w:rPr>
+          <w:bCs/>
           <w:b/>
-          <w:bCs/>
         </w:rPr>
         <w:t xml:space="preserve">Warren and Brandeis</w:t>
       </w:r>
@@ -6397,7 +8006,13 @@
         <w:t xml:space="preserve"> </w:t>
       </w:r>
       <w:r>
-        <w:t xml:space="preserve">(1890) coined the phrase "the right to be let alone,"</w:t>
+        <w:t xml:space="preserve">(1890) borrowed Judge Thomas Cooley's phrase "the right</w:t>
+      </w:r>
+      <w:r>
+        <w:t xml:space="preserve"> </w:t>
+      </w:r>
+      <w:r>
+        <w:t xml:space="preserve">to be let alone" and made it famous,</w:t>
       </w:r>
       <w:r>
         <w:t xml:space="preserve"> </w:t>
@@ -6420,16 +8035,16 @@
     </w:p>
     <w:p>
       <w:pPr>
-        <w:pStyle w:val="Compact"/>
         <w:numPr>
           <w:ilvl w:val="0"/>
-          <w:numId w:val="1008"/>
+          <w:numId w:val="1012"/>
         </w:numPr>
+        <w:pStyle w:val="Compact"/>
       </w:pPr>
       <w:r>
         <w:rPr>
+          <w:bCs/>
           <w:b/>
-          <w:bCs/>
         </w:rPr>
         <w:t xml:space="preserve">The US approach</w:t>
       </w:r>
@@ -6460,16 +8075,16 @@
     </w:p>
     <w:p>
       <w:pPr>
-        <w:pStyle w:val="Compact"/>
         <w:numPr>
           <w:ilvl w:val="0"/>
-          <w:numId w:val="1008"/>
+          <w:numId w:val="1012"/>
         </w:numPr>
+        <w:pStyle w:val="Compact"/>
       </w:pPr>
       <w:r>
         <w:rPr>
+          <w:bCs/>
           <w:b/>
-          <w:bCs/>
         </w:rPr>
         <w:t xml:space="preserve">Surveillance capitalism</w:t>
       </w:r>
@@ -6500,16 +8115,16 @@
     </w:p>
     <w:p>
       <w:pPr>
-        <w:pStyle w:val="Compact"/>
         <w:numPr>
           <w:ilvl w:val="0"/>
-          <w:numId w:val="1008"/>
+          <w:numId w:val="1012"/>
         </w:numPr>
+        <w:pStyle w:val="Compact"/>
       </w:pPr>
       <w:r>
         <w:rPr>
+          <w:bCs/>
           <w:b/>
-          <w:bCs/>
         </w:rPr>
         <w:t xml:space="preserve">The Panopticon</w:t>
       </w:r>
@@ -6540,16 +8155,68 @@
     </w:p>
     <w:p>
       <w:pPr>
-        <w:pStyle w:val="Compact"/>
         <w:numPr>
           <w:ilvl w:val="0"/>
-          <w:numId w:val="1008"/>
+          <w:numId w:val="1012"/>
         </w:numPr>
+        <w:pStyle w:val="Compact"/>
       </w:pPr>
       <w:r>
         <w:rPr>
+          <w:bCs/>
           <w:b/>
+        </w:rPr>
+        <w:t xml:space="preserve">Data brokers</w:t>
+      </w:r>
+      <w:r>
+        <w:t xml:space="preserve"> </w:t>
+      </w:r>
+      <w:r>
+        <w:t xml:space="preserve">buy, merge, and resell personal information about people</w:t>
+      </w:r>
+      <w:r>
+        <w:t xml:space="preserve"> </w:t>
+      </w:r>
+      <w:r>
+        <w:t xml:space="preserve">they have no relationship with. The industry cannot be measured to better than about a</w:t>
+      </w:r>
+      <w:r>
+        <w:t xml:space="preserve"> </w:t>
+      </w:r>
+      <w:r>
+        <w:t xml:space="preserve">fifth of its own size, 581 brokers are registered in California alone, and regulation is</w:t>
+      </w:r>
+      <w:r>
+        <w:t xml:space="preserve"> </w:t>
+      </w:r>
+      <w:r>
+        <w:t xml:space="preserve">diverging: California's DROP deletion platform binds registered brokers from August 2026,</w:t>
+      </w:r>
+      <w:r>
+        <w:t xml:space="preserve"> </w:t>
+      </w:r>
+      <w:r>
+        <w:t xml:space="preserve">while the proposed federal rule that would have covered them under the Fair Credit</w:t>
+      </w:r>
+      <w:r>
+        <w:t xml:space="preserve"> </w:t>
+      </w:r>
+      <w:r>
+        <w:t xml:space="preserve">Reporting Act was withdrawn in May 2025.</w:t>
+      </w:r>
+    </w:p>
+    <w:p>
+      <w:pPr>
+        <w:numPr>
+          <w:ilvl w:val="0"/>
+          <w:numId w:val="1012"/>
+        </w:numPr>
+        <w:pStyle w:val="Compact"/>
+      </w:pPr>
+      <w:r>
+        <w:rPr>
           <w:bCs/>
+          <w:b/>
         </w:rPr>
         <w:t xml:space="preserve">Authoritarian surveillance</w:t>
       </w:r>
@@ -6569,27 +8236,45 @@
         <w:t xml:space="preserve"> </w:t>
       </w:r>
       <w:r>
-        <w:t xml:space="preserve">The export of this technology through China's Belt and Road Initiative raises concerns</w:t>
-      </w:r>
-      <w:r>
-        <w:t xml:space="preserve"> </w:t>
-      </w:r>
-      <w:r>
-        <w:t xml:space="preserve">about the global normalization of mass surveillance.</w:t>
-      </w:r>
-    </w:p>
-    <w:p>
-      <w:pPr>
-        <w:pStyle w:val="Compact"/>
+        <w:t xml:space="preserve">The Western picture of a unified Chinese "citizen score" is largely a misconception: the</w:t>
+      </w:r>
+      <w:r>
+        <w:t xml:space="preserve"> </w:t>
+      </w:r>
+      <w:r>
+        <w:t xml:space="preserve">reality is court blacklists, regulatory records, and mostly abandoned local pilots. The</w:t>
+      </w:r>
+      <w:r>
+        <w:t xml:space="preserve"> </w:t>
+      </w:r>
+      <w:r>
+        <w:t xml:space="preserve">surveillance is real; the score mostly is not. The export of this technology through</w:t>
+      </w:r>
+      <w:r>
+        <w:t xml:space="preserve"> </w:t>
+      </w:r>
+      <w:r>
+        <w:t xml:space="preserve">China's Belt and Road Initiative raises concerns about the global normalization of mass</w:t>
+      </w:r>
+      <w:r>
+        <w:t xml:space="preserve"> </w:t>
+      </w:r>
+      <w:r>
+        <w:t xml:space="preserve">surveillance.</w:t>
+      </w:r>
+    </w:p>
+    <w:p>
+      <w:pPr>
         <w:numPr>
           <w:ilvl w:val="0"/>
-          <w:numId w:val="1008"/>
+          <w:numId w:val="1012"/>
         </w:numPr>
+        <w:pStyle w:val="Compact"/>
       </w:pPr>
       <w:r>
         <w:rPr>
+          <w:bCs/>
           <w:b/>
-          <w:bCs/>
         </w:rPr>
         <w:t xml:space="preserve">The "nothing to hide" argument</w:t>
       </w:r>
@@ -6597,45 +8282,45 @@
         <w:t xml:space="preserve"> </w:t>
       </w:r>
       <w:r>
-        <w:t xml:space="preserve">fails because surveillance harms</w:t>
-      </w:r>
-      <w:r>
-        <w:t xml:space="preserve"> </w:t>
-      </w:r>
-      <w:r>
-        <w:t xml:space="preserve">through chilling effects, error, power asymmetry, aggregation, and future-law risk —</w:t>
-      </w:r>
-      <w:r>
-        <w:t xml:space="preserve"> </w:t>
-      </w:r>
-      <w:r>
-        <w:t xml:space="preserve">none of which require the target to have done anything wrong. The aggregation problem</w:t>
-      </w:r>
-      <w:r>
-        <w:t xml:space="preserve"> </w:t>
-      </w:r>
-      <w:r>
-        <w:t xml:space="preserve">(Solove) shows that individually innocuous data points can combine into highly</w:t>
-      </w:r>
-      <w:r>
-        <w:t xml:space="preserve"> </w:t>
-      </w:r>
-      <w:r>
-        <w:t xml:space="preserve">sensitive profiles.</w:t>
-      </w:r>
-    </w:p>
-    <w:p>
-      <w:pPr>
-        <w:pStyle w:val="Compact"/>
+        <w:t xml:space="preserve">fails in five separable ways: chilling</w:t>
+      </w:r>
+      <w:r>
+        <w:t xml:space="preserve"> </w:t>
+      </w:r>
+      <w:r>
+        <w:t xml:space="preserve">effects on the innocent, aggregation of innocuous data into sensitive profiles (Solove),</w:t>
+      </w:r>
+      <w:r>
+        <w:t xml:space="preserve"> </w:t>
+      </w:r>
+      <w:r>
+        <w:t xml:space="preserve">contextual integrity, the false assumption that today's laws are permanent, and the</w:t>
+      </w:r>
+      <w:r>
+        <w:t xml:space="preserve"> </w:t>
+      </w:r>
+      <w:r>
+        <w:t xml:space="preserve">unequal distribution of surveillance across social groups. None of these require the</w:t>
+      </w:r>
+      <w:r>
+        <w:t xml:space="preserve"> </w:t>
+      </w:r>
+      <w:r>
+        <w:t xml:space="preserve">target to have done anything wrong.</w:t>
+      </w:r>
+    </w:p>
+    <w:p>
+      <w:pPr>
         <w:numPr>
           <w:ilvl w:val="0"/>
-          <w:numId w:val="1008"/>
+          <w:numId w:val="1012"/>
         </w:numPr>
+        <w:pStyle w:val="Compact"/>
       </w:pPr>
       <w:r>
         <w:rPr>
+          <w:bCs/>
           <w:b/>
-          <w:bCs/>
         </w:rPr>
         <w:t xml:space="preserve">Democratic surveillance</w:t>
       </w:r>
@@ -6664,9 +8349,9 @@
         <w:t xml:space="preserve">they provide a framework for navigating it without sacrificing either.</w:t>
       </w:r>
     </w:p>
-    <w:bookmarkEnd w:id="51"/>
-    <w:bookmarkEnd w:id="52"/>
-    <w:bookmarkStart w:id="62" w:name="bibliography"/>
+    <w:bookmarkEnd w:id="64"/>
+    <w:bookmarkEnd w:id="65"/>
+    <w:bookmarkStart w:id="81" w:name="bibliography"/>
     <w:p>
       <w:pPr>
         <w:pStyle w:val="Heading1"/>
@@ -6675,13 +8360,218 @@
         <w:t xml:space="preserve">References</w:t>
       </w:r>
     </w:p>
-    <w:bookmarkStart w:id="61" w:name="refs"/>
-    <w:bookmarkStart w:id="53" w:name="ref-posner_privacy"/>
+    <w:bookmarkStart w:id="80" w:name="refs"/>
+    <w:bookmarkStart w:id="66" w:name="ref-acquisti_privacy_worth"/>
     <w:p>
       <w:pPr>
         <w:pStyle w:val="Bibliography"/>
       </w:pPr>
       <w:r>
+        <w:t xml:space="preserve">Acquisti, A., John, L. K., &amp; Loewenstein, G. (2013). What is privacy worth?</w:t>
+      </w:r>
+      <w:r>
+        <w:t xml:space="preserve"> </w:t>
+      </w:r>
+      <w:r>
+        <w:rPr>
+          <w:iCs/>
+          <w:i/>
+        </w:rPr>
+        <w:t xml:space="preserve">The Journal of Legal Studies</w:t>
+      </w:r>
+      <w:r>
+        <w:t xml:space="preserve">,</w:t>
+      </w:r>
+      <w:r>
+        <w:t xml:space="preserve"> </w:t>
+      </w:r>
+      <w:r>
+        <w:rPr>
+          <w:iCs/>
+          <w:i/>
+        </w:rPr>
+        <w:t xml:space="preserve">42</w:t>
+      </w:r>
+      <w:r>
+        <w:t xml:space="preserve">(2), 249–274.</w:t>
+      </w:r>
+    </w:p>
+    <w:bookmarkEnd w:id="66"/>
+    <w:bookmarkStart w:id="67" w:name="ref-mcdonald_cranor_cost"/>
+    <w:p>
+      <w:pPr>
+        <w:pStyle w:val="Bibliography"/>
+      </w:pPr>
+      <w:r>
+        <w:t xml:space="preserve">McDonald, A. M., &amp; Cranor, L. F. (2008). The cost of reading privacy policies.</w:t>
+      </w:r>
+      <w:r>
+        <w:t xml:space="preserve"> </w:t>
+      </w:r>
+      <w:r>
+        <w:rPr>
+          <w:iCs/>
+          <w:i/>
+        </w:rPr>
+        <w:t xml:space="preserve">I/S: A Journal of Law and Policy for the Information Society</w:t>
+      </w:r>
+      <w:r>
+        <w:t xml:space="preserve">,</w:t>
+      </w:r>
+      <w:r>
+        <w:t xml:space="preserve"> </w:t>
+      </w:r>
+      <w:r>
+        <w:rPr>
+          <w:iCs/>
+          <w:i/>
+        </w:rPr>
+        <w:t xml:space="preserve">4</w:t>
+      </w:r>
+      <w:r>
+        <w:t xml:space="preserve">(3), 543–568.</w:t>
+      </w:r>
+    </w:p>
+    <w:bookmarkEnd w:id="67"/>
+    <w:bookmarkStart w:id="68" w:name="ref-nissenbaum_privacy_context"/>
+    <w:p>
+      <w:pPr>
+        <w:pStyle w:val="Bibliography"/>
+      </w:pPr>
+      <w:r>
+        <w:t xml:space="preserve">Nissenbaum, H. (2010).</w:t>
+      </w:r>
+      <w:r>
+        <w:t xml:space="preserve"> </w:t>
+      </w:r>
+      <w:r>
+        <w:rPr>
+          <w:iCs/>
+          <w:i/>
+        </w:rPr>
+        <w:t xml:space="preserve">Privacy in context: Technology, policy, and the integrity of social life</w:t>
+      </w:r>
+      <w:r>
+        <w:t xml:space="preserve">. Stanford University Press.</w:t>
+      </w:r>
+    </w:p>
+    <w:bookmarkEnd w:id="68"/>
+    <w:bookmarkStart w:id="70" w:name="ref-pen_chilling_effects_2013"/>
+    <w:p>
+      <w:pPr>
+        <w:pStyle w:val="Bibliography"/>
+      </w:pPr>
+      <w:r>
+        <w:t xml:space="preserve">PEN American Center. (2013).</w:t>
+      </w:r>
+      <w:r>
+        <w:t xml:space="preserve"> </w:t>
+      </w:r>
+      <w:r>
+        <w:rPr>
+          <w:iCs/>
+          <w:i/>
+        </w:rPr>
+        <w:t xml:space="preserve">Chilling effects:</w:t>
+      </w:r>
+      <w:r>
+        <w:rPr>
+          <w:iCs/>
+          <w:i/>
+        </w:rPr>
+        <w:t xml:space="preserve"> </w:t>
+      </w:r>
+      <w:r>
+        <w:rPr>
+          <w:iCs/>
+          <w:i/>
+        </w:rPr>
+        <w:t xml:space="preserve">NSA</w:t>
+      </w:r>
+      <w:r>
+        <w:rPr>
+          <w:iCs/>
+          <w:i/>
+        </w:rPr>
+        <w:t xml:space="preserve"> </w:t>
+      </w:r>
+      <w:r>
+        <w:rPr>
+          <w:iCs/>
+          <w:i/>
+        </w:rPr>
+        <w:t xml:space="preserve">surveillance drives u.s. Writers to self-censor</w:t>
+      </w:r>
+      <w:r>
+        <w:t xml:space="preserve">. PEN American Center.</w:t>
+      </w:r>
+      <w:r>
+        <w:t xml:space="preserve"> </w:t>
+      </w:r>
+      <w:hyperlink r:id="rId69">
+        <w:r>
+          <w:rPr>
+            <w:rStyle w:val="Hyperlink"/>
+          </w:rPr>
+          <w:t xml:space="preserve">https://pen.org/sites/default/files/Chilling\%20Effects_PEN\%20American.pdf</w:t>
+        </w:r>
+      </w:hyperlink>
+    </w:p>
+    <w:bookmarkEnd w:id="70"/>
+    <w:bookmarkStart w:id="71" w:name="ref-penney_chilling_wikipedia"/>
+    <w:p>
+      <w:pPr>
+        <w:pStyle w:val="Bibliography"/>
+      </w:pPr>
+      <w:r>
+        <w:t xml:space="preserve">Penney, J. W. (2016). Chilling effects: Online surveillance and</w:t>
+      </w:r>
+      <w:r>
+        <w:t xml:space="preserve"> </w:t>
+      </w:r>
+      <w:r>
+        <w:t xml:space="preserve">Wikipedia</w:t>
+      </w:r>
+      <w:r>
+        <w:t xml:space="preserve"> </w:t>
+      </w:r>
+      <w:r>
+        <w:t xml:space="preserve">use.</w:t>
+      </w:r>
+      <w:r>
+        <w:t xml:space="preserve"> </w:t>
+      </w:r>
+      <w:r>
+        <w:rPr>
+          <w:iCs/>
+          <w:i/>
+        </w:rPr>
+        <w:t xml:space="preserve">Berkeley Technology Law Journal</w:t>
+      </w:r>
+      <w:r>
+        <w:t xml:space="preserve">,</w:t>
+      </w:r>
+      <w:r>
+        <w:t xml:space="preserve"> </w:t>
+      </w:r>
+      <w:r>
+        <w:rPr>
+          <w:iCs/>
+          <w:i/>
+        </w:rPr>
+        <w:t xml:space="preserve">31</w:t>
+      </w:r>
+      <w:r>
+        <w:t xml:space="preserve">(1), 117–182.</w:t>
+      </w:r>
+    </w:p>
+    <w:bookmarkEnd w:id="71"/>
+    <w:bookmarkStart w:id="72" w:name="ref-posner_privacy"/>
+    <w:p>
+      <w:pPr>
+        <w:pStyle w:val="Bibliography"/>
+      </w:pPr>
+      <w:r>
         <w:t xml:space="preserve">Posner, R. A. (1978). The right of privacy.</w:t>
       </w:r>
       <w:r>
@@ -6689,8 +8579,8 @@
       </w:r>
       <w:r>
         <w:rPr>
+          <w:iCs/>
           <w:i/>
-          <w:iCs/>
         </w:rPr>
         <w:t xml:space="preserve">Georgia Law Review</w:t>
       </w:r>
@@ -6702,8 +8592,8 @@
       </w:r>
       <w:r>
         <w:rPr>
+          <w:iCs/>
           <w:i/>
-          <w:iCs/>
         </w:rPr>
         <w:t xml:space="preserve">12</w:t>
       </w:r>
@@ -6711,8 +8601,8 @@
         <w:t xml:space="preserve">, 393–422.</w:t>
       </w:r>
     </w:p>
-    <w:bookmarkEnd w:id="53"/>
-    <w:bookmarkStart w:id="54" w:name="ref-rachels_privacy"/>
+    <w:bookmarkEnd w:id="72"/>
+    <w:bookmarkStart w:id="73" w:name="ref-rachels_privacy"/>
     <w:p>
       <w:pPr>
         <w:pStyle w:val="Bibliography"/>
@@ -6725,8 +8615,8 @@
       </w:r>
       <w:r>
         <w:rPr>
+          <w:iCs/>
           <w:i/>
-          <w:iCs/>
         </w:rPr>
         <w:t xml:space="preserve">Philosophy &amp; Public Affairs</w:t>
       </w:r>
@@ -6738,8 +8628,8 @@
       </w:r>
       <w:r>
         <w:rPr>
+          <w:iCs/>
           <w:i/>
-          <w:iCs/>
         </w:rPr>
         <w:t xml:space="preserve">4</w:t>
       </w:r>
@@ -6747,8 +8637,8 @@
         <w:t xml:space="preserve">(4), 323–333.</w:t>
       </w:r>
     </w:p>
-    <w:bookmarkEnd w:id="54"/>
-    <w:bookmarkStart w:id="55" w:name="ref-schneier_data_goliath"/>
+    <w:bookmarkEnd w:id="73"/>
+    <w:bookmarkStart w:id="74" w:name="ref-schneier_data_goliath"/>
     <w:p>
       <w:pPr>
         <w:pStyle w:val="Bibliography"/>
@@ -6761,8 +8651,8 @@
       </w:r>
       <w:r>
         <w:rPr>
+          <w:iCs/>
           <w:i/>
-          <w:iCs/>
         </w:rPr>
         <w:t xml:space="preserve">Data and goliath: The hidden battles to collect your data and control your world</w:t>
       </w:r>
@@ -6770,8 +8660,8 @@
         <w:t xml:space="preserve">. W. W. Norton.</w:t>
       </w:r>
     </w:p>
-    <w:bookmarkEnd w:id="55"/>
-    <w:bookmarkStart w:id="56" w:name="ref-solove_understanding_privacy"/>
+    <w:bookmarkEnd w:id="74"/>
+    <w:bookmarkStart w:id="75" w:name="ref-solove_understanding_privacy"/>
     <w:p>
       <w:pPr>
         <w:pStyle w:val="Bibliography"/>
@@ -6784,8 +8674,8 @@
       </w:r>
       <w:r>
         <w:rPr>
+          <w:iCs/>
           <w:i/>
-          <w:iCs/>
         </w:rPr>
         <w:t xml:space="preserve">Understanding privacy</w:t>
       </w:r>
@@ -6793,8 +8683,8 @@
         <w:t xml:space="preserve">. Harvard University Press.</w:t>
       </w:r>
     </w:p>
-    <w:bookmarkEnd w:id="56"/>
-    <w:bookmarkStart w:id="57" w:name="ref-thomson_privacy"/>
+    <w:bookmarkEnd w:id="75"/>
+    <w:bookmarkStart w:id="76" w:name="ref-thomson_privacy"/>
     <w:p>
       <w:pPr>
         <w:pStyle w:val="Bibliography"/>
@@ -6807,8 +8697,8 @@
       </w:r>
       <w:r>
         <w:rPr>
+          <w:iCs/>
           <w:i/>
-          <w:iCs/>
         </w:rPr>
         <w:t xml:space="preserve">Philosophy &amp; Public Affairs</w:t>
       </w:r>
@@ -6820,8 +8710,8 @@
       </w:r>
       <w:r>
         <w:rPr>
+          <w:iCs/>
           <w:i/>
-          <w:iCs/>
         </w:rPr>
         <w:t xml:space="preserve">4</w:t>
       </w:r>
@@ -6829,8 +8719,8 @@
         <w:t xml:space="preserve">(4), 295–314.</w:t>
       </w:r>
     </w:p>
-    <w:bookmarkEnd w:id="57"/>
-    <w:bookmarkStart w:id="59" w:name="ref-warren_brandeis_privacy"/>
+    <w:bookmarkEnd w:id="76"/>
+    <w:bookmarkStart w:id="78" w:name="ref-warren_brandeis_privacy"/>
     <w:p>
       <w:pPr>
         <w:pStyle w:val="Bibliography"/>
@@ -6843,8 +8733,8 @@
       </w:r>
       <w:r>
         <w:rPr>
+          <w:iCs/>
           <w:i/>
-          <w:iCs/>
         </w:rPr>
         <w:t xml:space="preserve">Harvard Law Review</w:t>
       </w:r>
@@ -6856,8 +8746,8 @@
       </w:r>
       <w:r>
         <w:rPr>
+          <w:iCs/>
           <w:i/>
-          <w:iCs/>
         </w:rPr>
         <w:t xml:space="preserve">4</w:t>
       </w:r>
@@ -6867,7 +8757,7 @@
       <w:r>
         <w:t xml:space="preserve"> </w:t>
       </w:r>
-      <w:hyperlink r:id="rId58">
+      <w:hyperlink r:id="rId77">
         <w:r>
           <w:rPr>
             <w:rStyle w:val="Hyperlink"/>
@@ -6876,8 +8766,8 @@
         </w:r>
       </w:hyperlink>
     </w:p>
-    <w:bookmarkEnd w:id="59"/>
-    <w:bookmarkStart w:id="60" w:name="ref-zuboff_surveillance_capitalism"/>
+    <w:bookmarkEnd w:id="78"/>
+    <w:bookmarkStart w:id="79" w:name="ref-zuboff_surveillance_capitalism"/>
     <w:p>
       <w:pPr>
         <w:pStyle w:val="Bibliography"/>
@@ -6890,8 +8780,8 @@
       </w:r>
       <w:r>
         <w:rPr>
+          <w:iCs/>
           <w:i/>
-          <w:iCs/>
         </w:rPr>
         <w:t xml:space="preserve">The age of surveillance capitalism: The fight for a human future at the new frontier of power</w:t>
       </w:r>
@@ -6899,9 +8789,9 @@
         <w:t xml:space="preserve">. PublicAffairs.</w:t>
       </w:r>
     </w:p>
-    <w:bookmarkEnd w:id="60"/>
-    <w:bookmarkEnd w:id="61"/>
-    <w:bookmarkEnd w:id="62"/>
+    <w:bookmarkEnd w:id="79"/>
+    <w:bookmarkEnd w:id="80"/>
+    <w:bookmarkEnd w:id="81"/>
     <w:sectPr>
       <w:footnotePr>
         <w:numRestart w:val="eachSect"/>
@@ -6937,14 +8827,14 @@
 <file path=word/numbering.xml><?xml version="1.0" encoding="utf-8"?>
 <w:numbering xmlns:w="http://schemas.openxmlformats.org/wordprocessingml/2006/main">
   <w:abstractNum w:abstractNumId="990">
-    <w:nsid w:val="0000A990"/>
+    <w:nsid w:val="A990"/>
     <w:multiLevelType w:val="multilevel"/>
     <w:lvl w:ilvl="0">
       <w:numFmt w:val="bullet"/>
       <w:lvlText w:val=" "/>
       <w:lvlJc w:val="left"/>
       <w:pPr>
-        <w:ind w:left="720" w:hanging="360"/>
+        <w:ind w:left="720" w:hanging="480"/>
       </w:pPr>
     </w:lvl>
     <w:lvl w:ilvl="1">
@@ -6952,7 +8842,7 @@
       <w:lvlText w:val=" "/>
       <w:lvlJc w:val="left"/>
       <w:pPr>
-        <w:ind w:left="1440" w:hanging="360"/>
+        <w:ind w:left="1440" w:hanging="480"/>
       </w:pPr>
     </w:lvl>
     <w:lvl w:ilvl="2">
@@ -6960,7 +8850,7 @@
       <w:lvlText w:val=" "/>
       <w:lvlJc w:val="left"/>
       <w:pPr>
-        <w:ind w:left="2160" w:hanging="360"/>
+        <w:ind w:left="2160" w:hanging="480"/>
       </w:pPr>
     </w:lvl>
     <w:lvl w:ilvl="3">
@@ -6968,7 +8858,7 @@
       <w:lvlText w:val=" "/>
       <w:lvlJc w:val="left"/>
       <w:pPr>
-        <w:ind w:left="2880" w:hanging="360"/>
+        <w:ind w:left="2880" w:hanging="480"/>
       </w:pPr>
     </w:lvl>
     <w:lvl w:ilvl="4">
@@ -6976,7 +8866,7 @@
       <w:lvlText w:val=" "/>
       <w:lvlJc w:val="left"/>
       <w:pPr>
-        <w:ind w:left="3600" w:hanging="360"/>
+        <w:ind w:left="3600" w:hanging="480"/>
       </w:pPr>
     </w:lvl>
     <w:lvl w:ilvl="5">
@@ -6984,7 +8874,7 @@
       <w:lvlText w:val=" "/>
       <w:lvlJc w:val="left"/>
       <w:pPr>
-        <w:ind w:left="4320" w:hanging="360"/>
+        <w:ind w:left="4320" w:hanging="480"/>
       </w:pPr>
     </w:lvl>
     <w:lvl w:ilvl="6">
@@ -6992,7 +8882,7 @@
       <w:lvlText w:val=" "/>
       <w:lvlJc w:val="left"/>
       <w:pPr>
-        <w:ind w:left="5040" w:hanging="360"/>
+        <w:ind w:left="5040" w:hanging="480"/>
       </w:pPr>
     </w:lvl>
     <w:lvl w:ilvl="7">
@@ -7000,7 +8890,7 @@
       <w:lvlText w:val=" "/>
       <w:lvlJc w:val="left"/>
       <w:pPr>
-        <w:ind w:left="5760" w:hanging="360"/>
+        <w:ind w:left="5760" w:hanging="480"/>
       </w:pPr>
     </w:lvl>
     <w:lvl w:ilvl="8">
@@ -7008,12 +8898,12 @@
       <w:lvlText w:val=" "/>
       <w:lvlJc w:val="left"/>
       <w:pPr>
-        <w:ind w:left="6480" w:hanging="360"/>
+        <w:ind w:left="6480" w:hanging="480"/>
       </w:pPr>
     </w:lvl>
   </w:abstractNum>
   <w:abstractNum w:abstractNumId="99201">
-    <w:nsid w:val="00A99201"/>
+    <w:nsid w:val="A99201"/>
     <w:multiLevelType w:val="multilevel"/>
     <w:lvl w:ilvl="0">
       <w:start w:val="1"/>
@@ -7021,7 +8911,7 @@
       <w:lvlText w:val="%1."/>
       <w:lvlJc w:val="left"/>
       <w:pPr>
-        <w:ind w:left="720" w:hanging="360"/>
+        <w:ind w:left="720" w:hanging="480"/>
       </w:pPr>
     </w:lvl>
     <w:lvl w:ilvl="1">
@@ -7030,7 +8920,7 @@
       <w:lvlText w:val="%2."/>
       <w:lvlJc w:val="left"/>
       <w:pPr>
-        <w:ind w:left="1440" w:hanging="360"/>
+        <w:ind w:left="1440" w:hanging="480"/>
       </w:pPr>
     </w:lvl>
     <w:lvl w:ilvl="2">
@@ -7039,7 +8929,7 @@
       <w:lvlText w:val="%3."/>
       <w:lvlJc w:val="left"/>
       <w:pPr>
-        <w:ind w:left="2160" w:hanging="360"/>
+        <w:ind w:left="2160" w:hanging="480"/>
       </w:pPr>
     </w:lvl>
     <w:lvl w:ilvl="3">
@@ -7048,7 +8938,7 @@
       <w:lvlText w:val="%4."/>
       <w:lvlJc w:val="left"/>
       <w:pPr>
-        <w:ind w:left="2880" w:hanging="360"/>
+        <w:ind w:left="2880" w:hanging="480"/>
       </w:pPr>
     </w:lvl>
     <w:lvl w:ilvl="4">
@@ -7057,7 +8947,7 @@
       <w:lvlText w:val="%5."/>
       <w:lvlJc w:val="left"/>
       <w:pPr>
-        <w:ind w:left="3600" w:hanging="360"/>
+        <w:ind w:left="3600" w:hanging="480"/>
       </w:pPr>
     </w:lvl>
     <w:lvl w:ilvl="5">
@@ -7066,7 +8956,7 @@
       <w:lvlText w:val="%6."/>
       <w:lvlJc w:val="left"/>
       <w:pPr>
-        <w:ind w:left="4320" w:hanging="360"/>
+        <w:ind w:left="4320" w:hanging="480"/>
       </w:pPr>
     </w:lvl>
     <w:lvl w:ilvl="6">
@@ -7075,7 +8965,7 @@
       <w:lvlText w:val="%7."/>
       <w:lvlJc w:val="left"/>
       <w:pPr>
-        <w:ind w:left="5040" w:hanging="360"/>
+        <w:ind w:left="5040" w:hanging="480"/>
       </w:pPr>
     </w:lvl>
     <w:lvl w:ilvl="7">
@@ -7084,7 +8974,7 @@
       <w:lvlText w:val="%8."/>
       <w:lvlJc w:val="left"/>
       <w:pPr>
-        <w:ind w:left="5760" w:hanging="360"/>
+        <w:ind w:left="5760" w:hanging="480"/>
       </w:pPr>
     </w:lvl>
     <w:lvl w:ilvl="8">
@@ -7093,111 +8983,84 @@
       <w:lvlText w:val="%9."/>
       <w:lvlJc w:val="left"/>
       <w:pPr>
-        <w:ind w:left="6480" w:hanging="360"/>
+        <w:ind w:left="6480" w:hanging="480"/>
       </w:pPr>
     </w:lvl>
   </w:abstractNum>
   <w:abstractNum w:abstractNumId="991">
-    <w:nsid w:val="0000A991"/>
+    <w:nsid w:val="A991"/>
     <w:multiLevelType w:val="multilevel"/>
     <w:lvl w:ilvl="0">
       <w:numFmt w:val="bullet"/>
-      <w:lvlText w:val=""/>
+      <w:lvlText w:val="•"/>
       <w:lvlJc w:val="left"/>
       <w:pPr>
-        <w:ind w:left="720" w:hanging="360"/>
-      </w:pPr>
-      <w:rPr>
-        <w:rFonts w:ascii="Symbol" w:hAnsi="Symbol" w:cs="Symbol" w:hint="default"/>
-      </w:rPr>
+        <w:ind w:left="720" w:hanging="480"/>
+      </w:pPr>
     </w:lvl>
     <w:lvl w:ilvl="1">
       <w:numFmt w:val="bullet"/>
-      <w:lvlText w:val="o"/>
+      <w:lvlText w:val="–"/>
       <w:lvlJc w:val="left"/>
       <w:pPr>
-        <w:ind w:left="1440" w:hanging="360"/>
-      </w:pPr>
-      <w:rPr>
-        <w:rFonts w:ascii="Courier New" w:hAnsi="Courier New" w:cs="Courier New" w:hint="default"/>
-      </w:rPr>
+        <w:ind w:left="1440" w:hanging="480"/>
+      </w:pPr>
     </w:lvl>
     <w:lvl w:ilvl="2">
       <w:numFmt w:val="bullet"/>
-      <w:lvlText w:val=""/>
+      <w:lvlText w:val="•"/>
       <w:lvlJc w:val="left"/>
       <w:pPr>
-        <w:ind w:left="2160" w:hanging="360"/>
-      </w:pPr>
-      <w:rPr>
-        <w:rFonts w:ascii="Wingdings" w:hAnsi="Wingdings" w:cs="Wingdings" w:hint="default"/>
-      </w:rPr>
+        <w:ind w:left="2160" w:hanging="480"/>
+      </w:pPr>
     </w:lvl>
     <w:lvl w:ilvl="3">
       <w:numFmt w:val="bullet"/>
-      <w:lvlText w:val=""/>
+      <w:lvlText w:val="–"/>
       <w:lvlJc w:val="left"/>
       <w:pPr>
-        <w:ind w:left="2880" w:hanging="360"/>
-      </w:pPr>
-      <w:rPr>
-        <w:rFonts w:ascii="Symbol" w:hAnsi="Symbol" w:cs="Symbol" w:hint="default"/>
-      </w:rPr>
+        <w:ind w:left="2880" w:hanging="480"/>
+      </w:pPr>
     </w:lvl>
     <w:lvl w:ilvl="4">
       <w:numFmt w:val="bullet"/>
-      <w:lvlText w:val="o"/>
+      <w:lvlText w:val="•"/>
       <w:lvlJc w:val="left"/>
       <w:pPr>
-        <w:ind w:left="3600" w:hanging="360"/>
-      </w:pPr>
-      <w:rPr>
-        <w:rFonts w:ascii="Courier New" w:hAnsi="Courier New" w:cs="Courier New" w:hint="default"/>
-      </w:rPr>
+        <w:ind w:left="3600" w:hanging="480"/>
+      </w:pPr>
     </w:lvl>
     <w:lvl w:ilvl="5">
       <w:numFmt w:val="bullet"/>
-      <w:lvlText w:val=""/>
+      <w:lvlText w:val="–"/>
       <w:lvlJc w:val="left"/>
       <w:pPr>
-        <w:ind w:left="4320" w:hanging="360"/>
-      </w:pPr>
-      <w:rPr>
-        <w:rFonts w:ascii="Wingdings" w:hAnsi="Wingdings" w:cs="Wingdings" w:hint="default"/>
-      </w:rPr>
+        <w:ind w:left="4320" w:hanging="480"/>
+      </w:pPr>
     </w:lvl>
     <w:lvl w:ilvl="6">
       <w:numFmt w:val="bullet"/>
-      <w:lvlText w:val=""/>
+      <w:lvlText w:val="•"/>
       <w:lvlJc w:val="left"/>
       <w:pPr>
-        <w:ind w:left="5040" w:hanging="360"/>
-      </w:pPr>
-      <w:rPr>
-        <w:rFonts w:ascii="Symbol" w:hAnsi="Symbol" w:cs="Symbol" w:hint="default"/>
-      </w:rPr>
+        <w:ind w:left="5040" w:hanging="480"/>
+      </w:pPr>
     </w:lvl>
     <w:lvl w:ilvl="7">
       <w:numFmt w:val="bullet"/>
-      <w:lvlText w:val="o"/>
+      <w:lvlText w:val="–"/>
       <w:lvlJc w:val="left"/>
       <w:pPr>
-        <w:ind w:left="5760" w:hanging="360"/>
-      </w:pPr>
-      <w:rPr>
-        <w:rFonts w:ascii="Courier New" w:hAnsi="Courier New" w:cs="Courier New" w:hint="default"/>
-      </w:rPr>
+        <w:ind w:left="5760" w:hanging="480"/>
+      </w:pPr>
     </w:lvl>
     <w:lvl w:ilvl="8">
       <w:numFmt w:val="bullet"/>
-      <w:lvlText w:val=""/>
+      <w:lvlText w:val="•"/>
       <w:lvlJc w:val="left"/>
       <w:pPr>
-        <w:ind w:left="6480" w:hanging="360"/>
-      </w:pPr>
-      <w:rPr>
-        <w:rFonts w:ascii="Wingdings" w:hAnsi="Wingdings" w:cs="Wingdings" w:hint="default"/>
-      </w:rPr>
+        <w:ind w:left="6480" w:hanging="480"/>
+      </w:pPr>
     </w:lvl>
   </w:abstractNum>
   <w:num w:numId="1000">
@@ -7414,6 +9277,126 @@
     </w:lvlOverride>
   </w:num>
   <w:num w:numId="1008">
+    <w:abstractNumId w:val="99201"/>
+    <w:lvlOverride w:ilvl="0">
+      <w:startOverride w:val="1"/>
+    </w:lvlOverride>
+    <w:lvlOverride w:ilvl="1">
+      <w:startOverride w:val="1"/>
+    </w:lvlOverride>
+    <w:lvlOverride w:ilvl="2">
+      <w:startOverride w:val="1"/>
+    </w:lvlOverride>
+    <w:lvlOverride w:ilvl="3">
+      <w:startOverride w:val="1"/>
+    </w:lvlOverride>
+    <w:lvlOverride w:ilvl="4">
+      <w:startOverride w:val="1"/>
+    </w:lvlOverride>
+    <w:lvlOverride w:ilvl="5">
+      <w:startOverride w:val="1"/>
+    </w:lvlOverride>
+    <w:lvlOverride w:ilvl="6">
+      <w:startOverride w:val="1"/>
+    </w:lvlOverride>
+    <w:lvlOverride w:ilvl="7">
+      <w:startOverride w:val="1"/>
+    </w:lvlOverride>
+    <w:lvlOverride w:ilvl="8">
+      <w:startOverride w:val="1"/>
+    </w:lvlOverride>
+  </w:num>
+  <w:num w:numId="1009">
+    <w:abstractNumId w:val="99201"/>
+    <w:lvlOverride w:ilvl="0">
+      <w:startOverride w:val="1"/>
+    </w:lvlOverride>
+    <w:lvlOverride w:ilvl="1">
+      <w:startOverride w:val="1"/>
+    </w:lvlOverride>
+    <w:lvlOverride w:ilvl="2">
+      <w:startOverride w:val="1"/>
+    </w:lvlOverride>
+    <w:lvlOverride w:ilvl="3">
+      <w:startOverride w:val="1"/>
+    </w:lvlOverride>
+    <w:lvlOverride w:ilvl="4">
+      <w:startOverride w:val="1"/>
+    </w:lvlOverride>
+    <w:lvlOverride w:ilvl="5">
+      <w:startOverride w:val="1"/>
+    </w:lvlOverride>
+    <w:lvlOverride w:ilvl="6">
+      <w:startOverride w:val="1"/>
+    </w:lvlOverride>
+    <w:lvlOverride w:ilvl="7">
+      <w:startOverride w:val="1"/>
+    </w:lvlOverride>
+    <w:lvlOverride w:ilvl="8">
+      <w:startOverride w:val="1"/>
+    </w:lvlOverride>
+  </w:num>
+  <w:num w:numId="1010">
+    <w:abstractNumId w:val="99201"/>
+    <w:lvlOverride w:ilvl="0">
+      <w:startOverride w:val="1"/>
+    </w:lvlOverride>
+    <w:lvlOverride w:ilvl="1">
+      <w:startOverride w:val="1"/>
+    </w:lvlOverride>
+    <w:lvlOverride w:ilvl="2">
+      <w:startOverride w:val="1"/>
+    </w:lvlOverride>
+    <w:lvlOverride w:ilvl="3">
+      <w:startOverride w:val="1"/>
+    </w:lvlOverride>
+    <w:lvlOverride w:ilvl="4">
+      <w:startOverride w:val="1"/>
+    </w:lvlOverride>
+    <w:lvlOverride w:ilvl="5">
+      <w:startOverride w:val="1"/>
+    </w:lvlOverride>
+    <w:lvlOverride w:ilvl="6">
+      <w:startOverride w:val="1"/>
+    </w:lvlOverride>
+    <w:lvlOverride w:ilvl="7">
+      <w:startOverride w:val="1"/>
+    </w:lvlOverride>
+    <w:lvlOverride w:ilvl="8">
+      <w:startOverride w:val="1"/>
+    </w:lvlOverride>
+  </w:num>
+  <w:num w:numId="1011">
+    <w:abstractNumId w:val="99201"/>
+    <w:lvlOverride w:ilvl="0">
+      <w:startOverride w:val="1"/>
+    </w:lvlOverride>
+    <w:lvlOverride w:ilvl="1">
+      <w:startOverride w:val="1"/>
+    </w:lvlOverride>
+    <w:lvlOverride w:ilvl="2">
+      <w:startOverride w:val="1"/>
+    </w:lvlOverride>
+    <w:lvlOverride w:ilvl="3">
+      <w:startOverride w:val="1"/>
+    </w:lvlOverride>
+    <w:lvlOverride w:ilvl="4">
+      <w:startOverride w:val="1"/>
+    </w:lvlOverride>
+    <w:lvlOverride w:ilvl="5">
+      <w:startOverride w:val="1"/>
+    </w:lvlOverride>
+    <w:lvlOverride w:ilvl="6">
+      <w:startOverride w:val="1"/>
+    </w:lvlOverride>
+    <w:lvlOverride w:ilvl="7">
+      <w:startOverride w:val="1"/>
+    </w:lvlOverride>
+    <w:lvlOverride w:ilvl="8">
+      <w:startOverride w:val="1"/>
+    </w:lvlOverride>
+  </w:num>
+  <w:num w:numId="1012">
     <w:abstractNumId w:val="991"/>
   </w:num>
 </w:numbering>
@@ -8342,8 +10325,8 @@
     <w:name w:val="KeywordTok"/>
     <w:basedOn w:val="VerbatimChar"/>
     <w:rPr>
+      <w:color w:val="007020"/>
       <w:b/>
-      <w:color w:val="007020"/>
     </w:rPr>
   </w:style>
   <w:style w:type="character" w:customStyle="1" w:styleId="DataTypeTok">
@@ -8420,42 +10403,42 @@
     <w:name w:val="ImportTok"/>
     <w:basedOn w:val="VerbatimChar"/>
     <w:rPr>
+      <w:color w:val="008000"/>
       <w:b/>
-      <w:color w:val="008000"/>
     </w:rPr>
   </w:style>
   <w:style w:type="character" w:customStyle="1" w:styleId="CommentTok">
     <w:name w:val="CommentTok"/>
     <w:basedOn w:val="VerbatimChar"/>
     <w:rPr>
+      <w:color w:val="60a0b0"/>
       <w:i/>
-      <w:color w:val="60a0b0"/>
     </w:rPr>
   </w:style>
   <w:style w:type="character" w:customStyle="1" w:styleId="DocumentationTok">
     <w:name w:val="DocumentationTok"/>
     <w:basedOn w:val="VerbatimChar"/>
     <w:rPr>
+      <w:color w:val="ba2121"/>
       <w:i/>
-      <w:color w:val="ba2121"/>
     </w:rPr>
   </w:style>
   <w:style w:type="character" w:customStyle="1" w:styleId="AnnotationTok">
     <w:name w:val="AnnotationTok"/>
     <w:basedOn w:val="VerbatimChar"/>
     <w:rPr>
+      <w:color w:val="60a0b0"/>
       <w:b/>
       <w:i/>
-      <w:color w:val="60a0b0"/>
     </w:rPr>
   </w:style>
   <w:style w:type="character" w:customStyle="1" w:styleId="CommentVarTok">
     <w:name w:val="CommentVarTok"/>
     <w:basedOn w:val="VerbatimChar"/>
     <w:rPr>
+      <w:color w:val="60a0b0"/>
       <w:b/>
       <w:i/>
-      <w:color w:val="60a0b0"/>
     </w:rPr>
   </w:style>
   <w:style w:type="character" w:customStyle="1" w:styleId="OtherTok">
@@ -8483,8 +10466,8 @@
     <w:name w:val="ControlFlowTok"/>
     <w:basedOn w:val="VerbatimChar"/>
     <w:rPr>
+      <w:color w:val="007020"/>
       <w:b/>
-      <w:color w:val="007020"/>
     </w:rPr>
   </w:style>
   <w:style w:type="character" w:customStyle="1" w:styleId="OperatorTok">
@@ -8529,34 +10512,34 @@
     <w:name w:val="InformationTok"/>
     <w:basedOn w:val="VerbatimChar"/>
     <w:rPr>
+      <w:color w:val="60a0b0"/>
       <w:b/>
       <w:i/>
-      <w:color w:val="60a0b0"/>
     </w:rPr>
   </w:style>
   <w:style w:type="character" w:customStyle="1" w:styleId="WarningTok">
     <w:name w:val="WarningTok"/>
     <w:basedOn w:val="VerbatimChar"/>
     <w:rPr>
+      <w:color w:val="60a0b0"/>
       <w:b/>
       <w:i/>
-      <w:color w:val="60a0b0"/>
     </w:rPr>
   </w:style>
   <w:style w:type="character" w:customStyle="1" w:styleId="AlertTok">
     <w:name w:val="AlertTok"/>
     <w:basedOn w:val="VerbatimChar"/>
     <w:rPr>
+      <w:color w:val="ff0000"/>
       <w:b/>
-      <w:color w:val="ff0000"/>
     </w:rPr>
   </w:style>
   <w:style w:type="character" w:customStyle="1" w:styleId="ErrorTok">
     <w:name w:val="ErrorTok"/>
     <w:basedOn w:val="VerbatimChar"/>
     <w:rPr>
+      <w:color w:val="ff0000"/>
       <w:b/>
-      <w:color w:val="ff0000"/>
     </w:rPr>
   </w:style>
   <w:style w:type="character" w:customStyle="1" w:styleId="NormalTok">

--- a/docx/ch06_privacy.docx
+++ b/docx/ch06_privacy.docx
@@ -209,31 +209,19 @@
         <w:pStyle w:val="FirstParagraph"/>
       </w:pPr>
       <w:r>
-        <w:t xml:space="preserve">Privacy is one of those concepts that feels obvious until you try to define it. Ask anyone whether they value</w:t>
-      </w:r>
-      <w:r>
-        <w:t xml:space="preserve"> </w:t>
-      </w:r>
-      <w:r>
-        <w:t xml:space="preserve">privacy and they will say yes — yet people constantly trade personal information for convenience, share</w:t>
-      </w:r>
-      <w:r>
-        <w:t xml:space="preserve"> </w:t>
-      </w:r>
-      <w:r>
-        <w:t xml:space="preserve">intimate details on social media, and tolerate forms of monitoring they would once have found intolerable.</w:t>
-      </w:r>
-      <w:r>
-        <w:t xml:space="preserve"> </w:t>
-      </w:r>
-      <w:r>
-        <w:t xml:space="preserve">Understanding privacy's philosophical foundations is the first step toward thinking clearly about one of</w:t>
-      </w:r>
-      <w:r>
-        <w:t xml:space="preserve"> </w:t>
-      </w:r>
-      <w:r>
-        <w:t xml:space="preserve">the most contested issues in technology ethics.</w:t>
+        <w:t xml:space="preserve">Privacy feels obvious until you try to define it. Ask anyone whether they value privacy and they</w:t>
+      </w:r>
+      <w:r>
+        <w:t xml:space="preserve"> </w:t>
+      </w:r>
+      <w:r>
+        <w:t xml:space="preserve">will say yes — yet people constantly trade personal information for convenience and tolerate</w:t>
+      </w:r>
+      <w:r>
+        <w:t xml:space="preserve"> </w:t>
+      </w:r>
+      <w:r>
+        <w:t xml:space="preserve">monitoring they would once have found intolerable.</w:t>
       </w:r>
     </w:p>
     <w:p>
@@ -241,43 +229,31 @@
         <w:pStyle w:val="BodyText"/>
       </w:pPr>
       <w:r>
-        <w:t xml:space="preserve">Privacy proves surprisingly difficult to pin down. Early legal formulations were blunt but powerful.</w:t>
-      </w:r>
-      <w:r>
-        <w:t xml:space="preserve"> </w:t>
-      </w:r>
-      <w:r>
-        <w:t xml:space="preserve">In 1890, American lawyers Samuel Warren and Louis Brandeis — alarmed by new cameras and sensational</w:t>
-      </w:r>
-      <w:r>
-        <w:t xml:space="preserve"> </w:t>
-      </w:r>
-      <w:r>
-        <w:t xml:space="preserve">newspapers — published what many consider the founding document of modern privacy law. Their central</w:t>
-      </w:r>
-      <w:r>
-        <w:t xml:space="preserve"> </w:t>
-      </w:r>
-      <w:r>
-        <w:t xml:space="preserve">phrase captured an intuition most people share: the right "to be let alone." Yet this phrase, as elegant</w:t>
-      </w:r>
-      <w:r>
-        <w:t xml:space="preserve"> </w:t>
-      </w:r>
-      <w:r>
-        <w:t xml:space="preserve">as it is, quickly runs into trouble. Does it mean no one can photograph you in public? That employers</w:t>
-      </w:r>
-      <w:r>
-        <w:t xml:space="preserve"> </w:t>
-      </w:r>
-      <w:r>
-        <w:t xml:space="preserve">can't ask about your health? That the government can't monitor your phone calls? The phrase alone cannot</w:t>
-      </w:r>
-      <w:r>
-        <w:t xml:space="preserve"> </w:t>
-      </w:r>
-      <w:r>
-        <w:t xml:space="preserve">answer these questions.</w:t>
+        <w:t xml:space="preserve">Early legal formulations were blunt but powerful. The 1890 essay that founded modern American</w:t>
+      </w:r>
+      <w:r>
+        <w:t xml:space="preserve"> </w:t>
+      </w:r>
+      <w:r>
+        <w:t xml:space="preserve">privacy law, discussed in Part II, was built around a right "to be let alone" — a phrase that</w:t>
+      </w:r>
+      <w:r>
+        <w:t xml:space="preserve"> </w:t>
+      </w:r>
+      <w:r>
+        <w:t xml:space="preserve">captures an intuition most people share and then immediately runs into trouble. Does it mean no</w:t>
+      </w:r>
+      <w:r>
+        <w:t xml:space="preserve"> </w:t>
+      </w:r>
+      <w:r>
+        <w:t xml:space="preserve">one can photograph you in public? That employers can't ask about your health? That the</w:t>
+      </w:r>
+      <w:r>
+        <w:t xml:space="preserve"> </w:t>
+      </w:r>
+      <w:r>
+        <w:t xml:space="preserve">government can't monitor your calls? It cannot answer these on its own.</w:t>
       </w:r>
     </w:p>
     <w:p>
@@ -338,31 +314,31 @@
         <w:pStyle w:val="BodyText"/>
       </w:pPr>
       <w:r>
-        <w:t xml:space="preserve">Nissenbaum's framework helps explain why the same information can feel private in one context and perfectly</w:t>
-      </w:r>
-      <w:r>
-        <w:t xml:space="preserve"> </w:t>
-      </w:r>
-      <w:r>
-        <w:t xml:space="preserve">fine in another. You might happily tell your doctor that you take medication for anxiety — but feel deeply</w:t>
-      </w:r>
-      <w:r>
-        <w:t xml:space="preserve"> </w:t>
-      </w:r>
-      <w:r>
-        <w:t xml:space="preserve">violated if that same fact appeared in your personnel file. The information hasn't changed; the context has.</w:t>
-      </w:r>
-      <w:r>
-        <w:t xml:space="preserve"> </w:t>
-      </w:r>
-      <w:r>
-        <w:t xml:space="preserve">This is why simple definitions of privacy as "control over personal information" or "keeping secrets"</w:t>
-      </w:r>
-      <w:r>
-        <w:t xml:space="preserve"> </w:t>
-      </w:r>
-      <w:r>
-        <w:t xml:space="preserve">miss something important. What matters is the</w:t>
+        <w:t xml:space="preserve">This explains why the same information can feel private in one context and unremarkable in</w:t>
+      </w:r>
+      <w:r>
+        <w:t xml:space="preserve"> </w:t>
+      </w:r>
+      <w:r>
+        <w:t xml:space="preserve">another. You might happily tell your doctor you take medication for anxiety — and feel deeply</w:t>
+      </w:r>
+      <w:r>
+        <w:t xml:space="preserve"> </w:t>
+      </w:r>
+      <w:r>
+        <w:t xml:space="preserve">violated if that fact appeared in your personnel file. The information hasn't changed; the</w:t>
+      </w:r>
+      <w:r>
+        <w:t xml:space="preserve"> </w:t>
+      </w:r>
+      <w:r>
+        <w:t xml:space="preserve">context has. Defining privacy as "control over personal information" or "keeping secrets"</w:t>
+      </w:r>
+      <w:r>
+        <w:t xml:space="preserve"> </w:t>
+      </w:r>
+      <w:r>
+        <w:t xml:space="preserve">misses this: what matters is the</w:t>
       </w:r>
       <w:r>
         <w:t xml:space="preserve"> </w:t>
@@ -378,13 +354,13 @@
         <w:t xml:space="preserve"> </w:t>
       </w:r>
       <w:r>
-        <w:t xml:space="preserve">governing a particular social context, and</w:t>
-      </w:r>
-      <w:r>
-        <w:t xml:space="preserve"> </w:t>
-      </w:r>
-      <w:r>
-        <w:t xml:space="preserve">whether information flows respect or violate that norm.</w:t>
+        <w:t xml:space="preserve">governing a context, and whether a given flow</w:t>
+      </w:r>
+      <w:r>
+        <w:t xml:space="preserve"> </w:t>
+      </w:r>
+      <w:r>
+        <w:t xml:space="preserve">respects it.</w:t>
       </w:r>
     </w:p>
     <w:bookmarkStart w:id="23" w:name="types-of-privacy"/>
@@ -401,13 +377,13 @@
         <w:pStyle w:val="FirstParagraph"/>
       </w:pPr>
       <w:r>
-        <w:t xml:space="preserve">Privacy is not a single thing but a family of related interests. Scholars distinguish several distinct</w:t>
-      </w:r>
-      <w:r>
-        <w:t xml:space="preserve"> </w:t>
-      </w:r>
-      <w:r>
-        <w:t xml:space="preserve">dimensions, each of which may require different protections and raise different ethical questions.</w:t>
+        <w:t xml:space="preserve">Privacy is not a single thing but a family of related interests. Scholars distinguish several</w:t>
+      </w:r>
+      <w:r>
+        <w:t xml:space="preserve"> </w:t>
+      </w:r>
+      <w:r>
+        <w:t xml:space="preserve">dimensions, each requiring different protections and raising different ethical questions.</w:t>
       </w:r>
     </w:p>
     <w:p>
@@ -730,25 +706,25 @@
         <w:pStyle w:val="BodyText"/>
       </w:pPr>
       <w:r>
-        <w:t xml:space="preserve">These categories are not watertight — a facial recognition camera in your neighborhood potentially</w:t>
-      </w:r>
-      <w:r>
-        <w:t xml:space="preserve"> </w:t>
-      </w:r>
-      <w:r>
-        <w:t xml:space="preserve">threatens physical, associational, and communicational privacy simultaneously. But the taxonomy is</w:t>
-      </w:r>
-      <w:r>
-        <w:t xml:space="preserve"> </w:t>
-      </w:r>
-      <w:r>
-        <w:t xml:space="preserve">useful precisely because different violations call for different remedies. A law protecting financial</w:t>
-      </w:r>
-      <w:r>
-        <w:t xml:space="preserve"> </w:t>
-      </w:r>
-      <w:r>
-        <w:t xml:space="preserve">records from hackers is a different tool from a constitutional rule requiring warrants for home searches.</w:t>
+        <w:t xml:space="preserve">These categories are not watertight — a facial recognition camera in your neighborhood threatens</w:t>
+      </w:r>
+      <w:r>
+        <w:t xml:space="preserve"> </w:t>
+      </w:r>
+      <w:r>
+        <w:t xml:space="preserve">physical, associational, and communicational privacy at once. But the taxonomy is useful because</w:t>
+      </w:r>
+      <w:r>
+        <w:t xml:space="preserve"> </w:t>
+      </w:r>
+      <w:r>
+        <w:t xml:space="preserve">different violations call for different remedies: a law protecting financial records from hackers</w:t>
+      </w:r>
+      <w:r>
+        <w:t xml:space="preserve"> </w:t>
+      </w:r>
+      <w:r>
+        <w:t xml:space="preserve">is a different tool from a warrant requirement for home searches.</w:t>
       </w:r>
     </w:p>
     <w:bookmarkEnd w:id="23"/>
@@ -826,13 +802,13 @@
         <w:t xml:space="preserve"> </w:t>
       </w:r>
       <w:r>
-        <w:t xml:space="preserve">— room to develop our identities without external</w:t>
-      </w:r>
-      <w:r>
-        <w:t xml:space="preserve"> </w:t>
-      </w:r>
-      <w:r>
-        <w:t xml:space="preserve">pressure. It creates the conditions for</w:t>
+        <w:t xml:space="preserve">— room to develop our identities without</w:t>
+      </w:r>
+      <w:r>
+        <w:t xml:space="preserve"> </w:t>
+      </w:r>
+      <w:r>
+        <w:t xml:space="preserve">external pressure — and the conditions for</w:t>
       </w:r>
       <w:r>
         <w:t xml:space="preserve"> </w:t>
@@ -845,13 +821,13 @@
         <w:t xml:space="preserve">intimacy</w:t>
       </w:r>
       <w:r>
-        <w:t xml:space="preserve">, since meaningful relationships are</w:t>
-      </w:r>
-      <w:r>
-        <w:t xml:space="preserve"> </w:t>
-      </w:r>
-      <w:r>
-        <w:t xml:space="preserve">built through selective sharing.</w:t>
+        <w:t xml:space="preserve">, since meaningful</w:t>
+      </w:r>
+      <w:r>
+        <w:t xml:space="preserve"> </w:t>
+      </w:r>
+      <w:r>
+        <w:t xml:space="preserve">relationships are built through selective sharing.</w:t>
       </w:r>
       <w:r>
         <w:t xml:space="preserve"> </w:t>
@@ -867,19 +843,19 @@
         <w:t xml:space="preserve"> </w:t>
       </w:r>
       <w:r>
-        <w:t xml:space="preserve">processes depend on privacy: anonymous</w:t>
-      </w:r>
-      <w:r>
-        <w:t xml:space="preserve"> </w:t>
-      </w:r>
-      <w:r>
-        <w:t xml:space="preserve">ballots, confidential sources, and dissent require protection from retaliation. Privacy guards</w:t>
-      </w:r>
-      <w:r>
-        <w:t xml:space="preserve"> </w:t>
-      </w:r>
-      <w:r>
-        <w:t xml:space="preserve">against</w:t>
+        <w:t xml:space="preserve">processes depend</w:t>
+      </w:r>
+      <w:r>
+        <w:t xml:space="preserve"> </w:t>
+      </w:r>
+      <w:r>
+        <w:t xml:space="preserve">on it: anonymous ballots, confidential sources, and dissent require protection from</w:t>
+      </w:r>
+      <w:r>
+        <w:t xml:space="preserve"> </w:t>
+      </w:r>
+      <w:r>
+        <w:t xml:space="preserve">retaliation. It guards against</w:t>
       </w:r>
       <w:r>
         <w:t xml:space="preserve"> </w:t>
@@ -895,7 +871,13 @@
         <w:t xml:space="preserve"> </w:t>
       </w:r>
       <w:r>
-        <w:t xml:space="preserve">threats like identity theft and stalking. And it helps maintain</w:t>
+        <w:t xml:space="preserve">threats like identity theft and</w:t>
+      </w:r>
+      <w:r>
+        <w:t xml:space="preserve"> </w:t>
+      </w:r>
+      <w:r>
+        <w:t xml:space="preserve">stalking. And it maintains</w:t>
       </w:r>
       <w:r>
         <w:t xml:space="preserve"> </w:t>
@@ -911,13 +893,13 @@
         <w:t xml:space="preserve"> </w:t>
       </w:r>
       <w:r>
-        <w:t xml:space="preserve">— asymmetric surveillance, where the powerful watch the powerless</w:t>
-      </w:r>
-      <w:r>
-        <w:t xml:space="preserve"> </w:t>
-      </w:r>
-      <w:r>
-        <w:t xml:space="preserve">without reciprocity, is a recipe for abuse.</w:t>
+        <w:t xml:space="preserve">— asymmetric surveillance, where the</w:t>
+      </w:r>
+      <w:r>
+        <w:t xml:space="preserve"> </w:t>
+      </w:r>
+      <w:r>
+        <w:t xml:space="preserve">powerful watch the powerless without reciprocity, is a recipe for abuse.</w:t>
       </w:r>
     </w:p>
     <w:p>
@@ -947,13 +929,7 @@
         <w:pStyle w:val="BodyText"/>
       </w:pPr>
       <w:r>
-        <w:t xml:space="preserve">Snowden's quip — pithy but philosophically serious — highlights a structural error in the "nothing</w:t>
-      </w:r>
-      <w:r>
-        <w:t xml:space="preserve"> </w:t>
-      </w:r>
-      <w:r>
-        <w:t xml:space="preserve">to hide" argument. Rights protect</w:t>
+        <w:t xml:space="preserve">Snowden's quip highlights a structural error in the "nothing to hide" argument. Rights protect</w:t>
       </w:r>
       <w:r>
         <w:t xml:space="preserve"> </w:t>
@@ -969,55 +945,25 @@
         <w:t xml:space="preserve"> </w:t>
       </w:r>
       <w:r>
-        <w:t xml:space="preserve">of action, not just the specific uses we happen</w:t>
-      </w:r>
-      <w:r>
-        <w:t xml:space="preserve"> </w:t>
-      </w:r>
-      <w:r>
-        <w:t xml:space="preserve">to have for them right now. You need not currently be planning to speak dangerously to value free</w:t>
-      </w:r>
-      <w:r>
-        <w:t xml:space="preserve"> </w:t>
-      </w:r>
-      <w:r>
-        <w:t xml:space="preserve">speech. You need not currently be hiding anything shameful to value privacy. The value of the right</w:t>
-      </w:r>
-      <w:r>
-        <w:t xml:space="preserve"> </w:t>
-      </w:r>
-      <w:r>
-        <w:t xml:space="preserve">lies partly in protecting possibilities — including possibilities that may never be exercised.</w:t>
-      </w:r>
-      <w:r>
-        <w:t xml:space="preserve"> </w:t>
-      </w:r>
-      <w:r>
-        <w:t xml:space="preserve">Two further problems are worth holding onto: everyone has legal matters that are simply nobody</w:t>
-      </w:r>
-      <w:r>
-        <w:t xml:space="preserve"> </w:t>
-      </w:r>
-      <w:r>
-        <w:t xml:space="preserve">else's business, so "nothing to hide" quietly equates privacy with guilt; and individually harmless</w:t>
-      </w:r>
-      <w:r>
-        <w:t xml:space="preserve"> </w:t>
-      </w:r>
-      <w:r>
-        <w:t xml:space="preserve">facts can be aggregated into a revealing profile. Because this is the most common defense of</w:t>
-      </w:r>
-      <w:r>
-        <w:t xml:space="preserve"> </w:t>
-      </w:r>
-      <w:r>
-        <w:t xml:space="preserve">surveillance in ordinary conversation, we set it out in standard form and examine each premise</w:t>
-      </w:r>
-      <w:r>
-        <w:t xml:space="preserve"> </w:t>
-      </w:r>
-      <w:r>
-        <w:t xml:space="preserve">in Part IV, once the surveillance cases are on the table.</w:t>
+        <w:t xml:space="preserve">of action, not just the uses we happen to have for them now: you need not be</w:t>
+      </w:r>
+      <w:r>
+        <w:t xml:space="preserve"> </w:t>
+      </w:r>
+      <w:r>
+        <w:t xml:space="preserve">planning to speak dangerously to value free speech, or be hiding anything shameful to value</w:t>
+      </w:r>
+      <w:r>
+        <w:t xml:space="preserve"> </w:t>
+      </w:r>
+      <w:r>
+        <w:t xml:space="preserve">privacy. Because this is the most common defense of surveillance in ordinary conversation, we</w:t>
+      </w:r>
+      <w:r>
+        <w:t xml:space="preserve"> </w:t>
+      </w:r>
+      <w:r>
+        <w:t xml:space="preserve">examine each of its premises in Part IV, once the surveillance cases are on the table.</w:t>
       </w:r>
     </w:p>
     <w:bookmarkEnd w:id="24"/>
@@ -1035,43 +981,31 @@
         <w:pStyle w:val="FirstParagraph"/>
       </w:pPr>
       <w:r>
-        <w:t xml:space="preserve">Beyond what privacy enables, many philosophers argue it has intrinsic value — worth protecting</w:t>
-      </w:r>
-      <w:r>
-        <w:t xml:space="preserve"> </w:t>
-      </w:r>
-      <w:r>
-        <w:t xml:space="preserve">regardless of its consequences. This claim takes several forms. Being observed without consent,</w:t>
-      </w:r>
-      <w:r>
-        <w:t xml:space="preserve"> </w:t>
-      </w:r>
-      <w:r>
-        <w:t xml:space="preserve">on this view, is intrinsically degrading: it treats you as an object of scrutiny rather than a</w:t>
-      </w:r>
-      <w:r>
-        <w:t xml:space="preserve"> </w:t>
-      </w:r>
-      <w:r>
-        <w:t xml:space="preserve">subject with your own perspective. Privacy also constitutes the self in a deeper sense. Who we are</w:t>
-      </w:r>
-      <w:r>
-        <w:t xml:space="preserve"> </w:t>
-      </w:r>
-      <w:r>
-        <w:t xml:space="preserve">is partly defined by the boundaries we maintain between ourselves and the world. A person with</w:t>
-      </w:r>
-      <w:r>
-        <w:t xml:space="preserve"> </w:t>
-      </w:r>
-      <w:r>
-        <w:t xml:space="preserve">no private self at all — no thoughts, spaces, or relationships insulated from external view —</w:t>
-      </w:r>
-      <w:r>
-        <w:t xml:space="preserve"> </w:t>
-      </w:r>
-      <w:r>
-        <w:t xml:space="preserve">would be a diminished kind of person.</w:t>
+        <w:t xml:space="preserve">Beyond what privacy enables, many philosophers argue it has intrinsic value. Being observed</w:t>
+      </w:r>
+      <w:r>
+        <w:t xml:space="preserve"> </w:t>
+      </w:r>
+      <w:r>
+        <w:t xml:space="preserve">without consent, on this view, is intrinsically degrading: it treats you as an object of scrutiny</w:t>
+      </w:r>
+      <w:r>
+        <w:t xml:space="preserve"> </w:t>
+      </w:r>
+      <w:r>
+        <w:t xml:space="preserve">rather than a subject with your own perspective. Privacy also constitutes the self. Who we are is</w:t>
+      </w:r>
+      <w:r>
+        <w:t xml:space="preserve"> </w:t>
+      </w:r>
+      <w:r>
+        <w:t xml:space="preserve">partly defined by the boundaries we maintain between ourselves and the world, and a person with</w:t>
+      </w:r>
+      <w:r>
+        <w:t xml:space="preserve"> </w:t>
+      </w:r>
+      <w:r>
+        <w:t xml:space="preserve">no private self at all would be a diminished kind of person.</w:t>
       </w:r>
     </w:p>
     <w:p>
@@ -1111,25 +1045,19 @@
         <w:pStyle w:val="KeyThinker"/>
       </w:pPr>
       <w:r>
-        <w:t xml:space="preserve">James Rachels was an American philosopher who taught at the University of Alabama at Birmingham.</w:t>
-      </w:r>
-      <w:r>
-        <w:t xml:space="preserve"> </w:t>
-      </w:r>
-      <w:r>
-        <w:t xml:space="preserve">He was best known for his work on euthanasia and moral theory, but his 1975 essay "Why Privacy</w:t>
-      </w:r>
-      <w:r>
-        <w:t xml:space="preserve"> </w:t>
-      </w:r>
-      <w:r>
-        <w:t xml:space="preserve">Is Important" remains one of the clearest and most influential philosophical defenses of privacy</w:t>
-      </w:r>
-      <w:r>
-        <w:t xml:space="preserve"> </w:t>
-      </w:r>
-      <w:r>
-        <w:t xml:space="preserve">as a moral value.</w:t>
+        <w:t xml:space="preserve">James Rachels was an American philosopher at the University of Alabama at Birmingham. Best</w:t>
+      </w:r>
+      <w:r>
+        <w:t xml:space="preserve"> </w:t>
+      </w:r>
+      <w:r>
+        <w:t xml:space="preserve">known for his work on euthanasia and moral theory, his 1975 essay "Why Privacy Is Important"</w:t>
+      </w:r>
+      <w:r>
+        <w:t xml:space="preserve"> </w:t>
+      </w:r>
+      <w:r>
+        <w:t xml:space="preserve">remains one of the clearest philosophical defenses of privacy as a moral value.</w:t>
       </w:r>
       <w:r>
         <w:t xml:space="preserve"> </w:t>
@@ -1143,7 +1071,7 @@
         <w:pStyle w:val="KeyThinker"/>
       </w:pPr>
       <w:r>
-        <w:t xml:space="preserve">Rachels argued that privacy enables us to maintain</w:t>
+        <w:t xml:space="preserve">Rachels argued that privacy lets us maintain</w:t>
       </w:r>
       <w:r>
         <w:t xml:space="preserve"> </w:t>
@@ -1165,37 +1093,25 @@
         <w:t xml:space="preserve"> </w:t>
       </w:r>
       <w:r>
-        <w:t xml:space="preserve">people — and that this differentiation is not hypocrisy but rather the very structure of social</w:t>
-      </w:r>
-      <w:r>
-        <w:t xml:space="preserve"> </w:t>
-      </w:r>
-      <w:r>
-        <w:t xml:space="preserve">life. You share things with your doctor that you don't share with your employer; things with a</w:t>
-      </w:r>
-      <w:r>
-        <w:t xml:space="preserve"> </w:t>
-      </w:r>
-      <w:r>
-        <w:t xml:space="preserve">close friend that you don't share with a casual acquaintance. These different relationships have</w:t>
-      </w:r>
-      <w:r>
-        <w:t xml:space="preserve"> </w:t>
-      </w:r>
-      <w:r>
-        <w:t xml:space="preserve">different norms, and privacy is what makes them possible. Surveillance that collapses these</w:t>
-      </w:r>
-      <w:r>
-        <w:t xml:space="preserve"> </w:t>
-      </w:r>
-      <w:r>
-        <w:t xml:space="preserve">distinctions — making everything visible to everyone — undermines the relational texture of</w:t>
-      </w:r>
-      <w:r>
-        <w:t xml:space="preserve"> </w:t>
-      </w:r>
-      <w:r>
-        <w:t xml:space="preserve">human life.</w:t>
+        <w:t xml:space="preserve">people — and that this differentiation is not hypocrisy but the very structure of social life.</w:t>
+      </w:r>
+      <w:r>
+        <w:t xml:space="preserve"> </w:t>
+      </w:r>
+      <w:r>
+        <w:t xml:space="preserve">You share things with a close friend that you don't share with your employer. Different</w:t>
+      </w:r>
+      <w:r>
+        <w:t xml:space="preserve"> </w:t>
+      </w:r>
+      <w:r>
+        <w:t xml:space="preserve">relationships have different norms, and privacy is what makes them possible. Surveillance</w:t>
+      </w:r>
+      <w:r>
+        <w:t xml:space="preserve"> </w:t>
+      </w:r>
+      <w:r>
+        <w:t xml:space="preserve">that collapses the distinctions undermines the relational texture of human life.</w:t>
       </w:r>
     </w:p>
     <w:p>
@@ -1203,19 +1119,19 @@
         <w:pStyle w:val="KeyThinker"/>
       </w:pPr>
       <w:r>
-        <w:t xml:space="preserve">Rachels's insight anticipates Nissenbaum's contextual integrity framework by two decades.</w:t>
-      </w:r>
-      <w:r>
-        <w:t xml:space="preserve"> </w:t>
-      </w:r>
-      <w:r>
-        <w:t xml:space="preserve">Together they suggest that privacy is less about keeping secrets than about maintaining the</w:t>
-      </w:r>
-      <w:r>
-        <w:t xml:space="preserve"> </w:t>
-      </w:r>
-      <w:r>
-        <w:t xml:space="preserve">social norms that make diverse, meaningful relationships possible.</w:t>
+        <w:t xml:space="preserve">His insight anticipates Nissenbaum's contextual integrity by two decades: privacy is less</w:t>
+      </w:r>
+      <w:r>
+        <w:t xml:space="preserve"> </w:t>
+      </w:r>
+      <w:r>
+        <w:t xml:space="preserve">about keeping secrets than about maintaining the norms that make diverse relationships</w:t>
+      </w:r>
+      <w:r>
+        <w:t xml:space="preserve"> </w:t>
+      </w:r>
+      <w:r>
+        <w:t xml:space="preserve">possible.</w:t>
       </w:r>
     </w:p>
     <w:bookmarkEnd w:id="26"/>
@@ -1233,19 +1149,19 @@
         <w:pStyle w:val="FirstParagraph"/>
       </w:pPr>
       <w:r>
-        <w:t xml:space="preserve">Legal protections for privacy vary dramatically around the world, reflecting different cultural</w:t>
-      </w:r>
-      <w:r>
-        <w:t xml:space="preserve"> </w:t>
-      </w:r>
-      <w:r>
-        <w:t xml:space="preserve">traditions and political histories. The United States and the European Union represent two</w:t>
-      </w:r>
-      <w:r>
-        <w:t xml:space="preserve"> </w:t>
-      </w:r>
-      <w:r>
-        <w:t xml:space="preserve">contrasting approaches that have become models — and rivals — in global privacy policy.</w:t>
+        <w:t xml:space="preserve">Legal protections vary dramatically around the world. The United States and the European Union</w:t>
+      </w:r>
+      <w:r>
+        <w:t xml:space="preserve"> </w:t>
+      </w:r>
+      <w:r>
+        <w:t xml:space="preserve">represent two contrasting approaches that have become models — and rivals — in global privacy</w:t>
+      </w:r>
+      <w:r>
+        <w:t xml:space="preserve"> </w:t>
+      </w:r>
+      <w:r>
+        <w:t xml:space="preserve">policy.</w:t>
       </w:r>
     </w:p>
     <w:p>
@@ -1266,19 +1182,13 @@
         <w:t xml:space="preserve">sectoral</w:t>
       </w:r>
       <w:r>
-        <w:t xml:space="preserve">: instead of one comprehensive privacy law, there is a</w:t>
-      </w:r>
-      <w:r>
-        <w:t xml:space="preserve"> </w:t>
-      </w:r>
-      <w:r>
-        <w:t xml:space="preserve">patchwork of sector-specific rules. The Fourth Amendment protects against unreasonable</w:t>
-      </w:r>
-      <w:r>
-        <w:t xml:space="preserve"> </w:t>
-      </w:r>
-      <w:r>
-        <w:t xml:space="preserve">government searches.</w:t>
+        <w:t xml:space="preserve">: a patchwork of rules rather than one comprehensive law.</w:t>
+      </w:r>
+      <w:r>
+        <w:t xml:space="preserve"> </w:t>
+      </w:r>
+      <w:r>
+        <w:t xml:space="preserve">The Fourth Amendment protects against unreasonable government searches.</w:t>
       </w:r>
       <w:r>
         <w:t xml:space="preserve"> </w:t>
@@ -1288,53 +1198,61 @@
           <w:iCs/>
           <w:i/>
         </w:rPr>
-        <w:t xml:space="preserve">Griswold v. Connecticut</w:t>
-      </w:r>
-      <w:r>
-        <w:t xml:space="preserve"> </w:t>
-      </w:r>
-      <w:r>
-        <w:t xml:space="preserve">(1965) established a constitutional</w:t>
-      </w:r>
-      <w:r>
-        <w:t xml:space="preserve"> </w:t>
-      </w:r>
-      <w:r>
-        <w:t xml:space="preserve">right to privacy in intimate decisions by reading it from the "penumbras" of other rights.</w:t>
-      </w:r>
-      <w:r>
-        <w:t xml:space="preserve"> </w:t>
+        <w:t xml:space="preserve">Griswold v.</w:t>
       </w:r>
       <w:r>
         <w:rPr>
           <w:iCs/>
           <w:i/>
         </w:rPr>
+        <w:t xml:space="preserve"> </w:t>
+      </w:r>
+      <w:r>
+        <w:rPr>
+          <w:iCs/>
+          <w:i/>
+        </w:rPr>
+        <w:t xml:space="preserve">Connecticut</w:t>
+      </w:r>
+      <w:r>
+        <w:t xml:space="preserve"> </w:t>
+      </w:r>
+      <w:r>
+        <w:t xml:space="preserve">(1965) read a constitutional right to privacy in intimate decisions from the</w:t>
+      </w:r>
+      <w:r>
+        <w:t xml:space="preserve"> </w:t>
+      </w:r>
+      <w:r>
+        <w:t xml:space="preserve">"penumbras" of other rights;</w:t>
+      </w:r>
+      <w:r>
+        <w:t xml:space="preserve"> </w:t>
+      </w:r>
+      <w:r>
+        <w:rPr>
+          <w:iCs/>
+          <w:i/>
+        </w:rPr>
         <w:t xml:space="preserve">Katz v. United States</w:t>
       </w:r>
       <w:r>
         <w:t xml:space="preserve"> </w:t>
       </w:r>
       <w:r>
-        <w:t xml:space="preserve">(1967) introduced the "reasonable expectation of privacy"</w:t>
-      </w:r>
-      <w:r>
-        <w:t xml:space="preserve"> </w:t>
-      </w:r>
-      <w:r>
-        <w:t xml:space="preserve">standard still used today. Sector-specific laws include HIPAA (health data), GLBA (financial</w:t>
-      </w:r>
-      <w:r>
-        <w:t xml:space="preserve"> </w:t>
-      </w:r>
-      <w:r>
-        <w:t xml:space="preserve">data), COPPA (children's data online), and FERPA (educational records). But there is</w:t>
-      </w:r>
-      <w:r>
-        <w:t xml:space="preserve"> </w:t>
-      </w:r>
-      <w:r>
-        <w:t xml:space="preserve">a fundamental gap:</w:t>
+        <w:t xml:space="preserve">(1967) introduced the "reasonable</w:t>
+      </w:r>
+      <w:r>
+        <w:t xml:space="preserve"> </w:t>
+      </w:r>
+      <w:r>
+        <w:t xml:space="preserve">expectation of privacy" standard still used today. Sector-specific laws include HIPAA, GLBA,</w:t>
+      </w:r>
+      <w:r>
+        <w:t xml:space="preserve"> </w:t>
+      </w:r>
+      <w:r>
+        <w:t xml:space="preserve">COPPA, and FERPA. The gap is fundamental:</w:t>
       </w:r>
       <w:r>
         <w:t xml:space="preserve"> </w:t>
@@ -1350,13 +1268,7 @@
         <w:t xml:space="preserve"> </w:t>
       </w:r>
       <w:r>
-        <w:t xml:space="preserve">governs the general</w:t>
-      </w:r>
-      <w:r>
-        <w:t xml:space="preserve"> </w:t>
-      </w:r>
-      <w:r>
-        <w:t xml:space="preserve">collection and use of personal data by private companies.</w:t>
+        <w:t xml:space="preserve">governs the collection and use of personal data by private companies.</w:t>
       </w:r>
     </w:p>
     <w:p>
@@ -1656,43 +1568,31 @@
         <w:pStyle w:val="BodyText"/>
       </w:pPr>
       <w:r>
-        <w:t xml:space="preserve">The EU's General Data Protection Regulation, which took effect in 2018, represents the most</w:t>
-      </w:r>
-      <w:r>
-        <w:t xml:space="preserve"> </w:t>
-      </w:r>
-      <w:r>
-        <w:t xml:space="preserve">ambitious attempt yet to codify privacy as a comprehensive legal right. Its key principles</w:t>
-      </w:r>
-      <w:r>
-        <w:t xml:space="preserve"> </w:t>
-      </w:r>
-      <w:r>
-        <w:t xml:space="preserve">include: consent requirements before collecting data, the right to access your own data,</w:t>
-      </w:r>
-      <w:r>
-        <w:t xml:space="preserve"> </w:t>
-      </w:r>
-      <w:r>
-        <w:t xml:space="preserve">the right to erasure ("right to be forgotten"), data portability, and strict limits on</w:t>
-      </w:r>
-      <w:r>
-        <w:t xml:space="preserve"> </w:t>
-      </w:r>
-      <w:r>
-        <w:t xml:space="preserve">what data can be collected and how long it can be kept. The largest GDPR fine to date —</w:t>
-      </w:r>
-      <w:r>
-        <w:t xml:space="preserve"> </w:t>
-      </w:r>
-      <w:r>
-        <w:t xml:space="preserve">€1.2 billion levied against Meta in 2023 for illegal data transfers — illustrates both the</w:t>
-      </w:r>
-      <w:r>
-        <w:t xml:space="preserve"> </w:t>
-      </w:r>
-      <w:r>
-        <w:t xml:space="preserve">law's teeth and the scale of the violations it is designed to deter.</w:t>
+        <w:t xml:space="preserve">The EU's General Data Protection Regulation, in effect since 2018, is the most ambitious attempt</w:t>
+      </w:r>
+      <w:r>
+        <w:t xml:space="preserve"> </w:t>
+      </w:r>
+      <w:r>
+        <w:t xml:space="preserve">yet to codify privacy as a comprehensive legal right: consent before collection, access to your</w:t>
+      </w:r>
+      <w:r>
+        <w:t xml:space="preserve"> </w:t>
+      </w:r>
+      <w:r>
+        <w:t xml:space="preserve">own data, erasure (the "right to be forgotten"), portability, and strict limits on what may be</w:t>
+      </w:r>
+      <w:r>
+        <w:t xml:space="preserve"> </w:t>
+      </w:r>
+      <w:r>
+        <w:t xml:space="preserve">collected and for how long. The largest fine to date — €1.2 billion against Meta in 2023 —</w:t>
+      </w:r>
+      <w:r>
+        <w:t xml:space="preserve"> </w:t>
+      </w:r>
+      <w:r>
+        <w:t xml:space="preserve">shows both the law's teeth and the scale of the violations it targets.</w:t>
       </w:r>
     </w:p>
     <w:bookmarkEnd w:id="27"/>
@@ -1710,13 +1610,13 @@
         <w:pStyle w:val="FirstParagraph"/>
       </w:pPr>
       <w:r>
-        <w:t xml:space="preserve">Where does a right to privacy come from? Different philosophical traditions give different</w:t>
-      </w:r>
-      <w:r>
-        <w:t xml:space="preserve"> </w:t>
-      </w:r>
-      <w:r>
-        <w:t xml:space="preserve">answers, and understanding them helps clarify what is really at stake in privacy debates.</w:t>
+        <w:t xml:space="preserve">Where does a right to privacy come from? Different traditions give different answers, and</w:t>
+      </w:r>
+      <w:r>
+        <w:t xml:space="preserve"> </w:t>
+      </w:r>
+      <w:r>
+        <w:t xml:space="preserve">understanding them clarifies what is really at stake in privacy debates.</w:t>
       </w:r>
     </w:p>
     <w:p>
@@ -1744,7 +1644,7 @@
         <w:pStyle w:val="Compact"/>
       </w:pPr>
       <w:r>
-        <w:t xml:space="preserve">Every privacy violation can be redescribed as a violation of property rights (entering your home without permission) or bodily rights (touching you without consent).</w:t>
+        <w:t xml:space="preserve">Every privacy violation can be redescribed as a violation of property rights (entering your home) or bodily rights (touching you without consent).</w:t>
       </w:r>
     </w:p>
     <w:p>
@@ -1756,7 +1656,7 @@
         <w:pStyle w:val="Compact"/>
       </w:pPr>
       <w:r>
-        <w:t xml:space="preserve">If privacy violations are always also violations of these other rights, then "privacy" as a distinct right adds nothing new to our moral framework.</w:t>
+        <w:t xml:space="preserve">If privacy violations are always violations of these other rights, then "privacy" as a distinct right adds nothing to our moral framework.</w:t>
       </w:r>
     </w:p>
     <w:p>
@@ -1802,37 +1702,31 @@
         <w:pStyle w:val="BodyText"/>
       </w:pPr>
       <w:r>
-        <w:t xml:space="preserve">Judith Jarvis Thomson's reductionist argument was philosophically bold but has not convinced</w:t>
-      </w:r>
-      <w:r>
-        <w:t xml:space="preserve"> </w:t>
-      </w:r>
-      <w:r>
-        <w:t xml:space="preserve">most scholars. The key counterexample: a photographer with a telephoto lens takes your photo</w:t>
-      </w:r>
-      <w:r>
-        <w:t xml:space="preserve"> </w:t>
-      </w:r>
-      <w:r>
-        <w:t xml:space="preserve">through your window from public property. No property right is violated — she is on public</w:t>
-      </w:r>
-      <w:r>
-        <w:t xml:space="preserve"> </w:t>
-      </w:r>
-      <w:r>
-        <w:t xml:space="preserve">ground. No bodily right is violated — she never touches you. Yet most people have the intuition</w:t>
-      </w:r>
-      <w:r>
-        <w:t xml:space="preserve"> </w:t>
-      </w:r>
-      <w:r>
-        <w:t xml:space="preserve">that a genuine privacy violation has occurred. Surveillance cameras, data aggregation, and</w:t>
-      </w:r>
-      <w:r>
-        <w:t xml:space="preserve"> </w:t>
-      </w:r>
-      <w:r>
-        <w:t xml:space="preserve">location tracking all fall into this category of cases Thomson's framework cannot handle.</w:t>
+        <w:t xml:space="preserve">Judith Jarvis Thomson's reductionist argument was bold but has not convinced most scholars. The</w:t>
+      </w:r>
+      <w:r>
+        <w:t xml:space="preserve"> </w:t>
+      </w:r>
+      <w:r>
+        <w:t xml:space="preserve">key counterexample: a photographer with a telephoto lens shoots through your window from public</w:t>
+      </w:r>
+      <w:r>
+        <w:t xml:space="preserve"> </w:t>
+      </w:r>
+      <w:r>
+        <w:t xml:space="preserve">property. No property right is violated — she is on public ground; no bodily right — she never</w:t>
+      </w:r>
+      <w:r>
+        <w:t xml:space="preserve"> </w:t>
+      </w:r>
+      <w:r>
+        <w:t xml:space="preserve">touches you. Yet most people judge that a genuine violation has occurred. Surveillance cameras,</w:t>
+      </w:r>
+      <w:r>
+        <w:t xml:space="preserve"> </w:t>
+      </w:r>
+      <w:r>
+        <w:t xml:space="preserve">data aggregation, and location tracking fall into the same category.</w:t>
       </w:r>
     </w:p>
     <w:p>
@@ -1888,19 +1782,19 @@
         <w:t xml:space="preserve"> </w:t>
       </w:r>
       <w:r>
-        <w:t xml:space="preserve">But this view treats people purely as</w:t>
-      </w:r>
-      <w:r>
-        <w:t xml:space="preserve"> </w:t>
-      </w:r>
-      <w:r>
-        <w:t xml:space="preserve">economic actors and ignores power imbalances — employers learn enormous amounts about</w:t>
-      </w:r>
-      <w:r>
-        <w:t xml:space="preserve"> </w:t>
-      </w:r>
-      <w:r>
-        <w:t xml:space="preserve">workers while workers learn little about employers. Privacy can</w:t>
+        <w:t xml:space="preserve">But this treats people purely as economic</w:t>
+      </w:r>
+      <w:r>
+        <w:t xml:space="preserve"> </w:t>
+      </w:r>
+      <w:r>
+        <w:t xml:space="preserve">actors and ignores power imbalances — employers learn enormous amounts about workers while</w:t>
+      </w:r>
+      <w:r>
+        <w:t xml:space="preserve"> </w:t>
+      </w:r>
+      <w:r>
+        <w:t xml:space="preserve">workers learn little about employers. Privacy can</w:t>
       </w:r>
       <w:r>
         <w:t xml:space="preserve"> </w:t>
@@ -1916,19 +1810,13 @@
         <w:t xml:space="preserve"> </w:t>
       </w:r>
       <w:r>
-        <w:t xml:space="preserve">market</w:t>
-      </w:r>
-      <w:r>
-        <w:t xml:space="preserve"> </w:t>
-      </w:r>
-      <w:r>
-        <w:t xml:space="preserve">failures by preventing employers, insurers, and lenders from discriminating based on</w:t>
-      </w:r>
-      <w:r>
-        <w:t xml:space="preserve"> </w:t>
-      </w:r>
-      <w:r>
-        <w:t xml:space="preserve">irrelevant personal characteristics.</w:t>
+        <w:t xml:space="preserve">market failures by</w:t>
+      </w:r>
+      <w:r>
+        <w:t xml:space="preserve"> </w:t>
+      </w:r>
+      <w:r>
+        <w:t xml:space="preserve">preventing employers, insurers, and lenders from discriminating on irrelevant characteristics.</w:t>
       </w:r>
     </w:p>
     <w:bookmarkEnd w:id="28"/>
@@ -1946,7 +1834,7 @@
         <w:pStyle w:val="FirstParagraph"/>
       </w:pPr>
       <w:r>
-        <w:t xml:space="preserve">One of the most puzzling findings in privacy research is what scholars call the</w:t>
+        <w:t xml:space="preserve">One of the most puzzling findings in privacy research is the</w:t>
       </w:r>
       <w:r>
         <w:t xml:space="preserve"> </w:t>
@@ -1956,13 +1844,68 @@
           <w:iCs/>
           <w:i/>
         </w:rPr>
-        <w:t xml:space="preserve">privacy</w:t>
+        <w:t xml:space="preserve">privacy paradox</w:t>
+      </w:r>
+      <w:r>
+        <w:t xml:space="preserve">: people</w:t>
+      </w:r>
+      <w:r>
+        <w:t xml:space="preserve"> </w:t>
+      </w:r>
+      <w:r>
+        <w:t xml:space="preserve">consistently say they care about privacy in surveys, yet readily trade personal data for small</w:t>
+      </w:r>
+      <w:r>
+        <w:t xml:space="preserve"> </w:t>
+      </w:r>
+      <w:r>
+        <w:t xml:space="preserve">conveniences — free apps, faster checkout, personalized recommendations. Is this hypocrisy?</w:t>
+      </w:r>
+      <w:r>
+        <w:t xml:space="preserve"> </w:t>
+      </w:r>
+      <w:r>
+        <w:t xml:space="preserve">Irrationality? Or something more structurally interesting?</w:t>
+      </w:r>
+    </w:p>
+    <w:p>
+      <w:pPr>
+        <w:pStyle w:val="DefinitionTerm"/>
+      </w:pPr>
+      <w:r>
+        <w:t xml:space="preserve">The Privacy Paradox</w:t>
+      </w:r>
+    </w:p>
+    <w:p>
+      <w:pPr>
+        <w:pStyle w:val="DefinitionBody"/>
+      </w:pPr>
+      <w:r>
+        <w:t xml:space="preserve">The observed gap between individuals'</w:t>
+      </w:r>
+      <w:r>
+        <w:t xml:space="preserve"> </w:t>
       </w:r>
       <w:r>
         <w:rPr>
           <w:iCs/>
           <w:i/>
         </w:rPr>
+        <w:t xml:space="preserve">stated</w:t>
+      </w:r>
+      <w:r>
+        <w:t xml:space="preserve"> </w:t>
+      </w:r>
+      <w:r>
+        <w:t xml:space="preserve">privacy preferences (high concern)</w:t>
+      </w:r>
+      <w:r>
+        <w:t xml:space="preserve"> </w:t>
+      </w:r>
+      <w:r>
+        <w:t xml:space="preserve">and their</w:t>
+      </w:r>
+      <w:r>
         <w:t xml:space="preserve"> </w:t>
       </w:r>
       <w:r>
@@ -1970,69 +1913,6 @@
           <w:iCs/>
           <w:i/>
         </w:rPr>
-        <w:t xml:space="preserve">paradox</w:t>
-      </w:r>
-      <w:r>
-        <w:t xml:space="preserve">: people consistently say they care about privacy in surveys, yet in practice</w:t>
-      </w:r>
-      <w:r>
-        <w:t xml:space="preserve"> </w:t>
-      </w:r>
-      <w:r>
-        <w:t xml:space="preserve">readily trade personal data for small conveniences — free apps, faster checkout, personalized</w:t>
-      </w:r>
-      <w:r>
-        <w:t xml:space="preserve"> </w:t>
-      </w:r>
-      <w:r>
-        <w:t xml:space="preserve">recommendations. Is this hypocrisy? Irrationality? Or something more structurally interesting?</w:t>
-      </w:r>
-    </w:p>
-    <w:p>
-      <w:pPr>
-        <w:pStyle w:val="DefinitionTerm"/>
-      </w:pPr>
-      <w:r>
-        <w:t xml:space="preserve">The Privacy Paradox</w:t>
-      </w:r>
-    </w:p>
-    <w:p>
-      <w:pPr>
-        <w:pStyle w:val="DefinitionBody"/>
-      </w:pPr>
-      <w:r>
-        <w:t xml:space="preserve">The observed gap between individuals'</w:t>
-      </w:r>
-      <w:r>
-        <w:t xml:space="preserve"> </w:t>
-      </w:r>
-      <w:r>
-        <w:rPr>
-          <w:iCs/>
-          <w:i/>
-        </w:rPr>
-        <w:t xml:space="preserve">stated</w:t>
-      </w:r>
-      <w:r>
-        <w:t xml:space="preserve"> </w:t>
-      </w:r>
-      <w:r>
-        <w:t xml:space="preserve">privacy preferences (high concern)</w:t>
-      </w:r>
-      <w:r>
-        <w:t xml:space="preserve"> </w:t>
-      </w:r>
-      <w:r>
-        <w:t xml:space="preserve">and their</w:t>
-      </w:r>
-      <w:r>
-        <w:t xml:space="preserve"> </w:t>
-      </w:r>
-      <w:r>
-        <w:rPr>
-          <w:iCs/>
-          <w:i/>
-        </w:rPr>
         <w:t xml:space="preserve">actual</w:t>
       </w:r>
       <w:r>
@@ -2059,7 +1939,7 @@
         <w:pStyle w:val="BodyText"/>
       </w:pPr>
       <w:r>
-        <w:t xml:space="preserve">Several explanations have been proposed.</w:t>
+        <w:t xml:space="preserve">Several explanations compete.</w:t>
       </w:r>
       <w:r>
         <w:t xml:space="preserve"> </w:t>
@@ -2072,19 +1952,19 @@
         <w:t xml:space="preserve">Bounded rationality</w:t>
       </w:r>
       <w:r>
-        <w:t xml:space="preserve">: privacy</w:t>
-      </w:r>
-      <w:r>
-        <w:t xml:space="preserve"> </w:t>
-      </w:r>
-      <w:r>
-        <w:t xml:space="preserve">decisions involve complex tradeoffs between diffuse future harms and immediate benefits,</w:t>
-      </w:r>
-      <w:r>
-        <w:t xml:space="preserve"> </w:t>
-      </w:r>
-      <w:r>
-        <w:t xml:space="preserve">and human cognition is not built to evaluate these reliably.</w:t>
+        <w:t xml:space="preserve">: privacy decisions trade</w:t>
+      </w:r>
+      <w:r>
+        <w:t xml:space="preserve"> </w:t>
+      </w:r>
+      <w:r>
+        <w:t xml:space="preserve">diffuse future harms against immediate benefits, and human cognition is not built to evaluate</w:t>
+      </w:r>
+      <w:r>
+        <w:t xml:space="preserve"> </w:t>
+      </w:r>
+      <w:r>
+        <w:t xml:space="preserve">that reliably.</w:t>
       </w:r>
       <w:r>
         <w:t xml:space="preserve"> </w:t>
@@ -2094,73 +1974,47 @@
           <w:bCs/>
           <w:b/>
         </w:rPr>
-        <w:t xml:space="preserve">Temporal</w:t>
+        <w:t xml:space="preserve">Temporal discounting</w:t>
+      </w:r>
+      <w:r>
+        <w:t xml:space="preserve">: we weight near-term rewards more heavily</w:t>
+      </w:r>
+      <w:r>
+        <w:t xml:space="preserve"> </w:t>
+      </w:r>
+      <w:r>
+        <w:t xml:space="preserve">than abstract future harms, even larger ones.</w:t>
+      </w:r>
+      <w:r>
+        <w:t xml:space="preserve"> </w:t>
       </w:r>
       <w:r>
         <w:rPr>
           <w:bCs/>
           <w:b/>
         </w:rPr>
-        <w:t xml:space="preserve"> </w:t>
-      </w:r>
-      <w:r>
-        <w:rPr>
-          <w:bCs/>
-          <w:b/>
-        </w:rPr>
-        <w:t xml:space="preserve">discounting</w:t>
-      </w:r>
-      <w:r>
-        <w:t xml:space="preserve">: we instinctively weight near-term rewards more heavily than abstract</w:t>
-      </w:r>
-      <w:r>
-        <w:t xml:space="preserve"> </w:t>
-      </w:r>
-      <w:r>
-        <w:t xml:space="preserve">future harms, even when the future harm is objectively larger.</w:t>
-      </w:r>
-      <w:r>
-        <w:t xml:space="preserve"> </w:t>
-      </w:r>
-      <w:r>
-        <w:rPr>
-          <w:bCs/>
-          <w:b/>
-        </w:rPr>
         <w:t xml:space="preserve">Resignation</w:t>
       </w:r>
       <w:r>
-        <w:t xml:space="preserve">:</w:t>
-      </w:r>
-      <w:r>
-        <w:t xml:space="preserve"> </w:t>
-      </w:r>
-      <w:r>
-        <w:t xml:space="preserve">many people report feeling that "privacy is dead anyway" — that data collection is so</w:t>
-      </w:r>
-      <w:r>
-        <w:t xml:space="preserve"> </w:t>
-      </w:r>
-      <w:r>
-        <w:t xml:space="preserve">pervasive that individual resistance is futile. And often there simply is no real</w:t>
-      </w:r>
-      <w:r>
-        <w:t xml:space="preserve"> </w:t>
-      </w:r>
-      <w:r>
-        <w:t xml:space="preserve">alternative: to use the service you need, you must accept the terms. When "consent" is</w:t>
-      </w:r>
-      <w:r>
-        <w:t xml:space="preserve"> </w:t>
-      </w:r>
-      <w:r>
-        <w:t xml:space="preserve">the price of participation in modern digital life, calling it genuine consent stretches</w:t>
-      </w:r>
-      <w:r>
-        <w:t xml:space="preserve"> </w:t>
-      </w:r>
-      <w:r>
-        <w:t xml:space="preserve">the word past recognition.</w:t>
+        <w:t xml:space="preserve">: many people report</w:t>
+      </w:r>
+      <w:r>
+        <w:t xml:space="preserve"> </w:t>
+      </w:r>
+      <w:r>
+        <w:t xml:space="preserve">feeling that "privacy is dead anyway." And often there is no real alternative — to use the</w:t>
+      </w:r>
+      <w:r>
+        <w:t xml:space="preserve"> </w:t>
+      </w:r>
+      <w:r>
+        <w:t xml:space="preserve">service you need, you accept the terms. When "consent" is the price of participation in digital</w:t>
+      </w:r>
+      <w:r>
+        <w:t xml:space="preserve"> </w:t>
+      </w:r>
+      <w:r>
+        <w:t xml:space="preserve">life, calling it genuine consent stretches the word past recognition.</w:t>
       </w:r>
     </w:p>
     <w:p>
@@ -2168,37 +2022,31 @@
         <w:pStyle w:val="BodyText"/>
       </w:pPr>
       <w:r>
-        <w:t xml:space="preserve">Research has documented just how small a reward is enough to shift privacy behavior — and how</w:t>
-      </w:r>
-      <w:r>
-        <w:t xml:space="preserve"> </w:t>
-      </w:r>
-      <w:r>
-        <w:t xml:space="preserve">much the framing of the offer matters. In a well-known Carnegie Mellon experiment, shoppers were</w:t>
-      </w:r>
-      <w:r>
-        <w:t xml:space="preserve"> </w:t>
-      </w:r>
-      <w:r>
-        <w:t xml:space="preserve">given one of two gift cards: a $10 card that kept their purchases anonymous, or a $12 card that</w:t>
-      </w:r>
-      <w:r>
-        <w:t xml:space="preserve"> </w:t>
-      </w:r>
-      <w:r>
-        <w:t xml:space="preserve">tracked them. Among those handed the anonymous $10 card, more than half refused $2 to give up</w:t>
-      </w:r>
-      <w:r>
-        <w:t xml:space="preserve"> </w:t>
-      </w:r>
-      <w:r>
-        <w:t xml:space="preserve">that anonymity; among those handed the trackable $12 card, fewer than one in ten paid $2 to buy</w:t>
-      </w:r>
-      <w:r>
-        <w:t xml:space="preserve"> </w:t>
-      </w:r>
-      <w:r>
-        <w:t xml:space="preserve">privacy back. The same privacy was worth six times more to people who already had it</w:t>
+        <w:t xml:space="preserve">Research has documented how small a reward is enough to shift privacy behavior — and how much</w:t>
+      </w:r>
+      <w:r>
+        <w:t xml:space="preserve"> </w:t>
+      </w:r>
+      <w:r>
+        <w:t xml:space="preserve">framing matters. In a Carnegie Mellon experiment, shoppers received either a $10 gift card that</w:t>
+      </w:r>
+      <w:r>
+        <w:t xml:space="preserve"> </w:t>
+      </w:r>
+      <w:r>
+        <w:t xml:space="preserve">kept their purchases anonymous or a $12 card that tracked them. More than half handed the</w:t>
+      </w:r>
+      <w:r>
+        <w:t xml:space="preserve"> </w:t>
+      </w:r>
+      <w:r>
+        <w:t xml:space="preserve">anonymous card refused $2 to give it up; fewer than one in ten handed the trackable card paid</w:t>
+      </w:r>
+      <w:r>
+        <w:t xml:space="preserve"> </w:t>
+      </w:r>
+      <w:r>
+        <w:t xml:space="preserve">$2 to buy privacy back. The same privacy was worth six times more to people who already had it</w:t>
       </w:r>
       <w:r>
         <w:t xml:space="preserve"> </w:t>
@@ -2207,37 +2055,19 @@
         <w:t xml:space="preserve">(Acquisti et al., 2013)</w:t>
       </w:r>
       <w:r>
-        <w:t xml:space="preserve">. Loyalty</w:t>
-      </w:r>
-      <w:r>
-        <w:t xml:space="preserve"> </w:t>
-      </w:r>
-      <w:r>
-        <w:t xml:space="preserve">programs at grocery stores, pharmacies, and coffee chains work on the same margin, collecting</w:t>
-      </w:r>
-      <w:r>
-        <w:t xml:space="preserve"> </w:t>
-      </w:r>
-      <w:r>
-        <w:t xml:space="preserve">detailed purchase histories in exchange for modest discounts. And the paperwork is genuinely</w:t>
-      </w:r>
-      <w:r>
-        <w:t xml:space="preserve"> </w:t>
-      </w:r>
-      <w:r>
-        <w:t xml:space="preserve">unreadable: Carnegie Mellon researchers Aleecia McDonald and Lorrie Faith Cranor estimated that</w:t>
-      </w:r>
-      <w:r>
-        <w:t xml:space="preserve"> </w:t>
-      </w:r>
-      <w:r>
-        <w:t xml:space="preserve">the average American internet user encounters roughly 1,500 privacy policies a year, and that</w:t>
-      </w:r>
-      <w:r>
-        <w:t xml:space="preserve"> </w:t>
-      </w:r>
-      <w:r>
-        <w:t xml:space="preserve">reading them all would take about 244 hours — six full working weeks</w:t>
+        <w:t xml:space="preserve">. And the paperwork is unreadable: Aleecia</w:t>
+      </w:r>
+      <w:r>
+        <w:t xml:space="preserve"> </w:t>
+      </w:r>
+      <w:r>
+        <w:t xml:space="preserve">McDonald and Lorrie Faith Cranor estimated that the average American internet user meets</w:t>
+      </w:r>
+      <w:r>
+        <w:t xml:space="preserve"> </w:t>
+      </w:r>
+      <w:r>
+        <w:t xml:space="preserve">roughly 1,500 privacy policies a year, and that reading them would take about 244 hours</w:t>
       </w:r>
       <w:r>
         <w:t xml:space="preserve"> </w:t>
@@ -2246,13 +2076,13 @@
         <w:t xml:space="preserve">(McDonald &amp; Cranor, 2008)</w:t>
       </w:r>
       <w:r>
-        <w:t xml:space="preserve">. The privacy paradox is</w:t>
-      </w:r>
-      <w:r>
-        <w:t xml:space="preserve"> </w:t>
-      </w:r>
-      <w:r>
-        <w:t xml:space="preserve">less a paradox than a description of what happens when real alternatives are systematically absent.</w:t>
+        <w:t xml:space="preserve">. The paradox is less a paradox than a description</w:t>
+      </w:r>
+      <w:r>
+        <w:t xml:space="preserve"> </w:t>
+      </w:r>
+      <w:r>
+        <w:t xml:space="preserve">of what happens when real alternatives are absent.</w:t>
       </w:r>
     </w:p>
     <w:p>
@@ -2272,25 +2102,13 @@
         <w:pStyle w:val="Compact"/>
       </w:pPr>
       <w:r>
-        <w:t xml:space="preserve">Helen Nissenbaum argues privacy is about appropriate information flows, not secrets.</w:t>
-      </w:r>
-      <w:r>
-        <w:t xml:space="preserve"> </w:t>
-      </w:r>
-      <w:r>
-        <w:t xml:space="preserve">Can you think of an example from your own life where information flowed to an</w:t>
-      </w:r>
-      <w:r>
-        <w:t xml:space="preserve"> </w:t>
-      </w:r>
-      <w:r>
-        <w:t xml:space="preserve">"inappropriate" context — and why it felt like a violation even though nothing was</w:t>
-      </w:r>
-      <w:r>
-        <w:t xml:space="preserve"> </w:t>
-      </w:r>
-      <w:r>
-        <w:t xml:space="preserve">strictly secret?</w:t>
+        <w:t xml:space="preserve">Describe a time information about you flowed to an "inappropriate" context. Why did it</w:t>
+      </w:r>
+      <w:r>
+        <w:t xml:space="preserve"> </w:t>
+      </w:r>
+      <w:r>
+        <w:t xml:space="preserve">feel like a violation even though nothing was strictly secret?</w:t>
       </w:r>
     </w:p>
     <w:p>
@@ -2302,19 +2120,13 @@
         <w:pStyle w:val="Compact"/>
       </w:pPr>
       <w:r>
-        <w:t xml:space="preserve">Thomson argues there is no distinct right to privacy — just property and bodily rights.</w:t>
-      </w:r>
-      <w:r>
-        <w:t xml:space="preserve"> </w:t>
-      </w:r>
-      <w:r>
-        <w:t xml:space="preserve">Do you find the telephoto lens counterexample compelling? Can you think of your own</w:t>
-      </w:r>
-      <w:r>
-        <w:t xml:space="preserve"> </w:t>
-      </w:r>
-      <w:r>
-        <w:t xml:space="preserve">counterexample to Thomson's view?</w:t>
+        <w:t xml:space="preserve">Do you find the telephoto lens counterexample to Thomson compelling? Can you construct</w:t>
+      </w:r>
+      <w:r>
+        <w:t xml:space="preserve"> </w:t>
+      </w:r>
+      <w:r>
+        <w:t xml:space="preserve">your own counterexample?</w:t>
       </w:r>
     </w:p>
     <w:p>
@@ -2348,25 +2160,7 @@
         <w:t xml:space="preserve"> </w:t>
       </w:r>
       <w:r>
-        <w:t xml:space="preserve">does it show something else? What would genuine privacy-respecting design look like?</w:t>
-      </w:r>
-    </w:p>
-    <w:p>
-      <w:pPr>
-        <w:numPr>
-          <w:ilvl w:val="0"/>
-          <w:numId w:val="1003"/>
-        </w:numPr>
-        <w:pStyle w:val="Compact"/>
-      </w:pPr>
-      <w:r>
-        <w:t xml:space="preserve">GDPR gives Europeans the "right to be forgotten." Should the US adopt a similar right?</w:t>
-      </w:r>
-      <w:r>
-        <w:t xml:space="preserve"> </w:t>
-      </w:r>
-      <w:r>
-        <w:t xml:space="preserve">What would be the strongest argument against it?</w:t>
+        <w:t xml:space="preserve">something else? What would genuine privacy-respecting design look like?</w:t>
       </w:r>
     </w:p>
     <w:bookmarkEnd w:id="29"/>
@@ -2387,7 +2181,7 @@
         <w:pStyle w:val="FirstParagraph"/>
       </w:pPr>
       <w:r>
-        <w:t xml:space="preserve">Privacy debates did not begin with the internet. Each major information technology revolution has</w:t>
+        <w:t xml:space="preserve">Privacy debates did not begin with the internet. Each information technology revolution has</w:t>
       </w:r>
       <w:r>
         <w:t xml:space="preserve"> </w:t>
@@ -2399,13 +2193,13 @@
         <w:t xml:space="preserve"> </w:t>
       </w:r>
       <w:r>
-        <w:t xml:space="preserve">necessary tool of security and order, and those who see it as a threat to freedom and dignity.</w:t>
-      </w:r>
-      <w:r>
-        <w:t xml:space="preserve"> </w:t>
-      </w:r>
-      <w:r>
-        <w:t xml:space="preserve">Understanding this history reveals patterns that are still playing out today.</w:t>
+        <w:t xml:space="preserve">necessary tool of order and those who see it as a threat to freedom. The patterns are still</w:t>
+      </w:r>
+      <w:r>
+        <w:t xml:space="preserve"> </w:t>
+      </w:r>
+      <w:r>
+        <w:t xml:space="preserve">playing out today.</w:t>
       </w:r>
     </w:p>
     <w:bookmarkStart w:id="32" w:name="pre-digital-privacy-concerns"/>
@@ -2446,31 +2240,25 @@
         <w:t xml:space="preserve"> </w:t>
       </w:r>
       <w:r>
-        <w:t xml:space="preserve">Their immediate target was invasive</w:t>
-      </w:r>
-      <w:r>
-        <w:t xml:space="preserve"> </w:t>
-      </w:r>
-      <w:r>
-        <w:t xml:space="preserve">new photography technology and the sensationalist newspaper journalism it enabled. A photographer</w:t>
-      </w:r>
-      <w:r>
-        <w:t xml:space="preserve"> </w:t>
-      </w:r>
-      <w:r>
-        <w:t xml:space="preserve">could now capture your image in public and publish it without your knowledge or consent. Warren</w:t>
-      </w:r>
-      <w:r>
-        <w:t xml:space="preserve"> </w:t>
-      </w:r>
-      <w:r>
-        <w:t xml:space="preserve">and Brandeis argued this violated something fundamental about individual autonomy — the right</w:t>
-      </w:r>
-      <w:r>
-        <w:t xml:space="preserve"> </w:t>
-      </w:r>
-      <w:r>
-        <w:t xml:space="preserve">to control how you present yourself to the world.</w:t>
+        <w:t xml:space="preserve">Their target was invasive new photography</w:t>
+      </w:r>
+      <w:r>
+        <w:t xml:space="preserve"> </w:t>
+      </w:r>
+      <w:r>
+        <w:t xml:space="preserve">and the sensationalist journalism it enabled: a photographer could now capture your image and</w:t>
+      </w:r>
+      <w:r>
+        <w:t xml:space="preserve"> </w:t>
+      </w:r>
+      <w:r>
+        <w:t xml:space="preserve">publish it without your consent. That, they argued, violated something fundamental about autonomy</w:t>
+      </w:r>
+      <w:r>
+        <w:t xml:space="preserve"> </w:t>
+      </w:r>
+      <w:r>
+        <w:t xml:space="preserve">— the right to control how you present yourself to the world.</w:t>
       </w:r>
     </w:p>
     <w:p>
@@ -2478,19 +2266,13 @@
         <w:pStyle w:val="BodyText"/>
       </w:pPr>
       <w:r>
-        <w:t xml:space="preserve">Their intervention resonated far beyond its immediate context. Throughout the twentieth century,</w:t>
-      </w:r>
-      <w:r>
-        <w:t xml:space="preserve"> </w:t>
-      </w:r>
-      <w:r>
-        <w:t xml:space="preserve">each new communications technology spawned a new privacy battle. The telephone raised the</w:t>
-      </w:r>
-      <w:r>
-        <w:t xml:space="preserve"> </w:t>
-      </w:r>
-      <w:r>
-        <w:t xml:space="preserve">wiretapping question; Louis Brandeis (now on the Supreme Court) wrote a famous dissent in</w:t>
+        <w:t xml:space="preserve">Throughout the twentieth century, each new communications technology spawned a new privacy</w:t>
+      </w:r>
+      <w:r>
+        <w:t xml:space="preserve"> </w:t>
+      </w:r>
+      <w:r>
+        <w:t xml:space="preserve">battle. The telephone raised wiretapping; Brandeis, now on the Supreme Court, dissented in</w:t>
       </w:r>
       <w:r>
         <w:t xml:space="preserve"> </w:t>
@@ -2512,13 +2294,7 @@
         <w:t xml:space="preserve"> </w:t>
       </w:r>
       <w:r>
-        <w:t xml:space="preserve">Amendment even without physical trespass. His view lost then but won forty years later</w:t>
-      </w:r>
-      <w:r>
-        <w:t xml:space="preserve"> </w:t>
-      </w:r>
-      <w:r>
-        <w:t xml:space="preserve">in</w:t>
+        <w:t xml:space="preserve">Amendment even without physical trespass. His view lost then but won in</w:t>
       </w:r>
       <w:r>
         <w:t xml:space="preserve"> </w:t>
@@ -2528,13 +2304,19 @@
           <w:iCs/>
           <w:i/>
         </w:rPr>
-        <w:t xml:space="preserve">Katz v. United States</w:t>
-      </w:r>
-      <w:r>
-        <w:t xml:space="preserve"> </w:t>
-      </w:r>
-      <w:r>
-        <w:t xml:space="preserve">(1967). George Orwell's</w:t>
+        <w:t xml:space="preserve">Katz</w:t>
+      </w:r>
+      <w:r>
+        <w:t xml:space="preserve"> </w:t>
+      </w:r>
+      <w:r>
+        <w:t xml:space="preserve">(1967).</w:t>
+      </w:r>
+      <w:r>
+        <w:t xml:space="preserve"> </w:t>
+      </w:r>
+      <w:r>
+        <w:t xml:space="preserve">George Orwell's</w:t>
       </w:r>
       <w:r>
         <w:t xml:space="preserve"> </w:t>
@@ -2550,19 +2332,13 @@
         <w:t xml:space="preserve"> </w:t>
       </w:r>
       <w:r>
-        <w:t xml:space="preserve">(1949) gave</w:t>
-      </w:r>
-      <w:r>
-        <w:t xml:space="preserve"> </w:t>
-      </w:r>
-      <w:r>
-        <w:t xml:space="preserve">the concept of the totalitarian surveillance state its most vivid literary expression —</w:t>
-      </w:r>
-      <w:r>
-        <w:t xml:space="preserve"> </w:t>
-      </w:r>
-      <w:r>
-        <w:t xml:space="preserve">and its enduring vocabulary of Big Brother, doublethink, and the telescreen.</w:t>
+        <w:t xml:space="preserve">(1949) gave the totalitarian surveillance state its most vivid</w:t>
+      </w:r>
+      <w:r>
+        <w:t xml:space="preserve"> </w:t>
+      </w:r>
+      <w:r>
+        <w:t xml:space="preserve">literary expression — and its enduring vocabulary of Big Brother and the telescreen.</w:t>
       </w:r>
     </w:p>
     <w:bookmarkEnd w:id="32"/>
@@ -2580,31 +2356,25 @@
         <w:pStyle w:val="FirstParagraph"/>
       </w:pPr>
       <w:r>
-        <w:t xml:space="preserve">The development of government databases in the 1960s triggered the first wave of modern</w:t>
-      </w:r>
-      <w:r>
-        <w:t xml:space="preserve"> </w:t>
-      </w:r>
-      <w:r>
-        <w:t xml:space="preserve">privacy legislation. When Social Security numbers became a de facto national identifier</w:t>
-      </w:r>
-      <w:r>
-        <w:t xml:space="preserve"> </w:t>
-      </w:r>
-      <w:r>
-        <w:t xml:space="preserve">and federal agencies began building large computer databases on citizens, Congress and</w:t>
-      </w:r>
-      <w:r>
-        <w:t xml:space="preserve"> </w:t>
-      </w:r>
-      <w:r>
-        <w:t xml:space="preserve">the executive branch scrambled to create oversight frameworks. The result was a series</w:t>
-      </w:r>
-      <w:r>
-        <w:t xml:space="preserve"> </w:t>
-      </w:r>
-      <w:r>
-        <w:t xml:space="preserve">of foundational laws and principles.</w:t>
+        <w:t xml:space="preserve">Government databases in the 1960s triggered the first wave of modern privacy legislation.</w:t>
+      </w:r>
+      <w:r>
+        <w:t xml:space="preserve"> </w:t>
+      </w:r>
+      <w:r>
+        <w:t xml:space="preserve">When Social Security numbers became a de facto national identifier and federal agencies</w:t>
+      </w:r>
+      <w:r>
+        <w:t xml:space="preserve"> </w:t>
+      </w:r>
+      <w:r>
+        <w:t xml:space="preserve">began building large databases on citizens, Congress and the executive branch scrambled to</w:t>
+      </w:r>
+      <w:r>
+        <w:t xml:space="preserve"> </w:t>
+      </w:r>
+      <w:r>
+        <w:t xml:space="preserve">create oversight frameworks.</w:t>
       </w:r>
     </w:p>
     <w:p>
@@ -2621,7 +2391,7 @@
               <a:graphicData uri="http://schemas.openxmlformats.org/drawingml/2006/picture">
                 <pic:pic>
                   <pic:nvPicPr>
-                    <pic:cNvPr descr="/tmp/docx-build-87TwSJ/ch06_privacy-diagrams/diag_0.png" id="35" name="Picture"/>
+                    <pic:cNvPr descr="/tmp/docx-build-7NZiS3/ch06_privacy-diagrams/diag_0.png" id="35" name="Picture"/>
                     <pic:cNvPicPr>
                       <a:picLocks noChangeArrowheads="1" noChangeAspect="1"/>
                     </pic:cNvPicPr>
@@ -2665,19 +2435,13 @@
         <w:t xml:space="preserve"> </w:t>
       </w:r>
       <w:r>
-        <w:t xml:space="preserve">specific technology or government practice that privacy advocates identified as threatening.</w:t>
-      </w:r>
-      <w:r>
-        <w:t xml:space="preserve"> </w:t>
-      </w:r>
-      <w:r>
-        <w:t xml:space="preserve">Note the 1973 HEW Report's Fair Information Practice Principles (FIPPs), which became the</w:t>
-      </w:r>
-      <w:r>
-        <w:t xml:space="preserve"> </w:t>
-      </w:r>
-      <w:r>
-        <w:t xml:space="preserve">conceptual foundation for privacy regulation worldwide.</w:t>
+        <w:t xml:space="preserve">specific technology or government practice. The 1973 HEW Report's Fair Information Practice</w:t>
+      </w:r>
+      <w:r>
+        <w:t xml:space="preserve"> </w:t>
+      </w:r>
+      <w:r>
+        <w:t xml:space="preserve">Principles (FIPPs) became the conceptual foundation for privacy regulation worldwide.</w:t>
       </w:r>
     </w:p>
     <w:p>
@@ -2691,7 +2455,7 @@
         <w:t xml:space="preserve"> </w:t>
       </w:r>
       <w:r>
-        <w:t xml:space="preserve">Health, Education, and Welfare report on data systems articulated what became known as the</w:t>
+        <w:t xml:space="preserve">Health, Education, and Welfare report on data systems articulated the</w:t>
       </w:r>
       <w:r>
         <w:t xml:space="preserve"> </w:t>
@@ -2701,49 +2465,51 @@
           <w:bCs/>
           <w:b/>
         </w:rPr>
-        <w:t xml:space="preserve">Fair Information Practice Principles</w:t>
-      </w:r>
-      <w:r>
-        <w:t xml:space="preserve"> </w:t>
-      </w:r>
-      <w:r>
-        <w:t xml:space="preserve">(FIPPs). In the compact form the Federal</w:t>
-      </w:r>
-      <w:r>
-        <w:t xml:space="preserve"> </w:t>
-      </w:r>
-      <w:r>
-        <w:t xml:space="preserve">Trade Commission later gave them, they are: Notice (people should know data is being</w:t>
-      </w:r>
-      <w:r>
-        <w:t xml:space="preserve"> </w:t>
-      </w:r>
-      <w:r>
-        <w:t xml:space="preserve">collected), Choice (people should be able to consent or opt out), Access (people should be</w:t>
-      </w:r>
-      <w:r>
-        <w:t xml:space="preserve"> </w:t>
-      </w:r>
-      <w:r>
-        <w:t xml:space="preserve">able to see their own data), Security (data should be protected), and Enforcement (violations</w:t>
-      </w:r>
-      <w:r>
-        <w:t xml:space="preserve"> </w:t>
-      </w:r>
-      <w:r>
-        <w:t xml:space="preserve">should have consequences). These five principles became the conceptual foundation for privacy</w:t>
-      </w:r>
-      <w:r>
-        <w:t xml:space="preserve"> </w:t>
-      </w:r>
-      <w:r>
-        <w:t xml:space="preserve">regulation in the US, Europe, and internationally. The GDPR, written four decades later,</w:t>
-      </w:r>
-      <w:r>
-        <w:t xml:space="preserve"> </w:t>
-      </w:r>
-      <w:r>
-        <w:t xml:space="preserve">is essentially FIPPs with real enforcement mechanisms.</w:t>
+        <w:t xml:space="preserve">Fair Information</w:t>
+      </w:r>
+      <w:r>
+        <w:rPr>
+          <w:bCs/>
+          <w:b/>
+        </w:rPr>
+        <w:t xml:space="preserve"> </w:t>
+      </w:r>
+      <w:r>
+        <w:rPr>
+          <w:bCs/>
+          <w:b/>
+        </w:rPr>
+        <w:t xml:space="preserve">Practice Principles</w:t>
+      </w:r>
+      <w:r>
+        <w:t xml:space="preserve"> </w:t>
+      </w:r>
+      <w:r>
+        <w:t xml:space="preserve">(FIPPs), which the Federal Trade Commission later compressed to</w:t>
+      </w:r>
+      <w:r>
+        <w:t xml:space="preserve"> </w:t>
+      </w:r>
+      <w:r>
+        <w:t xml:space="preserve">five: Notice, Choice, Access, Security, and Enforcement — people should know data is collected,</w:t>
+      </w:r>
+      <w:r>
+        <w:t xml:space="preserve"> </w:t>
+      </w:r>
+      <w:r>
+        <w:t xml:space="preserve">be able to opt out, and be able to see their own data; data should be protected; violations</w:t>
+      </w:r>
+      <w:r>
+        <w:t xml:space="preserve"> </w:t>
+      </w:r>
+      <w:r>
+        <w:t xml:space="preserve">should have consequences. These became the foundation for privacy regulation worldwide, and the</w:t>
+      </w:r>
+      <w:r>
+        <w:t xml:space="preserve"> </w:t>
+      </w:r>
+      <w:r>
+        <w:t xml:space="preserve">GDPR is essentially FIPPs with real enforcement.</w:t>
       </w:r>
     </w:p>
     <w:bookmarkEnd w:id="36"/>
@@ -2767,37 +2533,31 @@
         <w:t xml:space="preserve"> </w:t>
       </w:r>
       <w:r>
-        <w:t xml:space="preserve">logic of data collection. Cookies, web tracking, and behavioral advertising emerged as</w:t>
-      </w:r>
-      <w:r>
-        <w:t xml:space="preserve"> </w:t>
-      </w:r>
-      <w:r>
-        <w:t xml:space="preserve">mechanisms for building detailed profiles of individual users. The EU responded with its</w:t>
-      </w:r>
-      <w:r>
-        <w:t xml:space="preserve"> </w:t>
-      </w:r>
-      <w:r>
-        <w:t xml:space="preserve">1995 Data Protection Directive — a comprehensive framework that would eventually evolve</w:t>
-      </w:r>
-      <w:r>
-        <w:t xml:space="preserve"> </w:t>
-      </w:r>
-      <w:r>
-        <w:t xml:space="preserve">into the GDPR. The US responded more cautiously, adding sectoral protections (COPPA for</w:t>
-      </w:r>
-      <w:r>
-        <w:t xml:space="preserve"> </w:t>
-      </w:r>
-      <w:r>
-        <w:t xml:space="preserve">children in 1998, GLBA for financial data in 1999) while leaving commercial surveillance</w:t>
-      </w:r>
-      <w:r>
-        <w:t xml:space="preserve"> </w:t>
-      </w:r>
-      <w:r>
-        <w:t xml:space="preserve">largely unregulated.</w:t>
+        <w:t xml:space="preserve">logic of data collection. Cookies, tracking, and behavioral advertising built detailed profiles</w:t>
+      </w:r>
+      <w:r>
+        <w:t xml:space="preserve"> </w:t>
+      </w:r>
+      <w:r>
+        <w:t xml:space="preserve">of individual users. The EU responded with its 1995 Data Protection Directive, which eventually</w:t>
+      </w:r>
+      <w:r>
+        <w:t xml:space="preserve"> </w:t>
+      </w:r>
+      <w:r>
+        <w:t xml:space="preserve">evolved into the GDPR; the US responded more cautiously, adding sectoral protections (COPPA for</w:t>
+      </w:r>
+      <w:r>
+        <w:t xml:space="preserve"> </w:t>
+      </w:r>
+      <w:r>
+        <w:t xml:space="preserve">children in 1998, GLBA for financial data in 1999) while leaving commercial surveillance largely</w:t>
+      </w:r>
+      <w:r>
+        <w:t xml:space="preserve"> </w:t>
+      </w:r>
+      <w:r>
+        <w:t xml:space="preserve">unregulated.</w:t>
       </w:r>
     </w:p>
     <w:p>
@@ -2811,37 +2571,31 @@
         <w:t xml:space="preserve"> </w:t>
       </w:r>
       <w:r>
-        <w:t xml:space="preserve">surveillance in history. The USA PATRIOT Act, passed six weeks after the attacks, expanded</w:t>
-      </w:r>
-      <w:r>
-        <w:t xml:space="preserve"> </w:t>
-      </w:r>
-      <w:r>
-        <w:t xml:space="preserve">government surveillance powers in sweeping ways. Section 215 allowed bulk collection of</w:t>
-      </w:r>
-      <w:r>
-        <w:t xml:space="preserve"> </w:t>
-      </w:r>
-      <w:r>
-        <w:t xml:space="preserve">phone metadata — not just calls to or from suspected terrorists, but records of all phone</w:t>
-      </w:r>
-      <w:r>
-        <w:t xml:space="preserve"> </w:t>
-      </w:r>
-      <w:r>
-        <w:t xml:space="preserve">calls made by all Americans. National Security Letters could compel businesses to turn over</w:t>
-      </w:r>
-      <w:r>
-        <w:t xml:space="preserve"> </w:t>
-      </w:r>
-      <w:r>
-        <w:t xml:space="preserve">customer records without any judicial oversight. The FISA court, created in 1978 to authorize</w:t>
-      </w:r>
-      <w:r>
-        <w:t xml:space="preserve"> </w:t>
-      </w:r>
-      <w:r>
-        <w:t xml:space="preserve">targeted intelligence surveillance with judicial oversight, was now routinely approving</w:t>
+        <w:t xml:space="preserve">surveillance in history. The USA PATRIOT Act, passed six weeks later, expanded government</w:t>
+      </w:r>
+      <w:r>
+        <w:t xml:space="preserve"> </w:t>
+      </w:r>
+      <w:r>
+        <w:t xml:space="preserve">powers sweepingly. Section 215 allowed bulk collection of phone metadata — not just calls to</w:t>
+      </w:r>
+      <w:r>
+        <w:t xml:space="preserve"> </w:t>
+      </w:r>
+      <w:r>
+        <w:t xml:space="preserve">or from suspected terrorists, but records of all calls by all Americans. National Security</w:t>
+      </w:r>
+      <w:r>
+        <w:t xml:space="preserve"> </w:t>
+      </w:r>
+      <w:r>
+        <w:t xml:space="preserve">Letters could compel businesses to turn over customer records without judicial oversight. The</w:t>
+      </w:r>
+      <w:r>
+        <w:t xml:space="preserve"> </w:t>
+      </w:r>
+      <w:r>
+        <w:t xml:space="preserve">FISA court, created in 1978 to authorize targeted surveillance, was now routinely approving</w:t>
       </w:r>
       <w:r>
         <w:t xml:space="preserve"> </w:t>
@@ -2865,37 +2619,37 @@
         <w:pStyle w:val="FirstParagraph"/>
       </w:pPr>
       <w:r>
-        <w:t xml:space="preserve">Facebook launched in 2004, Twitter in 2006, and the iPhone in 2007. Within a decade, the</w:t>
-      </w:r>
-      <w:r>
-        <w:t xml:space="preserve"> </w:t>
-      </w:r>
-      <w:r>
-        <w:t xml:space="preserve">majority of Americans carried a device that tracked their location continuously, recorded</w:t>
-      </w:r>
-      <w:r>
-        <w:t xml:space="preserve"> </w:t>
-      </w:r>
-      <w:r>
-        <w:t xml:space="preserve">their communications, and uploaded their social connections, interests, purchases, and</w:t>
-      </w:r>
-      <w:r>
-        <w:t xml:space="preserve"> </w:t>
-      </w:r>
-      <w:r>
-        <w:t xml:space="preserve">daily routines to corporate servers. The dominant business model — free services funded</w:t>
-      </w:r>
-      <w:r>
-        <w:t xml:space="preserve"> </w:t>
-      </w:r>
-      <w:r>
-        <w:t xml:space="preserve">by targeted advertising — created powerful incentives to collect as much data as possible</w:t>
-      </w:r>
-      <w:r>
-        <w:t xml:space="preserve"> </w:t>
-      </w:r>
-      <w:r>
-        <w:t xml:space="preserve">and to make users as engaging (and therefore as traceable) as possible.</w:t>
+        <w:t xml:space="preserve">Facebook launched in 2004, Twitter in 2006, and the iPhone in 2007. Within a decade, most</w:t>
+      </w:r>
+      <w:r>
+        <w:t xml:space="preserve"> </w:t>
+      </w:r>
+      <w:r>
+        <w:t xml:space="preserve">Americans carried a device that tracked their location continuously and uploaded their</w:t>
+      </w:r>
+      <w:r>
+        <w:t xml:space="preserve"> </w:t>
+      </w:r>
+      <w:r>
+        <w:t xml:space="preserve">communications, social connections, interests, purchases, and daily routines to corporate</w:t>
+      </w:r>
+      <w:r>
+        <w:t xml:space="preserve"> </w:t>
+      </w:r>
+      <w:r>
+        <w:t xml:space="preserve">servers. The dominant business model — free services funded by targeted advertising — created</w:t>
+      </w:r>
+      <w:r>
+        <w:t xml:space="preserve"> </w:t>
+      </w:r>
+      <w:r>
+        <w:t xml:space="preserve">powerful incentives to collect as much as possible and to keep users as engaged, and therefore</w:t>
+      </w:r>
+      <w:r>
+        <w:t xml:space="preserve"> </w:t>
+      </w:r>
+      <w:r>
+        <w:t xml:space="preserve">as traceable, as possible.</w:t>
       </w:r>
     </w:p>
     <w:p>
@@ -2969,13 +2723,13 @@
         <w:t xml:space="preserve"> </w:t>
       </w:r>
       <w:r>
-        <w:t xml:space="preserve">Her analysis goes beyond privacy to argue that surveillance capitalism represents a</w:t>
-      </w:r>
-      <w:r>
-        <w:t xml:space="preserve"> </w:t>
-      </w:r>
-      <w:r>
-        <w:t xml:space="preserve">fundamentally new economic logic — one that commodifies human experience itself.</w:t>
+        <w:t xml:space="preserve">She argues that surveillance capitalism is a fundamentally new economic logic — one that</w:t>
+      </w:r>
+      <w:r>
+        <w:t xml:space="preserve"> </w:t>
+      </w:r>
+      <w:r>
+        <w:t xml:space="preserve">commodifies human experience itself.</w:t>
       </w:r>
     </w:p>
     <w:p>
@@ -2983,13 +2737,13 @@
         <w:pStyle w:val="KeyThinker"/>
       </w:pPr>
       <w:r>
-        <w:t xml:space="preserve">Zuboff's framework identifies a five-step process: (1) human experience is treated as</w:t>
-      </w:r>
-      <w:r>
-        <w:t xml:space="preserve"> </w:t>
-      </w:r>
-      <w:r>
-        <w:t xml:space="preserve">raw material for data extraction; (2) most of this data is</w:t>
+        <w:t xml:space="preserve">Zuboff identifies a five-step process: (1) human experience is treated as raw material for</w:t>
+      </w:r>
+      <w:r>
+        <w:t xml:space="preserve"> </w:t>
+      </w:r>
+      <w:r>
+        <w:t xml:space="preserve">data extraction; (2) most of that data is</w:t>
       </w:r>
       <w:r>
         <w:t xml:space="preserve"> </w:t>
@@ -3002,28 +2756,19 @@
         <w:t xml:space="preserve">behavioral surplus</w:t>
       </w:r>
       <w:r>
-        <w:t xml:space="preserve"> </w:t>
-      </w:r>
-      <w:r>
-        <w:t xml:space="preserve">—</w:t>
-      </w:r>
-      <w:r>
-        <w:t xml:space="preserve"> </w:t>
-      </w:r>
-      <w:r>
-        <w:t xml:space="preserve">more than needed to improve the service, repurposed to predict user behavior; (3) these</w:t>
-      </w:r>
-      <w:r>
-        <w:t xml:space="preserve"> </w:t>
-      </w:r>
-      <w:r>
-        <w:t xml:space="preserve">prediction products are sold to advertising customers; (4) to improve prediction accuracy,</w:t>
-      </w:r>
-      <w:r>
-        <w:t xml:space="preserve"> </w:t>
-      </w:r>
-      <w:r>
-        <w:t xml:space="preserve">companies invest in</w:t>
+        <w:t xml:space="preserve">, more than the service</w:t>
+      </w:r>
+      <w:r>
+        <w:t xml:space="preserve"> </w:t>
+      </w:r>
+      <w:r>
+        <w:t xml:space="preserve">needs, repurposed to predict behavior; (3) the prediction products are sold to advertisers;</w:t>
+      </w:r>
+      <w:r>
+        <w:t xml:space="preserve"> </w:t>
+      </w:r>
+      <w:r>
+        <w:t xml:space="preserve">(4) to improve accuracy, companies invest in</w:t>
       </w:r>
       <w:r>
         <w:t xml:space="preserve"> </w:t>
@@ -3036,16 +2781,13 @@
         <w:t xml:space="preserve">behavioral modification</w:t>
       </w:r>
       <w:r>
-        <w:t xml:space="preserve"> </w:t>
-      </w:r>
-      <w:r>
-        <w:t xml:space="preserve">— nudging users toward outcomes that</w:t>
-      </w:r>
-      <w:r>
-        <w:t xml:space="preserve"> </w:t>
-      </w:r>
-      <w:r>
-        <w:t xml:space="preserve">generate more data and more engagement; and (5) this creates a new form of</w:t>
+        <w:t xml:space="preserve">, nudging users</w:t>
+      </w:r>
+      <w:r>
+        <w:t xml:space="preserve"> </w:t>
+      </w:r>
+      <w:r>
+        <w:t xml:space="preserve">toward outcomes that generate more data; and (5) the result is</w:t>
       </w:r>
       <w:r>
         <w:t xml:space="preserve"> </w:t>
@@ -3055,55 +2797,57 @@
           <w:iCs/>
           <w:i/>
         </w:rPr>
-        <w:t xml:space="preserve">instrumentarian power</w:t>
-      </w:r>
-      <w:r>
-        <w:t xml:space="preserve"> </w:t>
-      </w:r>
-      <w:r>
-        <w:t xml:space="preserve">— the ability to shape human behavior at scale.</w:t>
-      </w:r>
-    </w:p>
-    <w:p>
-      <w:pPr>
-        <w:pStyle w:val="KeyThinker"/>
-      </w:pPr>
-      <w:r>
-        <w:t xml:space="preserve">The key insight: surveillance capitalism is not just about knowing what you do. It is</w:t>
-      </w:r>
-      <w:r>
-        <w:t xml:space="preserve"> </w:t>
-      </w:r>
-      <w:r>
-        <w:t xml:space="preserve">about</w:t>
-      </w:r>
-      <w:r>
-        <w:t xml:space="preserve"> </w:t>
+        <w:t xml:space="preserve">instrumentarian</w:t>
       </w:r>
       <w:r>
         <w:rPr>
           <w:iCs/>
           <w:i/>
         </w:rPr>
+        <w:t xml:space="preserve"> </w:t>
+      </w:r>
+      <w:r>
+        <w:rPr>
+          <w:iCs/>
+          <w:i/>
+        </w:rPr>
+        <w:t xml:space="preserve">power</w:t>
+      </w:r>
+      <w:r>
+        <w:t xml:space="preserve"> </w:t>
+      </w:r>
+      <w:r>
+        <w:t xml:space="preserve">— the ability to shape human behavior at scale.</w:t>
+      </w:r>
+    </w:p>
+    <w:p>
+      <w:pPr>
+        <w:pStyle w:val="KeyThinker"/>
+      </w:pPr>
+      <w:r>
+        <w:t xml:space="preserve">The key insight: surveillance capitalism is not just about knowing what you do but about</w:t>
+      </w:r>
+      <w:r>
+        <w:t xml:space="preserve"> </w:t>
+      </w:r>
+      <w:r>
+        <w:rPr>
+          <w:iCs/>
+          <w:i/>
+        </w:rPr>
         <w:t xml:space="preserve">shaping</w:t>
       </w:r>
       <w:r>
         <w:t xml:space="preserve"> </w:t>
       </w:r>
       <w:r>
-        <w:t xml:space="preserve">what you do. The goal is not merely to predict behavior but to</w:t>
-      </w:r>
-      <w:r>
-        <w:t xml:space="preserve"> </w:t>
-      </w:r>
-      <w:r>
-        <w:t xml:space="preserve">change it in ways that serve the platform's commercial interests — a fundamentally new</w:t>
-      </w:r>
-      <w:r>
-        <w:t xml:space="preserve"> </w:t>
-      </w:r>
-      <w:r>
-        <w:t xml:space="preserve">kind of power that operates largely below the threshold of awareness.</w:t>
+        <w:t xml:space="preserve">it in ways that serve the platform's commercial interests — a new kind of</w:t>
+      </w:r>
+      <w:r>
+        <w:t xml:space="preserve"> </w:t>
+      </w:r>
+      <w:r>
+        <w:t xml:space="preserve">power that operates largely below the threshold of awareness.</w:t>
       </w:r>
     </w:p>
     <w:p>
@@ -3127,37 +2871,31 @@
         <w:pStyle w:val="CaseStudy"/>
       </w:pPr>
       <w:r>
-        <w:t xml:space="preserve">In March 2018, journalists revealed that Cambridge Analytica, a political consulting</w:t>
-      </w:r>
-      <w:r>
-        <w:t xml:space="preserve"> </w:t>
-      </w:r>
-      <w:r>
-        <w:t xml:space="preserve">firm, had harvested the personal data of approximately 87 million Facebook users —</w:t>
-      </w:r>
-      <w:r>
-        <w:t xml:space="preserve"> </w:t>
-      </w:r>
-      <w:r>
-        <w:t xml:space="preserve">without their knowledge or meaningful consent. The mechanism was a personality quiz</w:t>
-      </w:r>
-      <w:r>
-        <w:t xml:space="preserve"> </w:t>
-      </w:r>
-      <w:r>
-        <w:t xml:space="preserve">app called "This Is Your Digital Life," which collected data not only from the people</w:t>
-      </w:r>
-      <w:r>
-        <w:t xml:space="preserve"> </w:t>
-      </w:r>
-      <w:r>
-        <w:t xml:space="preserve">who took the quiz but from their entire Facebook friend networks, exploiting an API</w:t>
-      </w:r>
-      <w:r>
-        <w:t xml:space="preserve"> </w:t>
-      </w:r>
-      <w:r>
-        <w:t xml:space="preserve">feature Facebook had made available to developers.</w:t>
+        <w:t xml:space="preserve">In March 2018, journalists revealed that Cambridge Analytica, a political consulting firm,</w:t>
+      </w:r>
+      <w:r>
+        <w:t xml:space="preserve"> </w:t>
+      </w:r>
+      <w:r>
+        <w:t xml:space="preserve">had harvested the personal data of approximately 87 million Facebook users without their</w:t>
+      </w:r>
+      <w:r>
+        <w:t xml:space="preserve"> </w:t>
+      </w:r>
+      <w:r>
+        <w:t xml:space="preserve">knowledge or meaningful consent. The mechanism was a personality quiz app, "This Is Your</w:t>
+      </w:r>
+      <w:r>
+        <w:t xml:space="preserve"> </w:t>
+      </w:r>
+      <w:r>
+        <w:t xml:space="preserve">Digital Life," which collected data not only from the people who took the quiz but from</w:t>
+      </w:r>
+      <w:r>
+        <w:t xml:space="preserve"> </w:t>
+      </w:r>
+      <w:r>
+        <w:t xml:space="preserve">their entire friend networks, exploiting an API feature Facebook had opened to developers.</w:t>
       </w:r>
     </w:p>
     <w:p>
@@ -3165,49 +2903,37 @@
         <w:pStyle w:val="CaseStudy"/>
       </w:pPr>
       <w:r>
-        <w:t xml:space="preserve">Cambridge Analytica used this data to build psychographic profiles — personality</w:t>
-      </w:r>
-      <w:r>
-        <w:t xml:space="preserve"> </w:t>
-      </w:r>
-      <w:r>
-        <w:t xml:space="preserve">models designed to identify voters' psychological vulnerabilities and target them</w:t>
-      </w:r>
-      <w:r>
-        <w:t xml:space="preserve"> </w:t>
-      </w:r>
-      <w:r>
-        <w:t xml:space="preserve">with tailored political advertisements. The firm claimed to have worked on the</w:t>
-      </w:r>
-      <w:r>
-        <w:t xml:space="preserve"> </w:t>
-      </w:r>
-      <w:r>
-        <w:t xml:space="preserve">Brexit referendum campaign and the 2016 US presidential election. Whether its</w:t>
-      </w:r>
-      <w:r>
-        <w:t xml:space="preserve"> </w:t>
-      </w:r>
-      <w:r>
-        <w:t xml:space="preserve">methods actually influenced election outcomes remains contested, but the scandal</w:t>
-      </w:r>
-      <w:r>
-        <w:t xml:space="preserve"> </w:t>
-      </w:r>
-      <w:r>
-        <w:t xml:space="preserve">illustrated something that had been largely hidden: the scale and promiscuity of</w:t>
-      </w:r>
-      <w:r>
-        <w:t xml:space="preserve"> </w:t>
-      </w:r>
-      <w:r>
-        <w:t xml:space="preserve">Facebook's data sharing practices, and the ease with which personal data could</w:t>
-      </w:r>
-      <w:r>
-        <w:t xml:space="preserve"> </w:t>
-      </w:r>
-      <w:r>
-        <w:t xml:space="preserve">be repurposed for political manipulation.</w:t>
+        <w:t xml:space="preserve">The firm used the data to build psychographic profiles designed to identify voters'</w:t>
+      </w:r>
+      <w:r>
+        <w:t xml:space="preserve"> </w:t>
+      </w:r>
+      <w:r>
+        <w:t xml:space="preserve">psychological vulnerabilities and target them with tailored political advertisements. It</w:t>
+      </w:r>
+      <w:r>
+        <w:t xml:space="preserve"> </w:t>
+      </w:r>
+      <w:r>
+        <w:t xml:space="preserve">claimed to have worked on the Brexit referendum and the 2016 US presidential election.</w:t>
+      </w:r>
+      <w:r>
+        <w:t xml:space="preserve"> </w:t>
+      </w:r>
+      <w:r>
+        <w:t xml:space="preserve">Whether its methods moved election outcomes remains contested, but the scandal exposed the</w:t>
+      </w:r>
+      <w:r>
+        <w:t xml:space="preserve"> </w:t>
+      </w:r>
+      <w:r>
+        <w:t xml:space="preserve">scale and promiscuity of Facebook's data sharing, and the ease with which personal data</w:t>
+      </w:r>
+      <w:r>
+        <w:t xml:space="preserve"> </w:t>
+      </w:r>
+      <w:r>
+        <w:t xml:space="preserve">could be repurposed for political manipulation.</w:t>
       </w:r>
     </w:p>
     <w:p>
@@ -3215,37 +2941,31 @@
         <w:pStyle w:val="CaseStudy"/>
       </w:pPr>
       <w:r>
-        <w:t xml:space="preserve">The consequences were significant. Mark Zuckerberg was summoned before Congress</w:t>
-      </w:r>
-      <w:r>
-        <w:t xml:space="preserve"> </w:t>
-      </w:r>
-      <w:r>
-        <w:t xml:space="preserve">for two days of hearings. The FTC levied a $5 billion fine against Facebook — the</w:t>
-      </w:r>
-      <w:r>
-        <w:t xml:space="preserve"> </w:t>
-      </w:r>
-      <w:r>
-        <w:t xml:space="preserve">largest ever US privacy penalty at the time. The scandal accelerated implementation</w:t>
-      </w:r>
-      <w:r>
-        <w:t xml:space="preserve"> </w:t>
-      </w:r>
-      <w:r>
-        <w:t xml:space="preserve">of GDPR, which had been adopted in 2016 and took effect in May 2018, just weeks</w:t>
-      </w:r>
-      <w:r>
-        <w:t xml:space="preserve"> </w:t>
-      </w:r>
-      <w:r>
-        <w:t xml:space="preserve">after the Cambridge Analytica story broke. The episode became a shorthand for the</w:t>
-      </w:r>
-      <w:r>
-        <w:t xml:space="preserve"> </w:t>
-      </w:r>
-      <w:r>
-        <w:t xml:space="preserve">risks of treating personal data as a freely transferable commodity.</w:t>
+        <w:t xml:space="preserve">The consequences were significant. Mark Zuckerberg was summoned before Congress, and the</w:t>
+      </w:r>
+      <w:r>
+        <w:t xml:space="preserve"> </w:t>
+      </w:r>
+      <w:r>
+        <w:t xml:space="preserve">FTC levied a $5 billion fine against Facebook — the largest US privacy penalty at the time.</w:t>
+      </w:r>
+      <w:r>
+        <w:t xml:space="preserve"> </w:t>
+      </w:r>
+      <w:r>
+        <w:t xml:space="preserve">The scandal accelerated implementation of GDPR, which took effect in May 2018, weeks after</w:t>
+      </w:r>
+      <w:r>
+        <w:t xml:space="preserve"> </w:t>
+      </w:r>
+      <w:r>
+        <w:t xml:space="preserve">the story broke, and became shorthand for the risks of treating personal data as a freely</w:t>
+      </w:r>
+      <w:r>
+        <w:t xml:space="preserve"> </w:t>
+      </w:r>
+      <w:r>
+        <w:t xml:space="preserve">transferable commodity.</w:t>
       </w:r>
     </w:p>
     <w:p>
@@ -3269,55 +2989,37 @@
         <w:pStyle w:val="CaseStudy"/>
       </w:pPr>
       <w:r>
-        <w:t xml:space="preserve">On June 5, 2013, The Guardian published the first of what would become a series of</w:t>
-      </w:r>
-      <w:r>
-        <w:t xml:space="preserve"> </w:t>
-      </w:r>
-      <w:r>
-        <w:t xml:space="preserve">stories based on classified documents leaked by Edward Snowden, an NSA contractor.</w:t>
-      </w:r>
-      <w:r>
-        <w:t xml:space="preserve"> </w:t>
-      </w:r>
-      <w:r>
-        <w:t xml:space="preserve">What followed was the most significant public disclosure of US government surveillance</w:t>
-      </w:r>
-      <w:r>
-        <w:t xml:space="preserve"> </w:t>
-      </w:r>
-      <w:r>
-        <w:t xml:space="preserve">operations in history. Snowden revealed programs with code names that have since entered</w:t>
-      </w:r>
-      <w:r>
-        <w:t xml:space="preserve"> </w:t>
-      </w:r>
-      <w:r>
-        <w:t xml:space="preserve">public consciousness: PRISM (which gave the NSA direct access to data from tech company</w:t>
-      </w:r>
-      <w:r>
-        <w:t xml:space="preserve"> </w:t>
-      </w:r>
-      <w:r>
-        <w:t xml:space="preserve">servers including Google, Facebook, and Apple), Upstream collection (tapping of fiber</w:t>
-      </w:r>
-      <w:r>
-        <w:t xml:space="preserve"> </w:t>
-      </w:r>
-      <w:r>
-        <w:t xml:space="preserve">optic cables carrying internet traffic), bulk collection of phone metadata under Section</w:t>
-      </w:r>
-      <w:r>
-        <w:t xml:space="preserve"> </w:t>
-      </w:r>
-      <w:r>
-        <w:t xml:space="preserve">215, and XKeyscore (described internally as collecting "nearly everything a user does</w:t>
-      </w:r>
-      <w:r>
-        <w:t xml:space="preserve"> </w:t>
-      </w:r>
-      <w:r>
-        <w:t xml:space="preserve">on the Internet").</w:t>
+        <w:t xml:space="preserve">On June 5, 2013, The Guardian published the first of a series of stories based on classified</w:t>
+      </w:r>
+      <w:r>
+        <w:t xml:space="preserve"> </w:t>
+      </w:r>
+      <w:r>
+        <w:t xml:space="preserve">documents leaked by Edward Snowden, an NSA contractor — the most significant public disclosure</w:t>
+      </w:r>
+      <w:r>
+        <w:t xml:space="preserve"> </w:t>
+      </w:r>
+      <w:r>
+        <w:t xml:space="preserve">of US government surveillance operations in history. The programs included PRISM (direct NSA</w:t>
+      </w:r>
+      <w:r>
+        <w:t xml:space="preserve"> </w:t>
+      </w:r>
+      <w:r>
+        <w:t xml:space="preserve">access to data from Google, Facebook, Apple, and other servers), Upstream collection (tapping</w:t>
+      </w:r>
+      <w:r>
+        <w:t xml:space="preserve"> </w:t>
+      </w:r>
+      <w:r>
+        <w:t xml:space="preserve">fiber optic cables), bulk collection of phone metadata under Section 215, and XKeyscore,</w:t>
+      </w:r>
+      <w:r>
+        <w:t xml:space="preserve"> </w:t>
+      </w:r>
+      <w:r>
+        <w:t xml:space="preserve">described internally as collecting "nearly everything a user does on the Internet."</w:t>
       </w:r>
     </w:p>
     <w:p>
@@ -3325,37 +3027,31 @@
         <w:pStyle w:val="CaseStudy"/>
       </w:pPr>
       <w:r>
-        <w:t xml:space="preserve">The revelations triggered a global debate. Civil liberties organizations celebrated</w:t>
-      </w:r>
-      <w:r>
-        <w:t xml:space="preserve"> </w:t>
-      </w:r>
-      <w:r>
-        <w:t xml:space="preserve">Snowden as a whistleblower; the US government charged him with espionage. Other</w:t>
-      </w:r>
-      <w:r>
-        <w:t xml:space="preserve"> </w:t>
-      </w:r>
-      <w:r>
-        <w:t xml:space="preserve">governments — many of whose leaders were revealed to have been surveilled themselves,</w:t>
-      </w:r>
-      <w:r>
-        <w:t xml:space="preserve"> </w:t>
-      </w:r>
-      <w:r>
-        <w:t xml:space="preserve">including German Chancellor Angela Merkel — expressed outrage. The disclosures directly</w:t>
-      </w:r>
-      <w:r>
-        <w:t xml:space="preserve"> </w:t>
-      </w:r>
-      <w:r>
-        <w:t xml:space="preserve">led to the USA FREEDOM Act (2015), which ended bulk phone metadata collection, and</w:t>
-      </w:r>
-      <w:r>
-        <w:t xml:space="preserve"> </w:t>
-      </w:r>
-      <w:r>
-        <w:t xml:space="preserve">to a significant increase in the adoption of encryption by technology companies.</w:t>
+        <w:t xml:space="preserve">The revelations triggered a global debate. Civil liberties organizations celebrated Snowden as</w:t>
+      </w:r>
+      <w:r>
+        <w:t xml:space="preserve"> </w:t>
+      </w:r>
+      <w:r>
+        <w:t xml:space="preserve">a whistleblower; the US government charged him with espionage. Other governments — many of</w:t>
+      </w:r>
+      <w:r>
+        <w:t xml:space="preserve"> </w:t>
+      </w:r>
+      <w:r>
+        <w:t xml:space="preserve">whose leaders, including German Chancellor Angela Merkel, had themselves been surveilled —</w:t>
+      </w:r>
+      <w:r>
+        <w:t xml:space="preserve"> </w:t>
+      </w:r>
+      <w:r>
+        <w:t xml:space="preserve">expressed outrage. The disclosures led directly to the USA FREEDOM Act (2015), which ended</w:t>
+      </w:r>
+      <w:r>
+        <w:t xml:space="preserve"> </w:t>
+      </w:r>
+      <w:r>
+        <w:t xml:space="preserve">bulk phone metadata collection, and to much wider adoption of encryption.</w:t>
       </w:r>
     </w:p>
     <w:p>
@@ -3363,25 +3059,19 @@
         <w:pStyle w:val="CaseStudy"/>
       </w:pPr>
       <w:r>
-        <w:t xml:space="preserve">Snowden received asylum in Russia and was granted Russian citizenship in 2022. The</w:t>
-      </w:r>
-      <w:r>
-        <w:t xml:space="preserve"> </w:t>
-      </w:r>
-      <w:r>
-        <w:t xml:space="preserve">debate about his moral status — hero or traitor, whistleblower or criminal — has</w:t>
-      </w:r>
-      <w:r>
-        <w:t xml:space="preserve"> </w:t>
-      </w:r>
-      <w:r>
-        <w:t xml:space="preserve">never been fully resolved, and it surfaces a deeper question: are the mechanisms for</w:t>
-      </w:r>
-      <w:r>
-        <w:t xml:space="preserve"> </w:t>
-      </w:r>
-      <w:r>
-        <w:t xml:space="preserve">democratic oversight of intelligence agencies adequate to prevent the kind of</w:t>
+        <w:t xml:space="preserve">Snowden received asylum in Russia and Russian citizenship in 2022. The debate about his moral</w:t>
+      </w:r>
+      <w:r>
+        <w:t xml:space="preserve"> </w:t>
+      </w:r>
+      <w:r>
+        <w:t xml:space="preserve">status — whistleblower or criminal — has never been resolved, and it surfaces a deeper</w:t>
+      </w:r>
+      <w:r>
+        <w:t xml:space="preserve"> </w:t>
+      </w:r>
+      <w:r>
+        <w:t xml:space="preserve">question: is democratic oversight of intelligence agencies adequate to prevent the kind of</w:t>
       </w:r>
       <w:r>
         <w:t xml:space="preserve"> </w:t>
@@ -3405,43 +3095,37 @@
         <w:pStyle w:val="FirstParagraph"/>
       </w:pPr>
       <w:r>
-        <w:t xml:space="preserve">One of the most significant developments in digital privacy law emerged from a seemingly</w:t>
-      </w:r>
-      <w:r>
-        <w:t xml:space="preserve"> </w:t>
-      </w:r>
-      <w:r>
-        <w:t xml:space="preserve">mundane complaint. In 2010, Spanish citizen Mario Costeja González asked Google to remove</w:t>
-      </w:r>
-      <w:r>
-        <w:t xml:space="preserve"> </w:t>
-      </w:r>
-      <w:r>
-        <w:t xml:space="preserve">links to an old newspaper article about debt problems from 1998 — problems that had long</w:t>
-      </w:r>
-      <w:r>
-        <w:t xml:space="preserve"> </w:t>
-      </w:r>
-      <w:r>
-        <w:t xml:space="preserve">since been resolved. Google refused. González complained to Spain's data protection</w:t>
-      </w:r>
-      <w:r>
-        <w:t xml:space="preserve"> </w:t>
-      </w:r>
-      <w:r>
-        <w:t xml:space="preserve">authority. In 2014, the European Court of Justice ruled that individuals have the right</w:t>
-      </w:r>
-      <w:r>
-        <w:t xml:space="preserve"> </w:t>
-      </w:r>
-      <w:r>
-        <w:t xml:space="preserve">to request removal of "inadequate, irrelevant, or no longer relevant" information from</w:t>
-      </w:r>
-      <w:r>
-        <w:t xml:space="preserve"> </w:t>
-      </w:r>
-      <w:r>
-        <w:t xml:space="preserve">search results. The ruling was incorporated into GDPR Article 17 as the "right to erasure."</w:t>
+        <w:t xml:space="preserve">One of the most significant developments in digital privacy law began with a mundane</w:t>
+      </w:r>
+      <w:r>
+        <w:t xml:space="preserve"> </w:t>
+      </w:r>
+      <w:r>
+        <w:t xml:space="preserve">complaint. In 2010, Spanish citizen Mario Costeja González asked Google to remove links to a</w:t>
+      </w:r>
+      <w:r>
+        <w:t xml:space="preserve"> </w:t>
+      </w:r>
+      <w:r>
+        <w:t xml:space="preserve">1998 newspaper article about debt problems long since resolved. Google refused; González</w:t>
+      </w:r>
+      <w:r>
+        <w:t xml:space="preserve"> </w:t>
+      </w:r>
+      <w:r>
+        <w:t xml:space="preserve">complained to Spain's data protection authority. In 2014 the European Court of Justice ruled</w:t>
+      </w:r>
+      <w:r>
+        <w:t xml:space="preserve"> </w:t>
+      </w:r>
+      <w:r>
+        <w:t xml:space="preserve">that individuals may request removal of "inadequate, irrelevant, or no longer relevant"</w:t>
+      </w:r>
+      <w:r>
+        <w:t xml:space="preserve"> </w:t>
+      </w:r>
+      <w:r>
+        <w:t xml:space="preserve">information from search results — now GDPR Article 17, the "right to erasure."</w:t>
       </w:r>
     </w:p>
     <w:p>
@@ -3449,49 +3133,37 @@
         <w:pStyle w:val="BodyText"/>
       </w:pPr>
       <w:r>
-        <w:t xml:space="preserve">Since 2014, Google has received more than two million removal requests. The case illustrates</w:t>
-      </w:r>
-      <w:r>
-        <w:t xml:space="preserve"> </w:t>
-      </w:r>
-      <w:r>
-        <w:t xml:space="preserve">a genuine tension in privacy law: privacy versus free speech. Permitting people to</w:t>
-      </w:r>
-      <w:r>
-        <w:t xml:space="preserve"> </w:t>
-      </w:r>
-      <w:r>
-        <w:t xml:space="preserve">"erase" past events from search results conflicts with the public's interest in accurate</w:t>
-      </w:r>
-      <w:r>
-        <w:t xml:space="preserve"> </w:t>
-      </w:r>
-      <w:r>
-        <w:t xml:space="preserve">historical information and with press freedom. The EU and US take fundamentally different</w:t>
-      </w:r>
-      <w:r>
-        <w:t xml:space="preserve"> </w:t>
-      </w:r>
-      <w:r>
-        <w:t xml:space="preserve">approaches here: European courts have generally been more willing to balance privacy</w:t>
-      </w:r>
-      <w:r>
-        <w:t xml:space="preserve"> </w:t>
-      </w:r>
-      <w:r>
-        <w:t xml:space="preserve">against other rights and find in privacy's favor; US courts treat the First Amendment's</w:t>
-      </w:r>
-      <w:r>
-        <w:t xml:space="preserve"> </w:t>
-      </w:r>
-      <w:r>
-        <w:t xml:space="preserve">protection of information as close to absolute. Neither approach fully resolves the</w:t>
-      </w:r>
-      <w:r>
-        <w:t xml:space="preserve"> </w:t>
-      </w:r>
-      <w:r>
-        <w:t xml:space="preserve">underlying tension.</w:t>
+        <w:t xml:space="preserve">Google has since received more than two million removal requests. The case illustrates a</w:t>
+      </w:r>
+      <w:r>
+        <w:t xml:space="preserve"> </w:t>
+      </w:r>
+      <w:r>
+        <w:t xml:space="preserve">genuine tension: permitting people to "erase" past events conflicts with the public's interest</w:t>
+      </w:r>
+      <w:r>
+        <w:t xml:space="preserve"> </w:t>
+      </w:r>
+      <w:r>
+        <w:t xml:space="preserve">in accurate historical information and with press freedom. European courts have generally been</w:t>
+      </w:r>
+      <w:r>
+        <w:t xml:space="preserve"> </w:t>
+      </w:r>
+      <w:r>
+        <w:t xml:space="preserve">more willing to balance privacy against other rights and find in privacy's favor; US courts</w:t>
+      </w:r>
+      <w:r>
+        <w:t xml:space="preserve"> </w:t>
+      </w:r>
+      <w:r>
+        <w:t xml:space="preserve">treat the First Amendment's protection of information as close to absolute. Neither approach</w:t>
+      </w:r>
+      <w:r>
+        <w:t xml:space="preserve"> </w:t>
+      </w:r>
+      <w:r>
+        <w:t xml:space="preserve">fully resolves the tension.</w:t>
       </w:r>
     </w:p>
     <w:bookmarkEnd w:id="40"/>
@@ -3509,37 +3181,31 @@
         <w:pStyle w:val="FirstParagraph"/>
       </w:pPr>
       <w:r>
-        <w:t xml:space="preserve">Cambridge Analytica and the Snowden disclosures were dramatic events, and dramatic events are</w:t>
-      </w:r>
-      <w:r>
-        <w:t xml:space="preserve"> </w:t>
-      </w:r>
-      <w:r>
-        <w:t xml:space="preserve">what get remembered. But the steadiest pressure on privacy in the 2020s comes from something far</w:t>
-      </w:r>
-      <w:r>
-        <w:t xml:space="preserve"> </w:t>
-      </w:r>
-      <w:r>
-        <w:t xml:space="preserve">less cinematic: a large, quiet industry of intermediaries who buy, merge, score, and resell</w:t>
-      </w:r>
-      <w:r>
-        <w:t xml:space="preserve"> </w:t>
-      </w:r>
-      <w:r>
-        <w:t xml:space="preserve">personal information about people who have never heard of them. If surveillance capitalism</w:t>
-      </w:r>
-      <w:r>
-        <w:t xml:space="preserve"> </w:t>
-      </w:r>
-      <w:r>
-        <w:t xml:space="preserve">describes what platforms do with the data you hand them, the data broker industry describes what</w:t>
-      </w:r>
-      <w:r>
-        <w:t xml:space="preserve"> </w:t>
-      </w:r>
-      <w:r>
-        <w:t xml:space="preserve">happens to that data afterward.</w:t>
+        <w:t xml:space="preserve">Dramatic events are what get remembered. But the steadiest pressure on privacy in the 2020s</w:t>
+      </w:r>
+      <w:r>
+        <w:t xml:space="preserve"> </w:t>
+      </w:r>
+      <w:r>
+        <w:t xml:space="preserve">comes from something less cinematic: a quiet industry of intermediaries who buy, merge, score,</w:t>
+      </w:r>
+      <w:r>
+        <w:t xml:space="preserve"> </w:t>
+      </w:r>
+      <w:r>
+        <w:t xml:space="preserve">and resell personal information about people who have never heard of them. If surveillance</w:t>
+      </w:r>
+      <w:r>
+        <w:t xml:space="preserve"> </w:t>
+      </w:r>
+      <w:r>
+        <w:t xml:space="preserve">capitalism describes what platforms do with the data you hand them, the data broker industry</w:t>
+      </w:r>
+      <w:r>
+        <w:t xml:space="preserve"> </w:t>
+      </w:r>
+      <w:r>
+        <w:t xml:space="preserve">describes what happens to it afterward.</w:t>
       </w:r>
     </w:p>
     <w:p>
@@ -3561,25 +3227,19 @@
         <w:t xml:space="preserve"> </w:t>
       </w:r>
       <w:r>
-        <w:t xml:space="preserve">with — from public records, commercial transactions, apps, and other brokers — and then sells,</w:t>
-      </w:r>
-      <w:r>
-        <w:t xml:space="preserve"> </w:t>
-      </w:r>
-      <w:r>
-        <w:t xml:space="preserve">licenses, or otherwise makes that information available to third parties. Because you are not</w:t>
-      </w:r>
-      <w:r>
-        <w:t xml:space="preserve"> </w:t>
-      </w:r>
-      <w:r>
-        <w:t xml:space="preserve">the customer, the ordinary consumer-protection instincts (read the terms, switch providers,</w:t>
-      </w:r>
-      <w:r>
-        <w:t xml:space="preserve"> </w:t>
-      </w:r>
-      <w:r>
-        <w:t xml:space="preserve">complain) have nothing to attach to.</w:t>
+        <w:t xml:space="preserve">with — from public records, transactions, apps, and other brokers — and then sells or licenses</w:t>
+      </w:r>
+      <w:r>
+        <w:t xml:space="preserve"> </w:t>
+      </w:r>
+      <w:r>
+        <w:t xml:space="preserve">it to third parties. Because you are not the customer, the ordinary consumer-protection</w:t>
+      </w:r>
+      <w:r>
+        <w:t xml:space="preserve"> </w:t>
+      </w:r>
+      <w:r>
+        <w:t xml:space="preserve">instincts (read the terms, switch providers, complain) have nothing to attach to.</w:t>
       </w:r>
     </w:p>
     <w:p>
@@ -3587,49 +3247,37 @@
         <w:pStyle w:val="BodyText"/>
       </w:pPr>
       <w:r>
-        <w:t xml:space="preserve">How big is this industry? The honest answer is that nobody outside it knows precisely.</w:t>
-      </w:r>
-      <w:r>
-        <w:t xml:space="preserve"> </w:t>
-      </w:r>
-      <w:r>
-        <w:t xml:space="preserve">Commercial market-research estimates for 2026 cluster somewhere in the range of $307–363</w:t>
-      </w:r>
-      <w:r>
-        <w:t xml:space="preserve"> </w:t>
-      </w:r>
-      <w:r>
-        <w:t xml:space="preserve">billion globally, but those are paywalled reports that disagree with one another by roughly</w:t>
-      </w:r>
-      <w:r>
-        <w:t xml:space="preserve"> </w:t>
-      </w:r>
-      <w:r>
-        <w:t xml:space="preserve">twenty percent and that define "data broker" loosely enough to include or exclude tens of</w:t>
-      </w:r>
-      <w:r>
-        <w:t xml:space="preserve"> </w:t>
-      </w:r>
-      <w:r>
-        <w:t xml:space="preserve">billions of dollars at will. It is tempting to pick the most impressive number and move on.</w:t>
-      </w:r>
-      <w:r>
-        <w:t xml:space="preserve"> </w:t>
-      </w:r>
-      <w:r>
-        <w:t xml:space="preserve">It is more instructive to notice the measurement failure itself: an industry whose entire</w:t>
-      </w:r>
-      <w:r>
-        <w:t xml:space="preserve"> </w:t>
-      </w:r>
-      <w:r>
-        <w:t xml:space="preserve">business is knowing things about people cannot be measured, by outsiders, to better than a</w:t>
-      </w:r>
-      <w:r>
-        <w:t xml:space="preserve"> </w:t>
-      </w:r>
-      <w:r>
-        <w:t xml:space="preserve">fifth of its own size. That opacity is not a footnote to the privacy problem. It is part of it.</w:t>
+        <w:t xml:space="preserve">How big is this industry? Nobody outside it knows precisely. Commercial estimates for 2026</w:t>
+      </w:r>
+      <w:r>
+        <w:t xml:space="preserve"> </w:t>
+      </w:r>
+      <w:r>
+        <w:t xml:space="preserve">cluster around $307–363 billion globally, but they are paywalled reports that disagree with one</w:t>
+      </w:r>
+      <w:r>
+        <w:t xml:space="preserve"> </w:t>
+      </w:r>
+      <w:r>
+        <w:t xml:space="preserve">another by roughly twenty percent and define "data broker" loosely enough to move tens of</w:t>
+      </w:r>
+      <w:r>
+        <w:t xml:space="preserve"> </w:t>
+      </w:r>
+      <w:r>
+        <w:t xml:space="preserve">billions either way. The measurement failure is the instructive part: an industry whose business</w:t>
+      </w:r>
+      <w:r>
+        <w:t xml:space="preserve"> </w:t>
+      </w:r>
+      <w:r>
+        <w:t xml:space="preserve">is knowing things about people cannot be measured, from outside, to better than a fifth of its</w:t>
+      </w:r>
+      <w:r>
+        <w:t xml:space="preserve"> </w:t>
+      </w:r>
+      <w:r>
+        <w:t xml:space="preserve">own size. That opacity is not a footnote to the privacy problem; it is part of it.</w:t>
       </w:r>
     </w:p>
     <w:p>
@@ -3637,13 +3285,13 @@
         <w:pStyle w:val="BodyText"/>
       </w:pPr>
       <w:r>
-        <w:t xml:space="preserve">Public registries give a firmer, if partial, picture. A handful of US states now require data</w:t>
-      </w:r>
-      <w:r>
-        <w:t xml:space="preserve"> </w:t>
-      </w:r>
-      <w:r>
-        <w:t xml:space="preserve">brokers to register. California's registry reached a record</w:t>
+        <w:t xml:space="preserve">Public registries give a firmer, if partial, picture. A handful of US states require brokers to</w:t>
+      </w:r>
+      <w:r>
+        <w:t xml:space="preserve"> </w:t>
+      </w:r>
+      <w:r>
+        <w:t xml:space="preserve">register, and California's listed a record</w:t>
       </w:r>
       <w:r>
         <w:t xml:space="preserve"> </w:t>
@@ -3659,19 +3307,39 @@
         <w:t xml:space="preserve"> </w:t>
       </w:r>
       <w:r>
-        <w:t xml:space="preserve">registered</w:t>
-      </w:r>
-      <w:r>
-        <w:t xml:space="preserve"> </w:t>
-      </w:r>
-      <w:r>
-        <w:t xml:space="preserve">brokers in June 2026; Vermont's, the oldest, lists roughly 280. Pooling five state registries,</w:t>
-      </w:r>
-      <w:r>
-        <w:t xml:space="preserve"> </w:t>
-      </w:r>
-      <w:r>
-        <w:t xml:space="preserve">the Privacy Rights Clearinghouse identified about</w:t>
+        <w:t xml:space="preserve">in June 2026 — though the</w:t>
+      </w:r>
+      <w:r>
+        <w:t xml:space="preserve"> </w:t>
+      </w:r>
+      <w:r>
+        <w:t xml:space="preserve">Privacy Rights Clearinghouse, pooling five state registries, found hundreds listed in one state</w:t>
+      </w:r>
+      <w:r>
+        <w:t xml:space="preserve"> </w:t>
+      </w:r>
+      <w:r>
+        <w:t xml:space="preserve">and missing from another, so non-registration looks common rather than exceptional. The profiles</w:t>
+      </w:r>
+      <w:r>
+        <w:t xml:space="preserve"> </w:t>
+      </w:r>
+      <w:r>
+        <w:t xml:space="preserve">can be extraordinarily detailed: Acxiom — a unit of Omnicom, and not the same company as</w:t>
+      </w:r>
+      <w:r>
+        <w:t xml:space="preserve"> </w:t>
+      </w:r>
+      <w:r>
+        <w:t xml:space="preserve">LiveRamp, its renamed former parent — advertises more than 1,500 attributes per US consumer.</w:t>
+      </w:r>
+    </w:p>
+    <w:p>
+      <w:pPr>
+        <w:pStyle w:val="BodyText"/>
+      </w:pPr>
+      <w:r>
+        <w:t xml:space="preserve">Regulation has moved in two directions at once. California's DELETE Act created</w:t>
       </w:r>
       <w:r>
         <w:t xml:space="preserve"> </w:t>
@@ -3681,63 +3349,19 @@
           <w:bCs/>
           <w:b/>
         </w:rPr>
-        <w:t xml:space="preserve">750</w:t>
-      </w:r>
-      <w:r>
-        <w:t xml:space="preserve"> </w:t>
-      </w:r>
-      <w:r>
-        <w:t xml:space="preserve">distinct broker groups —</w:t>
-      </w:r>
-      <w:r>
-        <w:t xml:space="preserve"> </w:t>
-      </w:r>
-      <w:r>
-        <w:t xml:space="preserve">and found around 309 companies registered in at least one state but absent from Vermont's list,</w:t>
-      </w:r>
-      <w:r>
-        <w:t xml:space="preserve"> </w:t>
-      </w:r>
-      <w:r>
-        <w:t xml:space="preserve">which suggests that non-registration is common rather than exceptional. The individual profiles</w:t>
-      </w:r>
-      <w:r>
-        <w:t xml:space="preserve"> </w:t>
-      </w:r>
-      <w:r>
-        <w:t xml:space="preserve">can be extraordinarily detailed: Acxiom, one of the oldest names in the business, advertises</w:t>
-      </w:r>
-      <w:r>
-        <w:t xml:space="preserve"> </w:t>
-      </w:r>
-      <w:r>
-        <w:t xml:space="preserve">2.6 billion verified identifiers worldwide and more than 1,500 attributes per US consumer.</w:t>
-      </w:r>
-      <w:r>
-        <w:t xml:space="preserve"> </w:t>
-      </w:r>
-      <w:r>
-        <w:t xml:space="preserve">(A common error is to treat "Acxiom/LiveRamp" as one company. They are not. The original Acxiom</w:t>
-      </w:r>
-      <w:r>
-        <w:t xml:space="preserve"> </w:t>
-      </w:r>
-      <w:r>
-        <w:t xml:space="preserve">Corporation renamed itself LiveRamp in 2018 after selling its marketing-services division, and</w:t>
-      </w:r>
-      <w:r>
-        <w:t xml:space="preserve"> </w:t>
-      </w:r>
-      <w:r>
-        <w:t xml:space="preserve">the Acxiom name now sits inside the advertising conglomerate Omnicom.)</w:t>
-      </w:r>
-    </w:p>
-    <w:p>
-      <w:pPr>
-        <w:pStyle w:val="BodyText"/>
-      </w:pPr>
-      <w:r>
-        <w:t xml:space="preserve">Regulation has moved in two directions at once. California's DELETE Act created</w:t>
+        <w:t xml:space="preserve">DROP</w:t>
+      </w:r>
+      <w:r>
+        <w:t xml:space="preserve"> </w:t>
+      </w:r>
+      <w:r>
+        <w:t xml:space="preserve">(Delete Request and Opt-out Platform), where one deletion request binds</w:t>
+      </w:r>
+      <w:r>
+        <w:t xml:space="preserve"> </w:t>
+      </w:r>
+      <w:r>
+        <w:t xml:space="preserve">every registered broker; brokers must begin processing requests on</w:t>
       </w:r>
       <w:r>
         <w:t xml:space="preserve"> </w:t>
@@ -3747,88 +3371,13 @@
           <w:bCs/>
           <w:b/>
         </w:rPr>
-        <w:t xml:space="preserve">DROP</w:t>
-      </w:r>
-      <w:r>
-        <w:t xml:space="preserve"> </w:t>
-      </w:r>
-      <w:r>
-        <w:t xml:space="preserve">(Delete Request and Opt-out Platform), a single site where a resident can</w:t>
-      </w:r>
-      <w:r>
-        <w:t xml:space="preserve"> </w:t>
-      </w:r>
-      <w:r>
-        <w:t xml:space="preserve">submit one deletion request that every registered broker must honor. The platform opened to the</w:t>
-      </w:r>
-      <w:r>
-        <w:t xml:space="preserve"> </w:t>
-      </w:r>
-      <w:r>
-        <w:t xml:space="preserve">public on 1 January 2026, and brokers are required to begin processing its requests on</w:t>
-      </w:r>
-      <w:r>
-        <w:t xml:space="preserve"> </w:t>
+        <w:t xml:space="preserve">1 August</w:t>
       </w:r>
       <w:r>
         <w:rPr>
           <w:bCs/>
           <w:b/>
         </w:rPr>
-        <w:t xml:space="preserve">1 August 2026</w:t>
-      </w:r>
-      <w:r>
-        <w:t xml:space="preserve">; more than 300,000 Californians signed up in the first five</w:t>
-      </w:r>
-      <w:r>
-        <w:t xml:space="preserve"> </w:t>
-      </w:r>
-      <w:r>
-        <w:t xml:space="preserve">months. Enforcement is real — the state privacy agency created a data broker enforcement</w:t>
-      </w:r>
-      <w:r>
-        <w:t xml:space="preserve"> </w:t>
-      </w:r>
-      <w:r>
-        <w:t xml:space="preserve">strike force in late 2025 and has brought a series of public actions — though compliance</w:t>
-      </w:r>
-      <w:r>
-        <w:t xml:space="preserve"> </w:t>
-      </w:r>
-      <w:r>
-        <w:t xml:space="preserve">remains poor: a 2026 study of the 522 brokers then on the California registry, "Privacy Without</w:t>
-      </w:r>
-      <w:r>
-        <w:t xml:space="preserve"> </w:t>
-      </w:r>
-      <w:r>
-        <w:t xml:space="preserve">Remedy," found that only about 9% fully met the Act's transparency requirements. At the federal</w:t>
-      </w:r>
-      <w:r>
-        <w:t xml:space="preserve"> </w:t>
-      </w:r>
-      <w:r>
-        <w:t xml:space="preserve">level, movement went backward. A rule proposed by the Consumer Financial Protection Bureau in</w:t>
-      </w:r>
-      <w:r>
-        <w:t xml:space="preserve"> </w:t>
-      </w:r>
-      <w:r>
-        <w:t xml:space="preserve">December 2024 would have treated many brokers as consumer reporting agencies under the Fair</w:t>
-      </w:r>
-      <w:r>
-        <w:t xml:space="preserve"> </w:t>
-      </w:r>
-      <w:r>
-        <w:t xml:space="preserve">Credit Reporting Act, subjecting the sale of sensitive personal data to the same rules that</w:t>
-      </w:r>
-      <w:r>
-        <w:t xml:space="preserve"> </w:t>
-      </w:r>
-      <w:r>
-        <w:t xml:space="preserve">govern credit reports. That proposal was</w:t>
-      </w:r>
-      <w:r>
         <w:t xml:space="preserve"> </w:t>
       </w:r>
       <w:r>
@@ -3836,16 +3385,41 @@
           <w:bCs/>
           <w:b/>
         </w:rPr>
+        <w:t xml:space="preserve">2026</w:t>
+      </w:r>
+      <w:r>
+        <w:t xml:space="preserve">. Compliance is poor: a 2026 study, "Privacy Without Remedy," found only about 9%</w:t>
+      </w:r>
+      <w:r>
+        <w:t xml:space="preserve"> </w:t>
+      </w:r>
+      <w:r>
+        <w:t xml:space="preserve">of the 522 registered brokers fully met the Act's transparency requirements. Federal movement</w:t>
+      </w:r>
+      <w:r>
+        <w:t xml:space="preserve"> </w:t>
+      </w:r>
+      <w:r>
+        <w:t xml:space="preserve">went backward: a December 2024 Consumer Financial Protection Bureau proposal would have treated</w:t>
+      </w:r>
+      <w:r>
+        <w:t xml:space="preserve"> </w:t>
+      </w:r>
+      <w:r>
+        <w:t xml:space="preserve">many brokers as consumer reporting agencies under the Fair Credit Reporting Act, but it was</w:t>
+      </w:r>
+      <w:r>
+        <w:t xml:space="preserve"> </w:t>
+      </w:r>
+      <w:r>
+        <w:rPr>
+          <w:bCs/>
+          <w:b/>
+        </w:rPr>
         <w:t xml:space="preserve">withdrawn in May 2025</w:t>
       </w:r>
       <w:r>
-        <w:t xml:space="preserve">. No federal</w:t>
-      </w:r>
-      <w:r>
-        <w:t xml:space="preserve"> </w:t>
-      </w:r>
-      <w:r>
-        <w:t xml:space="preserve">data broker rule is in effect.</w:t>
+        <w:t xml:space="preserve">, and no federal rule is in effect.</w:t>
       </w:r>
     </w:p>
     <w:p>
@@ -3853,37 +3427,31 @@
         <w:pStyle w:val="BodyText"/>
       </w:pPr>
       <w:r>
-        <w:t xml:space="preserve">The result is a patchwork that would be familiar to anyone who followed the earlier history in</w:t>
-      </w:r>
-      <w:r>
-        <w:t xml:space="preserve"> </w:t>
-      </w:r>
-      <w:r>
-        <w:t xml:space="preserve">this chapter: technology moves, one jurisdiction responds, another declines to, and the gap</w:t>
-      </w:r>
-      <w:r>
-        <w:t xml:space="preserve"> </w:t>
-      </w:r>
-      <w:r>
-        <w:t xml:space="preserve">between them becomes a business model. It is also a clean illustration of Nissenbaum's point.</w:t>
-      </w:r>
-      <w:r>
-        <w:t xml:space="preserve"> </w:t>
-      </w:r>
-      <w:r>
-        <w:t xml:space="preserve">Almost nothing a broker holds is secret. Your address is public; your purchases were shared</w:t>
-      </w:r>
-      <w:r>
-        <w:t xml:space="preserve"> </w:t>
-      </w:r>
-      <w:r>
-        <w:t xml:space="preserve">willingly with a store; your location was handed to a weather app. The violation is in the</w:t>
-      </w:r>
-      <w:r>
-        <w:t xml:space="preserve"> </w:t>
-      </w:r>
-      <w:r>
-        <w:t xml:space="preserve">flow, not the fact.</w:t>
+        <w:t xml:space="preserve">The result is a patchwork familiar from the earlier history in this chapter: technology moves,</w:t>
+      </w:r>
+      <w:r>
+        <w:t xml:space="preserve"> </w:t>
+      </w:r>
+      <w:r>
+        <w:t xml:space="preserve">one jurisdiction responds, another declines to, and the gap becomes a business model. It is</w:t>
+      </w:r>
+      <w:r>
+        <w:t xml:space="preserve"> </w:t>
+      </w:r>
+      <w:r>
+        <w:t xml:space="preserve">also a clean illustration of Nissenbaum's point. Almost nothing a broker holds is secret — your</w:t>
+      </w:r>
+      <w:r>
+        <w:t xml:space="preserve"> </w:t>
+      </w:r>
+      <w:r>
+        <w:t xml:space="preserve">address is public, your purchases were shared willingly with a store, your location was handed</w:t>
+      </w:r>
+      <w:r>
+        <w:t xml:space="preserve"> </w:t>
+      </w:r>
+      <w:r>
+        <w:t xml:space="preserve">to a weather app. The violation is in the flow, not the fact.</w:t>
       </w:r>
     </w:p>
     <w:p>
@@ -3903,25 +3471,13 @@
         <w:pStyle w:val="Compact"/>
       </w:pPr>
       <w:r>
-        <w:t xml:space="preserve">Every technology in this section — photography, the telephone, the mainframe database,</w:t>
-      </w:r>
-      <w:r>
-        <w:t xml:space="preserve"> </w:t>
-      </w:r>
-      <w:r>
-        <w:t xml:space="preserve">the web, the smartphone — produced roughly the same sequence: new capability, public alarm,</w:t>
-      </w:r>
-      <w:r>
-        <w:t xml:space="preserve"> </w:t>
-      </w:r>
-      <w:r>
-        <w:t xml:space="preserve">partial legal response. Is that pattern evidence that privacy law works, or evidence that</w:t>
-      </w:r>
-      <w:r>
-        <w:t xml:space="preserve"> </w:t>
-      </w:r>
-      <w:r>
-        <w:t xml:space="preserve">it always arrives a generation late?</w:t>
+        <w:t xml:space="preserve">Reconstruct your data trail for a single ordinary day. Which of those records have probably</w:t>
+      </w:r>
+      <w:r>
+        <w:t xml:space="preserve"> </w:t>
+      </w:r>
+      <w:r>
+        <w:t xml:space="preserve">already been sold to someone you have never heard of?</w:t>
       </w:r>
     </w:p>
     <w:p>
@@ -3933,19 +3489,35 @@
         <w:pStyle w:val="Compact"/>
       </w:pPr>
       <w:r>
-        <w:t xml:space="preserve">Try to reconstruct your own data trail for a single ordinary day. Which of those records</w:t>
-      </w:r>
-      <w:r>
-        <w:t xml:space="preserve"> </w:t>
-      </w:r>
-      <w:r>
-        <w:t xml:space="preserve">would you guess have already been sold to someone you have never heard of? Does it change</w:t>
-      </w:r>
-      <w:r>
-        <w:t xml:space="preserve"> </w:t>
-      </w:r>
-      <w:r>
-        <w:t xml:space="preserve">how you feel about the day?</w:t>
+        <w:t xml:space="preserve">Make the strongest case</w:t>
+      </w:r>
+      <w:r>
+        <w:t xml:space="preserve"> </w:t>
+      </w:r>
+      <w:r>
+        <w:rPr>
+          <w:iCs/>
+          <w:i/>
+        </w:rPr>
+        <w:t xml:space="preserve">for</w:t>
+      </w:r>
+      <w:r>
+        <w:t xml:space="preserve"> </w:t>
+      </w:r>
+      <w:r>
+        <w:t xml:space="preserve">data brokers. Credit scoring, fraud detection, and</w:t>
+      </w:r>
+      <w:r>
+        <w:t xml:space="preserve"> </w:t>
+      </w:r>
+      <w:r>
+        <w:t xml:space="preserve">locating missing persons all depend on aggregating information about people who did not</w:t>
+      </w:r>
+      <w:r>
+        <w:t xml:space="preserve"> </w:t>
+      </w:r>
+      <w:r>
+        <w:t xml:space="preserve">individually consent. Where does the legitimate version end?</w:t>
       </w:r>
     </w:p>
     <w:p>
@@ -3957,65 +3529,19 @@
         <w:pStyle w:val="Compact"/>
       </w:pPr>
       <w:r>
-        <w:t xml:space="preserve">Make the strongest case</w:t>
-      </w:r>
-      <w:r>
-        <w:t xml:space="preserve"> </w:t>
-      </w:r>
-      <w:r>
-        <w:rPr>
-          <w:iCs/>
-          <w:i/>
-        </w:rPr>
-        <w:t xml:space="preserve">for</w:t>
-      </w:r>
-      <w:r>
-        <w:t xml:space="preserve"> </w:t>
-      </w:r>
-      <w:r>
-        <w:t xml:space="preserve">the data broker industry. Credit scoring, fraud</w:t>
-      </w:r>
-      <w:r>
-        <w:t xml:space="preserve"> </w:t>
-      </w:r>
-      <w:r>
-        <w:t xml:space="preserve">detection, and locating missing persons all depend on aggregating information about people</w:t>
-      </w:r>
-      <w:r>
-        <w:t xml:space="preserve"> </w:t>
-      </w:r>
-      <w:r>
-        <w:t xml:space="preserve">who did not individually consent. Where exactly does the legitimate version end?</w:t>
-      </w:r>
-    </w:p>
-    <w:p>
-      <w:pPr>
-        <w:numPr>
-          <w:ilvl w:val="0"/>
-          <w:numId w:val="1004"/>
-        </w:numPr>
-        <w:pStyle w:val="Compact"/>
-      </w:pPr>
-      <w:r>
-        <w:t xml:space="preserve">California requires brokers to register and honor deletion requests; the federal government</w:t>
-      </w:r>
-      <w:r>
-        <w:t xml:space="preserve"> </w:t>
-      </w:r>
-      <w:r>
-        <w:t xml:space="preserve">withdrew its proposed rule. Is state-by-state privacy regulation a workable long-run</w:t>
-      </w:r>
-      <w:r>
-        <w:t xml:space="preserve"> </w:t>
-      </w:r>
-      <w:r>
-        <w:t xml:space="preserve">arrangement for an industry that operates nationally, or does it mainly reward brokers who</w:t>
-      </w:r>
-      <w:r>
-        <w:t xml:space="preserve"> </w:t>
-      </w:r>
-      <w:r>
-        <w:t xml:space="preserve">are willing to ignore the strictest state?</w:t>
+        <w:t xml:space="preserve">California regulates brokers; the federal government withdrew its proposed rule. Is</w:t>
+      </w:r>
+      <w:r>
+        <w:t xml:space="preserve"> </w:t>
+      </w:r>
+      <w:r>
+        <w:t xml:space="preserve">state-by-state regulation workable for a national industry, or does it mainly reward</w:t>
+      </w:r>
+      <w:r>
+        <w:t xml:space="preserve"> </w:t>
+      </w:r>
+      <w:r>
+        <w:t xml:space="preserve">brokers willing to ignore the strictest state?</w:t>
       </w:r>
     </w:p>
     <w:bookmarkEnd w:id="41"/>
@@ -4042,31 +3568,31 @@
         <w:t xml:space="preserve"> </w:t>
       </w:r>
       <w:r>
-        <w:t xml:space="preserve">regime types. In authoritarian and totalitarian states, surveillance is an instrument of</w:t>
-      </w:r>
-      <w:r>
-        <w:t xml:space="preserve"> </w:t>
-      </w:r>
-      <w:r>
-        <w:t xml:space="preserve">social control — identifying and suppressing political opposition, enforcing ideological</w:t>
-      </w:r>
-      <w:r>
-        <w:t xml:space="preserve"> </w:t>
-      </w:r>
-      <w:r>
-        <w:t xml:space="preserve">conformity, and punishing dissent before it can organize. Understanding how these systems</w:t>
-      </w:r>
-      <w:r>
-        <w:t xml:space="preserve"> </w:t>
-      </w:r>
-      <w:r>
-        <w:t xml:space="preserve">work, and the new capabilities that information technology provides them, is essential</w:t>
-      </w:r>
-      <w:r>
-        <w:t xml:space="preserve"> </w:t>
-      </w:r>
-      <w:r>
-        <w:t xml:space="preserve">context for evaluating surveillance in democratic societies.</w:t>
+        <w:t xml:space="preserve">regime types. In authoritarian states, surveillance is an instrument of social control —</w:t>
+      </w:r>
+      <w:r>
+        <w:t xml:space="preserve"> </w:t>
+      </w:r>
+      <w:r>
+        <w:t xml:space="preserve">identifying and suppressing political opposition, enforcing ideological conformity, and</w:t>
+      </w:r>
+      <w:r>
+        <w:t xml:space="preserve"> </w:t>
+      </w:r>
+      <w:r>
+        <w:t xml:space="preserve">punishing dissent before it can organize. Understanding these systems, and the new capabilities</w:t>
+      </w:r>
+      <w:r>
+        <w:t xml:space="preserve"> </w:t>
+      </w:r>
+      <w:r>
+        <w:t xml:space="preserve">information technology gives them, is essential context for evaluating surveillance in</w:t>
+      </w:r>
+      <w:r>
+        <w:t xml:space="preserve"> </w:t>
+      </w:r>
+      <w:r>
+        <w:t xml:space="preserve">democracies.</w:t>
       </w:r>
     </w:p>
     <w:p>
@@ -4106,19 +3632,19 @@
         <w:pStyle w:val="KeyThinker"/>
       </w:pPr>
       <w:r>
-        <w:t xml:space="preserve">Michel Foucault was a French philosopher and historian whose analyses of power,</w:t>
-      </w:r>
-      <w:r>
-        <w:t xml:space="preserve"> </w:t>
-      </w:r>
-      <w:r>
-        <w:t xml:space="preserve">knowledge, and social institutions transformed how scholars think about discipline</w:t>
-      </w:r>
-      <w:r>
-        <w:t xml:space="preserve"> </w:t>
-      </w:r>
-      <w:r>
-        <w:t xml:space="preserve">and control. His 1975 book</w:t>
+        <w:t xml:space="preserve">Michel Foucault was a French philosopher and historian whose analyses of power, knowledge,</w:t>
+      </w:r>
+      <w:r>
+        <w:t xml:space="preserve"> </w:t>
+      </w:r>
+      <w:r>
+        <w:t xml:space="preserve">and social institutions transformed how scholars think about discipline and control. His</w:t>
+      </w:r>
+      <w:r>
+        <w:t xml:space="preserve"> </w:t>
+      </w:r>
+      <w:r>
+        <w:t xml:space="preserve">1975</w:t>
       </w:r>
       <w:r>
         <w:t xml:space="preserve"> </w:t>
@@ -4134,19 +3660,13 @@
         <w:t xml:space="preserve"> </w:t>
       </w:r>
       <w:r>
-        <w:t xml:space="preserve">contains the most</w:t>
-      </w:r>
-      <w:r>
-        <w:t xml:space="preserve"> </w:t>
-      </w:r>
-      <w:r>
-        <w:t xml:space="preserve">influential philosophical analysis of surveillance in modern thought. At its center</w:t>
-      </w:r>
-      <w:r>
-        <w:t xml:space="preserve"> </w:t>
-      </w:r>
-      <w:r>
-        <w:t xml:space="preserve">is Jeremy Bentham's 1791 architectural proposal for a new kind of prison: the</w:t>
+        <w:t xml:space="preserve">contains the most influential philosophical analysis of</w:t>
+      </w:r>
+      <w:r>
+        <w:t xml:space="preserve"> </w:t>
+      </w:r>
+      <w:r>
+        <w:t xml:space="preserve">surveillance in modern thought, built around Jeremy Bentham's 1791 prison design: the</w:t>
       </w:r>
       <w:r>
         <w:t xml:space="preserve"> </w:t>
@@ -4160,31 +3680,19 @@
         <w:pStyle w:val="KeyThinker"/>
       </w:pPr>
       <w:r>
-        <w:t xml:space="preserve">Bentham's Panopticon was a circular prison with a central watchtower, designed so</w:t>
-      </w:r>
-      <w:r>
-        <w:t xml:space="preserve"> </w:t>
-      </w:r>
-      <w:r>
-        <w:t xml:space="preserve">that a single guard could observe all prisoners at any moment — while the prisoners</w:t>
-      </w:r>
-      <w:r>
-        <w:t xml:space="preserve"> </w:t>
-      </w:r>
-      <w:r>
-        <w:t xml:space="preserve">could never see whether they were actually being watched. Foucault recognized this</w:t>
-      </w:r>
-      <w:r>
-        <w:t xml:space="preserve"> </w:t>
-      </w:r>
-      <w:r>
-        <w:t xml:space="preserve">as a metaphor for modern power. The genius of the design was not the physical</w:t>
-      </w:r>
-      <w:r>
-        <w:t xml:space="preserve"> </w:t>
-      </w:r>
-      <w:r>
-        <w:t xml:space="preserve">constraint but the</w:t>
+        <w:t xml:space="preserve">Bentham's Panopticon was a circular prison with a central watchtower, designed so a single</w:t>
+      </w:r>
+      <w:r>
+        <w:t xml:space="preserve"> </w:t>
+      </w:r>
+      <w:r>
+        <w:t xml:space="preserve">guard could observe every prisoner at any moment — while no prisoner could tell whether he</w:t>
+      </w:r>
+      <w:r>
+        <w:t xml:space="preserve"> </w:t>
+      </w:r>
+      <w:r>
+        <w:t xml:space="preserve">was actually being watched. Its genius was not physical constraint but the</w:t>
       </w:r>
       <w:r>
         <w:t xml:space="preserve"> </w:t>
@@ -4200,13 +3708,7 @@
         <w:t xml:space="preserve"> </w:t>
       </w:r>
       <w:r>
-        <w:t xml:space="preserve">one: the prisoner who cannot tell</w:t>
-      </w:r>
-      <w:r>
-        <w:t xml:space="preserve"> </w:t>
-      </w:r>
-      <w:r>
-        <w:t xml:space="preserve">whether he is being watched must behave</w:t>
+        <w:t xml:space="preserve">kind: the prisoner who cannot tell whether he is watched must behave</w:t>
       </w:r>
       <w:r>
         <w:t xml:space="preserve"> </w:t>
@@ -4222,13 +3724,7 @@
         <w:t xml:space="preserve"> </w:t>
       </w:r>
       <w:r>
-        <w:t xml:space="preserve">he is always being watched.</w:t>
-      </w:r>
-      <w:r>
-        <w:t xml:space="preserve"> </w:t>
-      </w:r>
-      <w:r>
-        <w:t xml:space="preserve">The external gaze becomes an internal self-regulating mechanism. This is the</w:t>
+        <w:t xml:space="preserve">he always is. The external gaze becomes internal self-regulation — the</w:t>
       </w:r>
       <w:r>
         <w:t xml:space="preserve"> </w:t>
@@ -4241,22 +3737,13 @@
         <w:t xml:space="preserve">chilling effect</w:t>
       </w:r>
       <w:r>
-        <w:t xml:space="preserve"> </w:t>
-      </w:r>
-      <w:r>
-        <w:t xml:space="preserve">analyzed by modern scholars of surveillance —</w:t>
-      </w:r>
-      <w:r>
-        <w:t xml:space="preserve"> </w:t>
-      </w:r>
-      <w:r>
-        <w:t xml:space="preserve">the modification of behavior not by direct coercion but by the mere possibility</w:t>
-      </w:r>
-      <w:r>
-        <w:t xml:space="preserve"> </w:t>
-      </w:r>
-      <w:r>
-        <w:t xml:space="preserve">of observation.</w:t>
+        <w:t xml:space="preserve">, behavior modified not by coercion but by the mere</w:t>
+      </w:r>
+      <w:r>
+        <w:t xml:space="preserve"> </w:t>
+      </w:r>
+      <w:r>
+        <w:t xml:space="preserve">possibility of observation.</w:t>
       </w:r>
     </w:p>
     <w:p>
@@ -4264,25 +3751,19 @@
         <w:pStyle w:val="KeyThinker"/>
       </w:pPr>
       <w:r>
-        <w:t xml:space="preserve">Foucault's insight raises an uncomfortable question about social media: platforms</w:t>
-      </w:r>
-      <w:r>
-        <w:t xml:space="preserve"> </w:t>
-      </w:r>
-      <w:r>
-        <w:t xml:space="preserve">where users are simultaneously observers and observed, where visibility is</w:t>
-      </w:r>
-      <w:r>
-        <w:t xml:space="preserve"> </w:t>
-      </w:r>
-      <w:r>
-        <w:t xml:space="preserve">rewarded and privacy suspect, may function as a kind of voluntary panopticon —</w:t>
-      </w:r>
-      <w:r>
-        <w:t xml:space="preserve"> </w:t>
-      </w:r>
-      <w:r>
-        <w:t xml:space="preserve">one we build and maintain ourselves.</w:t>
+        <w:t xml:space="preserve">Foucault's insight raises an uncomfortable question about social media: platforms where</w:t>
+      </w:r>
+      <w:r>
+        <w:t xml:space="preserve"> </w:t>
+      </w:r>
+      <w:r>
+        <w:t xml:space="preserve">users are simultaneously observers and observed, where visibility is rewarded and privacy</w:t>
+      </w:r>
+      <w:r>
+        <w:t xml:space="preserve"> </w:t>
+      </w:r>
+      <w:r>
+        <w:t xml:space="preserve">suspect, may function as a voluntary panopticon — one we build ourselves.</w:t>
       </w:r>
     </w:p>
     <w:p>
@@ -4353,31 +3834,25 @@
         <w:t xml:space="preserve"> </w:t>
       </w:r>
       <w:r>
-        <w:t xml:space="preserve">(1843). The circular</w:t>
-      </w:r>
-      <w:r>
-        <w:t xml:space="preserve"> </w:t>
-      </w:r>
-      <w:r>
-        <w:t xml:space="preserve">design with a central watchtower ensures that any prisoner can be observed at any</w:t>
-      </w:r>
-      <w:r>
-        <w:t xml:space="preserve"> </w:t>
-      </w:r>
-      <w:r>
-        <w:t xml:space="preserve">moment — while the prisoner cannot know whether they are actually being watched.</w:t>
-      </w:r>
-      <w:r>
-        <w:t xml:space="preserve"> </w:t>
-      </w:r>
-      <w:r>
-        <w:t xml:space="preserve">Michel Foucault used this design to analyze how surveillance operates through</w:t>
-      </w:r>
-      <w:r>
-        <w:t xml:space="preserve"> </w:t>
-      </w:r>
-      <w:r>
-        <w:t xml:space="preserve">internalized self-regulation, not just direct coercion. Public domain.</w:t>
+        <w:t xml:space="preserve">(1843). The central</w:t>
+      </w:r>
+      <w:r>
+        <w:t xml:space="preserve"> </w:t>
+      </w:r>
+      <w:r>
+        <w:t xml:space="preserve">watchtower ensures any prisoner can be observed at any moment, while the prisoner cannot</w:t>
+      </w:r>
+      <w:r>
+        <w:t xml:space="preserve"> </w:t>
+      </w:r>
+      <w:r>
+        <w:t xml:space="preserve">know whether they are. Foucault used the design to analyze how surveillance operates</w:t>
+      </w:r>
+      <w:r>
+        <w:t xml:space="preserve"> </w:t>
+      </w:r>
+      <w:r>
+        <w:t xml:space="preserve">through internalized self-regulation. Public domain.</w:t>
       </w:r>
     </w:p>
     <w:bookmarkStart w:id="48" w:name="X02b5b0a8d6f2d16838a6adcb655c4bb8374396d"/>
@@ -4400,37 +3875,25 @@
         <w:t xml:space="preserve"> </w:t>
       </w:r>
       <w:r>
-        <w:t xml:space="preserve">infrastructure in human history. The system combines multiple overlapping technologies:</w:t>
-      </w:r>
-      <w:r>
-        <w:t xml:space="preserve"> </w:t>
-      </w:r>
-      <w:r>
-        <w:t xml:space="preserve">an estimated 600–700 million CCTV cameras nationwide (roughly one for every two people),</w:t>
-      </w:r>
-      <w:r>
-        <w:t xml:space="preserve"> </w:t>
-      </w:r>
-      <w:r>
-        <w:t xml:space="preserve">facial recognition systems capable of identifying individuals in crowds across cities,</w:t>
-      </w:r>
-      <w:r>
-        <w:t xml:space="preserve"> </w:t>
-      </w:r>
-      <w:r>
-        <w:t xml:space="preserve">mandatory real-name registration for internet access, phone service, and transit, and</w:t>
-      </w:r>
-      <w:r>
-        <w:t xml:space="preserve"> </w:t>
-      </w:r>
-      <w:r>
-        <w:t xml:space="preserve">the "Great Firewall" that blocks foreign platforms including Google, Facebook, and</w:t>
-      </w:r>
-      <w:r>
-        <w:t xml:space="preserve"> </w:t>
-      </w:r>
-      <w:r>
-        <w:t xml:space="preserve">major news organizations.</w:t>
+        <w:t xml:space="preserve">infrastructure in human history: an estimated 600–700 million CCTV cameras nationwide (roughly</w:t>
+      </w:r>
+      <w:r>
+        <w:t xml:space="preserve"> </w:t>
+      </w:r>
+      <w:r>
+        <w:t xml:space="preserve">one for every two people), facial recognition able to identify individuals in crowds, mandatory</w:t>
+      </w:r>
+      <w:r>
+        <w:t xml:space="preserve"> </w:t>
+      </w:r>
+      <w:r>
+        <w:t xml:space="preserve">real-name registration for internet access, phone service, and transit, and the "Great Firewall"</w:t>
+      </w:r>
+      <w:r>
+        <w:t xml:space="preserve"> </w:t>
+      </w:r>
+      <w:r>
+        <w:t xml:space="preserve">blocking foreign platforms including Google, Facebook, and major news organizations.</w:t>
       </w:r>
     </w:p>
     <w:p>
@@ -4711,49 +4174,43 @@
         <w:pStyle w:val="BodyText"/>
       </w:pPr>
       <w:r>
-        <w:t xml:space="preserve">The "Social Credit System" deserves a careful word, because the version of it that circulates</w:t>
-      </w:r>
-      <w:r>
-        <w:t xml:space="preserve"> </w:t>
-      </w:r>
-      <w:r>
-        <w:t xml:space="preserve">in Western media is largely a misconception — and a costly one, since it makes the real system</w:t>
-      </w:r>
-      <w:r>
-        <w:t xml:space="preserve"> </w:t>
-      </w:r>
-      <w:r>
-        <w:t xml:space="preserve">harder to see. The familiar picture is of a single national algorithm assigning every Chinese</w:t>
-      </w:r>
-      <w:r>
-        <w:t xml:space="preserve"> </w:t>
-      </w:r>
-      <w:r>
-        <w:t xml:space="preserve">citizen a live numerical score that rises when they volunteer and falls when they jaywalk.</w:t>
-      </w:r>
-      <w:r>
-        <w:t xml:space="preserve"> </w:t>
-      </w:r>
-      <w:r>
-        <w:t xml:space="preserve">No such unified citizen score exists, and none has ever been rolled out nationally. Researchers</w:t>
-      </w:r>
-      <w:r>
-        <w:t xml:space="preserve"> </w:t>
-      </w:r>
-      <w:r>
-        <w:t xml:space="preserve">who read the underlying Chinese-language policy documents — Jeremy Daum of Yale's Paul Tsai</w:t>
-      </w:r>
-      <w:r>
-        <w:t xml:space="preserve"> </w:t>
-      </w:r>
-      <w:r>
-        <w:t xml:space="preserve">China Center and analysts at the Mercator Institute for China Studies among them — describe</w:t>
-      </w:r>
-      <w:r>
-        <w:t xml:space="preserve"> </w:t>
-      </w:r>
-      <w:r>
-        <w:t xml:space="preserve">something considerably messier.</w:t>
+        <w:t xml:space="preserve">The "Social Credit System" deserves a careful word, because the version that circulates in</w:t>
+      </w:r>
+      <w:r>
+        <w:t xml:space="preserve"> </w:t>
+      </w:r>
+      <w:r>
+        <w:t xml:space="preserve">Western media is largely a misconception — a costly one, since it makes the real system harder</w:t>
+      </w:r>
+      <w:r>
+        <w:t xml:space="preserve"> </w:t>
+      </w:r>
+      <w:r>
+        <w:t xml:space="preserve">to see. The familiar picture is a single national algorithm scoring every citizen, rising when</w:t>
+      </w:r>
+      <w:r>
+        <w:t xml:space="preserve"> </w:t>
+      </w:r>
+      <w:r>
+        <w:t xml:space="preserve">they volunteer and falling when they jaywalk. No such unified score exists nationally.</w:t>
+      </w:r>
+      <w:r>
+        <w:t xml:space="preserve"> </w:t>
+      </w:r>
+      <w:r>
+        <w:t xml:space="preserve">Researchers who read the underlying Chinese-language policy documents — Jeremy Daum of Yale's</w:t>
+      </w:r>
+      <w:r>
+        <w:t xml:space="preserve"> </w:t>
+      </w:r>
+      <w:r>
+        <w:t xml:space="preserve">Paul Tsai China Center and analysts at the Mercator Institute for China Studies among them —</w:t>
+      </w:r>
+      <w:r>
+        <w:t xml:space="preserve"> </w:t>
+      </w:r>
+      <w:r>
+        <w:t xml:space="preserve">describe something messier.</w:t>
       </w:r>
     </w:p>
     <w:p>
@@ -4761,31 +4218,25 @@
         <w:pStyle w:val="BodyText"/>
       </w:pPr>
       <w:r>
-        <w:t xml:space="preserve">What actually exists is a patchwork of three loosely related things. First, corporate</w:t>
-      </w:r>
-      <w:r>
-        <w:t xml:space="preserve"> </w:t>
-      </w:r>
-      <w:r>
-        <w:t xml:space="preserve">pilots: private scoring products such as Ant Financial's Sesame Credit, which were voluntary,</w:t>
-      </w:r>
-      <w:r>
-        <w:t xml:space="preserve"> </w:t>
-      </w:r>
-      <w:r>
-        <w:t xml:space="preserve">commercial, and closer to a loyalty program than a citizenship rating. China's central bank</w:t>
-      </w:r>
-      <w:r>
-        <w:t xml:space="preserve"> </w:t>
-      </w:r>
-      <w:r>
-        <w:t xml:space="preserve">ultimately declined to license these firms as credit-reporting agencies, and several of the</w:t>
-      </w:r>
-      <w:r>
-        <w:t xml:space="preserve"> </w:t>
-      </w:r>
-      <w:r>
-        <w:t xml:space="preserve">pilots were discontinued. Second, and most consequentially, court</w:t>
+        <w:t xml:space="preserve">What exists is a patchwork of three loosely related things. First, corporate pilots: voluntary</w:t>
+      </w:r>
+      <w:r>
+        <w:t xml:space="preserve"> </w:t>
+      </w:r>
+      <w:r>
+        <w:t xml:space="preserve">commercial products such as Ant Financial's Sesame Credit, closer to a loyalty program than a</w:t>
+      </w:r>
+      <w:r>
+        <w:t xml:space="preserve"> </w:t>
+      </w:r>
+      <w:r>
+        <w:t xml:space="preserve">citizenship rating; the central bank declined to license these firms as credit-reporting</w:t>
+      </w:r>
+      <w:r>
+        <w:t xml:space="preserve"> </w:t>
+      </w:r>
+      <w:r>
+        <w:t xml:space="preserve">agencies, and several were discontinued. Second, and most consequentially, court</w:t>
       </w:r>
       <w:r>
         <w:t xml:space="preserve"> </w:t>
@@ -4801,31 +4252,25 @@
         <w:t xml:space="preserve"> </w:t>
       </w:r>
       <w:r>
-        <w:t xml:space="preserve">— public lists of people who have lost a lawsuit</w:t>
-      </w:r>
-      <w:r>
-        <w:t xml:space="preserve"> </w:t>
-      </w:r>
-      <w:r>
-        <w:t xml:space="preserve">and refused to comply with the judgment. This is where the widely reported travel bans actually</w:t>
-      </w:r>
-      <w:r>
-        <w:t xml:space="preserve"> </w:t>
-      </w:r>
-      <w:r>
-        <w:t xml:space="preserve">come from: a named individual on the list can be barred from buying plane or high-speed rail</w:t>
-      </w:r>
-      <w:r>
-        <w:t xml:space="preserve"> </w:t>
-      </w:r>
-      <w:r>
-        <w:t xml:space="preserve">tickets, by court order, for a specific documented reason. Third, sprawling regulatory and</w:t>
-      </w:r>
-      <w:r>
-        <w:t xml:space="preserve"> </w:t>
-      </w:r>
-      <w:r>
-        <w:t xml:space="preserve">compliance records, most of which concern</w:t>
+        <w:t xml:space="preserve">— public lists of people who lost a lawsuit and</w:t>
+      </w:r>
+      <w:r>
+        <w:t xml:space="preserve"> </w:t>
+      </w:r>
+      <w:r>
+        <w:t xml:space="preserve">refused to comply. This is where the reported travel bans actually come from: a named</w:t>
+      </w:r>
+      <w:r>
+        <w:t xml:space="preserve"> </w:t>
+      </w:r>
+      <w:r>
+        <w:t xml:space="preserve">individual can be barred from plane or rail tickets, by court order, for a documented reason.</w:t>
+      </w:r>
+      <w:r>
+        <w:t xml:space="preserve"> </w:t>
+      </w:r>
+      <w:r>
+        <w:t xml:space="preserve">Third, regulatory records, mostly concerning</w:t>
       </w:r>
       <w:r>
         <w:t xml:space="preserve"> </w:t>
@@ -4838,22 +4283,19 @@
         <w:t xml:space="preserve">companies</w:t>
       </w:r>
       <w:r>
-        <w:t xml:space="preserve"> </w:t>
-      </w:r>
-      <w:r>
-        <w:t xml:space="preserve">rather than individuals. Some</w:t>
-      </w:r>
-      <w:r>
-        <w:t xml:space="preserve"> </w:t>
-      </w:r>
-      <w:r>
-        <w:t xml:space="preserve">municipal governments did run point-scoring pilots, and a few produced the billboard-shaming</w:t>
-      </w:r>
-      <w:r>
-        <w:t xml:space="preserve"> </w:t>
-      </w:r>
-      <w:r>
-        <w:t xml:space="preserve">stories that traveled abroad; most were scaled back or abandoned.</w:t>
+        <w:t xml:space="preserve">. Some municipalities ran</w:t>
+      </w:r>
+      <w:r>
+        <w:t xml:space="preserve"> </w:t>
+      </w:r>
+      <w:r>
+        <w:t xml:space="preserve">point-scoring pilots, a few producing the billboard-shaming stories that traveled abroad; most</w:t>
+      </w:r>
+      <w:r>
+        <w:t xml:space="preserve"> </w:t>
+      </w:r>
+      <w:r>
+        <w:t xml:space="preserve">were scaled back or abandoned.</w:t>
       </w:r>
     </w:p>
     <w:p>
@@ -4861,49 +4303,43 @@
         <w:pStyle w:val="BodyText"/>
       </w:pPr>
       <w:r>
-        <w:t xml:space="preserve">Getting this right matters in both directions. The corrective is not reassurance: China's</w:t>
-      </w:r>
-      <w:r>
-        <w:t xml:space="preserve"> </w:t>
-      </w:r>
-      <w:r>
-        <w:t xml:space="preserve">surveillance apparatus is genuinely vast, and the sections that follow describe what it does</w:t>
-      </w:r>
-      <w:r>
-        <w:t xml:space="preserve"> </w:t>
-      </w:r>
-      <w:r>
-        <w:t xml:space="preserve">in Xinjiang. The point is that the frightening part is the cameras, the databases, the</w:t>
-      </w:r>
-      <w:r>
-        <w:t xml:space="preserve"> </w:t>
-      </w:r>
-      <w:r>
-        <w:t xml:space="preserve">real-name registration, and the discretionary power to blacklist — not a sci-fi scoreboard.</w:t>
-      </w:r>
-      <w:r>
-        <w:t xml:space="preserve"> </w:t>
-      </w:r>
-      <w:r>
-        <w:t xml:space="preserve">Attributing the harm to a system that does not exist makes the harm easier to dismiss when the</w:t>
-      </w:r>
-      <w:r>
-        <w:t xml:space="preserve"> </w:t>
-      </w:r>
-      <w:r>
-        <w:t xml:space="preserve">story is corrected, and it lets Western readers file the whole problem as something foreign.</w:t>
-      </w:r>
-      <w:r>
-        <w:t xml:space="preserve"> </w:t>
-      </w:r>
-      <w:r>
-        <w:t xml:space="preserve">The Chinese state's actual theory of governance here is more mundane and more portable: that</w:t>
-      </w:r>
-      <w:r>
-        <w:t xml:space="preserve"> </w:t>
-      </w:r>
-      <w:r>
-        <w:t xml:space="preserve">visible, permanent, cross-linked records of past conduct will make people behave.</w:t>
+        <w:t xml:space="preserve">The corrective is not reassurance: China's surveillance apparatus is genuinely vast, as the</w:t>
+      </w:r>
+      <w:r>
+        <w:t xml:space="preserve"> </w:t>
+      </w:r>
+      <w:r>
+        <w:t xml:space="preserve">next section shows. The frightening part is the cameras, the databases, the real-name</w:t>
+      </w:r>
+      <w:r>
+        <w:t xml:space="preserve"> </w:t>
+      </w:r>
+      <w:r>
+        <w:t xml:space="preserve">registration, and the discretionary power to blacklist — not a sci-fi scoreboard. Attributing</w:t>
+      </w:r>
+      <w:r>
+        <w:t xml:space="preserve"> </w:t>
+      </w:r>
+      <w:r>
+        <w:t xml:space="preserve">the harm to a system that does not exist makes it easier to dismiss when the story is</w:t>
+      </w:r>
+      <w:r>
+        <w:t xml:space="preserve"> </w:t>
+      </w:r>
+      <w:r>
+        <w:t xml:space="preserve">corrected, and lets Western readers file the problem as something foreign. The state's actual</w:t>
+      </w:r>
+      <w:r>
+        <w:t xml:space="preserve"> </w:t>
+      </w:r>
+      <w:r>
+        <w:t xml:space="preserve">theory of governance is more mundane and more portable: visible, permanent, cross-linked</w:t>
+      </w:r>
+      <w:r>
+        <w:t xml:space="preserve"> </w:t>
+      </w:r>
+      <w:r>
+        <w:t xml:space="preserve">records of past conduct will make people behave.</w:t>
       </w:r>
     </w:p>
     <w:p>
@@ -4927,43 +4363,37 @@
         <w:pStyle w:val="CaseStudy"/>
       </w:pPr>
       <w:r>
-        <w:t xml:space="preserve">The Xinjiang Uyghur Autonomous Region in northwest China is home to approximately</w:t>
-      </w:r>
-      <w:r>
-        <w:t xml:space="preserve"> </w:t>
-      </w:r>
-      <w:r>
-        <w:t xml:space="preserve">12 million Uyghur Muslims and other ethnic minorities. Beginning around 2017, the</w:t>
-      </w:r>
-      <w:r>
-        <w:t xml:space="preserve"> </w:t>
-      </w:r>
-      <w:r>
-        <w:t xml:space="preserve">Chinese government dramatically escalated surveillance and detention in the region,</w:t>
-      </w:r>
-      <w:r>
-        <w:t xml:space="preserve"> </w:t>
-      </w:r>
-      <w:r>
-        <w:t xml:space="preserve">in what it describes as counter-terrorism and "vocational training." International</w:t>
-      </w:r>
-      <w:r>
-        <w:t xml:space="preserve"> </w:t>
-      </w:r>
-      <w:r>
-        <w:t xml:space="preserve">investigations — including leaked government documents, satellite imagery, and</w:t>
-      </w:r>
-      <w:r>
-        <w:t xml:space="preserve"> </w:t>
-      </w:r>
-      <w:r>
-        <w:t xml:space="preserve">survivor testimony — have documented the detention of over one million people in</w:t>
-      </w:r>
-      <w:r>
-        <w:t xml:space="preserve"> </w:t>
-      </w:r>
-      <w:r>
-        <w:t xml:space="preserve">facilities that detainees describe as prisons, not schools.</w:t>
+        <w:t xml:space="preserve">The Xinjiang Uyghur Autonomous Region is home to approximately 12 million Uyghur Muslims and</w:t>
+      </w:r>
+      <w:r>
+        <w:t xml:space="preserve"> </w:t>
+      </w:r>
+      <w:r>
+        <w:t xml:space="preserve">other ethnic minorities. Beginning around 2017, the Chinese government dramatically escalated</w:t>
+      </w:r>
+      <w:r>
+        <w:t xml:space="preserve"> </w:t>
+      </w:r>
+      <w:r>
+        <w:t xml:space="preserve">surveillance and detention there, in what it describes as counter-terrorism and "vocational</w:t>
+      </w:r>
+      <w:r>
+        <w:t xml:space="preserve"> </w:t>
+      </w:r>
+      <w:r>
+        <w:t xml:space="preserve">training." International investigations — leaked government documents, satellite imagery,</w:t>
+      </w:r>
+      <w:r>
+        <w:t xml:space="preserve"> </w:t>
+      </w:r>
+      <w:r>
+        <w:t xml:space="preserve">survivor testimony — have documented the detention of over a million people in facilities</w:t>
+      </w:r>
+      <w:r>
+        <w:t xml:space="preserve"> </w:t>
+      </w:r>
+      <w:r>
+        <w:t xml:space="preserve">detainees describe as prisons, not schools.</w:t>
       </w:r>
     </w:p>
     <w:p>
@@ -4971,49 +4401,37 @@
         <w:pStyle w:val="CaseStudy"/>
       </w:pPr>
       <w:r>
-        <w:t xml:space="preserve">The surveillance infrastructure deployed in Xinjiang is qualitatively more intensive</w:t>
-      </w:r>
-      <w:r>
-        <w:t xml:space="preserve"> </w:t>
-      </w:r>
-      <w:r>
-        <w:t xml:space="preserve">than even China's national systems. In some areas, checkpoints appear every hundred</w:t>
-      </w:r>
-      <w:r>
-        <w:t xml:space="preserve"> </w:t>
-      </w:r>
-      <w:r>
-        <w:t xml:space="preserve">meters. Residents are required to install mandatory smartphone apps and submit to</w:t>
-      </w:r>
-      <w:r>
-        <w:t xml:space="preserve"> </w:t>
-      </w:r>
-      <w:r>
-        <w:t xml:space="preserve">DNA collection. The IJOP (Integrated Joint Operations Platform) is an AI-powered</w:t>
-      </w:r>
-      <w:r>
-        <w:t xml:space="preserve"> </w:t>
-      </w:r>
-      <w:r>
-        <w:t xml:space="preserve">predictive system that flags residents as "suspicious" based on behaviors including</w:t>
-      </w:r>
-      <w:r>
-        <w:t xml:space="preserve"> </w:t>
-      </w:r>
-      <w:r>
-        <w:t xml:space="preserve">praying, avoiding alcohol, traveling abroad, or having contacts with foreign nationals.</w:t>
-      </w:r>
-      <w:r>
-        <w:t xml:space="preserve"> </w:t>
-      </w:r>
-      <w:r>
-        <w:t xml:space="preserve">Facial recognition cameras are linked to databases that can identify individuals</w:t>
-      </w:r>
-      <w:r>
-        <w:t xml:space="preserve"> </w:t>
-      </w:r>
-      <w:r>
-        <w:t xml:space="preserve">from their ethnicity as well as their identity.</w:t>
+        <w:t xml:space="preserve">The infrastructure deployed there is qualitatively more intensive than even China's national</w:t>
+      </w:r>
+      <w:r>
+        <w:t xml:space="preserve"> </w:t>
+      </w:r>
+      <w:r>
+        <w:t xml:space="preserve">systems. In some areas checkpoints appear every hundred meters; residents must install</w:t>
+      </w:r>
+      <w:r>
+        <w:t xml:space="preserve"> </w:t>
+      </w:r>
+      <w:r>
+        <w:t xml:space="preserve">mandatory smartphone apps and submit to DNA collection. The IJOP (Integrated Joint Operations</w:t>
+      </w:r>
+      <w:r>
+        <w:t xml:space="preserve"> </w:t>
+      </w:r>
+      <w:r>
+        <w:t xml:space="preserve">Platform) flags residents as "suspicious" for behaviors including praying, avoiding alcohol,</w:t>
+      </w:r>
+      <w:r>
+        <w:t xml:space="preserve"> </w:t>
+      </w:r>
+      <w:r>
+        <w:t xml:space="preserve">traveling abroad, or contacting foreign nationals. Facial recognition cameras are linked to</w:t>
+      </w:r>
+      <w:r>
+        <w:t xml:space="preserve"> </w:t>
+      </w:r>
+      <w:r>
+        <w:t xml:space="preserve">databases that identify ethnicity as well as identity.</w:t>
       </w:r>
     </w:p>
     <w:p>
@@ -5021,43 +4439,31 @@
         <w:pStyle w:val="CaseStudy"/>
       </w:pPr>
       <w:r>
-        <w:t xml:space="preserve">The international response has been significant: the United States has sanctioned</w:t>
-      </w:r>
-      <w:r>
-        <w:t xml:space="preserve"> </w:t>
-      </w:r>
-      <w:r>
-        <w:t xml:space="preserve">Hikvision, Dahua, and other surveillance technology companies for their role in</w:t>
-      </w:r>
-      <w:r>
-        <w:t xml:space="preserve"> </w:t>
-      </w:r>
-      <w:r>
-        <w:t xml:space="preserve">the system. Multiple governments — including the US, UK, Canada, and the European</w:t>
-      </w:r>
-      <w:r>
-        <w:t xml:space="preserve"> </w:t>
-      </w:r>
-      <w:r>
-        <w:t xml:space="preserve">Parliament — have formally characterized the situation as genocide or crimes against</w:t>
-      </w:r>
-      <w:r>
-        <w:t xml:space="preserve"> </w:t>
-      </w:r>
-      <w:r>
-        <w:t xml:space="preserve">humanity. The Xinjiang case represents the clearest contemporary example of a thesis</w:t>
-      </w:r>
-      <w:r>
-        <w:t xml:space="preserve"> </w:t>
-      </w:r>
-      <w:r>
-        <w:t xml:space="preserve">that runs through this entire chapter: surveillance technology, when deployed without</w:t>
-      </w:r>
-      <w:r>
-        <w:t xml:space="preserve"> </w:t>
-      </w:r>
-      <w:r>
-        <w:t xml:space="preserve">legal or democratic constraint, enables persecution at a scale and efficiency</w:t>
+        <w:t xml:space="preserve">The international response has been significant: the United States has sanctioned Hikvision,</w:t>
+      </w:r>
+      <w:r>
+        <w:t xml:space="preserve"> </w:t>
+      </w:r>
+      <w:r>
+        <w:t xml:space="preserve">Dahua, and other surveillance companies, and multiple governments — the US, UK, Canada, the</w:t>
+      </w:r>
+      <w:r>
+        <w:t xml:space="preserve"> </w:t>
+      </w:r>
+      <w:r>
+        <w:t xml:space="preserve">European Parliament — have formally characterized the situation as genocide or crimes against</w:t>
+      </w:r>
+      <w:r>
+        <w:t xml:space="preserve"> </w:t>
+      </w:r>
+      <w:r>
+        <w:t xml:space="preserve">humanity. Xinjiang is the clearest contemporary example of this chapter's thesis: surveillance</w:t>
+      </w:r>
+      <w:r>
+        <w:t xml:space="preserve"> </w:t>
+      </w:r>
+      <w:r>
+        <w:t xml:space="preserve">technology deployed without legal or democratic constraint enables persecution at a scale</w:t>
       </w:r>
       <w:r>
         <w:t xml:space="preserve"> </w:t>
@@ -5081,43 +4487,37 @@
         <w:pStyle w:val="FirstParagraph"/>
       </w:pPr>
       <w:r>
-        <w:t xml:space="preserve">China's system is the most extensive, but it is not unique. Russia operates SORM</w:t>
-      </w:r>
-      <w:r>
-        <w:t xml:space="preserve"> </w:t>
-      </w:r>
-      <w:r>
-        <w:t xml:space="preserve">(System of Operative-Investigative Measures), which requires internet service</w:t>
-      </w:r>
-      <w:r>
-        <w:t xml:space="preserve"> </w:t>
-      </w:r>
-      <w:r>
-        <w:t xml:space="preserve">providers to install FSB monitoring equipment giving real-time access to all</w:t>
-      </w:r>
-      <w:r>
-        <w:t xml:space="preserve"> </w:t>
-      </w:r>
-      <w:r>
-        <w:t xml:space="preserve">communications — without judicial warrant. Moscow alone has over 200,000 facial</w:t>
-      </w:r>
-      <w:r>
-        <w:t xml:space="preserve"> </w:t>
-      </w:r>
-      <w:r>
-        <w:t xml:space="preserve">recognition cameras. Since Russia's invasion of Ukraine in 2022, spreading "false</w:t>
-      </w:r>
-      <w:r>
-        <w:t xml:space="preserve"> </w:t>
-      </w:r>
-      <w:r>
-        <w:t xml:space="preserve">information" about the military carries a 15-year prison sentence, enforced in</w:t>
-      </w:r>
-      <w:r>
-        <w:t xml:space="preserve"> </w:t>
-      </w:r>
-      <w:r>
-        <w:t xml:space="preserve">part through digital monitoring.</w:t>
+        <w:t xml:space="preserve">China's system is the most extensive but not unique. Russia operates SORM (System of</w:t>
+      </w:r>
+      <w:r>
+        <w:t xml:space="preserve"> </w:t>
+      </w:r>
+      <w:r>
+        <w:t xml:space="preserve">Operative-Investigative Measures), which requires internet service providers to install FSB</w:t>
+      </w:r>
+      <w:r>
+        <w:t xml:space="preserve"> </w:t>
+      </w:r>
+      <w:r>
+        <w:t xml:space="preserve">monitoring equipment giving real-time access to all communications without judicial warrant.</w:t>
+      </w:r>
+      <w:r>
+        <w:t xml:space="preserve"> </w:t>
+      </w:r>
+      <w:r>
+        <w:t xml:space="preserve">Moscow alone has over 200,000 facial recognition cameras. Since the 2022 invasion of Ukraine,</w:t>
+      </w:r>
+      <w:r>
+        <w:t xml:space="preserve"> </w:t>
+      </w:r>
+      <w:r>
+        <w:t xml:space="preserve">spreading "false information" about the military carries a 15-year prison sentence, enforced</w:t>
+      </w:r>
+      <w:r>
+        <w:t xml:space="preserve"> </w:t>
+      </w:r>
+      <w:r>
+        <w:t xml:space="preserve">in part through digital monitoring.</w:t>
       </w:r>
     </w:p>
     <w:p>
@@ -5125,19 +4525,13 @@
         <w:pStyle w:val="BodyText"/>
       </w:pPr>
       <w:r>
-        <w:t xml:space="preserve">Other authoritarian governments have achieved comparable surveillance capabilities</w:t>
-      </w:r>
-      <w:r>
-        <w:t xml:space="preserve"> </w:t>
-      </w:r>
-      <w:r>
-        <w:t xml:space="preserve">not by building their own systems but by purchasing commercial spyware from private</w:t>
-      </w:r>
-      <w:r>
-        <w:t xml:space="preserve"> </w:t>
-      </w:r>
-      <w:r>
-        <w:t xml:space="preserve">companies. The most notorious example is Pegasus.</w:t>
+        <w:t xml:space="preserve">Other authoritarian governments have achieved comparable capabilities not by building their</w:t>
+      </w:r>
+      <w:r>
+        <w:t xml:space="preserve"> </w:t>
+      </w:r>
+      <w:r>
+        <w:t xml:space="preserve">own systems but by buying commercial spyware. The most notorious example is Pegasus.</w:t>
       </w:r>
     </w:p>
     <w:p>
@@ -5161,37 +4555,31 @@
         <w:pStyle w:val="CaseStudy"/>
       </w:pPr>
       <w:r>
-        <w:t xml:space="preserve">Pegasus is a spyware product developed by the Israeli company NSO Group and marketed</w:t>
-      </w:r>
-      <w:r>
-        <w:t xml:space="preserve"> </w:t>
-      </w:r>
-      <w:r>
-        <w:t xml:space="preserve">to governments for counter-terrorism and law enforcement. Its capabilities are</w:t>
-      </w:r>
-      <w:r>
-        <w:t xml:space="preserve"> </w:t>
-      </w:r>
-      <w:r>
-        <w:t xml:space="preserve">comprehensive: once installed on a target's smartphone, it can access all messages,</w:t>
-      </w:r>
-      <w:r>
-        <w:t xml:space="preserve"> </w:t>
-      </w:r>
-      <w:r>
-        <w:t xml:space="preserve">calls, emails, and files; activate the camera and microphone; and track location in</w:t>
-      </w:r>
-      <w:r>
-        <w:t xml:space="preserve"> </w:t>
-      </w:r>
-      <w:r>
-        <w:t xml:space="preserve">real time. Most alarming, Pegasus can infect devices via "zero-click" exploits —</w:t>
-      </w:r>
-      <w:r>
-        <w:t xml:space="preserve"> </w:t>
-      </w:r>
-      <w:r>
-        <w:t xml:space="preserve">techniques that require no action from the target, not even clicking a link.</w:t>
+        <w:t xml:space="preserve">Pegasus is spyware developed by the Israeli company NSO Group and marketed to governments</w:t>
+      </w:r>
+      <w:r>
+        <w:t xml:space="preserve"> </w:t>
+      </w:r>
+      <w:r>
+        <w:t xml:space="preserve">for counter-terrorism and law enforcement. Once installed on a target's smartphone, it can</w:t>
+      </w:r>
+      <w:r>
+        <w:t xml:space="preserve"> </w:t>
+      </w:r>
+      <w:r>
+        <w:t xml:space="preserve">read all messages, calls, emails, and files, activate the camera and microphone, and track</w:t>
+      </w:r>
+      <w:r>
+        <w:t xml:space="preserve"> </w:t>
+      </w:r>
+      <w:r>
+        <w:t xml:space="preserve">location in real time — and it can infect devices via "zero-click" exploits requiring no</w:t>
+      </w:r>
+      <w:r>
+        <w:t xml:space="preserve"> </w:t>
+      </w:r>
+      <w:r>
+        <w:t xml:space="preserve">action from the target, not even clicking a link.</w:t>
       </w:r>
     </w:p>
     <w:p>
@@ -5199,43 +4587,37 @@
         <w:pStyle w:val="CaseStudy"/>
       </w:pPr>
       <w:r>
-        <w:t xml:space="preserve">In July 2021, a consortium of seventeen media organizations published findings from</w:t>
-      </w:r>
-      <w:r>
-        <w:t xml:space="preserve"> </w:t>
-      </w:r>
-      <w:r>
-        <w:t xml:space="preserve">the Pegasus Project — an investigation based on a leaked list of 50,000+ phone numbers</w:t>
-      </w:r>
-      <w:r>
-        <w:t xml:space="preserve"> </w:t>
-      </w:r>
-      <w:r>
-        <w:t xml:space="preserve">that had been targeted or selected for potential surveillance. The targets included</w:t>
-      </w:r>
-      <w:r>
-        <w:t xml:space="preserve"> </w:t>
-      </w:r>
-      <w:r>
-        <w:t xml:space="preserve">180 journalists in twenty countries, heads of state (including French President</w:t>
-      </w:r>
-      <w:r>
-        <w:t xml:space="preserve"> </w:t>
-      </w:r>
-      <w:r>
-        <w:t xml:space="preserve">Emmanuel Macron), human rights activists, lawyers, and opposition politicians. The</w:t>
-      </w:r>
-      <w:r>
-        <w:t xml:space="preserve"> </w:t>
-      </w:r>
-      <w:r>
-        <w:t xml:space="preserve">phone of Hatice Cengiz, fiancée of murdered Washington Post journalist Jamal</w:t>
-      </w:r>
-      <w:r>
-        <w:t xml:space="preserve"> </w:t>
-      </w:r>
-      <w:r>
-        <w:t xml:space="preserve">Khashoggi, was found to have been infected days after his killing.</w:t>
+        <w:t xml:space="preserve">In July 2021, a consortium of seventeen media organizations published findings from the</w:t>
+      </w:r>
+      <w:r>
+        <w:t xml:space="preserve"> </w:t>
+      </w:r>
+      <w:r>
+        <w:t xml:space="preserve">Pegasus Project, based on a leaked list of 50,000+ phone numbers targeted or selected for</w:t>
+      </w:r>
+      <w:r>
+        <w:t xml:space="preserve"> </w:t>
+      </w:r>
+      <w:r>
+        <w:t xml:space="preserve">surveillance. The targets included 180 journalists in twenty countries, heads of state</w:t>
+      </w:r>
+      <w:r>
+        <w:t xml:space="preserve"> </w:t>
+      </w:r>
+      <w:r>
+        <w:t xml:space="preserve">(among them French President Emmanuel Macron), human rights activists, lawyers, and</w:t>
+      </w:r>
+      <w:r>
+        <w:t xml:space="preserve"> </w:t>
+      </w:r>
+      <w:r>
+        <w:t xml:space="preserve">opposition politicians. The phone of Hatice Cengiz, fiancée of murdered Washington Post</w:t>
+      </w:r>
+      <w:r>
+        <w:t xml:space="preserve"> </w:t>
+      </w:r>
+      <w:r>
+        <w:t xml:space="preserve">journalist Jamal Khashoggi, was infected days after his killing.</w:t>
       </w:r>
     </w:p>
     <w:p>
@@ -5243,49 +4625,37 @@
         <w:pStyle w:val="CaseStudy"/>
       </w:pPr>
       <w:r>
-        <w:t xml:space="preserve">NSO Group maintained that Pegasus was sold only to vetted government customers and</w:t>
-      </w:r>
-      <w:r>
-        <w:t xml:space="preserve"> </w:t>
-      </w:r>
-      <w:r>
-        <w:t xml:space="preserve">only for legitimate law enforcement purposes — a claim the Pegasus Project evidence</w:t>
-      </w:r>
-      <w:r>
-        <w:t xml:space="preserve"> </w:t>
-      </w:r>
-      <w:r>
-        <w:t xml:space="preserve">thoroughly undermined. The US Commerce Department added NSO Group to its export</w:t>
-      </w:r>
-      <w:r>
-        <w:t xml:space="preserve"> </w:t>
-      </w:r>
-      <w:r>
-        <w:t xml:space="preserve">blacklist in November 2021. The scandal illustrated a fundamental problem: the</w:t>
-      </w:r>
-      <w:r>
-        <w:t xml:space="preserve"> </w:t>
-      </w:r>
-      <w:r>
-        <w:t xml:space="preserve">commercial spyware market allows governments without their own intelligence</w:t>
-      </w:r>
-      <w:r>
-        <w:t xml:space="preserve"> </w:t>
-      </w:r>
-      <w:r>
-        <w:t xml:space="preserve">capabilities to acquire tools for targeting dissidents, journalists, and political</w:t>
-      </w:r>
-      <w:r>
-        <w:t xml:space="preserve"> </w:t>
-      </w:r>
-      <w:r>
-        <w:t xml:space="preserve">rivals — and the companies selling these tools have limited ability or incentive to</w:t>
-      </w:r>
-      <w:r>
-        <w:t xml:space="preserve"> </w:t>
-      </w:r>
-      <w:r>
-        <w:t xml:space="preserve">ensure responsible use.</w:t>
+        <w:t xml:space="preserve">NSO maintained that Pegasus was sold only to vetted government customers for legitimate</w:t>
+      </w:r>
+      <w:r>
+        <w:t xml:space="preserve"> </w:t>
+      </w:r>
+      <w:r>
+        <w:t xml:space="preserve">purposes — a claim the Pegasus Project evidence thoroughly undermined. The US Commerce</w:t>
+      </w:r>
+      <w:r>
+        <w:t xml:space="preserve"> </w:t>
+      </w:r>
+      <w:r>
+        <w:t xml:space="preserve">Department added NSO to its export blacklist in November 2021. The scandal illustrated a</w:t>
+      </w:r>
+      <w:r>
+        <w:t xml:space="preserve"> </w:t>
+      </w:r>
+      <w:r>
+        <w:t xml:space="preserve">structural problem: the commercial spyware market lets governments without intelligence</w:t>
+      </w:r>
+      <w:r>
+        <w:t xml:space="preserve"> </w:t>
+      </w:r>
+      <w:r>
+        <w:t xml:space="preserve">capabilities of their own acquire tools for targeting dissidents and journalists, and the</w:t>
+      </w:r>
+      <w:r>
+        <w:t xml:space="preserve"> </w:t>
+      </w:r>
+      <w:r>
+        <w:t xml:space="preserve">sellers have limited ability or incentive to police their use.</w:t>
       </w:r>
     </w:p>
     <w:bookmarkEnd w:id="49"/>
@@ -5303,43 +4673,31 @@
         <w:pStyle w:val="FirstParagraph"/>
       </w:pPr>
       <w:r>
-        <w:t xml:space="preserve">A final dimension of authoritarian surveillance deserves attention: its export. Chinese</w:t>
-      </w:r>
-      <w:r>
-        <w:t xml:space="preserve"> </w:t>
-      </w:r>
-      <w:r>
-        <w:t xml:space="preserve">technology companies — Huawei, Hikvision, SenseTime, and others — have installed</w:t>
-      </w:r>
-      <w:r>
-        <w:t xml:space="preserve"> </w:t>
-      </w:r>
-      <w:r>
-        <w:t xml:space="preserve">surveillance infrastructure in over one hundred countries through "Safe City" projects</w:t>
-      </w:r>
-      <w:r>
-        <w:t xml:space="preserve"> </w:t>
-      </w:r>
-      <w:r>
-        <w:t xml:space="preserve">that bundle cameras, AI analytics, and network equipment. Recipients include governments</w:t>
-      </w:r>
-      <w:r>
-        <w:t xml:space="preserve"> </w:t>
-      </w:r>
-      <w:r>
-        <w:t xml:space="preserve">in Zimbabwe, Venezuela, Ecuador, Pakistan, the Philippines, and dozens of African</w:t>
-      </w:r>
-      <w:r>
-        <w:t xml:space="preserve"> </w:t>
-      </w:r>
-      <w:r>
-        <w:t xml:space="preserve">nations. China also trains foreign officials in "internet management" — the technical</w:t>
-      </w:r>
-      <w:r>
-        <w:t xml:space="preserve"> </w:t>
-      </w:r>
-      <w:r>
-        <w:t xml:space="preserve">and political management of digital communications for social control.</w:t>
+        <w:t xml:space="preserve">A final dimension deserves attention: export. Chinese companies — Huawei, Hikvision,</w:t>
+      </w:r>
+      <w:r>
+        <w:t xml:space="preserve"> </w:t>
+      </w:r>
+      <w:r>
+        <w:t xml:space="preserve">SenseTime, and others — have installed surveillance infrastructure in over a hundred countries</w:t>
+      </w:r>
+      <w:r>
+        <w:t xml:space="preserve"> </w:t>
+      </w:r>
+      <w:r>
+        <w:t xml:space="preserve">through "Safe City" projects bundling cameras, AI analytics, and network equipment. Recipients</w:t>
+      </w:r>
+      <w:r>
+        <w:t xml:space="preserve"> </w:t>
+      </w:r>
+      <w:r>
+        <w:t xml:space="preserve">include Zimbabwe, Venezuela, Ecuador, Pakistan, the Philippines, and dozens of African nations.</w:t>
+      </w:r>
+      <w:r>
+        <w:t xml:space="preserve"> </w:t>
+      </w:r>
+      <w:r>
+        <w:t xml:space="preserve">China also trains foreign officials in "internet management."</w:t>
       </w:r>
     </w:p>
     <w:p>
@@ -5347,43 +4705,37 @@
         <w:pStyle w:val="BodyText"/>
       </w:pPr>
       <w:r>
-        <w:t xml:space="preserve">Critics argue this technology transfer enables local authoritarianism, potentially</w:t>
-      </w:r>
-      <w:r>
-        <w:t xml:space="preserve"> </w:t>
-      </w:r>
-      <w:r>
-        <w:t xml:space="preserve">allows data to flow back to Beijing, and normalizes mass surveillance as a model of</w:t>
-      </w:r>
-      <w:r>
-        <w:t xml:space="preserve"> </w:t>
-      </w:r>
-      <w:r>
-        <w:t xml:space="preserve">governance globally. Proponents of the technology argue that urban surveillance</w:t>
-      </w:r>
-      <w:r>
-        <w:t xml:space="preserve"> </w:t>
-      </w:r>
-      <w:r>
-        <w:t xml:space="preserve">infrastructure reduces crime and that developing countries are entitled to the same</w:t>
-      </w:r>
-      <w:r>
-        <w:t xml:space="preserve"> </w:t>
-      </w:r>
-      <w:r>
-        <w:t xml:space="preserve">security tools available to wealthy nations. The debate tracks a deeper question:</w:t>
-      </w:r>
-      <w:r>
-        <w:t xml:space="preserve"> </w:t>
-      </w:r>
-      <w:r>
-        <w:t xml:space="preserve">when a technology is neutral in itself but its primary documented use is repression,</w:t>
-      </w:r>
-      <w:r>
-        <w:t xml:space="preserve"> </w:t>
-      </w:r>
-      <w:r>
-        <w:t xml:space="preserve">what obligations do manufacturers, exporters, and international bodies have?</w:t>
+        <w:t xml:space="preserve">Critics argue this transfer enables local authoritarianism, potentially lets data flow back to</w:t>
+      </w:r>
+      <w:r>
+        <w:t xml:space="preserve"> </w:t>
+      </w:r>
+      <w:r>
+        <w:t xml:space="preserve">Beijing, and normalizes mass surveillance as a model of governance. Proponents answer that</w:t>
+      </w:r>
+      <w:r>
+        <w:t xml:space="preserve"> </w:t>
+      </w:r>
+      <w:r>
+        <w:t xml:space="preserve">urban surveillance reduces crime and that developing countries are entitled to the same</w:t>
+      </w:r>
+      <w:r>
+        <w:t xml:space="preserve"> </w:t>
+      </w:r>
+      <w:r>
+        <w:t xml:space="preserve">security tools wealthy nations have. The debate tracks a deeper question: when a technology is</w:t>
+      </w:r>
+      <w:r>
+        <w:t xml:space="preserve"> </w:t>
+      </w:r>
+      <w:r>
+        <w:t xml:space="preserve">neutral in itself but its primary documented use is repression, what obligations do</w:t>
+      </w:r>
+      <w:r>
+        <w:t xml:space="preserve"> </w:t>
+      </w:r>
+      <w:r>
+        <w:t xml:space="preserve">manufacturers and exporters have?</w:t>
       </w:r>
     </w:p>
     <w:p>
@@ -5403,25 +4755,19 @@
         <w:pStyle w:val="Compact"/>
       </w:pPr>
       <w:r>
-        <w:t xml:space="preserve">The unified Chinese "citizen score" turns out to be largely a Western invention, while the</w:t>
-      </w:r>
-      <w:r>
-        <w:t xml:space="preserve"> </w:t>
-      </w:r>
-      <w:r>
-        <w:t xml:space="preserve">court blacklists and camera networks are entirely real. Why do you think the fictional</w:t>
-      </w:r>
-      <w:r>
-        <w:t xml:space="preserve"> </w:t>
-      </w:r>
-      <w:r>
-        <w:t xml:space="preserve">version traveled so much further than the documented one? What does that suggest about how</w:t>
-      </w:r>
-      <w:r>
-        <w:t xml:space="preserve"> </w:t>
-      </w:r>
-      <w:r>
-        <w:t xml:space="preserve">we reason about surveillance in countries we do not live in?</w:t>
+        <w:t xml:space="preserve">The unified Chinese "citizen score" is largely a Western invention; the court blacklists</w:t>
+      </w:r>
+      <w:r>
+        <w:t xml:space="preserve"> </w:t>
+      </w:r>
+      <w:r>
+        <w:t xml:space="preserve">and camera networks are entirely real. Why did the fictional version travel further than</w:t>
+      </w:r>
+      <w:r>
+        <w:t xml:space="preserve"> </w:t>
+      </w:r>
+      <w:r>
+        <w:t xml:space="preserve">the documented one?</w:t>
       </w:r>
     </w:p>
     <w:p>
@@ -5433,25 +4779,19 @@
         <w:pStyle w:val="Compact"/>
       </w:pPr>
       <w:r>
-        <w:t xml:space="preserve">Foucault argued that the Panopticon's power lies in prisoners regulating themselves. Can</w:t>
-      </w:r>
-      <w:r>
-        <w:t xml:space="preserve"> </w:t>
-      </w:r>
-      <w:r>
-        <w:t xml:space="preserve">you identify a setting in your own life — a classroom, a workplace, a group chat, a</w:t>
-      </w:r>
-      <w:r>
-        <w:t xml:space="preserve"> </w:t>
-      </w:r>
-      <w:r>
-        <w:t xml:space="preserve">platform — where you behave differently because you might be observed, even though you are</w:t>
-      </w:r>
-      <w:r>
-        <w:t xml:space="preserve"> </w:t>
-      </w:r>
-      <w:r>
-        <w:t xml:space="preserve">almost certainly not being watched at that moment?</w:t>
+        <w:t xml:space="preserve">Make the strongest case for Safe City exports: that developing countries are entitled to</w:t>
+      </w:r>
+      <w:r>
+        <w:t xml:space="preserve"> </w:t>
+      </w:r>
+      <w:r>
+        <w:t xml:space="preserve">the same public-safety infrastructure wealthy nations have, and that refusing to sell is</w:t>
+      </w:r>
+      <w:r>
+        <w:t xml:space="preserve"> </w:t>
+      </w:r>
+      <w:r>
+        <w:t xml:space="preserve">paternalism. Where does that argument break down?</w:t>
       </w:r>
     </w:p>
     <w:p>
@@ -5463,85 +4803,19 @@
         <w:pStyle w:val="Compact"/>
       </w:pPr>
       <w:r>
-        <w:t xml:space="preserve">Make the strongest case for the Chinese government's position on Safe City exports: that</w:t>
-      </w:r>
-      <w:r>
-        <w:t xml:space="preserve"> </w:t>
-      </w:r>
-      <w:r>
-        <w:t xml:space="preserve">developing countries are entitled to the same public-safety infrastructure wealthy nations</w:t>
-      </w:r>
-      <w:r>
-        <w:t xml:space="preserve"> </w:t>
-      </w:r>
-      <w:r>
-        <w:t xml:space="preserve">already have, and that refusing to sell it is paternalism. Where, if anywhere, does that</w:t>
-      </w:r>
-      <w:r>
-        <w:t xml:space="preserve"> </w:t>
-      </w:r>
-      <w:r>
-        <w:t xml:space="preserve">argument break down?</w:t>
-      </w:r>
-    </w:p>
-    <w:p>
-      <w:pPr>
-        <w:numPr>
-          <w:ilvl w:val="0"/>
-          <w:numId w:val="1005"/>
-        </w:numPr>
-        <w:pStyle w:val="Compact"/>
-      </w:pPr>
-      <w:r>
-        <w:t xml:space="preserve">NSO Group insists Pegasus is sold only to vetted governments for legitimate purposes. If a</w:t>
-      </w:r>
-      <w:r>
-        <w:t xml:space="preserve"> </w:t>
-      </w:r>
-      <w:r>
-        <w:t xml:space="preserve">company genuinely cannot control how its customers use a product, does that reduce its</w:t>
-      </w:r>
-      <w:r>
-        <w:t xml:space="preserve"> </w:t>
-      </w:r>
-      <w:r>
-        <w:t xml:space="preserve">responsibility for the misuse, or increase its responsibility for building the product at</w:t>
-      </w:r>
-      <w:r>
-        <w:t xml:space="preserve"> </w:t>
-      </w:r>
-      <w:r>
-        <w:t xml:space="preserve">all?</w:t>
-      </w:r>
-    </w:p>
-    <w:p>
-      <w:pPr>
-        <w:numPr>
-          <w:ilvl w:val="0"/>
-          <w:numId w:val="1005"/>
-        </w:numPr>
-        <w:pStyle w:val="Compact"/>
-      </w:pPr>
-      <w:r>
-        <w:t xml:space="preserve">Every capability described in this section — facial recognition in public, database</w:t>
-      </w:r>
-      <w:r>
-        <w:t xml:space="preserve"> </w:t>
-      </w:r>
-      <w:r>
-        <w:t xml:space="preserve">integration across agencies, predictive flagging — also exists in democracies. What</w:t>
-      </w:r>
-      <w:r>
-        <w:t xml:space="preserve"> </w:t>
-      </w:r>
-      <w:r>
-        <w:t xml:space="preserve">specifically is doing the work of keeping them different: the technology, the law, the</w:t>
-      </w:r>
-      <w:r>
-        <w:t xml:space="preserve"> </w:t>
-      </w:r>
-      <w:r>
-        <w:t xml:space="preserve">courts, the press, or something else?</w:t>
+        <w:t xml:space="preserve">Every capability described in this section also exists in democracies. What is doing the</w:t>
+      </w:r>
+      <w:r>
+        <w:t xml:space="preserve"> </w:t>
+      </w:r>
+      <w:r>
+        <w:t xml:space="preserve">work of keeping them different — the technology, the law, the courts, the press, or</w:t>
+      </w:r>
+      <w:r>
+        <w:t xml:space="preserve"> </w:t>
+      </w:r>
+      <w:r>
+        <w:t xml:space="preserve">something else?</w:t>
       </w:r>
     </w:p>
     <w:bookmarkEnd w:id="50"/>
@@ -5562,43 +4836,37 @@
         <w:pStyle w:val="FirstParagraph"/>
       </w:pPr>
       <w:r>
-        <w:t xml:space="preserve">Liberal democracies face a distinctive challenge with surveillance. The authoritarian cases</w:t>
-      </w:r>
-      <w:r>
-        <w:t xml:space="preserve"> </w:t>
-      </w:r>
-      <w:r>
-        <w:t xml:space="preserve">reviewed above involve relatively clear moral failures — systems designed to suppress</w:t>
-      </w:r>
-      <w:r>
-        <w:t xml:space="preserve"> </w:t>
-      </w:r>
-      <w:r>
-        <w:t xml:space="preserve">political dissent. But what about surveillance in societies with free elections, independent</w:t>
-      </w:r>
-      <w:r>
-        <w:t xml:space="preserve"> </w:t>
-      </w:r>
-      <w:r>
-        <w:t xml:space="preserve">courts, and constitutional rights? Here the analysis is genuinely harder. Governments have</w:t>
-      </w:r>
-      <w:r>
-        <w:t xml:space="preserve"> </w:t>
-      </w:r>
-      <w:r>
-        <w:t xml:space="preserve">legitimate interests in preventing terrorism, solving crimes, and protecting public safety.</w:t>
-      </w:r>
-      <w:r>
-        <w:t xml:space="preserve"> </w:t>
-      </w:r>
-      <w:r>
-        <w:t xml:space="preserve">The question is whether surveillance serves these interests — and whether it does so at</w:t>
-      </w:r>
-      <w:r>
-        <w:t xml:space="preserve"> </w:t>
-      </w:r>
-      <w:r>
-        <w:t xml:space="preserve">acceptable cost to the freedoms that make democratic life worth living.</w:t>
+        <w:t xml:space="preserve">Liberal democracies face a distinctive challenge. The authoritarian cases above involve</w:t>
+      </w:r>
+      <w:r>
+        <w:t xml:space="preserve"> </w:t>
+      </w:r>
+      <w:r>
+        <w:t xml:space="preserve">relatively clear moral failures — systems designed to suppress political dissent. But what</w:t>
+      </w:r>
+      <w:r>
+        <w:t xml:space="preserve"> </w:t>
+      </w:r>
+      <w:r>
+        <w:t xml:space="preserve">about surveillance in societies with free elections, independent courts, and constitutional</w:t>
+      </w:r>
+      <w:r>
+        <w:t xml:space="preserve"> </w:t>
+      </w:r>
+      <w:r>
+        <w:t xml:space="preserve">rights? Here the analysis is genuinely harder. Governments have legitimate interests in</w:t>
+      </w:r>
+      <w:r>
+        <w:t xml:space="preserve"> </w:t>
+      </w:r>
+      <w:r>
+        <w:t xml:space="preserve">preventing terrorism and protecting public safety. The question is whether surveillance serves</w:t>
+      </w:r>
+      <w:r>
+        <w:t xml:space="preserve"> </w:t>
+      </w:r>
+      <w:r>
+        <w:t xml:space="preserve">those interests — and at what cost to the freedoms that make democratic life worth living.</w:t>
       </w:r>
     </w:p>
     <w:bookmarkStart w:id="53" w:name="X8a5bb253dd72b3eedc54037f2ed4e97b21e1d19"/>
@@ -5615,37 +4883,31 @@
         <w:pStyle w:val="FirstParagraph"/>
       </w:pPr>
       <w:r>
-        <w:t xml:space="preserve">The standard framing of surveillance debates pits security against liberty, as if more of one</w:t>
-      </w:r>
-      <w:r>
-        <w:t xml:space="preserve"> </w:t>
-      </w:r>
-      <w:r>
-        <w:t xml:space="preserve">necessarily means less of the other. But this framing is contested. Privacy advocates argue it</w:t>
-      </w:r>
-      <w:r>
-        <w:t xml:space="preserve"> </w:t>
-      </w:r>
-      <w:r>
-        <w:t xml:space="preserve">presents a false dichotomy: privacy itself is a component of security, protecting individuals</w:t>
-      </w:r>
-      <w:r>
-        <w:t xml:space="preserve"> </w:t>
-      </w:r>
-      <w:r>
-        <w:t xml:space="preserve">against abuse of power by governments, employers, and private actors. The choice, on this</w:t>
-      </w:r>
-      <w:r>
-        <w:t xml:space="preserve"> </w:t>
-      </w:r>
-      <w:r>
-        <w:t xml:space="preserve">view, is not between security and liberty but between different accounts of what security means</w:t>
-      </w:r>
-      <w:r>
-        <w:t xml:space="preserve"> </w:t>
-      </w:r>
-      <w:r>
-        <w:t xml:space="preserve">and who it protects.</w:t>
+        <w:t xml:space="preserve">The standard framing pits security against liberty, as if more of one necessarily means less</w:t>
+      </w:r>
+      <w:r>
+        <w:t xml:space="preserve"> </w:t>
+      </w:r>
+      <w:r>
+        <w:t xml:space="preserve">of the other. But privacy advocates argue this is a false dichotomy: privacy is itself a</w:t>
+      </w:r>
+      <w:r>
+        <w:t xml:space="preserve"> </w:t>
+      </w:r>
+      <w:r>
+        <w:t xml:space="preserve">component of security, protecting individuals against abuse of power. The choice, on this view,</w:t>
+      </w:r>
+      <w:r>
+        <w:t xml:space="preserve"> </w:t>
+      </w:r>
+      <w:r>
+        <w:t xml:space="preserve">is not between security and liberty but between different accounts of what security means and</w:t>
+      </w:r>
+      <w:r>
+        <w:t xml:space="preserve"> </w:t>
+      </w:r>
+      <w:r>
+        <w:t xml:space="preserve">who it protects.</w:t>
       </w:r>
     </w:p>
     <w:p>
@@ -5687,13 +4949,7 @@
         <w:t xml:space="preserve"> </w:t>
       </w:r>
       <w:r>
-        <w:t xml:space="preserve">encrypting a message. What the "security versus privacy" framing actually smuggles in is a</w:t>
-      </w:r>
-      <w:r>
-        <w:t xml:space="preserve"> </w:t>
-      </w:r>
-      <w:r>
-        <w:t xml:space="preserve">particular</w:t>
+        <w:t xml:space="preserve">encrypting a message. What "security versus privacy" smuggles in is a particular</w:t>
       </w:r>
       <w:r>
         <w:t xml:space="preserve"> </w:t>
@@ -5709,19 +4965,13 @@
         <w:t xml:space="preserve"> </w:t>
       </w:r>
       <w:r>
-        <w:t xml:space="preserve">of security — the state's ability to see — and a particular assumption</w:t>
-      </w:r>
-      <w:r>
-        <w:t xml:space="preserve"> </w:t>
-      </w:r>
-      <w:r>
-        <w:t xml:space="preserve">about who is most at risk from whom. Schneier's alternative asks a different question: after a</w:t>
-      </w:r>
-      <w:r>
-        <w:t xml:space="preserve"> </w:t>
-      </w:r>
-      <w:r>
-        <w:t xml:space="preserve">given surveillance program is built, who has more power over whom than before?</w:t>
+        <w:t xml:space="preserve">of security — the state's ability to see. His alternative asks: after a surveillance program is</w:t>
+      </w:r>
+      <w:r>
+        <w:t xml:space="preserve"> </w:t>
+      </w:r>
+      <w:r>
+        <w:t xml:space="preserve">built, who has more power over whom than before?</w:t>
       </w:r>
     </w:p>
     <w:bookmarkEnd w:id="53"/>
@@ -5739,13 +4989,13 @@
         <w:pStyle w:val="FirstParagraph"/>
       </w:pPr>
       <w:r>
-        <w:t xml:space="preserve">Proponents of surveillance argue that it is necessary for security and public safety. Let's</w:t>
-      </w:r>
-      <w:r>
-        <w:t xml:space="preserve"> </w:t>
-      </w:r>
-      <w:r>
-        <w:t xml:space="preserve">examine one of the central arguments carefully.</w:t>
+        <w:t xml:space="preserve">Proponents argue that surveillance is necessary for public safety. Consider the central</w:t>
+      </w:r>
+      <w:r>
+        <w:t xml:space="preserve"> </w:t>
+      </w:r>
+      <w:r>
+        <w:t xml:space="preserve">argument carefully.</w:t>
       </w:r>
     </w:p>
     <w:p>
@@ -5773,7 +5023,7 @@
         <w:pStyle w:val="Compact"/>
       </w:pPr>
       <w:r>
-        <w:t xml:space="preserve">Deterring crime protects public safety — and protecting public safety is a legitimate, core government interest.</w:t>
+        <w:t xml:space="preserve">Deterring crime protects public safety, and public safety is a core legitimate government interest.</w:t>
       </w:r>
     </w:p>
     <w:p>
@@ -5785,7 +5035,7 @@
         <w:pStyle w:val="Compact"/>
       </w:pPr>
       <w:r>
-        <w:t xml:space="preserve">Surveillance deters crime: people are less likely to commit crimes when they know they are being watched.</w:t>
+        <w:t xml:space="preserve">Surveillance deters crime: people are less likely to offend when they know they are watched.</w:t>
       </w:r>
     </w:p>
     <w:p>
@@ -5797,7 +5047,7 @@
         <w:pStyle w:val="Compact"/>
       </w:pPr>
       <w:r>
-        <w:t xml:space="preserve">Therefore, if surveillance deters crime, and deterring crime is a legitimate government interest, then surveillance is justified.</w:t>
+        <w:t xml:space="preserve">If surveillance deters crime, and deterring crime is a legitimate government interest, then surveillance is justified.</w:t>
       </w:r>
     </w:p>
     <w:p>
@@ -5837,25 +5087,19 @@
         <w:t xml:space="preserve"> </w:t>
       </w:r>
       <w:r>
-        <w:t xml:space="preserve">Studies on the deterrence effects of</w:t>
-      </w:r>
-      <w:r>
-        <w:t xml:space="preserve"> </w:t>
-      </w:r>
-      <w:r>
-        <w:t xml:space="preserve">CCTV cameras are mixed. A 2019 meta-analysis found cameras reduced vehicle crime in</w:t>
-      </w:r>
-      <w:r>
-        <w:t xml:space="preserve"> </w:t>
-      </w:r>
-      <w:r>
-        <w:t xml:space="preserve">parking lots but showed "no significant effect" on violent crime. Determined criminals</w:t>
-      </w:r>
-      <w:r>
-        <w:t xml:space="preserve"> </w:t>
-      </w:r>
-      <w:r>
-        <w:t xml:space="preserve">adapt to surveillance rather than being deterred by it.</w:t>
+        <w:t xml:space="preserve">Studies of CCTV deterrence are mixed: a</w:t>
+      </w:r>
+      <w:r>
+        <w:t xml:space="preserve"> </w:t>
+      </w:r>
+      <w:r>
+        <w:t xml:space="preserve">2019 meta-analysis found cameras reduced vehicle crime in parking lots but showed "no</w:t>
+      </w:r>
+      <w:r>
+        <w:t xml:space="preserve"> </w:t>
+      </w:r>
+      <w:r>
+        <w:t xml:space="preserve">significant effect" on violent crime, and determined criminals adapt rather than desist.</w:t>
       </w:r>
       <w:r>
         <w:t xml:space="preserve"> </w:t>
@@ -5890,13 +5134,13 @@
         <w:t xml:space="preserve"> </w:t>
       </w:r>
       <w:r>
-        <w:t xml:space="preserve">costs — chilling effects on speech and assembly, potential for mission creep, abuse</w:t>
-      </w:r>
-      <w:r>
-        <w:t xml:space="preserve"> </w:t>
-      </w:r>
-      <w:r>
-        <w:t xml:space="preserve">by future governments, and the corrosive effect on trust between citizens and state.</w:t>
+        <w:t xml:space="preserve">costs — chilling effects on speech and assembly, mission creep, abuse by future</w:t>
+      </w:r>
+      <w:r>
+        <w:t xml:space="preserve"> </w:t>
+      </w:r>
+      <w:r>
+        <w:t xml:space="preserve">governments, and corroded trust between citizens and state.</w:t>
       </w:r>
     </w:p>
     <w:bookmarkEnd w:id="54"/>
@@ -5948,7 +5192,7 @@
         <w:pStyle w:val="Compact"/>
       </w:pPr>
       <w:r>
-        <w:t xml:space="preserve">A free society requires that citizens be able to speak, associate, and explore ideas without fear of punishment or retaliation.</w:t>
+        <w:t xml:space="preserve">A free society requires that citizens be able to speak, associate, and explore ideas without fear of retaliation.</w:t>
       </w:r>
     </w:p>
     <w:p>
@@ -5960,7 +5204,7 @@
         <w:pStyle w:val="Compact"/>
       </w:pPr>
       <w:r>
-        <w:t xml:space="preserve">When people know they are (or believe they might be) watched, they self-censor — avoiding controversial speech, associations, and searches, even perfectly legal ones. (This is the "chilling effect.")</w:t>
+        <w:t xml:space="preserve">When people believe they might be watched, they self-censor — avoiding controversial speech, associations, and searches, even legal ones. (This is the "chilling effect.")</w:t>
       </w:r>
     </w:p>
     <w:p>
@@ -5972,7 +5216,7 @@
         <w:pStyle w:val="Compact"/>
       </w:pPr>
       <w:r>
-        <w:t xml:space="preserve">Mass surveillance means people are — or reasonably believe they are — always potentially watched.</w:t>
+        <w:t xml:space="preserve">Mass surveillance means people reasonably believe they are always potentially watched.</w:t>
       </w:r>
     </w:p>
     <w:p>
@@ -6014,19 +5258,13 @@
         <w:t xml:space="preserve"> </w:t>
       </w:r>
       <w:r>
-        <w:t xml:space="preserve">media activity because of surveillance concerns, 24% had deliberately avoided certain topics</w:t>
-      </w:r>
-      <w:r>
-        <w:t xml:space="preserve"> </w:t>
-      </w:r>
-      <w:r>
-        <w:t xml:space="preserve">in phone or email conversations, and 16% had avoided writing or speaking about a particular</w:t>
-      </w:r>
-      <w:r>
-        <w:t xml:space="preserve"> </w:t>
-      </w:r>
-      <w:r>
-        <w:t xml:space="preserve">subject altogether</w:t>
+        <w:t xml:space="preserve">media because of surveillance concerns, 24% had avoided certain topics in phone or email</w:t>
+      </w:r>
+      <w:r>
+        <w:t xml:space="preserve"> </w:t>
+      </w:r>
+      <w:r>
+        <w:t xml:space="preserve">conversations, and 16% had avoided writing or speaking about a particular subject altogether</w:t>
       </w:r>
       <w:r>
         <w:t xml:space="preserve"> </w:t>
@@ -6035,25 +5273,19 @@
         <w:t xml:space="preserve">(PEN American Center, 2013)</w:t>
       </w:r>
       <w:r>
-        <w:t xml:space="preserve">. The legal scholar Jon Penney, studying Wikipedia traffic, found a</w:t>
-      </w:r>
-      <w:r>
-        <w:t xml:space="preserve"> </w:t>
-      </w:r>
-      <w:r>
-        <w:t xml:space="preserve">significant and lasting drop in views of articles on terrorism-related topics after the</w:t>
-      </w:r>
-      <w:r>
-        <w:t xml:space="preserve"> </w:t>
-      </w:r>
-      <w:r>
-        <w:t xml:space="preserve">Snowden revelations — not because public interest in those topics collapsed, but because</w:t>
-      </w:r>
-      <w:r>
-        <w:t xml:space="preserve"> </w:t>
-      </w:r>
-      <w:r>
-        <w:t xml:space="preserve">readers appeared to fear that their reading was being logged</w:t>
+        <w:t xml:space="preserve">. The legal scholar Jon Penney, studying</w:t>
+      </w:r>
+      <w:r>
+        <w:t xml:space="preserve"> </w:t>
+      </w:r>
+      <w:r>
+        <w:t xml:space="preserve">Wikipedia traffic, found a lasting drop in views of terrorism-related articles after the</w:t>
+      </w:r>
+      <w:r>
+        <w:t xml:space="preserve"> </w:t>
+      </w:r>
+      <w:r>
+        <w:t xml:space="preserve">Snowden revelations — readers appeared to fear their reading was being logged</w:t>
       </w:r>
       <w:r>
         <w:t xml:space="preserve"> </w:t>
@@ -6062,43 +5294,25 @@
         <w:t xml:space="preserve">(Penney, 2016)</w:t>
       </w:r>
       <w:r>
-        <w:t xml:space="preserve">. Related work on search traffic</w:t>
-      </w:r>
-      <w:r>
-        <w:t xml:space="preserve"> </w:t>
-      </w:r>
-      <w:r>
-        <w:t xml:space="preserve">found similar declines in queries for terms such as "anthrax" and "dirty bomb," words that</w:t>
-      </w:r>
-      <w:r>
-        <w:t xml:space="preserve"> </w:t>
-      </w:r>
-      <w:r>
-        <w:t xml:space="preserve">are of ordinary professional interest to students, journalists, and novelists. If innocent</w:t>
-      </w:r>
-      <w:r>
-        <w:t xml:space="preserve"> </w:t>
-      </w:r>
-      <w:r>
-        <w:t xml:space="preserve">people are deterred from legally exploring controversial topics because they fear being</w:t>
-      </w:r>
-      <w:r>
-        <w:t xml:space="preserve"> </w:t>
-      </w:r>
-      <w:r>
-        <w:t xml:space="preserve">flagged as suspicious, the aggregate effect on intellectual life and political discourse</w:t>
-      </w:r>
-      <w:r>
-        <w:t xml:space="preserve"> </w:t>
-      </w:r>
-      <w:r>
-        <w:t xml:space="preserve">could be substantial. Surveillance changes behavior even when no one is actually watching</w:t>
-      </w:r>
-      <w:r>
-        <w:t xml:space="preserve"> </w:t>
-      </w:r>
-      <w:r>
-        <w:t xml:space="preserve">and no one has done anything wrong.</w:t>
+        <w:t xml:space="preserve">. Related work on search traffic found</w:t>
+      </w:r>
+      <w:r>
+        <w:t xml:space="preserve"> </w:t>
+      </w:r>
+      <w:r>
+        <w:t xml:space="preserve">similar declines for terms such as "anthrax" and "dirty bomb," words of ordinary professional</w:t>
+      </w:r>
+      <w:r>
+        <w:t xml:space="preserve"> </w:t>
+      </w:r>
+      <w:r>
+        <w:t xml:space="preserve">interest to students and journalists. Surveillance changes behavior even when no one is</w:t>
+      </w:r>
+      <w:r>
+        <w:t xml:space="preserve"> </w:t>
+      </w:r>
+      <w:r>
+        <w:t xml:space="preserve">watching and no one has done anything wrong.</w:t>
       </w:r>
     </w:p>
     <w:bookmarkEnd w:id="55"/>
@@ -6122,31 +5336,25 @@
         <w:t xml:space="preserve"> </w:t>
       </w:r>
       <w:r>
-        <w:t xml:space="preserve">argument. If you're not doing anything wrong, the reasoning goes, you have nothing to fear</w:t>
-      </w:r>
-      <w:r>
-        <w:t xml:space="preserve"> </w:t>
-      </w:r>
-      <w:r>
-        <w:t xml:space="preserve">from being watched. We met it briefly in Part I; it earns a second, fuller pass here, because</w:t>
-      </w:r>
-      <w:r>
-        <w:t xml:space="preserve"> </w:t>
-      </w:r>
-      <w:r>
-        <w:t xml:space="preserve">a weak argument that almost everyone finds convincing does more work in the world than a good</w:t>
-      </w:r>
-      <w:r>
-        <w:t xml:space="preserve"> </w:t>
-      </w:r>
-      <w:r>
-        <w:t xml:space="preserve">one nobody uses. Set out in standard form, its structure is easy to see — and so are its</w:t>
-      </w:r>
-      <w:r>
-        <w:t xml:space="preserve"> </w:t>
-      </w:r>
-      <w:r>
-        <w:t xml:space="preserve">failures.</w:t>
+        <w:t xml:space="preserve">argument: if you're not doing anything wrong, you have nothing to fear from being watched. It</w:t>
+      </w:r>
+      <w:r>
+        <w:t xml:space="preserve"> </w:t>
+      </w:r>
+      <w:r>
+        <w:t xml:space="preserve">earns a fuller pass here, because a weak argument that almost everyone finds convincing does</w:t>
+      </w:r>
+      <w:r>
+        <w:t xml:space="preserve"> </w:t>
+      </w:r>
+      <w:r>
+        <w:t xml:space="preserve">more work in the world than a good one nobody uses. Set out in standard form, its failures are</w:t>
+      </w:r>
+      <w:r>
+        <w:t xml:space="preserve"> </w:t>
+      </w:r>
+      <w:r>
+        <w:t xml:space="preserve">easy to see.</w:t>
       </w:r>
     </w:p>
     <w:p>
@@ -6256,13 +5464,7 @@
         <w:t xml:space="preserve"> </w:t>
       </w:r>
       <w:r>
-        <w:t xml:space="preserve">But being watched changes what innocent people do — the self-censorship documented in the</w:t>
-      </w:r>
-      <w:r>
-        <w:t xml:space="preserve"> </w:t>
-      </w:r>
-      <w:r>
-        <w:t xml:space="preserve">PEN America and Wikipedia studies above. Add errors (wrongful identification), mission</w:t>
+        <w:t xml:space="preserve">But being watched changes what innocent people do. Add wrongful identification, mission</w:t>
       </w:r>
       <w:r>
         <w:t xml:space="preserve"> </w:t>
@@ -6290,25 +5492,19 @@
         <w:t xml:space="preserve"> </w:t>
       </w:r>
       <w:r>
-        <w:t xml:space="preserve">Data points that are individually innocuous combine into</w:t>
-      </w:r>
-      <w:r>
-        <w:t xml:space="preserve"> </w:t>
-      </w:r>
-      <w:r>
-        <w:t xml:space="preserve">profiles far more revealing than any single item. Daniel Solove argues that this is where</w:t>
-      </w:r>
-      <w:r>
-        <w:t xml:space="preserve"> </w:t>
-      </w:r>
-      <w:r>
-        <w:t xml:space="preserve">most of the real damage happens, precisely because no single disclosure looks like a</w:t>
-      </w:r>
-      <w:r>
-        <w:t xml:space="preserve"> </w:t>
-      </w:r>
-      <w:r>
-        <w:t xml:space="preserve">violation</w:t>
+        <w:t xml:space="preserve">Individually innocuous data points combine into profiles far</w:t>
+      </w:r>
+      <w:r>
+        <w:t xml:space="preserve"> </w:t>
+      </w:r>
+      <w:r>
+        <w:t xml:space="preserve">more revealing than any single item. Daniel Solove argues this is where most of the real</w:t>
+      </w:r>
+      <w:r>
+        <w:t xml:space="preserve"> </w:t>
+      </w:r>
+      <w:r>
+        <w:t xml:space="preserve">damage happens, precisely because no single disclosure looks like a violation</w:t>
       </w:r>
       <w:r>
         <w:t xml:space="preserve"> </w:t>
@@ -6345,19 +5541,13 @@
         <w:t xml:space="preserve"> </w:t>
       </w:r>
       <w:r>
-        <w:t xml:space="preserve">not. Nissenbaum's point from Part I applies directly: what is perfectly appropriate in one</w:t>
-      </w:r>
-      <w:r>
-        <w:t xml:space="preserve"> </w:t>
-      </w:r>
-      <w:r>
-        <w:t xml:space="preserve">setting is a violation in another. The pharmacist may know your prescriptions; your</w:t>
-      </w:r>
-      <w:r>
-        <w:t xml:space="preserve"> </w:t>
-      </w:r>
-      <w:r>
-        <w:t xml:space="preserve">landlord may not. "Nothing to hide" has no vocabulary for this.</w:t>
+        <w:t xml:space="preserve">not. Nissenbaum's point applies directly: what is appropriate in one setting is a violation</w:t>
+      </w:r>
+      <w:r>
+        <w:t xml:space="preserve"> </w:t>
+      </w:r>
+      <w:r>
+        <w:t xml:space="preserve">in another. The pharmacist may know your prescriptions; your landlord may not.</w:t>
       </w:r>
     </w:p>
     <w:p>
@@ -6407,13 +5597,7 @@
         <w:t xml:space="preserve"> </w:t>
       </w:r>
       <w:r>
-        <w:t xml:space="preserve">(2003). Interracial marriage was illegal in sixteen states</w:t>
-      </w:r>
-      <w:r>
-        <w:t xml:space="preserve"> </w:t>
-      </w:r>
-      <w:r>
-        <w:t xml:space="preserve">until</w:t>
+        <w:t xml:space="preserve">(2003); interracial marriage was illegal in sixteen states until</w:t>
       </w:r>
       <w:r>
         <w:t xml:space="preserve"> </w:t>
@@ -6429,25 +5613,19 @@
         <w:t xml:space="preserve"> </w:t>
       </w:r>
       <w:r>
-        <w:t xml:space="preserve">(1967). Abortion was a federally protected right until</w:t>
-      </w:r>
-      <w:r>
-        <w:t xml:space="preserve"> </w:t>
-      </w:r>
-      <w:r>
-        <w:t xml:space="preserve">2022. Data collected today about lawful conduct — healthcare, political association,</w:t>
-      </w:r>
-      <w:r>
-        <w:t xml:space="preserve"> </w:t>
-      </w:r>
-      <w:r>
-        <w:t xml:space="preserve">religious practice — becomes evidence under a later government with a different list of</w:t>
-      </w:r>
-      <w:r>
-        <w:t xml:space="preserve"> </w:t>
-      </w:r>
-      <w:r>
-        <w:t xml:space="preserve">crimes.</w:t>
+        <w:t xml:space="preserve">(1967); abortion was a federally protected right until 2022.</w:t>
+      </w:r>
+      <w:r>
+        <w:t xml:space="preserve"> </w:t>
+      </w:r>
+      <w:r>
+        <w:t xml:space="preserve">Data collected today about lawful conduct becomes evidence under a later government with a</w:t>
+      </w:r>
+      <w:r>
+        <w:t xml:space="preserve"> </w:t>
+      </w:r>
+      <w:r>
+        <w:t xml:space="preserve">different list of crimes.</w:t>
       </w:r>
     </w:p>
     <w:p>
@@ -6487,13 +5665,13 @@
         <w:t xml:space="preserve"> </w:t>
       </w:r>
       <w:r>
-        <w:t xml:space="preserve">insulated from that attention can say "I have nothing to hide" and be describing their</w:t>
-      </w:r>
-      <w:r>
-        <w:t xml:space="preserve"> </w:t>
-      </w:r>
-      <w:r>
-        <w:t xml:space="preserve">social position rather than making an argument.</w:t>
+        <w:t xml:space="preserve">insulated from that attention who says "I have nothing to hide" is describing a social</w:t>
+      </w:r>
+      <w:r>
+        <w:t xml:space="preserve"> </w:t>
+      </w:r>
+      <w:r>
+        <w:t xml:space="preserve">position, not making an argument.</w:t>
       </w:r>
     </w:p>
     <w:p>
@@ -6501,31 +5679,25 @@
         <w:pStyle w:val="FirstParagraph"/>
       </w:pPr>
       <w:r>
-        <w:t xml:space="preserve">Two features of this critique deserve emphasis. The first is that the objections are</w:t>
-      </w:r>
-      <w:r>
-        <w:t xml:space="preserve"> </w:t>
-      </w:r>
-      <w:r>
-        <w:t xml:space="preserve">independent: someone who is unmoved by chilling effects still has to answer aggregation, and</w:t>
-      </w:r>
-      <w:r>
-        <w:t xml:space="preserve"> </w:t>
-      </w:r>
-      <w:r>
-        <w:t xml:space="preserve">someone untroubled by aggregation still has to answer the static-law assumption. Defenders of</w:t>
-      </w:r>
-      <w:r>
-        <w:t xml:space="preserve"> </w:t>
-      </w:r>
-      <w:r>
-        <w:t xml:space="preserve">the argument often rebut one objection and treat the whole case as answered. The second is</w:t>
-      </w:r>
-      <w:r>
-        <w:t xml:space="preserve"> </w:t>
-      </w:r>
-      <w:r>
-        <w:t xml:space="preserve">that even if both premises were granted, the conclusion would not follow. That</w:t>
+        <w:t xml:space="preserve">Two features deserve emphasis. First, the objections are independent: someone unmoved by</w:t>
+      </w:r>
+      <w:r>
+        <w:t xml:space="preserve"> </w:t>
+      </w:r>
+      <w:r>
+        <w:t xml:space="preserve">chilling effects still has to answer aggregation, and someone untroubled by aggregation still</w:t>
+      </w:r>
+      <w:r>
+        <w:t xml:space="preserve"> </w:t>
+      </w:r>
+      <w:r>
+        <w:t xml:space="preserve">has to answer the static-law assumption. Defenders often rebut one and treat the case as</w:t>
+      </w:r>
+      <w:r>
+        <w:t xml:space="preserve"> </w:t>
+      </w:r>
+      <w:r>
+        <w:t xml:space="preserve">answered. Second, even granting both premises, the conclusion would not follow. That</w:t>
       </w:r>
       <w:r>
         <w:t xml:space="preserve"> </w:t>
@@ -6541,19 +5713,13 @@
         <w:t xml:space="preserve"> </w:t>
       </w:r>
       <w:r>
-        <w:t xml:space="preserve">are not harmed by a practice is not a reason to think the practice is acceptable; it is a</w:t>
-      </w:r>
-      <w:r>
-        <w:t xml:space="preserve"> </w:t>
-      </w:r>
-      <w:r>
-        <w:t xml:space="preserve">reason to go and find out who is. "Nothing to hide" is, at bottom, an argument about the</w:t>
-      </w:r>
-      <w:r>
-        <w:t xml:space="preserve"> </w:t>
-      </w:r>
-      <w:r>
-        <w:t xml:space="preserve">speaker rather than about surveillance.</w:t>
+        <w:t xml:space="preserve">are not harmed by a practice is no reason to think it acceptable; it is a reason</w:t>
+      </w:r>
+      <w:r>
+        <w:t xml:space="preserve"> </w:t>
+      </w:r>
+      <w:r>
+        <w:t xml:space="preserve">to find out who is. "Nothing to hide" is an argument about the speaker, not about surveillance.</w:t>
       </w:r>
     </w:p>
     <w:p>
@@ -6573,13 +5739,13 @@
         <w:pStyle w:val="Compact"/>
       </w:pPr>
       <w:r>
-        <w:t xml:space="preserve">Of the five objections above, which do you find strongest, and which would be least</w:t>
-      </w:r>
-      <w:r>
-        <w:t xml:space="preserve"> </w:t>
-      </w:r>
-      <w:r>
-        <w:t xml:space="preserve">persuasive to someone who sincerely believes they have nothing to hide? Why the gap?</w:t>
+        <w:t xml:space="preserve">Of the five objections, which is strongest, and which would be least persuasive to</w:t>
+      </w:r>
+      <w:r>
+        <w:t xml:space="preserve"> </w:t>
+      </w:r>
+      <w:r>
+        <w:t xml:space="preserve">someone who sincerely believes they have nothing to hide? Why the gap?</w:t>
       </w:r>
     </w:p>
     <w:p>
@@ -6597,13 +5763,13 @@
         <w:t xml:space="preserve"> </w:t>
       </w:r>
       <w:r>
-        <w:t xml:space="preserve">objections — perhaps one restricted to narrow, warrant-based, judicially supervised</w:t>
-      </w:r>
-      <w:r>
-        <w:t xml:space="preserve"> </w:t>
-      </w:r>
-      <w:r>
-        <w:t xml:space="preserve">surveillance rather than bulk collection? Try to state it so that it is actually defensible.</w:t>
+        <w:t xml:space="preserve">objections — perhaps one restricted to warrant-based, judicially supervised surveillance</w:t>
+      </w:r>
+      <w:r>
+        <w:t xml:space="preserve"> </w:t>
+      </w:r>
+      <w:r>
+        <w:t xml:space="preserve">rather than bulk collection?</w:t>
       </w:r>
     </w:p>
     <w:p>
@@ -6615,49 +5781,13 @@
         <w:pStyle w:val="Compact"/>
       </w:pPr>
       <w:r>
-        <w:t xml:space="preserve">The static-law objection asks you to imagine a future government with different laws.</w:t>
-      </w:r>
-      <w:r>
-        <w:t xml:space="preserve"> </w:t>
-      </w:r>
-      <w:r>
         <w:t xml:space="preserve">Is there anything you do legally today that you would not want documented if the rules</w:t>
       </w:r>
       <w:r>
         <w:t xml:space="preserve"> </w:t>
       </w:r>
       <w:r>
-        <w:t xml:space="preserve">changed? Does answering that question honestly change how you weigh present-day data</w:t>
-      </w:r>
-      <w:r>
-        <w:t xml:space="preserve"> </w:t>
-      </w:r>
-      <w:r>
-        <w:t xml:space="preserve">collection?</w:t>
-      </w:r>
-    </w:p>
-    <w:p>
-      <w:pPr>
-        <w:numPr>
-          <w:ilvl w:val="0"/>
-          <w:numId w:val="1010"/>
-        </w:numPr>
-        <w:pStyle w:val="Compact"/>
-      </w:pPr>
-      <w:r>
-        <w:t xml:space="preserve">The deterrence argument and the chilling-effects argument both make empirical claims that</w:t>
-      </w:r>
-      <w:r>
-        <w:t xml:space="preserve"> </w:t>
-      </w:r>
-      <w:r>
-        <w:t xml:space="preserve">could in principle be tested. If the evidence turned out to favor deterrence more strongly</w:t>
-      </w:r>
-      <w:r>
-        <w:t xml:space="preserve"> </w:t>
-      </w:r>
-      <w:r>
-        <w:t xml:space="preserve">than it currently does, how much should that change your overall view?</w:t>
+        <w:t xml:space="preserve">changed? Does answering honestly change how you weigh present-day data collection?</w:t>
       </w:r>
     </w:p>
     <w:bookmarkEnd w:id="56"/>
@@ -6711,25 +5841,25 @@
         <w:pStyle w:val="CaseStudy"/>
       </w:pPr>
       <w:r>
-        <w:t xml:space="preserve">Clearview AI is a technology company that built a facial recognition product by scraping</w:t>
-      </w:r>
-      <w:r>
-        <w:t xml:space="preserve"> </w:t>
-      </w:r>
-      <w:r>
-        <w:t xml:space="preserve">photographs from social media platforms and public websites without permission. When</w:t>
-      </w:r>
-      <w:r>
-        <w:t xml:space="preserve"> </w:t>
-      </w:r>
-      <w:r>
-        <w:t xml:space="preserve">journalists first exposed the company in January 2020, the database held about 3 billion</w:t>
-      </w:r>
-      <w:r>
-        <w:t xml:space="preserve"> </w:t>
-      </w:r>
-      <w:r>
-        <w:t xml:space="preserve">images; federal contracting documents in 2025–26 describe it as roughly</w:t>
+        <w:t xml:space="preserve">Clearview AI built a facial recognition product by scraping photographs from social media</w:t>
+      </w:r>
+      <w:r>
+        <w:t xml:space="preserve"> </w:t>
+      </w:r>
+      <w:r>
+        <w:t xml:space="preserve">and public websites without permission. When journalists first exposed the company in</w:t>
+      </w:r>
+      <w:r>
+        <w:t xml:space="preserve"> </w:t>
+      </w:r>
+      <w:r>
+        <w:t xml:space="preserve">January 2020, the database held about 3 billion images; federal contracting documents in</w:t>
+      </w:r>
+      <w:r>
+        <w:t xml:space="preserve"> </w:t>
+      </w:r>
+      <w:r>
+        <w:t xml:space="preserve">2025–26 describe roughly</w:t>
       </w:r>
       <w:r>
         <w:t xml:space="preserve"> </w:t>
@@ -6739,70 +5869,70 @@
           <w:bCs/>
           <w:b/>
         </w:rPr>
-        <w:t xml:space="preserve">50</w:t>
+        <w:t xml:space="preserve">50 billion</w:t>
+      </w:r>
+      <w:r>
+        <w:t xml:space="preserve">. Its product lets a police officer</w:t>
+      </w:r>
+      <w:r>
+        <w:t xml:space="preserve"> </w:t>
+      </w:r>
+      <w:r>
+        <w:t xml:space="preserve">identify virtually anyone from a single photograph — a capability that had belonged only to</w:t>
+      </w:r>
+      <w:r>
+        <w:t xml:space="preserve"> </w:t>
+      </w:r>
+      <w:r>
+        <w:t xml:space="preserve">national intelligence agencies. By 2020, more than 2,400 US law enforcement agencies were</w:t>
+      </w:r>
+      <w:r>
+        <w:t xml:space="preserve"> </w:t>
+      </w:r>
+      <w:r>
+        <w:t xml:space="preserve">using it, often without authorization from their own departments. Its defense throughout has</w:t>
+      </w:r>
+      <w:r>
+        <w:t xml:space="preserve"> </w:t>
+      </w:r>
+      <w:r>
+        <w:t xml:space="preserve">been that scraping public photographs is protected expression.</w:t>
+      </w:r>
+    </w:p>
+    <w:p>
+      <w:pPr>
+        <w:pStyle w:val="CaseStudy"/>
+      </w:pPr>
+      <w:r>
+        <w:t xml:space="preserve">Abroad, the legal response has been vigorous and largely unenforceable. Regulators fined the</w:t>
+      </w:r>
+      <w:r>
+        <w:t xml:space="preserve"> </w:t>
+      </w:r>
+      <w:r>
+        <w:t xml:space="preserve">company €30.5 million in the Netherlands and €20 million each in France, Italy, and Greece;</w:t>
+      </w:r>
+      <w:r>
+        <w:t xml:space="preserve"> </w:t>
+      </w:r>
+      <w:r>
+        <w:t xml:space="preserve">the UK's Information Commissioner imposed £7.5 million. Clearview has largely</w:t>
+      </w:r>
+      <w:r>
+        <w:t xml:space="preserve"> </w:t>
       </w:r>
       <w:r>
         <w:rPr>
           <w:bCs/>
           <w:b/>
         </w:rPr>
-        <w:t xml:space="preserve"> </w:t>
+        <w:t xml:space="preserve">not</w:t>
       </w:r>
       <w:r>
         <w:rPr>
           <w:bCs/>
           <w:b/>
         </w:rPr>
-        <w:t xml:space="preserve">billion</w:t>
-      </w:r>
-      <w:r>
-        <w:t xml:space="preserve">. Its product lets a police officer identify virtually any person from a</w:t>
-      </w:r>
-      <w:r>
-        <w:t xml:space="preserve"> </w:t>
-      </w:r>
-      <w:r>
-        <w:t xml:space="preserve">single photograph — a capability that had previously belonged only to national intelligence</w:t>
-      </w:r>
-      <w:r>
-        <w:t xml:space="preserve"> </w:t>
-      </w:r>
-      <w:r>
-        <w:t xml:space="preserve">agencies. By 2020, more than 2,400 US law enforcement agencies were using Clearview, often</w:t>
-      </w:r>
-      <w:r>
-        <w:t xml:space="preserve"> </w:t>
-      </w:r>
-      <w:r>
-        <w:t xml:space="preserve">without authorization from their own departments, let alone oversight from prosecutors or</w:t>
-      </w:r>
-      <w:r>
-        <w:t xml:space="preserve"> </w:t>
-      </w:r>
-      <w:r>
-        <w:t xml:space="preserve">courts.</w:t>
-      </w:r>
-    </w:p>
-    <w:p>
-      <w:pPr>
-        <w:pStyle w:val="CaseStudy"/>
-      </w:pPr>
-      <w:r>
-        <w:t xml:space="preserve">Abroad, the legal response has been vigorous and largely unenforceable. Regulators fined the</w:t>
-      </w:r>
-      <w:r>
-        <w:t xml:space="preserve"> </w:t>
-      </w:r>
-      <w:r>
-        <w:t xml:space="preserve">company €30.5 million in the Netherlands and €20 million each in France, Italy, and Greece;</w:t>
-      </w:r>
-      <w:r>
-        <w:t xml:space="preserve"> </w:t>
-      </w:r>
-      <w:r>
-        <w:t xml:space="preserve">the UK's Information Commissioner imposed a £7.5 million penalty. Clearview has largely</w:t>
-      </w:r>
-      <w:r>
         <w:t xml:space="preserve"> </w:t>
       </w:r>
       <w:r>
@@ -6810,40 +5940,22 @@
           <w:bCs/>
           <w:b/>
         </w:rPr>
-        <w:t xml:space="preserve">not paid</w:t>
-      </w:r>
-      <w:r>
-        <w:t xml:space="preserve">, and does not engage with European regulators at all. It keeps no</w:t>
-      </w:r>
-      <w:r>
-        <w:t xml:space="preserve"> </w:t>
-      </w:r>
-      <w:r>
-        <w:t xml:space="preserve">European establishment, no European assets, and no European customers to lose — which poses</w:t>
-      </w:r>
-      <w:r>
-        <w:t xml:space="preserve"> </w:t>
-      </w:r>
-      <w:r>
-        <w:t xml:space="preserve">an uncomfortable question about the enforcement model behind the GDPR: what is a fundamental</w:t>
-      </w:r>
-      <w:r>
-        <w:t xml:space="preserve"> </w:t>
-      </w:r>
-      <w:r>
-        <w:t xml:space="preserve">right worth against a firm that can simply decline to answer the letter? Australia and</w:t>
-      </w:r>
-      <w:r>
-        <w:t xml:space="preserve"> </w:t>
-      </w:r>
-      <w:r>
-        <w:t xml:space="preserve">Canada ordered it to stop collecting their residents' images, and litigation over whether</w:t>
-      </w:r>
-      <w:r>
-        <w:t xml:space="preserve"> </w:t>
-      </w:r>
-      <w:r>
-        <w:t xml:space="preserve">British regulators have jurisdiction at all is still running.</w:t>
+        <w:t xml:space="preserve">paid</w:t>
+      </w:r>
+      <w:r>
+        <w:t xml:space="preserve">, and does not engage with European regulators at all, keeping no European</w:t>
+      </w:r>
+      <w:r>
+        <w:t xml:space="preserve"> </w:t>
+      </w:r>
+      <w:r>
+        <w:t xml:space="preserve">establishment, assets, or customers to lose. What is a fundamental right worth against a</w:t>
+      </w:r>
+      <w:r>
+        <w:t xml:space="preserve"> </w:t>
+      </w:r>
+      <w:r>
+        <w:t xml:space="preserve">firm that can simply decline to answer the letter?</w:t>
       </w:r>
     </w:p>
     <w:p>
@@ -6857,19 +5969,19 @@
         <w:t xml:space="preserve"> </w:t>
       </w:r>
       <w:r>
-        <w:t xml:space="preserve">Information Privacy Act ended in 2022 with Clearview barred from selling its database to most</w:t>
-      </w:r>
-      <w:r>
-        <w:t xml:space="preserve"> </w:t>
-      </w:r>
-      <w:r>
-        <w:t xml:space="preserve">private businesses nationwide. A parallel class action under the same statute produced an</w:t>
-      </w:r>
-      <w:r>
-        <w:t xml:space="preserve"> </w:t>
-      </w:r>
-      <w:r>
-        <w:t xml:space="preserve">unusual settlement — no cash, but a roughly</w:t>
+        <w:t xml:space="preserve">Information Privacy Act ended in 2022 with Clearview barred from selling its database to</w:t>
+      </w:r>
+      <w:r>
+        <w:t xml:space="preserve"> </w:t>
+      </w:r>
+      <w:r>
+        <w:t xml:space="preserve">most private businesses nationwide. A parallel class action produced an unusual settlement —</w:t>
+      </w:r>
+      <w:r>
+        <w:t xml:space="preserve"> </w:t>
+      </w:r>
+      <w:r>
+        <w:t xml:space="preserve">no cash, but a roughly</w:t>
       </w:r>
       <w:r>
         <w:t xml:space="preserve"> </w:t>
@@ -6885,13 +5997,13 @@
         <w:t xml:space="preserve"> </w:t>
       </w:r>
       <w:r>
-        <w:t xml:space="preserve">in the company</w:t>
-      </w:r>
-      <w:r>
-        <w:t xml:space="preserve"> </w:t>
-      </w:r>
-      <w:r>
-        <w:t xml:space="preserve">itself, handed to the class. A district court approved it in March 2025; on</w:t>
+        <w:t xml:space="preserve">in the company. A district court</w:t>
+      </w:r>
+      <w:r>
+        <w:t xml:space="preserve"> </w:t>
+      </w:r>
+      <w:r>
+        <w:t xml:space="preserve">approved it in March 2025; on</w:t>
       </w:r>
       <w:r>
         <w:t xml:space="preserve"> </w:t>
@@ -6901,55 +6013,39 @@
           <w:bCs/>
           <w:b/>
         </w:rPr>
-        <w:t xml:space="preserve">13 July 2026 the Seventh Circuit vacated that approval</w:t>
-      </w:r>
-      <w:r>
-        <w:t xml:space="preserve"> </w:t>
-      </w:r>
-      <w:r>
-        <w:t xml:space="preserve">and sent the case</w:t>
-      </w:r>
-      <w:r>
-        <w:t xml:space="preserve"> </w:t>
-      </w:r>
-      <w:r>
-        <w:t xml:space="preserve">back, holding the defect procedural (no class representative had participated in allocating</w:t>
-      </w:r>
-      <w:r>
-        <w:t xml:space="preserve"> </w:t>
-      </w:r>
-      <w:r>
-        <w:t xml:space="preserve">the award on behalf of the nationwide class) while pointedly declining to say that paying a</w:t>
-      </w:r>
-      <w:r>
-        <w:t xml:space="preserve"> </w:t>
-      </w:r>
-      <w:r>
-        <w:t xml:space="preserve">class in equity is inherently unfair. The case is open again. Meanwhile the company has</w:t>
-      </w:r>
-      <w:r>
-        <w:t xml:space="preserve"> </w:t>
-      </w:r>
-      <w:r>
-        <w:t xml:space="preserve">changed shape: founder and CEO Hoan Ton-That resigned in February 2025, and Clearview has</w:t>
-      </w:r>
-      <w:r>
-        <w:t xml:space="preserve"> </w:t>
-      </w:r>
-      <w:r>
-        <w:t xml:space="preserve">pivoted to federal contracts — Immigration and Customs Enforcement, Customs and Border</w:t>
-      </w:r>
-      <w:r>
-        <w:t xml:space="preserve"> </w:t>
-      </w:r>
-      <w:r>
-        <w:t xml:space="preserve">Protection, and the US Army — running through 2026. Its public defense throughout has been</w:t>
-      </w:r>
-      <w:r>
-        <w:t xml:space="preserve"> </w:t>
-      </w:r>
-      <w:r>
-        <w:t xml:space="preserve">that scraping public photographs is protected expression under the First Amendment.</w:t>
+        <w:t xml:space="preserve">13 July 2026 the Seventh Circuit vacated that</w:t>
+      </w:r>
+      <w:r>
+        <w:rPr>
+          <w:bCs/>
+          <w:b/>
+        </w:rPr>
+        <w:t xml:space="preserve"> </w:t>
+      </w:r>
+      <w:r>
+        <w:rPr>
+          <w:bCs/>
+          <w:b/>
+        </w:rPr>
+        <w:t xml:space="preserve">approval</w:t>
+      </w:r>
+      <w:r>
+        <w:t xml:space="preserve"> </w:t>
+      </w:r>
+      <w:r>
+        <w:t xml:space="preserve">on procedural grounds, while pointedly declining to call payment in equity</w:t>
+      </w:r>
+      <w:r>
+        <w:t xml:space="preserve"> </w:t>
+      </w:r>
+      <w:r>
+        <w:t xml:space="preserve">inherently unfair. The case is open again, and the company has pivoted to federal contracts</w:t>
+      </w:r>
+      <w:r>
+        <w:t xml:space="preserve"> </w:t>
+      </w:r>
+      <w:r>
+        <w:t xml:space="preserve">with ICE, Customs and Border Protection, and the US Army.</w:t>
       </w:r>
     </w:p>
     <w:p>
@@ -6957,49 +6053,31 @@
         <w:pStyle w:val="CaseStudy"/>
       </w:pPr>
       <w:r>
-        <w:t xml:space="preserve">The Clearview case crystallizes a broader debate. Facial recognition in public spaces</w:t>
-      </w:r>
-      <w:r>
-        <w:t xml:space="preserve"> </w:t>
-      </w:r>
-      <w:r>
-        <w:t xml:space="preserve">potentially eliminates anonymity in public life — the ability to walk down a street</w:t>
-      </w:r>
-      <w:r>
-        <w:t xml:space="preserve"> </w:t>
-      </w:r>
-      <w:r>
-        <w:t xml:space="preserve">without being identified, which has historically been assumed as a background</w:t>
-      </w:r>
-      <w:r>
-        <w:t xml:space="preserve"> </w:t>
-      </w:r>
-      <w:r>
-        <w:t xml:space="preserve">condition of free movement. Once a government or company can identify any face in</w:t>
-      </w:r>
-      <w:r>
-        <w:t xml:space="preserve"> </w:t>
-      </w:r>
-      <w:r>
-        <w:t xml:space="preserve">any camera footage, the practical distinction between private and public action</w:t>
-      </w:r>
-      <w:r>
-        <w:t xml:space="preserve"> </w:t>
-      </w:r>
-      <w:r>
-        <w:t xml:space="preserve">largely collapses. Facial recognition also has documented accuracy disparities:</w:t>
-      </w:r>
-      <w:r>
-        <w:t xml:space="preserve"> </w:t>
-      </w:r>
-      <w:r>
-        <w:t xml:space="preserve">error rates are significantly higher for darker skin tones and women, raising</w:t>
-      </w:r>
-      <w:r>
-        <w:t xml:space="preserve"> </w:t>
-      </w:r>
-      <w:r>
-        <w:t xml:space="preserve">serious concerns about wrongful identification.</w:t>
+        <w:t xml:space="preserve">Clearview crystallizes a broader debate. Facial recognition in public potentially eliminates</w:t>
+      </w:r>
+      <w:r>
+        <w:t xml:space="preserve"> </w:t>
+      </w:r>
+      <w:r>
+        <w:t xml:space="preserve">anonymity in public life — walking down a street without being identified, long assumed as a</w:t>
+      </w:r>
+      <w:r>
+        <w:t xml:space="preserve"> </w:t>
+      </w:r>
+      <w:r>
+        <w:t xml:space="preserve">background condition of free movement. Once any face in any footage can be identified, the</w:t>
+      </w:r>
+      <w:r>
+        <w:t xml:space="preserve"> </w:t>
+      </w:r>
+      <w:r>
+        <w:t xml:space="preserve">practical distinction between private and public action largely collapses. Error rates are</w:t>
+      </w:r>
+      <w:r>
+        <w:t xml:space="preserve"> </w:t>
+      </w:r>
+      <w:r>
+        <w:t xml:space="preserve">also significantly higher for darker skin tones and women.</w:t>
       </w:r>
     </w:p>
     <w:p>
@@ -7060,25 +6138,25 @@
         <w:t xml:space="preserve"> </w:t>
       </w:r>
       <w:r>
-        <w:t xml:space="preserve">classified for decades. It is the largest employer of mathematicians in the United States.</w:t>
-      </w:r>
-      <w:r>
-        <w:t xml:space="preserve"> </w:t>
-      </w:r>
-      <w:r>
-        <w:t xml:space="preserve">Following 9/11, its surveillance authority dramatically expanded under the PATRIOT Act.</w:t>
-      </w:r>
-      <w:r>
-        <w:t xml:space="preserve"> </w:t>
-      </w:r>
-      <w:r>
-        <w:t xml:space="preserve">The Snowden revelations (2013) disclosed that it collected bulk metadata on virtually all</w:t>
-      </w:r>
-      <w:r>
-        <w:t xml:space="preserve"> </w:t>
-      </w:r>
-      <w:r>
-        <w:t xml:space="preserve">phone calls made by Americans. US Government photo, public domain.</w:t>
+        <w:t xml:space="preserve">classified for decades, and it is the largest employer of mathematicians in the United</w:t>
+      </w:r>
+      <w:r>
+        <w:t xml:space="preserve"> </w:t>
+      </w:r>
+      <w:r>
+        <w:t xml:space="preserve">States. Its authority expanded dramatically under the PATRIOT Act; the Snowden revelations</w:t>
+      </w:r>
+      <w:r>
+        <w:t xml:space="preserve"> </w:t>
+      </w:r>
+      <w:r>
+        <w:t xml:space="preserve">(2013) disclosed that it collected bulk metadata on virtually all phone calls made by</w:t>
+      </w:r>
+      <w:r>
+        <w:t xml:space="preserve"> </w:t>
+      </w:r>
+      <w:r>
+        <w:t xml:space="preserve">Americans. US Government photo, public domain.</w:t>
       </w:r>
     </w:p>
     <w:p>
@@ -7086,55 +6164,43 @@
         <w:pStyle w:val="BodyText"/>
       </w:pPr>
       <w:r>
-        <w:t xml:space="preserve">Predictive policing raises similar concerns in a different register. Place-based systems</w:t>
-      </w:r>
-      <w:r>
-        <w:t xml:space="preserve"> </w:t>
-      </w:r>
-      <w:r>
-        <w:t xml:space="preserve">(like PredPol) use historical crime data to predict where crime is likely to occur.</w:t>
-      </w:r>
-      <w:r>
-        <w:t xml:space="preserve"> </w:t>
-      </w:r>
-      <w:r>
-        <w:t xml:space="preserve">Person-based systems predict which individuals are likely to commit or become victims of</w:t>
-      </w:r>
-      <w:r>
-        <w:t xml:space="preserve"> </w:t>
-      </w:r>
-      <w:r>
-        <w:t xml:space="preserve">crimes. Both types face a fundamental problem: if police deploy more resources to predicted</w:t>
-      </w:r>
-      <w:r>
-        <w:t xml:space="preserve"> </w:t>
-      </w:r>
-      <w:r>
-        <w:t xml:space="preserve">hotspots, they make more arrests there, which feeds more data back into the model,</w:t>
-      </w:r>
-      <w:r>
-        <w:t xml:space="preserve"> </w:t>
-      </w:r>
-      <w:r>
-        <w:t xml:space="preserve">which predicts even more crime in those areas — a feedback loop that encodes and amplifies</w:t>
-      </w:r>
-      <w:r>
-        <w:t xml:space="preserve"> </w:t>
-      </w:r>
-      <w:r>
-        <w:t xml:space="preserve">existing patterns of enforcement, including any racial or socioeconomic biases built into</w:t>
-      </w:r>
-      <w:r>
-        <w:t xml:space="preserve"> </w:t>
-      </w:r>
-      <w:r>
-        <w:t xml:space="preserve">historical data. The Los Angeles Police Department terminated its use of PredPol in 2020</w:t>
-      </w:r>
-      <w:r>
-        <w:t xml:space="preserve"> </w:t>
-      </w:r>
-      <w:r>
-        <w:t xml:space="preserve">following investigations into its disparate impact on communities of color.</w:t>
+        <w:t xml:space="preserve">Predictive policing raises similar concerns in a different register. Place-based systems like</w:t>
+      </w:r>
+      <w:r>
+        <w:t xml:space="preserve"> </w:t>
+      </w:r>
+      <w:r>
+        <w:t xml:space="preserve">PredPol predict where crime will occur; person-based systems predict who will commit or suffer</w:t>
+      </w:r>
+      <w:r>
+        <w:t xml:space="preserve"> </w:t>
+      </w:r>
+      <w:r>
+        <w:t xml:space="preserve">it. Both face a fundamental problem: sending more police to predicted hotspots produces more</w:t>
+      </w:r>
+      <w:r>
+        <w:t xml:space="preserve"> </w:t>
+      </w:r>
+      <w:r>
+        <w:t xml:space="preserve">arrests there, which feeds the model, which predicts still more crime there — a feedback loop</w:t>
+      </w:r>
+      <w:r>
+        <w:t xml:space="preserve"> </w:t>
+      </w:r>
+      <w:r>
+        <w:t xml:space="preserve">that amplifies existing enforcement patterns, including any racial or socioeconomic bias in the</w:t>
+      </w:r>
+      <w:r>
+        <w:t xml:space="preserve"> </w:t>
+      </w:r>
+      <w:r>
+        <w:t xml:space="preserve">historical data. The LAPD terminated PredPol in 2020 after investigations into its disparate</w:t>
+      </w:r>
+      <w:r>
+        <w:t xml:space="preserve"> </w:t>
+      </w:r>
+      <w:r>
+        <w:t xml:space="preserve">impact on communities of color.</w:t>
       </w:r>
     </w:p>
     <w:bookmarkEnd w:id="60"/>
@@ -7152,25 +6218,19 @@
         <w:pStyle w:val="FirstParagraph"/>
       </w:pPr>
       <w:r>
-        <w:t xml:space="preserve">If the question is not whether surveillance is ever legitimate — most people accept that</w:t>
-      </w:r>
-      <w:r>
-        <w:t xml:space="preserve"> </w:t>
-      </w:r>
-      <w:r>
-        <w:t xml:space="preserve">it is, under appropriate conditions — but when and under what constraints, what principles</w:t>
-      </w:r>
-      <w:r>
-        <w:t xml:space="preserve"> </w:t>
-      </w:r>
-      <w:r>
-        <w:t xml:space="preserve">should govern it? Scholars and policymakers have converged on several requirements for</w:t>
-      </w:r>
-      <w:r>
-        <w:t xml:space="preserve"> </w:t>
-      </w:r>
-      <w:r>
-        <w:t xml:space="preserve">surveillance to be compatible with democratic governance.</w:t>
+        <w:t xml:space="preserve">If the question is not whether surveillance is ever legitimate — most people accept that it</w:t>
+      </w:r>
+      <w:r>
+        <w:t xml:space="preserve"> </w:t>
+      </w:r>
+      <w:r>
+        <w:t xml:space="preserve">is, under appropriate conditions — but when and under what constraints, what principles should</w:t>
+      </w:r>
+      <w:r>
+        <w:t xml:space="preserve"> </w:t>
+      </w:r>
+      <w:r>
+        <w:t xml:space="preserve">govern it? Scholars and policymakers have converged on several requirements.</w:t>
       </w:r>
     </w:p>
     <w:p>
@@ -7577,37 +6637,31 @@
         <w:pStyle w:val="BodyText"/>
       </w:pPr>
       <w:r>
-        <w:t xml:space="preserve">These principles do not resolve every case — they provide a framework for evaluating</w:t>
-      </w:r>
-      <w:r>
-        <w:t xml:space="preserve"> </w:t>
-      </w:r>
-      <w:r>
-        <w:t xml:space="preserve">specific proposals. Notice that the post-9/11 NSA programs revealed by Snowden violated</w:t>
-      </w:r>
-      <w:r>
-        <w:t xml:space="preserve"> </w:t>
-      </w:r>
-      <w:r>
-        <w:t xml:space="preserve">most of them: bulk collection exceeded minimization requirements; the FISA court operated</w:t>
-      </w:r>
-      <w:r>
-        <w:t xml:space="preserve"> </w:t>
-      </w:r>
-      <w:r>
-        <w:t xml:space="preserve">in secret, compromising transparency; programs expanded beyond their original authorization</w:t>
-      </w:r>
-      <w:r>
-        <w:t xml:space="preserve"> </w:t>
-      </w:r>
-      <w:r>
-        <w:t xml:space="preserve">without congressional reauthorization. The same analysis can be applied to facial</w:t>
-      </w:r>
-      <w:r>
-        <w:t xml:space="preserve"> </w:t>
-      </w:r>
-      <w:r>
-        <w:t xml:space="preserve">recognition deployments, workplace monitoring systems, or data broker practices.</w:t>
+        <w:t xml:space="preserve">These principles do not resolve every case; they provide a framework for evaluating specific</w:t>
+      </w:r>
+      <w:r>
+        <w:t xml:space="preserve"> </w:t>
+      </w:r>
+      <w:r>
+        <w:t xml:space="preserve">proposals. The post-9/11 NSA programs revealed by Snowden violated most of them: bulk</w:t>
+      </w:r>
+      <w:r>
+        <w:t xml:space="preserve"> </w:t>
+      </w:r>
+      <w:r>
+        <w:t xml:space="preserve">collection exceeded minimization; the FISA court operated in secret, compromising</w:t>
+      </w:r>
+      <w:r>
+        <w:t xml:space="preserve"> </w:t>
+      </w:r>
+      <w:r>
+        <w:t xml:space="preserve">transparency; programs expanded beyond their original authorization. The same analysis applies</w:t>
+      </w:r>
+      <w:r>
+        <w:t xml:space="preserve"> </w:t>
+      </w:r>
+      <w:r>
+        <w:t xml:space="preserve">to facial recognition deployments, workplace monitoring, or data broker practices.</w:t>
       </w:r>
     </w:p>
     <w:p>
@@ -7615,37 +6669,31 @@
         <w:pStyle w:val="BodyText"/>
       </w:pPr>
       <w:r>
-        <w:t xml:space="preserve">Finally, it is worth noting that surveillance "tensions" — individual versus collective,</w:t>
-      </w:r>
-      <w:r>
-        <w:t xml:space="preserve"> </w:t>
-      </w:r>
-      <w:r>
-        <w:t xml:space="preserve">present versus future, transparency versus privacy, innovation versus protection — cannot</w:t>
-      </w:r>
-      <w:r>
-        <w:t xml:space="preserve"> </w:t>
-      </w:r>
-      <w:r>
-        <w:t xml:space="preserve">be permanently resolved. They must be navigated continuously, case by case, in light of</w:t>
-      </w:r>
-      <w:r>
-        <w:t xml:space="preserve"> </w:t>
-      </w:r>
-      <w:r>
-        <w:t xml:space="preserve">specific technologies, specific threats, and specific political contexts. The goal of</w:t>
-      </w:r>
-      <w:r>
-        <w:t xml:space="preserve"> </w:t>
-      </w:r>
-      <w:r>
-        <w:t xml:space="preserve">democratic oversight is not to reach a final answer but to ensure the process of</w:t>
-      </w:r>
-      <w:r>
-        <w:t xml:space="preserve"> </w:t>
-      </w:r>
-      <w:r>
-        <w:t xml:space="preserve">navigation remains accountable, transparent, and subject to revision.</w:t>
+        <w:t xml:space="preserve">Surveillance "tensions" — individual versus collective, present versus future, transparency</w:t>
+      </w:r>
+      <w:r>
+        <w:t xml:space="preserve"> </w:t>
+      </w:r>
+      <w:r>
+        <w:t xml:space="preserve">versus privacy, innovation versus protection — cannot be permanently resolved. They must be</w:t>
+      </w:r>
+      <w:r>
+        <w:t xml:space="preserve"> </w:t>
+      </w:r>
+      <w:r>
+        <w:t xml:space="preserve">navigated case by case, in light of specific technologies, threats, and political contexts.</w:t>
+      </w:r>
+      <w:r>
+        <w:t xml:space="preserve"> </w:t>
+      </w:r>
+      <w:r>
+        <w:t xml:space="preserve">The goal of democratic oversight is not a final answer but a process of navigation that stays</w:t>
+      </w:r>
+      <w:r>
+        <w:t xml:space="preserve"> </w:t>
+      </w:r>
+      <w:r>
+        <w:t xml:space="preserve">accountable, transparent, and subject to revision.</w:t>
       </w:r>
     </w:p>
     <w:p>
@@ -7677,13 +6725,7 @@
         <w:t xml:space="preserve"> </w:t>
       </w:r>
       <w:r>
-        <w:t xml:space="preserve">in your jurisdiction, is it still a right? What tools — trade rules, payment blocking,</w:t>
-      </w:r>
-      <w:r>
-        <w:t xml:space="preserve"> </w:t>
-      </w:r>
-      <w:r>
-        <w:t xml:space="preserve">liability for its customers — would you be willing to use, and at what cost?</w:t>
+        <w:t xml:space="preserve">in your jurisdiction, is it still a right? What tools would you be willing to use instead?</w:t>
       </w:r>
     </w:p>
     <w:p>
@@ -7695,73 +6737,13 @@
         <w:pStyle w:val="Compact"/>
       </w:pPr>
       <w:r>
-        <w:t xml:space="preserve">China's court blacklists bar named individuals from air travel for failing to satisfy a</w:t>
-      </w:r>
-      <w:r>
-        <w:t xml:space="preserve"> </w:t>
-      </w:r>
-      <w:r>
-        <w:t xml:space="preserve">court judgment. American credit scores, no-fly lists, tenant screening reports, and</w:t>
-      </w:r>
-      <w:r>
-        <w:t xml:space="preserve"> </w:t>
-      </w:r>
-      <w:r>
-        <w:t xml:space="preserve">insurance risk ratings all restrict access to goods based on recorded past conduct. Is the</w:t>
-      </w:r>
-      <w:r>
-        <w:t xml:space="preserve"> </w:t>
-      </w:r>
-      <w:r>
-        <w:t xml:space="preserve">difference one of</w:t>
-      </w:r>
-      <w:r>
-        <w:t xml:space="preserve"> </w:t>
-      </w:r>
-      <w:r>
-        <w:rPr>
-          <w:iCs/>
-          <w:i/>
-        </w:rPr>
-        <w:t xml:space="preserve">degree</w:t>
-      </w:r>
-      <w:r>
-        <w:t xml:space="preserve">,</w:t>
-      </w:r>
-      <w:r>
-        <w:t xml:space="preserve"> </w:t>
-      </w:r>
-      <w:r>
-        <w:rPr>
-          <w:iCs/>
-          <w:i/>
-        </w:rPr>
-        <w:t xml:space="preserve">kind</w:t>
-      </w:r>
-      <w:r>
-        <w:t xml:space="preserve">, or</w:t>
-      </w:r>
-      <w:r>
-        <w:t xml:space="preserve"> </w:t>
-      </w:r>
-      <w:r>
-        <w:rPr>
-          <w:iCs/>
-          <w:i/>
-        </w:rPr>
-        <w:t xml:space="preserve">context</w:t>
-      </w:r>
-      <w:r>
-        <w:t xml:space="preserve"> </w:t>
-      </w:r>
-      <w:r>
-        <w:t xml:space="preserve">— and which specific</w:t>
-      </w:r>
-      <w:r>
-        <w:t xml:space="preserve"> </w:t>
-      </w:r>
-      <w:r>
-        <w:t xml:space="preserve">feature makes one more acceptable than the other?</w:t>
+        <w:t xml:space="preserve">Would you accept a facial recognition system that was demonstrably accurate across all</w:t>
+      </w:r>
+      <w:r>
+        <w:t xml:space="preserve"> </w:t>
+      </w:r>
+      <w:r>
+        <w:t xml:space="preserve">demographic groups? If not, what was actually doing the work in your objection?</w:t>
       </w:r>
     </w:p>
     <w:p>
@@ -7773,55 +6755,13 @@
         <w:pStyle w:val="Compact"/>
       </w:pPr>
       <w:r>
-        <w:t xml:space="preserve">Facial recognition and predictive policing both promise real benefits and both carry</w:t>
-      </w:r>
-      <w:r>
-        <w:t xml:space="preserve"> </w:t>
-      </w:r>
-      <w:r>
-        <w:t xml:space="preserve">documented accuracy and bias problems. Would you accept a facial recognition system that</w:t>
-      </w:r>
-      <w:r>
-        <w:t xml:space="preserve"> </w:t>
-      </w:r>
-      <w:r>
-        <w:t xml:space="preserve">was demonstrably accurate across all demographic groups? If not, what was actually doing</w:t>
-      </w:r>
-      <w:r>
-        <w:t xml:space="preserve"> </w:t>
-      </w:r>
-      <w:r>
-        <w:t xml:space="preserve">the work in your objection?</w:t>
-      </w:r>
-    </w:p>
-    <w:p>
-      <w:pPr>
-        <w:numPr>
-          <w:ilvl w:val="0"/>
-          <w:numId w:val="1011"/>
-        </w:numPr>
-        <w:pStyle w:val="Compact"/>
-      </w:pPr>
-      <w:r>
-        <w:t xml:space="preserve">The eight principles of democratic surveillance listed above are mostly procedural —</w:t>
-      </w:r>
-      <w:r>
-        <w:t xml:space="preserve"> </w:t>
-      </w:r>
-      <w:r>
-        <w:t xml:space="preserve">they tell us how surveillance should be governed, not whether specific technologies</w:t>
-      </w:r>
-      <w:r>
-        <w:t xml:space="preserve"> </w:t>
-      </w:r>
-      <w:r>
-        <w:t xml:space="preserve">should be permitted at all. Are there surveillance technologies that should be</w:t>
-      </w:r>
-      <w:r>
-        <w:t xml:space="preserve"> </w:t>
-      </w:r>
-      <w:r>
-        <w:t xml:space="preserve">prohibited categorically, regardless of procedural safeguards? What would your</w:t>
+        <w:t xml:space="preserve">The eight principles above are mostly procedural. Are there surveillance technologies</w:t>
+      </w:r>
+      <w:r>
+        <w:t xml:space="preserve"> </w:t>
+      </w:r>
+      <w:r>
+        <w:t xml:space="preserve">that should be prohibited categorically, regardless of safeguards? What would your</w:t>
       </w:r>
       <w:r>
         <w:t xml:space="preserve"> </w:t>
@@ -7848,61 +6788,43 @@
         <w:pStyle w:val="FirstParagraph"/>
       </w:pPr>
       <w:r>
-        <w:t xml:space="preserve">This chapter has traced privacy from its philosophical foundations through its historical</w:t>
-      </w:r>
-      <w:r>
-        <w:t xml:space="preserve"> </w:t>
-      </w:r>
-      <w:r>
-        <w:t xml:space="preserve">transformation by successive waves of information technology, to the concrete challenges</w:t>
-      </w:r>
-      <w:r>
-        <w:t xml:space="preserve"> </w:t>
-      </w:r>
-      <w:r>
-        <w:t xml:space="preserve">posed today by surveillance capitalism, the data broker economy, authoritarian states, and democratic governments</w:t>
-      </w:r>
-      <w:r>
-        <w:t xml:space="preserve"> </w:t>
-      </w:r>
-      <w:r>
-        <w:t xml:space="preserve">navigating the genuine tension between security and liberty. Privacy is neither a simple</w:t>
-      </w:r>
-      <w:r>
-        <w:t xml:space="preserve"> </w:t>
-      </w:r>
-      <w:r>
-        <w:t xml:space="preserve">right nor a minor interest: it is a condition for autonomy, intimacy, democracy, and the</w:t>
-      </w:r>
-      <w:r>
-        <w:t xml:space="preserve"> </w:t>
-      </w:r>
-      <w:r>
-        <w:t xml:space="preserve">very possibility of being a self. The technologies that threaten it are powerful, pervasive,</w:t>
-      </w:r>
-      <w:r>
-        <w:t xml:space="preserve"> </w:t>
-      </w:r>
-      <w:r>
-        <w:t xml:space="preserve">and mostly invisible — operating at scales and speeds that exceed human oversight. The</w:t>
-      </w:r>
-      <w:r>
-        <w:t xml:space="preserve"> </w:t>
-      </w:r>
-      <w:r>
-        <w:t xml:space="preserve">frameworks reviewed here — contextual integrity, Fair Information Principles, GDPR,</w:t>
-      </w:r>
-      <w:r>
-        <w:t xml:space="preserve"> </w:t>
-      </w:r>
-      <w:r>
-        <w:t xml:space="preserve">democratic surveillance principles — are imperfect but important tools for preserving</w:t>
-      </w:r>
-      <w:r>
-        <w:t xml:space="preserve"> </w:t>
-      </w:r>
-      <w:r>
-        <w:t xml:space="preserve">something worth preserving.</w:t>
+        <w:t xml:space="preserve">This chapter has traced privacy from its philosophical foundations through its transformation</w:t>
+      </w:r>
+      <w:r>
+        <w:t xml:space="preserve"> </w:t>
+      </w:r>
+      <w:r>
+        <w:t xml:space="preserve">by successive waves of information technology, to the challenges posed by surveillance</w:t>
+      </w:r>
+      <w:r>
+        <w:t xml:space="preserve"> </w:t>
+      </w:r>
+      <w:r>
+        <w:t xml:space="preserve">capitalism, data brokers, authoritarian states, and democracies navigating the tension between</w:t>
+      </w:r>
+      <w:r>
+        <w:t xml:space="preserve"> </w:t>
+      </w:r>
+      <w:r>
+        <w:t xml:space="preserve">security and liberty. Privacy is neither a simple right nor a minor interest: it is a condition</w:t>
+      </w:r>
+      <w:r>
+        <w:t xml:space="preserve"> </w:t>
+      </w:r>
+      <w:r>
+        <w:t xml:space="preserve">for autonomy, intimacy, democracy, and the very possibility of being a self. The frameworks</w:t>
+      </w:r>
+      <w:r>
+        <w:t xml:space="preserve"> </w:t>
+      </w:r>
+      <w:r>
+        <w:t xml:space="preserve">reviewed here — contextual integrity, Fair Information Principles, GDPR, democratic</w:t>
+      </w:r>
+      <w:r>
+        <w:t xml:space="preserve"> </w:t>
+      </w:r>
+      <w:r>
+        <w:t xml:space="preserve">surveillance principles — are imperfect but important tools.</w:t>
       </w:r>
     </w:p>
     <w:p>
@@ -7932,25 +6854,19 @@
         <w:t xml:space="preserve"> </w:t>
       </w:r>
       <w:r>
-        <w:t xml:space="preserve">(Helen Nissenbaum): Privacy is not about secrecy</w:t>
-      </w:r>
-      <w:r>
-        <w:t xml:space="preserve"> </w:t>
-      </w:r>
-      <w:r>
-        <w:t xml:space="preserve">but about appropriate information flows. A violation occurs when information moves to a</w:t>
-      </w:r>
-      <w:r>
-        <w:t xml:space="preserve"> </w:t>
-      </w:r>
-      <w:r>
-        <w:t xml:space="preserve">context where it does not belong — medical records to employers, private messages to</w:t>
-      </w:r>
-      <w:r>
-        <w:t xml:space="preserve"> </w:t>
-      </w:r>
-      <w:r>
-        <w:t xml:space="preserve">strangers, location data to advertisers.</w:t>
+        <w:t xml:space="preserve">(Helen Nissenbaum): privacy is not about secrecy but</w:t>
+      </w:r>
+      <w:r>
+        <w:t xml:space="preserve"> </w:t>
+      </w:r>
+      <w:r>
+        <w:t xml:space="preserve">about appropriate information flows, and a violation occurs when information moves to a</w:t>
+      </w:r>
+      <w:r>
+        <w:t xml:space="preserve"> </w:t>
+      </w:r>
+      <w:r>
+        <w:t xml:space="preserve">context where it does not belong.</w:t>
       </w:r>
     </w:p>
     <w:p>
@@ -7966,25 +6882,25 @@
           <w:bCs/>
           <w:b/>
         </w:rPr>
-        <w:t xml:space="preserve">Instrumental arguments for privacy</w:t>
-      </w:r>
-      <w:r>
-        <w:t xml:space="preserve"> </w:t>
-      </w:r>
-      <w:r>
-        <w:t xml:space="preserve">hold that it serves autonomy,</w:t>
-      </w:r>
-      <w:r>
-        <w:t xml:space="preserve"> </w:t>
-      </w:r>
-      <w:r>
-        <w:t xml:space="preserve">intimacy, democracy, security, and power balance. Even someone skeptical of privacy</w:t>
-      </w:r>
-      <w:r>
-        <w:t xml:space="preserve"> </w:t>
-      </w:r>
-      <w:r>
-        <w:t xml:space="preserve">as an end in itself should value what privacy makes possible.</w:t>
+        <w:t xml:space="preserve">Instrumental arguments</w:t>
+      </w:r>
+      <w:r>
+        <w:t xml:space="preserve"> </w:t>
+      </w:r>
+      <w:r>
+        <w:t xml:space="preserve">hold that privacy serves autonomy, intimacy,</w:t>
+      </w:r>
+      <w:r>
+        <w:t xml:space="preserve"> </w:t>
+      </w:r>
+      <w:r>
+        <w:t xml:space="preserve">democracy, security, and power balance, so even someone skeptical of privacy as an end in</w:t>
+      </w:r>
+      <w:r>
+        <w:t xml:space="preserve"> </w:t>
+      </w:r>
+      <w:r>
+        <w:t xml:space="preserve">itself should value what it makes possible.</w:t>
       </w:r>
     </w:p>
     <w:p>
@@ -8006,31 +6922,19 @@
         <w:t xml:space="preserve"> </w:t>
       </w:r>
       <w:r>
-        <w:t xml:space="preserve">(1890) borrowed Judge Thomas Cooley's phrase "the right</w:t>
-      </w:r>
-      <w:r>
-        <w:t xml:space="preserve"> </w:t>
-      </w:r>
-      <w:r>
-        <w:t xml:space="preserve">to be let alone" and made it famous,</w:t>
-      </w:r>
-      <w:r>
-        <w:t xml:space="preserve"> </w:t>
-      </w:r>
-      <w:r>
-        <w:t xml:space="preserve">launching the modern legal concept of privacy in response to invasive photography and</w:t>
-      </w:r>
-      <w:r>
-        <w:t xml:space="preserve"> </w:t>
-      </w:r>
-      <w:r>
-        <w:t xml:space="preserve">tabloid journalism — a pattern (new technology, new privacy threat, new legal response)</w:t>
-      </w:r>
-      <w:r>
-        <w:t xml:space="preserve"> </w:t>
-      </w:r>
-      <w:r>
-        <w:t xml:space="preserve">that has repeated across every subsequent information revolution.</w:t>
+        <w:t xml:space="preserve">(1890) borrowed Judge Thomas Cooley's phrase "the</w:t>
+      </w:r>
+      <w:r>
+        <w:t xml:space="preserve"> </w:t>
+      </w:r>
+      <w:r>
+        <w:t xml:space="preserve">right to be let alone" and made it famous, launching modern privacy law in response to</w:t>
+      </w:r>
+      <w:r>
+        <w:t xml:space="preserve"> </w:t>
+      </w:r>
+      <w:r>
+        <w:t xml:space="preserve">invasive photography — a pattern repeated with every later information revolution.</w:t>
       </w:r>
     </w:p>
     <w:p>
@@ -8052,25 +6956,19 @@
         <w:t xml:space="preserve"> </w:t>
       </w:r>
       <w:r>
-        <w:t xml:space="preserve">is sectoral (HIPAA, FERPA, COPPA, etc.) and lacks</w:t>
-      </w:r>
-      <w:r>
-        <w:t xml:space="preserve"> </w:t>
-      </w:r>
-      <w:r>
-        <w:t xml:space="preserve">comprehensive federal protection for personal data held by private companies. The EU's</w:t>
-      </w:r>
-      <w:r>
-        <w:t xml:space="preserve"> </w:t>
-      </w:r>
-      <w:r>
-        <w:t xml:space="preserve">GDPR represents the most ambitious alternative: a comprehensive right with real</w:t>
-      </w:r>
-      <w:r>
-        <w:t xml:space="preserve"> </w:t>
-      </w:r>
-      <w:r>
-        <w:t xml:space="preserve">enforcement, including fines of up to 4% of global revenue.</w:t>
+        <w:t xml:space="preserve">is sectoral (HIPAA, FERPA, COPPA) with no comprehensive</w:t>
+      </w:r>
+      <w:r>
+        <w:t xml:space="preserve"> </w:t>
+      </w:r>
+      <w:r>
+        <w:t xml:space="preserve">federal protection for personal data held by private companies, while the EU's GDPR is the</w:t>
+      </w:r>
+      <w:r>
+        <w:t xml:space="preserve"> </w:t>
+      </w:r>
+      <w:r>
+        <w:t xml:space="preserve">ambitious alternative, with fines up to 4% of global revenue.</w:t>
       </w:r>
     </w:p>
     <w:p>
@@ -8092,25 +6990,19 @@
         <w:t xml:space="preserve"> </w:t>
       </w:r>
       <w:r>
-        <w:t xml:space="preserve">(Shoshana Zuboff): The dominant business model</w:t>
-      </w:r>
-      <w:r>
-        <w:t xml:space="preserve"> </w:t>
-      </w:r>
-      <w:r>
-        <w:t xml:space="preserve">of free internet services treats human experience as raw material, harvesting "behavioral</w:t>
-      </w:r>
-      <w:r>
-        <w:t xml:space="preserve"> </w:t>
-      </w:r>
-      <w:r>
-        <w:t xml:space="preserve">surplus" to build prediction products that can modify behavior at scale — going beyond</w:t>
-      </w:r>
-      <w:r>
-        <w:t xml:space="preserve"> </w:t>
-      </w:r>
-      <w:r>
-        <w:t xml:space="preserve">data collection to behavioral control.</w:t>
+        <w:t xml:space="preserve">(Shoshana Zuboff): free internet services treat</w:t>
+      </w:r>
+      <w:r>
+        <w:t xml:space="preserve"> </w:t>
+      </w:r>
+      <w:r>
+        <w:t xml:space="preserve">human experience as raw material, harvesting "behavioral surplus" into prediction products</w:t>
+      </w:r>
+      <w:r>
+        <w:t xml:space="preserve"> </w:t>
+      </w:r>
+      <w:r>
+        <w:t xml:space="preserve">that go beyond collection to behavioral modification at scale.</w:t>
       </w:r>
     </w:p>
     <w:p>
@@ -8132,25 +7024,19 @@
         <w:t xml:space="preserve"> </w:t>
       </w:r>
       <w:r>
-        <w:t xml:space="preserve">(Bentham/Foucault): Power operates through internalized</w:t>
-      </w:r>
-      <w:r>
-        <w:t xml:space="preserve"> </w:t>
-      </w:r>
-      <w:r>
-        <w:t xml:space="preserve">self-regulation, not just direct coercion. The mere possibility of being observed is</w:t>
-      </w:r>
-      <w:r>
-        <w:t xml:space="preserve"> </w:t>
-      </w:r>
-      <w:r>
-        <w:t xml:space="preserve">enough to change behavior — the mechanism behind the chilling effect that makes mass</w:t>
-      </w:r>
-      <w:r>
-        <w:t xml:space="preserve"> </w:t>
-      </w:r>
-      <w:r>
-        <w:t xml:space="preserve">surveillance a threat to free expression even when no one is arrested.</w:t>
+        <w:t xml:space="preserve">(Bentham/Foucault): the mere possibility of being observed</w:t>
+      </w:r>
+      <w:r>
+        <w:t xml:space="preserve"> </w:t>
+      </w:r>
+      <w:r>
+        <w:t xml:space="preserve">is enough to change behavior — the chilling effect that makes mass surveillance a threat</w:t>
+      </w:r>
+      <w:r>
+        <w:t xml:space="preserve"> </w:t>
+      </w:r>
+      <w:r>
+        <w:t xml:space="preserve">to free expression even when no one is arrested.</w:t>
       </w:r>
     </w:p>
     <w:p>
@@ -8172,37 +7058,25 @@
         <w:t xml:space="preserve"> </w:t>
       </w:r>
       <w:r>
-        <w:t xml:space="preserve">buy, merge, and resell personal information about people</w:t>
-      </w:r>
-      <w:r>
-        <w:t xml:space="preserve"> </w:t>
-      </w:r>
-      <w:r>
-        <w:t xml:space="preserve">they have no relationship with. The industry cannot be measured to better than about a</w:t>
-      </w:r>
-      <w:r>
-        <w:t xml:space="preserve"> </w:t>
-      </w:r>
-      <w:r>
-        <w:t xml:space="preserve">fifth of its own size, 581 brokers are registered in California alone, and regulation is</w:t>
-      </w:r>
-      <w:r>
-        <w:t xml:space="preserve"> </w:t>
-      </w:r>
-      <w:r>
-        <w:t xml:space="preserve">diverging: California's DROP deletion platform binds registered brokers from August 2026,</w:t>
-      </w:r>
-      <w:r>
-        <w:t xml:space="preserve"> </w:t>
-      </w:r>
-      <w:r>
-        <w:t xml:space="preserve">while the proposed federal rule that would have covered them under the Fair Credit</w:t>
-      </w:r>
-      <w:r>
-        <w:t xml:space="preserve"> </w:t>
-      </w:r>
-      <w:r>
-        <w:t xml:space="preserve">Reporting Act was withdrawn in May 2025.</w:t>
+        <w:t xml:space="preserve">resell personal information about people they have no</w:t>
+      </w:r>
+      <w:r>
+        <w:t xml:space="preserve"> </w:t>
+      </w:r>
+      <w:r>
+        <w:t xml:space="preserve">relationship with, in an industry that cannot be measured to better than about a fifth of</w:t>
+      </w:r>
+      <w:r>
+        <w:t xml:space="preserve"> </w:t>
+      </w:r>
+      <w:r>
+        <w:t xml:space="preserve">its own size: California's DROP deletion platform binds registered brokers from August</w:t>
+      </w:r>
+      <w:r>
+        <w:t xml:space="preserve"> </w:t>
+      </w:r>
+      <w:r>
+        <w:t xml:space="preserve">2026, while the proposed federal Fair Credit Reporting Act rule was withdrawn in May 2025.</w:t>
       </w:r>
     </w:p>
     <w:p>
@@ -8224,43 +7098,31 @@
         <w:t xml:space="preserve"> </w:t>
       </w:r>
       <w:r>
-        <w:t xml:space="preserve">(China, Russia, others) uses overlapping</w:t>
-      </w:r>
-      <w:r>
-        <w:t xml:space="preserve"> </w:t>
-      </w:r>
-      <w:r>
-        <w:t xml:space="preserve">systems — cameras, databases, AI, spyware — to achieve comprehensive social control.</w:t>
-      </w:r>
-      <w:r>
-        <w:t xml:space="preserve"> </w:t>
-      </w:r>
-      <w:r>
-        <w:t xml:space="preserve">The Western picture of a unified Chinese "citizen score" is largely a misconception: the</w:t>
-      </w:r>
-      <w:r>
-        <w:t xml:space="preserve"> </w:t>
-      </w:r>
-      <w:r>
-        <w:t xml:space="preserve">reality is court blacklists, regulatory records, and mostly abandoned local pilots. The</w:t>
-      </w:r>
-      <w:r>
-        <w:t xml:space="preserve"> </w:t>
-      </w:r>
-      <w:r>
-        <w:t xml:space="preserve">surveillance is real; the score mostly is not. The export of this technology through</w:t>
-      </w:r>
-      <w:r>
-        <w:t xml:space="preserve"> </w:t>
-      </w:r>
-      <w:r>
-        <w:t xml:space="preserve">China's Belt and Road Initiative raises concerns about the global normalization of mass</w:t>
-      </w:r>
-      <w:r>
-        <w:t xml:space="preserve"> </w:t>
-      </w:r>
-      <w:r>
-        <w:t xml:space="preserve">surveillance.</w:t>
+        <w:t xml:space="preserve">(China, Russia, others) combines cameras,</w:t>
+      </w:r>
+      <w:r>
+        <w:t xml:space="preserve"> </w:t>
+      </w:r>
+      <w:r>
+        <w:t xml:space="preserve">databases, AI, and spyware into social control, though the Western picture of a unified</w:t>
+      </w:r>
+      <w:r>
+        <w:t xml:space="preserve"> </w:t>
+      </w:r>
+      <w:r>
+        <w:t xml:space="preserve">Chinese "citizen score" is largely a misconception — court blacklists, regulatory records,</w:t>
+      </w:r>
+      <w:r>
+        <w:t xml:space="preserve"> </w:t>
+      </w:r>
+      <w:r>
+        <w:t xml:space="preserve">and mostly abandoned local pilots are the reality, so the surveillance is real while the</w:t>
+      </w:r>
+      <w:r>
+        <w:t xml:space="preserve"> </w:t>
+      </w:r>
+      <w:r>
+        <w:t xml:space="preserve">score mostly is not.</w:t>
       </w:r>
     </w:p>
     <w:p>
@@ -8300,13 +7162,7 @@
         <w:t xml:space="preserve"> </w:t>
       </w:r>
       <w:r>
-        <w:t xml:space="preserve">unequal distribution of surveillance across social groups. None of these require the</w:t>
-      </w:r>
-      <w:r>
-        <w:t xml:space="preserve"> </w:t>
-      </w:r>
-      <w:r>
-        <w:t xml:space="preserve">target to have done anything wrong.</w:t>
+        <w:t xml:space="preserve">unequal distribution of surveillance.</w:t>
       </w:r>
     </w:p>
     <w:p>
@@ -8340,13 +7196,13 @@
         <w:t xml:space="preserve"> </w:t>
       </w:r>
       <w:r>
-        <w:t xml:space="preserve">sunset clauses. These principles cannot fully resolve the security-liberty tension, but</w:t>
-      </w:r>
-      <w:r>
-        <w:t xml:space="preserve"> </w:t>
-      </w:r>
-      <w:r>
-        <w:t xml:space="preserve">they provide a framework for navigating it without sacrificing either.</w:t>
+        <w:t xml:space="preserve">sunset clauses — a framework for navigating the security-liberty tension rather than</w:t>
+      </w:r>
+      <w:r>
+        <w:t xml:space="preserve"> </w:t>
+      </w:r>
+      <w:r>
+        <w:t xml:space="preserve">resolving it.</w:t>
       </w:r>
     </w:p>
     <w:bookmarkEnd w:id="64"/>
